--- a/docs/NAICS_All SOP.docx
+++ b/docs/NAICS_All SOP.docx
@@ -255,7 +255,11 @@
     </w:p>
     <w:p>
       <w:r>
-        <w:t>For the roughly 26% of contracts that cover several distinct services or industries (~1,570 per year across the team), DRS will classify each distinct service/industry and assign a NAICS code for each. This adds an estimated 4.5 minutes per multi-code contract, which works out to approximately 0.7 hours per staff member per week.</w:t>
+        <w:t xml:space="preserve">For the roughly 26% of contracts that cover several distinct services or industries (~1,570 per year across the team), DRS will classify each distinct service/industry and assign a </w:t>
+      </w:r>
+      <w:r>
+        <w:lastRenderedPageBreak/>
+        <w:t>NAICS code for each. This adds an estimated 4.5 minutes per multi-code contract, which works out to approximately 0.7 hours per staff member per week.</w:t>
       </w:r>
     </w:p>
     <w:p>
@@ -280,14 +284,14 @@
           <w:b/>
           <w:bCs/>
         </w:rPr>
-        <w:t xml:space="preserve">Decision Rule: When </w:t>
+        <w:t>Decision Rule</w:t>
       </w:r>
       <w:r>
         <w:rPr>
           <w:b/>
           <w:bCs/>
         </w:rPr>
-        <w:t>to Assign Multiple Codes</w:t>
+        <w:t>s</w:t>
       </w:r>
     </w:p>
     <w:p>
@@ -553,338 +557,255 @@
       <w:pPr>
         <w:pStyle w:val="Heading3"/>
       </w:pPr>
-      <w:bookmarkStart w:id="10" w:name="DefiningDistinct"/>
-      <w:bookmarkEnd w:id="10"/>
-      <w:r>
-        <w:t>2.4 Defining a Distinct Industry or Service</w:t>
-      </w:r>
-    </w:p>
-    <w:p>
-      <w:r>
-        <w:t xml:space="preserve">NAICS_All captures each </w:t>
-      </w:r>
-      <w:r>
-        <w:rPr>
-          <w:i/>
-          <w:iCs/>
-        </w:rPr>
-        <w:t>fundamentally different</w:t>
-      </w:r>
-      <w:r>
-        <w:t xml:space="preserve"> type of work performed by workers under a contract. A “distinct industry” does not mean </w:t>
-      </w:r>
-      <w:r>
-        <w:t xml:space="preserve">work that </w:t>
-      </w:r>
-      <w:r>
-        <w:t>“</w:t>
-      </w:r>
-      <w:r>
-        <w:t xml:space="preserve">could feasibly be classified under a different six-digit code.” </w:t>
-      </w:r>
-      <w:r>
-        <w:t xml:space="preserve"> </w:t>
-      </w:r>
-      <w:r>
-        <w:t>It means that the types of work are different enough that a researcher searching for one would not expect to also find the other.</w:t>
-      </w:r>
-    </w:p>
-    <w:p>
-      <w:pPr>
-        <w:rPr>
-          <w:i/>
-          <w:iCs/>
-        </w:rPr>
-      </w:pPr>
-      <w:r>
-        <w:rPr>
-          <w:b/>
-          <w:bCs/>
-        </w:rPr>
-        <w:t>Private sector:</w:t>
-      </w:r>
-      <w:r>
-        <w:t xml:space="preserve"> A distinct industry is a fundamentally different line of business. The practical test: should these activities appear in different industry searches? </w:t>
-      </w:r>
-      <w:r>
-        <w:t>For example, a dairy plant that both produces and distributes milk covers two distinct industries: someone searching for dairy manufacturing and someone searching for wholesale distribution are asking different questions.</w:t>
-      </w:r>
-      <w:commentRangeStart w:id="11"/>
-      <w:r>
-        <w:t xml:space="preserve"> But a dairy plant that produces fluid milk and creamery butter is doing one type of work (dairy manufacturing) that would be found by the same search. </w:t>
-      </w:r>
-      <w:r>
-        <w:rPr>
-          <w:i/>
-          <w:iCs/>
-        </w:rPr>
-        <w:t>DRS should not spend time distinguishing between closely related activities within the same type of work.</w:t>
-      </w:r>
-      <w:commentRangeEnd w:id="11"/>
-      <w:r>
-        <w:rPr>
-          <w:rStyle w:val="CommentReference"/>
-          <w:i/>
-          <w:iCs/>
-          <w:sz w:val="24"/>
-          <w:szCs w:val="24"/>
-        </w:rPr>
-        <w:commentReference w:id="11"/>
-      </w:r>
-    </w:p>
-    <w:p>
-      <w:r>
-        <w:rPr>
-          <w:b/>
-          <w:bCs/>
-        </w:rPr>
-        <w:t>Public sector:</w:t>
-      </w:r>
-      <w:r>
-        <w:t xml:space="preserve"> Each service category in the handbook represents a distinct public service. DRS should ensure that every service category clearly present in the contract is captured, not that every sub-variation within a service </w:t>
-      </w:r>
-      <w:r>
-        <w:t>connects</w:t>
-      </w:r>
-      <w:r>
-        <w:t xml:space="preserve"> to its own code.</w:t>
-      </w:r>
-    </w:p>
-    <w:p>
-      <w:pPr>
-        <w:pStyle w:val="Heading3"/>
-      </w:pPr>
-      <w:bookmarkStart w:id="12" w:name="Specificity"/>
-      <w:bookmarkEnd w:id="12"/>
-      <w:r>
-        <w:t xml:space="preserve">2.5 Level of Specificity </w:t>
-      </w:r>
-    </w:p>
-    <w:p>
-      <w:r>
-        <w:t xml:space="preserve">Each distinct type of work gets one NAICS code. DRS should </w:t>
-      </w:r>
-      <w:r>
-        <w:rPr>
-          <w:b/>
-          <w:bCs/>
-        </w:rPr>
-        <w:t>not</w:t>
-      </w:r>
-      <w:r>
-        <w:t xml:space="preserve"> list multiple codes that describe marginally different sub-categories of the same type of work.</w:t>
-      </w:r>
-    </w:p>
-    <w:p>
-      <w:r>
-        <w:rPr>
-          <w:b/>
-          <w:bCs/>
-        </w:rPr>
-        <w:t>Default: use the best-fit six-digit code.</w:t>
-      </w:r>
-      <w:r>
-        <w:t xml:space="preserve"> When you can confidently identify the specific six-digit NAICS code for a type of work, use it.</w:t>
-      </w:r>
-    </w:p>
-    <w:p>
-      <w:r>
-        <w:rPr>
-          <w:b/>
-          <w:bCs/>
-        </w:rPr>
-        <w:t xml:space="preserve">If the six-digit code is uncertain, but the four-digit group is clear: </w:t>
-      </w:r>
-      <w:r>
-        <w:t xml:space="preserve">Use the four-digit prefix with trailing zeroes (e.g., </w:t>
-      </w:r>
-      <w:r>
-        <w:t>221300 for “water and sewage related work” when you cannot confidently choose between 221310</w:t>
-      </w:r>
-      <w:r>
-        <w:t xml:space="preserve">, </w:t>
-      </w:r>
-      <w:r>
-        <w:t>water supply</w:t>
-      </w:r>
-      <w:r>
-        <w:t>,</w:t>
-      </w:r>
-      <w:r>
-        <w:t xml:space="preserve"> and 221320</w:t>
-      </w:r>
-      <w:r>
-        <w:t xml:space="preserve">, </w:t>
-      </w:r>
-      <w:r>
-        <w:t>sewage treatment).</w:t>
-      </w:r>
-      <w:r>
-        <w:t xml:space="preserve"> This is preferable to guessing at a six-digit code or spending significant time on a distinction that does not meaningfully affect query results.</w:t>
-      </w:r>
-    </w:p>
-    <w:p>
-      <w:commentRangeStart w:id="13"/>
-      <w:commentRangeStart w:id="14"/>
-      <w:r>
-        <w:rPr>
-          <w:b/>
-          <w:bCs/>
-        </w:rPr>
-        <w:t>Do not list multiple six-digit codes from the same four-digit group.</w:t>
-      </w:r>
-      <w:r>
-        <w:t xml:space="preserve"> If a contract covers work that could be classified under </w:t>
-      </w:r>
-      <w:r>
-        <w:t>311511, 311512, or 311513, pick the single most representative code. Listing all three adds classification effort without adding query value.</w:t>
-      </w:r>
-      <w:r>
-        <w:t xml:space="preserve"> </w:t>
-      </w:r>
-      <w:commentRangeEnd w:id="13"/>
-      <w:r>
-        <w:rPr>
-          <w:rStyle w:val="CommentReference"/>
-          <w:sz w:val="24"/>
-          <w:szCs w:val="24"/>
-        </w:rPr>
-        <w:commentReference w:id="13"/>
-      </w:r>
-      <w:commentRangeEnd w:id="14"/>
-      <w:r>
-        <w:rPr>
-          <w:rStyle w:val="CommentReference"/>
-          <w:sz w:val="24"/>
-          <w:szCs w:val="24"/>
-        </w:rPr>
-        <w:commentReference w:id="14"/>
-      </w:r>
-    </w:p>
-    <w:p>
-      <w:r>
-        <w:rPr>
-          <w:b/>
-          <w:bCs/>
-        </w:rPr>
-        <w:t xml:space="preserve">“Other” and “Not elsewhere classified” codes </w:t>
-      </w:r>
-      <w:r>
-        <w:t xml:space="preserve">(e.g., 311999, All Other Food Manufacturing) should be used </w:t>
-      </w:r>
-      <w:r>
-        <w:rPr>
-          <w:b/>
-          <w:bCs/>
-        </w:rPr>
-        <w:t>only</w:t>
-      </w:r>
-      <w:r>
-        <w:t xml:space="preserve"> when the work genuinely </w:t>
-      </w:r>
-      <w:r>
-        <w:t>does</w:t>
-      </w:r>
-      <w:r>
-        <w:t xml:space="preserve"> not fit any named category. They should not be used as a shortcut for uncertainty about which specific code to select.</w:t>
-      </w:r>
-    </w:p>
-    <w:p>
-      <w:pPr>
-        <w:pStyle w:val="Heading3"/>
-      </w:pPr>
-      <w:bookmarkStart w:id="15" w:name="ClassifyContract"/>
-      <w:bookmarkEnd w:id="15"/>
-      <w:r>
-        <w:t xml:space="preserve">2.6 Classify the </w:t>
-      </w:r>
-      <w:commentRangeStart w:id="16"/>
-      <w:r>
-        <w:t>Contract, Not the Employer</w:t>
-      </w:r>
-      <w:commentRangeEnd w:id="16"/>
+      <w:commentRangeStart w:id="10"/>
+      <w:r>
+        <w:t>2.4 Level of Precision</w:t>
+      </w:r>
+      <w:commentRangeEnd w:id="10"/>
       <w:r>
         <w:rPr>
           <w:rStyle w:val="CommentReference"/>
           <w:sz w:val="28"/>
           <w:szCs w:val="28"/>
         </w:rPr>
-        <w:commentReference w:id="16"/>
+        <w:commentReference w:id="10"/>
       </w:r>
     </w:p>
     <w:p>
       <w:r>
-        <w:t>NAICS_All should describe the work performed under a specific contract, not the ultimate controlling owner’s</w:t>
-      </w:r>
-      <w:r>
-        <w:t xml:space="preserve"> industry. </w:t>
+        <w:t>For each identified industry or service covered by the contract, use the most precise NAICS code that is clearly supported by the contract text.</w:t>
       </w:r>
     </w:p>
     <w:p>
-      <w:commentRangeStart w:id="17"/>
-      <w:r>
-        <w:t xml:space="preserve">For example, a grocery retailer’s warehouse contract should be classified under </w:t>
-      </w:r>
-      <w:r>
-        <w:t xml:space="preserve">grocery </w:t>
-      </w:r>
-      <w:r>
-        <w:t>warehousing codes</w:t>
-      </w:r>
-      <w:r>
-        <w:t xml:space="preserve">, not grocery retail. Warehouse workers indirectly support the employer’s retail business, </w:t>
-      </w:r>
-      <w:r>
-        <w:t xml:space="preserve">in the same way that public road department employees indirectly support “municipal government operations.” Under the top-down framework established in Section 2.2, </w:t>
-      </w:r>
-      <w:r>
-        <w:t>indirect support does not generate new codes.</w:t>
+      <w:pPr>
+        <w:pStyle w:val="ListParagraph"/>
+        <w:numPr>
+          <w:ilvl w:val="0"/>
+          <w:numId w:val="30"/>
+        </w:numPr>
+        <w:rPr>
+          <w:b/>
+          <w:bCs/>
+        </w:rPr>
+      </w:pPr>
+      <w:r>
+        <w:rPr>
+          <w:b/>
+          <w:bCs/>
+        </w:rPr>
+        <w:lastRenderedPageBreak/>
+        <w:t>Use the best-fit six-digit code when the contract text makes it clear.</w:t>
+      </w:r>
+      <w:r>
+        <w:t xml:space="preserve"> If the contract describes a fluid milk processing plant, use </w:t>
+      </w:r>
+      <w:r>
+        <w:t>311511. If it explicitly covers two activities that have different six-digit codes</w:t>
+      </w:r>
+      <w:r>
+        <w:t xml:space="preserve"> (e.g., fluid milk and </w:t>
+      </w:r>
+      <w:r>
+        <w:t>cheese),</w:t>
+      </w:r>
+      <w:r>
+        <w:t xml:space="preserve"> code both. </w:t>
+      </w:r>
+      <w:r>
+        <w:rPr>
+          <w:i/>
+          <w:iCs/>
+        </w:rPr>
+        <w:t>Specificity should come from the contract text–DRS should not spend time independently researching what products a specific plant makes.</w:t>
+      </w:r>
+      <w:r>
+        <w:t xml:space="preserve"> </w:t>
       </w:r>
     </w:p>
     <w:p>
-      <w:r>
-        <w:t>Including the ultimate controlling owner’s overall industry would create the same false positive problem NAICS_All was designed to solve. A researcher querying for grocery retail would get warehouse contracts, and a researcher querying for warehouse would find</w:t>
-      </w:r>
-      <w:r>
+      <w:pPr>
+        <w:pStyle w:val="ListParagraph"/>
+        <w:numPr>
+          <w:ilvl w:val="0"/>
+          <w:numId w:val="30"/>
+        </w:numPr>
+        <w:rPr>
+          <w:b/>
+          <w:bCs/>
+        </w:rPr>
+      </w:pPr>
+      <w:r>
+        <w:rPr>
+          <w:b/>
+          <w:bCs/>
+        </w:rPr>
+        <w:t xml:space="preserve">Use four-digit with trailing zeroes when </w:t>
+      </w:r>
+      <w:r>
+        <w:rPr>
+          <w:b/>
+          <w:bCs/>
+        </w:rPr>
+        <w:t xml:space="preserve">the four-digit group is </w:t>
+      </w:r>
+      <w:r>
+        <w:rPr>
+          <w:b/>
+          <w:bCs/>
+        </w:rPr>
+        <w:t>clear,</w:t>
+      </w:r>
+      <w:r>
+        <w:rPr>
+          <w:b/>
+          <w:bCs/>
+        </w:rPr>
+        <w:t xml:space="preserve"> but the six-digit group is not.</w:t>
+      </w:r>
+      <w:r>
+        <w:t xml:space="preserve"> If you know a contract covers dairy manufacturing but the contract text doesn’t specify the exact product, use 311500. If you know workers are engaged in warehousing but can’t tell whether it’s general, refrigerated, or farm product, use 493100. </w:t>
+      </w:r>
+      <w:r>
+        <w:rPr>
+          <w:i/>
+          <w:iCs/>
+        </w:rPr>
+        <w:t>This is preferable to guessing or spending significant time on distinctions that cannot be resolved with the contract text alone.</w:t>
+      </w:r>
+      <w:r>
+        <w:rPr>
+          <w:i/>
+          <w:iCs/>
+        </w:rPr>
         <w:t xml:space="preserve"> </w:t>
       </w:r>
-      <w:r>
-        <w:t>grocery retail agreements. The guiding question handles this distinction correctly: “what would be directly impacted if those workers were unavailable?” answers at the contract level, not the ultimate controlling</w:t>
-      </w:r>
-      <w:r>
-        <w:t xml:space="preserve"> owner</w:t>
-      </w:r>
-      <w:r>
-        <w:t xml:space="preserve"> level.</w:t>
-      </w:r>
-      <w:commentRangeEnd w:id="17"/>
+    </w:p>
+    <w:p>
+      <w:pPr>
+        <w:pStyle w:val="ListParagraph"/>
+        <w:numPr>
+          <w:ilvl w:val="0"/>
+          <w:numId w:val="30"/>
+        </w:numPr>
+        <w:rPr>
+          <w:b/>
+          <w:bCs/>
+        </w:rPr>
+      </w:pPr>
+      <w:r>
+        <w:rPr>
+          <w:b/>
+          <w:bCs/>
+        </w:rPr>
+        <w:t xml:space="preserve">Use “not elsewhere classified” or “other” </w:t>
+      </w:r>
+      <w:r>
+        <w:rPr>
+          <w:b/>
+          <w:bCs/>
+        </w:rPr>
+        <w:t xml:space="preserve">codes as a last resort. </w:t>
+      </w:r>
+      <w:r>
+        <w:t>“Not elsewhere classified” codes (e.g., 311999 All Other Food Manufacturing) should be used only when you know a) the</w:t>
+      </w:r>
+      <w:r>
+        <w:t xml:space="preserve"> work belongs in a four-digit group and b) it does not fit in any of the named six-digit categories. For example, </w:t>
+      </w:r>
+      <w:r>
+        <w:t xml:space="preserve">a contract that clearly covers </w:t>
+      </w:r>
+      <w:r>
+        <w:t>fish food production belongs in 311119 Other Animal Food Manufacturing because it a) definitely belongs in 3111 Animal Food Manufacturing, and b) definitely does not belong in 311111 Dog and Cat Food Manufacturing.</w:t>
+      </w:r>
+    </w:p>
+    <w:p>
+      <w:r>
+        <w:t xml:space="preserve">In short, assign all codes that are clearly evident based on the contract text. If you can confidently pick out two distinct industries, even if they are very similar, code both. If </w:t>
+      </w:r>
+      <w:r>
+        <w:t xml:space="preserve">the distinction is not clear, however, do not spend time trying to untangle it. </w:t>
+      </w:r>
+    </w:p>
+    <w:p>
+      <w:pPr>
+        <w:pStyle w:val="Heading3"/>
+      </w:pPr>
+      <w:bookmarkStart w:id="11" w:name="DefiningDistinct"/>
+      <w:bookmarkStart w:id="12" w:name="ClassifyContract"/>
+      <w:bookmarkEnd w:id="11"/>
+      <w:bookmarkEnd w:id="12"/>
+      <w:r>
+        <w:t>2.</w:t>
+      </w:r>
+      <w:r>
+        <w:t>5</w:t>
+      </w:r>
+      <w:r>
+        <w:t xml:space="preserve"> Classify the </w:t>
+      </w:r>
+      <w:commentRangeStart w:id="13"/>
+      <w:r>
+        <w:t>Contract, Not the Employer</w:t>
+      </w:r>
+      <w:commentRangeEnd w:id="13"/>
       <w:r>
         <w:rPr>
           <w:rStyle w:val="CommentReference"/>
-          <w:sz w:val="24"/>
-          <w:szCs w:val="24"/>
+          <w:sz w:val="28"/>
+          <w:szCs w:val="28"/>
         </w:rPr>
-        <w:commentReference w:id="17"/>
+        <w:commentReference w:id="13"/>
       </w:r>
     </w:p>
     <w:p>
-      <w:pPr>
-        <w:pStyle w:val="Heading3"/>
-      </w:pPr>
-      <w:bookmarkStart w:id="18" w:name="Examples"/>
-      <w:bookmarkEnd w:id="18"/>
-      <w:r>
-        <w:t>2.</w:t>
-      </w:r>
-      <w:r>
-        <w:t>7</w:t>
-      </w:r>
-      <w:r>
-        <w:t xml:space="preserve"> Examples</w:t>
+      <w:r>
+        <w:t>NAICS</w:t>
+      </w:r>
+      <w:r>
+        <w:t>_All should describe the work performed under a specific contract, not the</w:t>
+      </w:r>
+      <w:r>
+        <w:t xml:space="preserve"> employer’s overall business.</w:t>
       </w:r>
     </w:p>
     <w:p>
-      <w:pPr>
+      <w:r>
+        <w:t xml:space="preserve">A grocery retailer’s warehouse contract should be classified under warehousing codes, not warehousing and grocery retail. </w:t>
+      </w:r>
+      <w:r>
+        <w:t xml:space="preserve"> </w:t>
+      </w:r>
+      <w:r>
+        <w:t xml:space="preserve">Warehouse workers indirectly support the employer’s retail business, </w:t>
+      </w:r>
+      <w:r>
+        <w:t xml:space="preserve">in the same way that public road department employees indirectly support “municipal government operations.” Under the top-down framework established in Section 2.2, </w:t>
+      </w:r>
+      <w:r>
+        <w:t>indirect support does not generate new codes.</w:t>
+      </w:r>
+    </w:p>
+    <w:p>
+      <w:pPr>
+        <w:pStyle w:val="Heading3"/>
+      </w:pPr>
+      <w:bookmarkStart w:id="14" w:name="Examples"/>
+      <w:bookmarkEnd w:id="14"/>
+      <w:r>
+        <w:lastRenderedPageBreak/>
+        <w:t>2.</w:t>
+      </w:r>
+      <w:r>
+        <w:t>6</w:t>
+      </w:r>
+      <w:r>
+        <w:t xml:space="preserve"> Examples</w:t>
+      </w:r>
+    </w:p>
+    <w:p>
+      <w:pPr>
+        <w:keepNext/>
         <w:rPr>
           <w:b/>
           <w:bCs/>
@@ -1567,6 +1488,7 @@
           <w:b/>
           <w:bCs/>
         </w:rPr>
+        <w:lastRenderedPageBreak/>
         <w:br/>
       </w:r>
       <w:r>
@@ -1584,10 +1506,10 @@
         <w:tblLook w:val="04A0" w:firstRow="1" w:lastRow="0" w:firstColumn="1" w:lastColumn="0" w:noHBand="0" w:noVBand="1"/>
       </w:tblPr>
       <w:tblGrid>
-        <w:gridCol w:w="2700"/>
-        <w:gridCol w:w="1707"/>
-        <w:gridCol w:w="1352"/>
-        <w:gridCol w:w="3591"/>
+        <w:gridCol w:w="2681"/>
+        <w:gridCol w:w="1805"/>
+        <w:gridCol w:w="1823"/>
+        <w:gridCol w:w="3041"/>
       </w:tblGrid>
       <w:tr>
         <w:trPr>
@@ -1596,7 +1518,7 @@
         <w:tc>
           <w:tcPr>
             <w:cnfStyle w:val="001000000000" w:firstRow="0" w:lastRow="0" w:firstColumn="1" w:lastColumn="0" w:oddVBand="0" w:evenVBand="0" w:oddHBand="0" w:evenHBand="0" w:firstRowFirstColumn="0" w:firstRowLastColumn="0" w:lastRowFirstColumn="0" w:lastRowLastColumn="0"/>
-            <w:tcW w:w="2700" w:type="dxa"/>
+            <w:tcW w:w="2681" w:type="dxa"/>
           </w:tcPr>
           <w:p>
             <w:r>
@@ -1606,7 +1528,7 @@
         </w:tc>
         <w:tc>
           <w:tcPr>
-            <w:tcW w:w="1704" w:type="dxa"/>
+            <w:tcW w:w="1805" w:type="dxa"/>
           </w:tcPr>
           <w:p>
             <w:pPr>
@@ -1619,7 +1541,7 @@
         </w:tc>
         <w:tc>
           <w:tcPr>
-            <w:tcW w:w="1352" w:type="dxa"/>
+            <w:tcW w:w="1823" w:type="dxa"/>
           </w:tcPr>
           <w:p>
             <w:pPr>
@@ -1632,7 +1554,7 @@
         </w:tc>
         <w:tc>
           <w:tcPr>
-            <w:tcW w:w="3594" w:type="dxa"/>
+            <w:tcW w:w="3041" w:type="dxa"/>
           </w:tcPr>
           <w:p>
             <w:pPr>
@@ -1652,15 +1574,18 @@
         <w:tc>
           <w:tcPr>
             <w:cnfStyle w:val="001000000000" w:firstRow="0" w:lastRow="0" w:firstColumn="1" w:lastColumn="0" w:oddVBand="0" w:evenVBand="0" w:oddHBand="0" w:evenHBand="0" w:firstRowFirstColumn="0" w:firstRowLastColumn="0" w:lastRowFirstColumn="0" w:lastRowLastColumn="0"/>
-            <w:tcW w:w="2700" w:type="dxa"/>
+            <w:tcW w:w="2681" w:type="dxa"/>
           </w:tcPr>
           <w:p>
+            <w:r>
+              <w:t>Hospital system</w:t>
+            </w:r>
             <w:r>
               <w:rPr>
                 <w:b w:val="0"/>
                 <w:bCs w:val="0"/>
               </w:rPr>
-              <w:t>Hospital system covering:</w:t>
+              <w:t xml:space="preserve"> covering:</w:t>
             </w:r>
           </w:p>
           <w:p>
@@ -1672,10 +1597,6 @@
               </w:numPr>
             </w:pPr>
             <w:r>
-              <w:rPr>
-                <w:b w:val="0"/>
-                <w:bCs w:val="0"/>
-              </w:rPr>
               <w:t>nurses</w:t>
             </w:r>
           </w:p>
@@ -1688,10 +1609,6 @@
               </w:numPr>
             </w:pPr>
             <w:r>
-              <w:rPr>
-                <w:b w:val="0"/>
-                <w:bCs w:val="0"/>
-              </w:rPr>
               <w:t>lab technicians</w:t>
             </w:r>
           </w:p>
@@ -1746,7 +1663,7 @@
         </w:tc>
         <w:tc>
           <w:tcPr>
-            <w:tcW w:w="1704" w:type="dxa"/>
+            <w:tcW w:w="1805" w:type="dxa"/>
           </w:tcPr>
           <w:p>
             <w:pPr>
@@ -1759,7 +1676,7 @@
         </w:tc>
         <w:tc>
           <w:tcPr>
-            <w:tcW w:w="1352" w:type="dxa"/>
+            <w:tcW w:w="1823" w:type="dxa"/>
           </w:tcPr>
           <w:p>
             <w:pPr>
@@ -1772,20 +1689,29 @@
         </w:tc>
         <w:tc>
           <w:tcPr>
-            <w:tcW w:w="3594" w:type="dxa"/>
+            <w:tcW w:w="3041" w:type="dxa"/>
           </w:tcPr>
           <w:p>
             <w:pPr>
               <w:cnfStyle w:val="000000100000" w:firstRow="0" w:lastRow="0" w:firstColumn="0" w:lastColumn="0" w:oddVBand="0" w:evenVBand="0" w:oddHBand="1" w:evenHBand="0" w:firstRowFirstColumn="0" w:firstRowLastColumn="0" w:lastRowFirstColumn="0" w:lastRowLastColumn="0"/>
             </w:pPr>
             <w:r>
-              <w:t>Only one distinct industry. Cafeteria, laundry, etc.</w:t>
+              <w:t>One</w:t>
+            </w:r>
+            <w:r>
+              <w:t xml:space="preserve"> industry. Cafeteria, laundry,</w:t>
+            </w:r>
+            <w:r>
+              <w:t xml:space="preserve"> groundskeepers</w:t>
             </w:r>
             <w:r>
               <w:t>,</w:t>
             </w:r>
             <w:r>
-              <w:t xml:space="preserve"> support hospital operations, and are not distinct industries.</w:t>
+              <w:t xml:space="preserve"> </w:t>
+            </w:r>
+            <w:r>
+              <w:t xml:space="preserve"> support hospital operations.</w:t>
             </w:r>
           </w:p>
         </w:tc>
@@ -1797,7 +1723,7 @@
         <w:tc>
           <w:tcPr>
             <w:cnfStyle w:val="001000000000" w:firstRow="0" w:lastRow="0" w:firstColumn="1" w:lastColumn="0" w:oddVBand="0" w:evenVBand="0" w:oddHBand="0" w:evenHBand="0" w:firstRowFirstColumn="0" w:firstRowLastColumn="0" w:lastRowFirstColumn="0" w:lastRowLastColumn="0"/>
-            <w:tcW w:w="2700" w:type="dxa"/>
+            <w:tcW w:w="2681" w:type="dxa"/>
           </w:tcPr>
           <w:p>
             <w:pPr>
@@ -1807,18 +1733,7 @@
               </w:rPr>
             </w:pPr>
             <w:r>
-              <w:rPr>
-                <w:b w:val="0"/>
-                <w:bCs w:val="0"/>
-              </w:rPr>
-              <w:t>Auto parts manufactur</w:t>
-            </w:r>
-            <w:r>
-              <w:rPr>
-                <w:b w:val="0"/>
-                <w:bCs w:val="0"/>
-              </w:rPr>
-              <w:t>ing plant</w:t>
+              <w:t>Auto parts manufacturer</w:t>
             </w:r>
             <w:r>
               <w:rPr>
@@ -1837,10 +1752,6 @@
               </w:numPr>
             </w:pPr>
             <w:r>
-              <w:rPr>
-                <w:b w:val="0"/>
-                <w:bCs w:val="0"/>
-              </w:rPr>
               <w:t>assembly line</w:t>
             </w:r>
           </w:p>
@@ -1879,7 +1790,7 @@
         </w:tc>
         <w:tc>
           <w:tcPr>
-            <w:tcW w:w="1704" w:type="dxa"/>
+            <w:tcW w:w="1805" w:type="dxa"/>
           </w:tcPr>
           <w:p>
             <w:pPr>
@@ -1892,7 +1803,7 @@
         </w:tc>
         <w:tc>
           <w:tcPr>
-            <w:tcW w:w="1352" w:type="dxa"/>
+            <w:tcW w:w="1823" w:type="dxa"/>
           </w:tcPr>
           <w:p>
             <w:pPr>
@@ -1905,14 +1816,23 @@
         </w:tc>
         <w:tc>
           <w:tcPr>
-            <w:tcW w:w="3594" w:type="dxa"/>
+            <w:tcW w:w="3041" w:type="dxa"/>
           </w:tcPr>
           <w:p>
             <w:pPr>
               <w:cnfStyle w:val="000000000000" w:firstRow="0" w:lastRow="0" w:firstColumn="0" w:lastColumn="0" w:oddVBand="0" w:evenVBand="0" w:oddHBand="0" w:evenHBand="0" w:firstRowFirstColumn="0" w:firstRowLastColumn="0" w:lastRowFirstColumn="0" w:lastRowLastColumn="0"/>
             </w:pPr>
             <w:r>
-              <w:t>Only one distinct industry. Warehouse and clerical support parts manufacturing and are not distinct industries.</w:t>
+              <w:t>One</w:t>
+            </w:r>
+            <w:r>
+              <w:t xml:space="preserve"> industry. Warehouse and clerical </w:t>
+            </w:r>
+            <w:r>
+              <w:t>roles support</w:t>
+            </w:r>
+            <w:r>
+              <w:t xml:space="preserve"> manufacturing.</w:t>
             </w:r>
           </w:p>
         </w:tc>
@@ -1925,21 +1845,33 @@
         <w:tc>
           <w:tcPr>
             <w:cnfStyle w:val="001000000000" w:firstRow="0" w:lastRow="0" w:firstColumn="1" w:lastColumn="0" w:oddVBand="0" w:evenVBand="0" w:oddHBand="0" w:evenHBand="0" w:firstRowFirstColumn="0" w:firstRowLastColumn="0" w:lastRowFirstColumn="0" w:lastRowLastColumn="0"/>
-            <w:tcW w:w="2700" w:type="dxa"/>
+            <w:tcW w:w="2681" w:type="dxa"/>
           </w:tcPr>
           <w:p>
-            <w:pPr>
+            <w:r>
+              <w:t>Dairy plant</w:t>
+            </w:r>
+            <w:r>
               <w:rPr>
                 <w:b w:val="0"/>
                 <w:bCs w:val="0"/>
               </w:rPr>
-            </w:pPr>
-            <w:r>
+              <w:t xml:space="preserve"> </w:t>
+            </w:r>
+          </w:p>
+          <w:p>
+            <w:pPr>
               <w:rPr>
                 <w:b w:val="0"/>
                 <w:bCs w:val="0"/>
               </w:rPr>
-              <w:t>Dairy plant covering:</w:t>
+            </w:pPr>
+            <w:r>
+              <w:rPr>
+                <w:b w:val="0"/>
+                <w:bCs w:val="0"/>
+              </w:rPr>
+              <w:t>covering:</w:t>
             </w:r>
           </w:p>
           <w:p>
@@ -1951,10 +1883,9 @@
               </w:numPr>
             </w:pPr>
             <w:r>
-              <w:rPr>
-                <w:b w:val="0"/>
-                <w:bCs w:val="0"/>
-              </w:rPr>
+              <w:t xml:space="preserve">fluid </w:t>
+            </w:r>
+            <w:r>
               <w:t>milk production</w:t>
             </w:r>
           </w:p>
@@ -1967,11 +1898,19 @@
               </w:numPr>
             </w:pPr>
             <w:r>
-              <w:rPr>
-                <w:b w:val="0"/>
-                <w:bCs w:val="0"/>
-              </w:rPr>
               <w:t>route sales representative</w:t>
+            </w:r>
+            <w:r>
+              <w:t>s who</w:t>
+            </w:r>
+            <w:r>
+              <w:t xml:space="preserve"> sell and deliver</w:t>
+            </w:r>
+            <w:r>
+              <w:t xml:space="preserve"> to grocery </w:t>
+            </w:r>
+            <w:r>
+              <w:t>stores</w:t>
             </w:r>
           </w:p>
           <w:p>
@@ -1987,7 +1926,7 @@
                 <w:b w:val="0"/>
                 <w:bCs w:val="0"/>
               </w:rPr>
-              <w:t>warehouse and drivers</w:t>
+              <w:t>truck drivers</w:t>
             </w:r>
           </w:p>
           <w:p>
@@ -2003,7 +1942,7 @@
                 <w:b w:val="0"/>
                 <w:bCs w:val="0"/>
               </w:rPr>
-              <w:t>mechanics</w:t>
+              <w:t>warehouse</w:t>
             </w:r>
           </w:p>
           <w:p>
@@ -2019,13 +1958,29 @@
                 <w:b w:val="0"/>
                 <w:bCs w:val="0"/>
               </w:rPr>
+              <w:t>mechanics</w:t>
+            </w:r>
+          </w:p>
+          <w:p>
+            <w:pPr>
+              <w:pStyle w:val="ListParagraph"/>
+              <w:numPr>
+                <w:ilvl w:val="0"/>
+                <w:numId w:val="11"/>
+              </w:numPr>
+            </w:pPr>
+            <w:r>
+              <w:rPr>
+                <w:b w:val="0"/>
+                <w:bCs w:val="0"/>
+              </w:rPr>
               <w:t>custodians</w:t>
             </w:r>
           </w:p>
         </w:tc>
         <w:tc>
           <w:tcPr>
-            <w:tcW w:w="1704" w:type="dxa"/>
+            <w:tcW w:w="1805" w:type="dxa"/>
           </w:tcPr>
           <w:p>
             <w:pPr>
@@ -2038,7 +1993,7 @@
         </w:tc>
         <w:tc>
           <w:tcPr>
-            <w:tcW w:w="1352" w:type="dxa"/>
+            <w:tcW w:w="1823" w:type="dxa"/>
           </w:tcPr>
           <w:p>
             <w:pPr>
@@ -2051,14 +2006,46 @@
         </w:tc>
         <w:tc>
           <w:tcPr>
-            <w:tcW w:w="3594" w:type="dxa"/>
+            <w:tcW w:w="3041" w:type="dxa"/>
           </w:tcPr>
           <w:p>
             <w:pPr>
               <w:cnfStyle w:val="000000100000" w:firstRow="0" w:lastRow="0" w:firstColumn="0" w:lastColumn="0" w:oddVBand="0" w:evenVBand="0" w:oddHBand="1" w:evenHBand="0" w:firstRowFirstColumn="0" w:firstRowLastColumn="0" w:lastRowFirstColumn="0" w:lastRowLastColumn="0"/>
             </w:pPr>
             <w:r>
-              <w:t>Two distinct industries. Dairy manufacturing and wholesale belong in different NAICS sectors. Support roles do not deserve their own industry.</w:t>
+              <w:t>Two industries.</w:t>
+            </w:r>
+            <w:r>
+              <w:t xml:space="preserve"> A) Production workers manufacture dairy products; B) route sales representatives sell products to</w:t>
+            </w:r>
+            <w:r>
+              <w:t xml:space="preserve"> grocery chains.</w:t>
+            </w:r>
+          </w:p>
+          <w:p>
+            <w:pPr>
+              <w:cnfStyle w:val="000000100000" w:firstRow="0" w:lastRow="0" w:firstColumn="0" w:lastColumn="0" w:oddVBand="0" w:evenVBand="0" w:oddHBand="1" w:evenHBand="0" w:firstRowFirstColumn="0" w:firstRowLastColumn="0" w:lastRowFirstColumn="0" w:lastRowLastColumn="0"/>
+            </w:pPr>
+          </w:p>
+          <w:p>
+            <w:pPr>
+              <w:cnfStyle w:val="000000100000" w:firstRow="0" w:lastRow="0" w:firstColumn="0" w:lastColumn="0" w:oddVBand="0" w:evenVBand="0" w:oddHBand="1" w:evenHBand="0" w:firstRowFirstColumn="0" w:firstRowLastColumn="0" w:lastRowFirstColumn="0" w:lastRowLastColumn="0"/>
+            </w:pPr>
+            <w:r>
+              <w:t>Someone searching for dairy manufacturers and someone searching for wholesale distributors are asking different questions.</w:t>
+            </w:r>
+          </w:p>
+          <w:p>
+            <w:pPr>
+              <w:cnfStyle w:val="000000100000" w:firstRow="0" w:lastRow="0" w:firstColumn="0" w:lastColumn="0" w:oddVBand="0" w:evenVBand="0" w:oddHBand="1" w:evenHBand="0" w:firstRowFirstColumn="0" w:firstRowLastColumn="0" w:lastRowFirstColumn="0" w:lastRowLastColumn="0"/>
+            </w:pPr>
+          </w:p>
+          <w:p>
+            <w:pPr>
+              <w:cnfStyle w:val="000000100000" w:firstRow="0" w:lastRow="0" w:firstColumn="0" w:lastColumn="0" w:oddVBand="0" w:evenVBand="0" w:oddHBand="1" w:evenHBand="0" w:firstRowFirstColumn="0" w:firstRowLastColumn="0" w:lastRowFirstColumn="0" w:lastRowLastColumn="0"/>
+            </w:pPr>
+            <w:r>
+              <w:t>Mechanics and custodians support both and do not generate additional codes.</w:t>
             </w:r>
           </w:p>
           <w:p>
@@ -2075,7 +2062,7 @@
         <w:tc>
           <w:tcPr>
             <w:cnfStyle w:val="001000000000" w:firstRow="0" w:lastRow="0" w:firstColumn="1" w:lastColumn="0" w:oddVBand="0" w:evenVBand="0" w:oddHBand="0" w:evenHBand="0" w:firstRowFirstColumn="0" w:firstRowLastColumn="0" w:lastRowFirstColumn="0" w:lastRowLastColumn="0"/>
-            <w:tcW w:w="2700" w:type="dxa"/>
+            <w:tcW w:w="2681" w:type="dxa"/>
           </w:tcPr>
           <w:p>
             <w:pPr>
@@ -2085,11 +2072,18 @@
               </w:rPr>
             </w:pPr>
             <w:r>
+              <w:lastRenderedPageBreak/>
+              <w:t>Dairy plant</w:t>
+            </w:r>
+            <w:r>
+              <w:t xml:space="preserve"> (distribution only)</w:t>
+            </w:r>
+            <w:r>
               <w:rPr>
                 <w:b w:val="0"/>
                 <w:bCs w:val="0"/>
               </w:rPr>
-              <w:t>Dairy plant covering:</w:t>
+              <w:t xml:space="preserve"> covering:</w:t>
             </w:r>
           </w:p>
           <w:p>
@@ -2101,11 +2095,10 @@
               </w:numPr>
             </w:pPr>
             <w:r>
-              <w:rPr>
-                <w:b w:val="0"/>
-                <w:bCs w:val="0"/>
-              </w:rPr>
               <w:t>route sales representative</w:t>
+            </w:r>
+            <w:r>
+              <w:t>s who sell and deliver to grocery stores</w:t>
             </w:r>
           </w:p>
           <w:p>
@@ -2121,7 +2114,23 @@
                 <w:b w:val="0"/>
                 <w:bCs w:val="0"/>
               </w:rPr>
-              <w:t>warehouse and drivers</w:t>
+              <w:t xml:space="preserve">warehouse </w:t>
+            </w:r>
+          </w:p>
+          <w:p>
+            <w:pPr>
+              <w:pStyle w:val="ListParagraph"/>
+              <w:numPr>
+                <w:ilvl w:val="0"/>
+                <w:numId w:val="11"/>
+              </w:numPr>
+            </w:pPr>
+            <w:r>
+              <w:rPr>
+                <w:b w:val="0"/>
+                <w:bCs w:val="0"/>
+              </w:rPr>
+              <w:t>truck drivers</w:t>
             </w:r>
           </w:p>
           <w:p>
@@ -2163,7 +2172,7 @@
         </w:tc>
         <w:tc>
           <w:tcPr>
-            <w:tcW w:w="1704" w:type="dxa"/>
+            <w:tcW w:w="1805" w:type="dxa"/>
           </w:tcPr>
           <w:p>
             <w:pPr>
@@ -2176,7 +2185,7 @@
         </w:tc>
         <w:tc>
           <w:tcPr>
-            <w:tcW w:w="1352" w:type="dxa"/>
+            <w:tcW w:w="1823" w:type="dxa"/>
           </w:tcPr>
           <w:p>
             <w:pPr>
@@ -2189,14 +2198,17 @@
         </w:tc>
         <w:tc>
           <w:tcPr>
-            <w:tcW w:w="3594" w:type="dxa"/>
+            <w:tcW w:w="3041" w:type="dxa"/>
           </w:tcPr>
           <w:p>
             <w:pPr>
               <w:cnfStyle w:val="000000000000" w:firstRow="0" w:lastRow="0" w:firstColumn="0" w:lastColumn="0" w:oddVBand="0" w:evenVBand="0" w:oddHBand="0" w:evenHBand="0" w:firstRowFirstColumn="0" w:firstRowLastColumn="0" w:lastRowFirstColumn="0" w:lastRowLastColumn="0"/>
             </w:pPr>
             <w:r>
-              <w:t xml:space="preserve">One distinct industry. Although the ultimate economic activity of the dairy plant is to manufacture dairy products, the workers under the contract are not engaged only in wholesale distribution. </w:t>
+              <w:t xml:space="preserve">One industry. Although the employer manufactures dairy products, the workers under the contract are </w:t>
+            </w:r>
+            <w:r>
+              <w:t>engaged in wholesale trade. (See Sec 2.5)</w:t>
             </w:r>
           </w:p>
         </w:tc>
@@ -2209,15 +2221,24 @@
         <w:tc>
           <w:tcPr>
             <w:cnfStyle w:val="001000000000" w:firstRow="0" w:lastRow="0" w:firstColumn="1" w:lastColumn="0" w:oddVBand="0" w:evenVBand="0" w:oddHBand="0" w:evenHBand="0" w:firstRowFirstColumn="0" w:firstRowLastColumn="0" w:lastRowFirstColumn="0" w:lastRowLastColumn="0"/>
-            <w:tcW w:w="2700" w:type="dxa"/>
+            <w:tcW w:w="2681" w:type="dxa"/>
           </w:tcPr>
           <w:p>
+            <w:r>
+              <w:t>Dairy plant (product unspecified)</w:t>
+            </w:r>
+            <w:r>
+              <w:t xml:space="preserve"> </w:t>
+            </w:r>
+            <w:r>
+              <w:br/>
+            </w:r>
             <w:r>
               <w:rPr>
                 <w:b w:val="0"/>
                 <w:bCs w:val="0"/>
               </w:rPr>
-              <w:t>Grocery retailer’s warehouse covering:</w:t>
+              <w:t xml:space="preserve">covering: </w:t>
             </w:r>
           </w:p>
           <w:p>
@@ -2225,7 +2246,19 @@
               <w:pStyle w:val="ListParagraph"/>
               <w:numPr>
                 <w:ilvl w:val="0"/>
-                <w:numId w:val="29"/>
+                <w:numId w:val="31"/>
+              </w:numPr>
+            </w:pPr>
+            <w:r>
+              <w:t>dairy production workers</w:t>
+            </w:r>
+          </w:p>
+          <w:p>
+            <w:pPr>
+              <w:pStyle w:val="ListParagraph"/>
+              <w:numPr>
+                <w:ilvl w:val="0"/>
+                <w:numId w:val="31"/>
               </w:numPr>
             </w:pPr>
             <w:r>
@@ -2233,7 +2266,7 @@
                 <w:b w:val="0"/>
                 <w:bCs w:val="0"/>
               </w:rPr>
-              <w:t>warehouse</w:t>
+              <w:t>packaging</w:t>
             </w:r>
           </w:p>
           <w:p>
@@ -2241,7 +2274,832 @@
               <w:pStyle w:val="ListParagraph"/>
               <w:numPr>
                 <w:ilvl w:val="0"/>
-                <w:numId w:val="29"/>
+                <w:numId w:val="31"/>
+              </w:numPr>
+            </w:pPr>
+            <w:r>
+              <w:rPr>
+                <w:b w:val="0"/>
+                <w:bCs w:val="0"/>
+              </w:rPr>
+              <w:t>quality control</w:t>
+            </w:r>
+          </w:p>
+          <w:p>
+            <w:pPr>
+              <w:pStyle w:val="ListParagraph"/>
+              <w:numPr>
+                <w:ilvl w:val="0"/>
+                <w:numId w:val="31"/>
+              </w:numPr>
+            </w:pPr>
+            <w:r>
+              <w:rPr>
+                <w:b w:val="0"/>
+                <w:bCs w:val="0"/>
+              </w:rPr>
+              <w:t>maintenance</w:t>
+            </w:r>
+          </w:p>
+        </w:tc>
+        <w:tc>
+          <w:tcPr>
+            <w:tcW w:w="1805" w:type="dxa"/>
+          </w:tcPr>
+          <w:p>
+            <w:pPr>
+              <w:cnfStyle w:val="000000100000" w:firstRow="0" w:lastRow="0" w:firstColumn="0" w:lastColumn="0" w:oddVBand="0" w:evenVBand="0" w:oddHBand="1" w:evenHBand="0" w:firstRowFirstColumn="0" w:firstRowLastColumn="0" w:lastRowFirstColumn="0" w:lastRowLastColumn="0"/>
+            </w:pPr>
+            <w:r>
+              <w:t>Dairy manufacturing</w:t>
+            </w:r>
+          </w:p>
+        </w:tc>
+        <w:tc>
+          <w:tcPr>
+            <w:tcW w:w="1823" w:type="dxa"/>
+          </w:tcPr>
+          <w:p>
+            <w:pPr>
+              <w:cnfStyle w:val="000000100000" w:firstRow="0" w:lastRow="0" w:firstColumn="0" w:lastColumn="0" w:oddVBand="0" w:evenVBand="0" w:oddHBand="1" w:evenHBand="0" w:firstRowFirstColumn="0" w:firstRowLastColumn="0" w:lastRowFirstColumn="0" w:lastRowLastColumn="0"/>
+            </w:pPr>
+            <w:r>
+              <w:t>311500</w:t>
+            </w:r>
+          </w:p>
+        </w:tc>
+        <w:tc>
+          <w:tcPr>
+            <w:tcW w:w="3041" w:type="dxa"/>
+          </w:tcPr>
+          <w:p>
+            <w:pPr>
+              <w:cnfStyle w:val="000000100000" w:firstRow="0" w:lastRow="0" w:firstColumn="0" w:lastColumn="0" w:oddVBand="0" w:evenVBand="0" w:oddHBand="1" w:evenHBand="0" w:firstRowFirstColumn="0" w:firstRowLastColumn="0" w:lastRowFirstColumn="0" w:lastRowLastColumn="0"/>
+            </w:pPr>
+            <w:r>
+              <w:t>One industry. Definitely covers dairy product manufacturing, but doesn’t specify which dairy outputs (fluid milk vs. butter vs. cheese, etc.)</w:t>
+            </w:r>
+          </w:p>
+          <w:p>
+            <w:pPr>
+              <w:cnfStyle w:val="000000100000" w:firstRow="0" w:lastRow="0" w:firstColumn="0" w:lastColumn="0" w:oddVBand="0" w:evenVBand="0" w:oddHBand="1" w:evenHBand="0" w:firstRowFirstColumn="0" w:firstRowLastColumn="0" w:lastRowFirstColumn="0" w:lastRowLastColumn="0"/>
+            </w:pPr>
+          </w:p>
+          <w:p>
+            <w:pPr>
+              <w:cnfStyle w:val="000000100000" w:firstRow="0" w:lastRow="0" w:firstColumn="0" w:lastColumn="0" w:oddVBand="0" w:evenVBand="0" w:oddHBand="1" w:evenHBand="0" w:firstRowFirstColumn="0" w:firstRowLastColumn="0" w:lastRowFirstColumn="0" w:lastRowLastColumn="0"/>
+            </w:pPr>
+            <w:r>
+              <w:t>Trail zeroes after the four-digit group rather than guessing (See Sec. 2.4b)</w:t>
+            </w:r>
+            <w:r>
+              <w:t xml:space="preserve"> </w:t>
+            </w:r>
+          </w:p>
+        </w:tc>
+      </w:tr>
+      <w:tr>
+        <w:trPr>
+          <w:cantSplit/>
+        </w:trPr>
+        <w:tc>
+          <w:tcPr>
+            <w:cnfStyle w:val="001000000000" w:firstRow="0" w:lastRow="0" w:firstColumn="1" w:lastColumn="0" w:oddVBand="0" w:evenVBand="0" w:oddHBand="0" w:evenHBand="0" w:firstRowFirstColumn="0" w:firstRowLastColumn="0" w:lastRowFirstColumn="0" w:lastRowLastColumn="0"/>
+            <w:tcW w:w="2681" w:type="dxa"/>
+          </w:tcPr>
+          <w:p>
+            <w:r>
+              <w:t>Dairy plant (fluid milk and cheese)</w:t>
+            </w:r>
+            <w:r>
+              <w:rPr>
+                <w:b w:val="0"/>
+                <w:bCs w:val="0"/>
+              </w:rPr>
+              <w:t xml:space="preserve"> </w:t>
+            </w:r>
+            <w:r>
+              <w:rPr>
+                <w:b w:val="0"/>
+                <w:bCs w:val="0"/>
+              </w:rPr>
+              <w:br/>
+              <w:t>covering:</w:t>
+            </w:r>
+          </w:p>
+          <w:p>
+            <w:pPr>
+              <w:pStyle w:val="ListParagraph"/>
+              <w:numPr>
+                <w:ilvl w:val="0"/>
+                <w:numId w:val="32"/>
+              </w:numPr>
+            </w:pPr>
+            <w:r>
+              <w:t>fluid milk production</w:t>
+            </w:r>
+          </w:p>
+          <w:p>
+            <w:pPr>
+              <w:pStyle w:val="ListParagraph"/>
+              <w:numPr>
+                <w:ilvl w:val="0"/>
+                <w:numId w:val="32"/>
+              </w:numPr>
+            </w:pPr>
+            <w:r>
+              <w:t>cheese production</w:t>
+            </w:r>
+          </w:p>
+          <w:p>
+            <w:pPr>
+              <w:pStyle w:val="ListParagraph"/>
+              <w:numPr>
+                <w:ilvl w:val="0"/>
+                <w:numId w:val="32"/>
+              </w:numPr>
+            </w:pPr>
+            <w:r>
+              <w:rPr>
+                <w:b w:val="0"/>
+                <w:bCs w:val="0"/>
+              </w:rPr>
+              <w:t>packaging</w:t>
+            </w:r>
+          </w:p>
+          <w:p>
+            <w:pPr>
+              <w:pStyle w:val="ListParagraph"/>
+              <w:numPr>
+                <w:ilvl w:val="0"/>
+                <w:numId w:val="32"/>
+              </w:numPr>
+            </w:pPr>
+            <w:r>
+              <w:rPr>
+                <w:b w:val="0"/>
+                <w:bCs w:val="0"/>
+              </w:rPr>
+              <w:t>quality control</w:t>
+            </w:r>
+          </w:p>
+          <w:p>
+            <w:pPr>
+              <w:pStyle w:val="ListParagraph"/>
+              <w:numPr>
+                <w:ilvl w:val="0"/>
+                <w:numId w:val="32"/>
+              </w:numPr>
+            </w:pPr>
+            <w:r>
+              <w:rPr>
+                <w:b w:val="0"/>
+                <w:bCs w:val="0"/>
+              </w:rPr>
+              <w:t>maintenance</w:t>
+            </w:r>
+          </w:p>
+        </w:tc>
+        <w:tc>
+          <w:tcPr>
+            <w:tcW w:w="1805" w:type="dxa"/>
+          </w:tcPr>
+          <w:p>
+            <w:pPr>
+              <w:cnfStyle w:val="000000000000" w:firstRow="0" w:lastRow="0" w:firstColumn="0" w:lastColumn="0" w:oddVBand="0" w:evenVBand="0" w:oddHBand="0" w:evenHBand="0" w:firstRowFirstColumn="0" w:firstRowLastColumn="0" w:lastRowFirstColumn="0" w:lastRowLastColumn="0"/>
+            </w:pPr>
+            <w:r>
+              <w:t>Dairy manufacturing</w:t>
+            </w:r>
+          </w:p>
+        </w:tc>
+        <w:tc>
+          <w:tcPr>
+            <w:tcW w:w="1823" w:type="dxa"/>
+          </w:tcPr>
+          <w:p>
+            <w:pPr>
+              <w:cnfStyle w:val="000000000000" w:firstRow="0" w:lastRow="0" w:firstColumn="0" w:lastColumn="0" w:oddVBand="0" w:evenVBand="0" w:oddHBand="0" w:evenHBand="0" w:firstRowFirstColumn="0" w:firstRowLastColumn="0" w:lastRowFirstColumn="0" w:lastRowLastColumn="0"/>
+            </w:pPr>
+            <w:r>
+              <w:t>311511;311513</w:t>
+            </w:r>
+          </w:p>
+        </w:tc>
+        <w:tc>
+          <w:tcPr>
+            <w:tcW w:w="3041" w:type="dxa"/>
+          </w:tcPr>
+          <w:p>
+            <w:pPr>
+              <w:cnfStyle w:val="000000000000" w:firstRow="0" w:lastRow="0" w:firstColumn="0" w:lastColumn="0" w:oddVBand="0" w:evenVBand="0" w:oddHBand="0" w:evenHBand="0" w:firstRowFirstColumn="0" w:firstRowLastColumn="0" w:lastRowFirstColumn="0" w:lastRowLastColumn="0"/>
+            </w:pPr>
+            <w:r>
+              <w:t>Two industries. Contract text explicitly covers fluid milk and cheese production. (See Sec 2.4a)</w:t>
+            </w:r>
+          </w:p>
+        </w:tc>
+      </w:tr>
+      <w:tr>
+        <w:trPr>
+          <w:cnfStyle w:val="000000100000" w:firstRow="0" w:lastRow="0" w:firstColumn="0" w:lastColumn="0" w:oddVBand="0" w:evenVBand="0" w:oddHBand="1" w:evenHBand="0" w:firstRowFirstColumn="0" w:firstRowLastColumn="0" w:lastRowFirstColumn="0" w:lastRowLastColumn="0"/>
+          <w:cantSplit/>
+        </w:trPr>
+        <w:tc>
+          <w:tcPr>
+            <w:cnfStyle w:val="001000000000" w:firstRow="0" w:lastRow="0" w:firstColumn="1" w:lastColumn="0" w:oddVBand="0" w:evenVBand="0" w:oddHBand="0" w:evenHBand="0" w:firstRowFirstColumn="0" w:firstRowLastColumn="0" w:lastRowFirstColumn="0" w:lastRowLastColumn="0"/>
+            <w:tcW w:w="2681" w:type="dxa"/>
+          </w:tcPr>
+          <w:p>
+            <w:r>
+              <w:lastRenderedPageBreak/>
+              <w:t xml:space="preserve">Grocery retailer’s </w:t>
+            </w:r>
+            <w:r>
+              <w:t xml:space="preserve">dry merchandise </w:t>
+            </w:r>
+            <w:r>
+              <w:t>warehouse</w:t>
+            </w:r>
+            <w:r>
+              <w:rPr>
+                <w:b w:val="0"/>
+                <w:bCs w:val="0"/>
+              </w:rPr>
+              <w:t xml:space="preserve"> </w:t>
+            </w:r>
+          </w:p>
+          <w:p>
+            <w:r>
+              <w:rPr>
+                <w:b w:val="0"/>
+                <w:bCs w:val="0"/>
+              </w:rPr>
+              <w:t>covering:</w:t>
+            </w:r>
+          </w:p>
+          <w:p>
+            <w:pPr>
+              <w:pStyle w:val="ListParagraph"/>
+              <w:numPr>
+                <w:ilvl w:val="0"/>
+                <w:numId w:val="33"/>
+              </w:numPr>
+            </w:pPr>
+            <w:r>
+              <w:t>w</w:t>
+            </w:r>
+            <w:r>
+              <w:t>arehouse</w:t>
+            </w:r>
+          </w:p>
+          <w:p>
+            <w:pPr>
+              <w:pStyle w:val="ListParagraph"/>
+              <w:numPr>
+                <w:ilvl w:val="0"/>
+                <w:numId w:val="33"/>
+              </w:numPr>
+            </w:pPr>
+            <w:r>
+              <w:rPr>
+                <w:b w:val="0"/>
+                <w:bCs w:val="0"/>
+              </w:rPr>
+              <w:t>shipping clerk</w:t>
+            </w:r>
+          </w:p>
+          <w:p>
+            <w:pPr>
+              <w:pStyle w:val="ListParagraph"/>
+              <w:numPr>
+                <w:ilvl w:val="0"/>
+                <w:numId w:val="33"/>
+              </w:numPr>
+            </w:pPr>
+            <w:r>
+              <w:rPr>
+                <w:b w:val="0"/>
+                <w:bCs w:val="0"/>
+              </w:rPr>
+              <w:t>building maintenance</w:t>
+            </w:r>
+          </w:p>
+        </w:tc>
+        <w:tc>
+          <w:tcPr>
+            <w:tcW w:w="1805" w:type="dxa"/>
+          </w:tcPr>
+          <w:p>
+            <w:pPr>
+              <w:cnfStyle w:val="000000100000" w:firstRow="0" w:lastRow="0" w:firstColumn="0" w:lastColumn="0" w:oddVBand="0" w:evenVBand="0" w:oddHBand="1" w:evenHBand="0" w:firstRowFirstColumn="0" w:firstRowLastColumn="0" w:lastRowFirstColumn="0" w:lastRowLastColumn="0"/>
+            </w:pPr>
+            <w:r>
+              <w:t>Warehousing</w:t>
+            </w:r>
+          </w:p>
+        </w:tc>
+        <w:tc>
+          <w:tcPr>
+            <w:tcW w:w="1823" w:type="dxa"/>
+          </w:tcPr>
+          <w:p>
+            <w:pPr>
+              <w:cnfStyle w:val="000000100000" w:firstRow="0" w:lastRow="0" w:firstColumn="0" w:lastColumn="0" w:oddVBand="0" w:evenVBand="0" w:oddHBand="1" w:evenHBand="0" w:firstRowFirstColumn="0" w:firstRowLastColumn="0" w:lastRowFirstColumn="0" w:lastRowLastColumn="0"/>
+            </w:pPr>
+            <w:r>
+              <w:t>493110</w:t>
+            </w:r>
+          </w:p>
+        </w:tc>
+        <w:tc>
+          <w:tcPr>
+            <w:tcW w:w="3041" w:type="dxa"/>
+          </w:tcPr>
+          <w:p>
+            <w:pPr>
+              <w:cnfStyle w:val="000000100000" w:firstRow="0" w:lastRow="0" w:firstColumn="0" w:lastColumn="0" w:oddVBand="0" w:evenVBand="0" w:oddHBand="1" w:evenHBand="0" w:firstRowFirstColumn="0" w:firstRowLastColumn="0" w:lastRowFirstColumn="0" w:lastRowLastColumn="0"/>
+            </w:pPr>
+            <w:r>
+              <w:t xml:space="preserve">One industry. Workers receive, store, and stage products. They do not sell to customers (retail) or to businesses (wholesale). </w:t>
+            </w:r>
+          </w:p>
+          <w:p>
+            <w:pPr>
+              <w:cnfStyle w:val="000000100000" w:firstRow="0" w:lastRow="0" w:firstColumn="0" w:lastColumn="0" w:oddVBand="0" w:evenVBand="0" w:oddHBand="1" w:evenHBand="0" w:firstRowFirstColumn="0" w:firstRowLastColumn="0" w:lastRowFirstColumn="0" w:lastRowLastColumn="0"/>
+            </w:pPr>
+          </w:p>
+          <w:p>
+            <w:pPr>
+              <w:cnfStyle w:val="000000100000" w:firstRow="0" w:lastRow="0" w:firstColumn="0" w:lastColumn="0" w:oddVBand="0" w:evenVBand="0" w:oddHBand="1" w:evenHBand="0" w:firstRowFirstColumn="0" w:firstRowLastColumn="0" w:lastRowFirstColumn="0" w:lastRowLastColumn="0"/>
+            </w:pPr>
+            <w:r>
+              <w:t>The employer is a grocery retailer, but workers under the contract are not engaged in retail. (See Sec 2.5)</w:t>
+            </w:r>
+          </w:p>
+          <w:p>
+            <w:pPr>
+              <w:cnfStyle w:val="000000100000" w:firstRow="0" w:lastRow="0" w:firstColumn="0" w:lastColumn="0" w:oddVBand="0" w:evenVBand="0" w:oddHBand="1" w:evenHBand="0" w:firstRowFirstColumn="0" w:firstRowLastColumn="0" w:lastRowFirstColumn="0" w:lastRowLastColumn="0"/>
+            </w:pPr>
+          </w:p>
+          <w:p>
+            <w:pPr>
+              <w:cnfStyle w:val="000000100000" w:firstRow="0" w:lastRow="0" w:firstColumn="0" w:lastColumn="0" w:oddVBand="0" w:evenVBand="0" w:oddHBand="1" w:evenHBand="0" w:firstRowFirstColumn="0" w:firstRowLastColumn="0" w:lastRowFirstColumn="0" w:lastRowLastColumn="0"/>
+            </w:pPr>
+            <w:r>
+              <w:t>The contract text identifies the facility as a “dry merchandise warehouse,” which maps specifically to 493110. If the contract did not specify the type of warehouse, trailing zeroes (493100) would be appropriate (see next example)</w:t>
+            </w:r>
+            <w:r>
+              <w:t>.</w:t>
+            </w:r>
+          </w:p>
+        </w:tc>
+      </w:tr>
+      <w:tr>
+        <w:trPr>
+          <w:cantSplit/>
+        </w:trPr>
+        <w:tc>
+          <w:tcPr>
+            <w:cnfStyle w:val="001000000000" w:firstRow="0" w:lastRow="0" w:firstColumn="1" w:lastColumn="0" w:oddVBand="0" w:evenVBand="0" w:oddHBand="0" w:evenHBand="0" w:firstRowFirstColumn="0" w:firstRowLastColumn="0" w:lastRowFirstColumn="0" w:lastRowLastColumn="0"/>
+            <w:tcW w:w="2681" w:type="dxa"/>
+          </w:tcPr>
+          <w:p>
+            <w:r>
+              <w:t>Grocery retailer’s warehouse (uncertain warehouse type)</w:t>
+            </w:r>
+            <w:r>
+              <w:rPr>
+                <w:b w:val="0"/>
+                <w:bCs w:val="0"/>
+              </w:rPr>
+              <w:t xml:space="preserve"> covering:</w:t>
+            </w:r>
+          </w:p>
+          <w:p>
+            <w:pPr>
+              <w:pStyle w:val="ListParagraph"/>
+              <w:numPr>
+                <w:ilvl w:val="0"/>
+                <w:numId w:val="34"/>
+              </w:numPr>
+            </w:pPr>
+            <w:r>
+              <w:t>warehouse</w:t>
+            </w:r>
+          </w:p>
+          <w:p>
+            <w:pPr>
+              <w:pStyle w:val="ListParagraph"/>
+              <w:numPr>
+                <w:ilvl w:val="0"/>
+                <w:numId w:val="34"/>
+              </w:numPr>
+            </w:pPr>
+            <w:r>
+              <w:rPr>
+                <w:b w:val="0"/>
+                <w:bCs w:val="0"/>
+              </w:rPr>
+              <w:t>shipping clerk</w:t>
+            </w:r>
+          </w:p>
+          <w:p>
+            <w:pPr>
+              <w:pStyle w:val="ListParagraph"/>
+              <w:numPr>
+                <w:ilvl w:val="0"/>
+                <w:numId w:val="34"/>
+              </w:numPr>
+            </w:pPr>
+            <w:r>
+              <w:rPr>
+                <w:b w:val="0"/>
+                <w:bCs w:val="0"/>
+              </w:rPr>
+              <w:t>building maintenance</w:t>
+            </w:r>
+          </w:p>
+        </w:tc>
+        <w:tc>
+          <w:tcPr>
+            <w:tcW w:w="1805" w:type="dxa"/>
+          </w:tcPr>
+          <w:p>
+            <w:pPr>
+              <w:cnfStyle w:val="000000000000" w:firstRow="0" w:lastRow="0" w:firstColumn="0" w:lastColumn="0" w:oddVBand="0" w:evenVBand="0" w:oddHBand="0" w:evenHBand="0" w:firstRowFirstColumn="0" w:firstRowLastColumn="0" w:lastRowFirstColumn="0" w:lastRowLastColumn="0"/>
+            </w:pPr>
+            <w:r>
+              <w:t>Warehousing</w:t>
+            </w:r>
+          </w:p>
+        </w:tc>
+        <w:tc>
+          <w:tcPr>
+            <w:tcW w:w="1823" w:type="dxa"/>
+          </w:tcPr>
+          <w:p>
+            <w:pPr>
+              <w:cnfStyle w:val="000000000000" w:firstRow="0" w:lastRow="0" w:firstColumn="0" w:lastColumn="0" w:oddVBand="0" w:evenVBand="0" w:oddHBand="0" w:evenHBand="0" w:firstRowFirstColumn="0" w:firstRowLastColumn="0" w:lastRowFirstColumn="0" w:lastRowLastColumn="0"/>
+            </w:pPr>
+            <w:r>
+              <w:t>493100</w:t>
+            </w:r>
+          </w:p>
+        </w:tc>
+        <w:tc>
+          <w:tcPr>
+            <w:tcW w:w="3041" w:type="dxa"/>
+          </w:tcPr>
+          <w:p>
+            <w:pPr>
+              <w:cnfStyle w:val="000000000000" w:firstRow="0" w:lastRow="0" w:firstColumn="0" w:lastColumn="0" w:oddVBand="0" w:evenVBand="0" w:oddHBand="0" w:evenHBand="0" w:firstRowFirstColumn="0" w:firstRowLastColumn="0" w:lastRowFirstColumn="0" w:lastRowLastColumn="0"/>
+            </w:pPr>
+            <w:r>
+              <w:t>One industry. Contract covers warehousing, but it’s unclear whether this is general, refrigerated, or farm product warehousing. (See Sec 2.4b)</w:t>
+            </w:r>
+          </w:p>
+        </w:tc>
+      </w:tr>
+      <w:tr>
+        <w:trPr>
+          <w:cnfStyle w:val="000000100000" w:firstRow="0" w:lastRow="0" w:firstColumn="0" w:lastColumn="0" w:oddVBand="0" w:evenVBand="0" w:oddHBand="1" w:evenHBand="0" w:firstRowFirstColumn="0" w:firstRowLastColumn="0" w:lastRowFirstColumn="0" w:lastRowLastColumn="0"/>
+          <w:cantSplit/>
+        </w:trPr>
+        <w:tc>
+          <w:tcPr>
+            <w:cnfStyle w:val="001000000000" w:firstRow="0" w:lastRow="0" w:firstColumn="1" w:lastColumn="0" w:oddVBand="0" w:evenVBand="0" w:oddHBand="0" w:evenHBand="0" w:firstRowFirstColumn="0" w:firstRowLastColumn="0" w:lastRowFirstColumn="0" w:lastRowLastColumn="0"/>
+            <w:tcW w:w="2681" w:type="dxa"/>
+          </w:tcPr>
+          <w:p>
+            <w:r>
+              <w:t>Grocery retailer’s dry merchandise warehouse (also covering distribution)</w:t>
+            </w:r>
+            <w:r>
+              <w:rPr>
+                <w:b w:val="0"/>
+                <w:bCs w:val="0"/>
+              </w:rPr>
+              <w:t xml:space="preserve"> covering:</w:t>
+            </w:r>
+          </w:p>
+          <w:p>
+            <w:pPr>
+              <w:pStyle w:val="ListParagraph"/>
+              <w:numPr>
+                <w:ilvl w:val="0"/>
+                <w:numId w:val="35"/>
+              </w:numPr>
+            </w:pPr>
+            <w:r>
+              <w:t>warehouse</w:t>
+            </w:r>
+          </w:p>
+          <w:p>
+            <w:pPr>
+              <w:pStyle w:val="ListParagraph"/>
+              <w:numPr>
+                <w:ilvl w:val="0"/>
+                <w:numId w:val="35"/>
+              </w:numPr>
+            </w:pPr>
+            <w:r>
+              <w:t>truck drivers</w:t>
+            </w:r>
+          </w:p>
+          <w:p>
+            <w:pPr>
+              <w:pStyle w:val="ListParagraph"/>
+              <w:numPr>
+                <w:ilvl w:val="0"/>
+                <w:numId w:val="35"/>
+              </w:numPr>
+            </w:pPr>
+            <w:r>
+              <w:rPr>
+                <w:b w:val="0"/>
+                <w:bCs w:val="0"/>
+              </w:rPr>
+              <w:t>shipping clerk</w:t>
+            </w:r>
+          </w:p>
+          <w:p>
+            <w:pPr>
+              <w:pStyle w:val="ListParagraph"/>
+              <w:numPr>
+                <w:ilvl w:val="0"/>
+                <w:numId w:val="35"/>
+              </w:numPr>
+            </w:pPr>
+            <w:r>
+              <w:rPr>
+                <w:b w:val="0"/>
+                <w:bCs w:val="0"/>
+              </w:rPr>
+              <w:t>building maintenance</w:t>
+            </w:r>
+          </w:p>
+        </w:tc>
+        <w:tc>
+          <w:tcPr>
+            <w:tcW w:w="1805" w:type="dxa"/>
+          </w:tcPr>
+          <w:p>
+            <w:pPr>
+              <w:cnfStyle w:val="000000100000" w:firstRow="0" w:lastRow="0" w:firstColumn="0" w:lastColumn="0" w:oddVBand="0" w:evenVBand="0" w:oddHBand="1" w:evenHBand="0" w:firstRowFirstColumn="0" w:firstRowLastColumn="0" w:lastRowFirstColumn="0" w:lastRowLastColumn="0"/>
+            </w:pPr>
+            <w:r>
+              <w:t>Warehousing, freight trucking</w:t>
+            </w:r>
+          </w:p>
+        </w:tc>
+        <w:tc>
+          <w:tcPr>
+            <w:tcW w:w="1823" w:type="dxa"/>
+          </w:tcPr>
+          <w:p>
+            <w:pPr>
+              <w:cnfStyle w:val="000000100000" w:firstRow="0" w:lastRow="0" w:firstColumn="0" w:lastColumn="0" w:oddVBand="0" w:evenVBand="0" w:oddHBand="1" w:evenHBand="0" w:firstRowFirstColumn="0" w:firstRowLastColumn="0" w:lastRowFirstColumn="0" w:lastRowLastColumn="0"/>
+            </w:pPr>
+            <w:r>
+              <w:t>493110; 484110</w:t>
+            </w:r>
+          </w:p>
+        </w:tc>
+        <w:tc>
+          <w:tcPr>
+            <w:tcW w:w="3041" w:type="dxa"/>
+          </w:tcPr>
+          <w:p>
+            <w:pPr>
+              <w:cnfStyle w:val="000000100000" w:firstRow="0" w:lastRow="0" w:firstColumn="0" w:lastColumn="0" w:oddVBand="0" w:evenVBand="0" w:oddHBand="1" w:evenHBand="0" w:firstRowFirstColumn="0" w:firstRowLastColumn="0" w:lastRowFirstColumn="0" w:lastRowLastColumn="0"/>
+            </w:pPr>
+            <w:r>
+              <w:t xml:space="preserve">Two industries. Warehouse workers </w:t>
+            </w:r>
+            <w:r>
+              <w:t>store and stage product</w:t>
+            </w:r>
+            <w:r>
+              <w:t>s</w:t>
+            </w:r>
+            <w:r>
+              <w:t xml:space="preserve">. Drivers transport goods to </w:t>
+            </w:r>
+            <w:r>
+              <w:t xml:space="preserve">retail grocery stores. </w:t>
+            </w:r>
+          </w:p>
+          <w:p>
+            <w:pPr>
+              <w:cnfStyle w:val="000000100000" w:firstRow="0" w:lastRow="0" w:firstColumn="0" w:lastColumn="0" w:oddVBand="0" w:evenVBand="0" w:oddHBand="1" w:evenHBand="0" w:firstRowFirstColumn="0" w:firstRowLastColumn="0" w:lastRowFirstColumn="0" w:lastRowLastColumn="0"/>
+            </w:pPr>
+          </w:p>
+          <w:p>
+            <w:pPr>
+              <w:cnfStyle w:val="000000100000" w:firstRow="0" w:lastRow="0" w:firstColumn="0" w:lastColumn="0" w:oddVBand="0" w:evenVBand="0" w:oddHBand="1" w:evenHBand="0" w:firstRowFirstColumn="0" w:firstRowLastColumn="0" w:lastRowFirstColumn="0" w:lastRowLastColumn="0"/>
+            </w:pPr>
+            <w:r>
+              <w:t>Drivers are engaged in transportation of merchandise, not retail or wholesale.</w:t>
+            </w:r>
+          </w:p>
+        </w:tc>
+      </w:tr>
+      <w:tr>
+        <w:trPr>
+          <w:cantSplit/>
+        </w:trPr>
+        <w:tc>
+          <w:tcPr>
+            <w:cnfStyle w:val="001000000000" w:firstRow="0" w:lastRow="0" w:firstColumn="1" w:lastColumn="0" w:oddVBand="0" w:evenVBand="0" w:oddHBand="0" w:evenHBand="0" w:firstRowFirstColumn="0" w:firstRowLastColumn="0" w:lastRowFirstColumn="0" w:lastRowLastColumn="0"/>
+            <w:tcW w:w="2681" w:type="dxa"/>
+          </w:tcPr>
+          <w:p>
+            <w:r>
+              <w:lastRenderedPageBreak/>
+              <w:t>Regional freight carrier</w:t>
+            </w:r>
+            <w:r>
+              <w:t xml:space="preserve"> </w:t>
+            </w:r>
+            <w:r>
+              <w:rPr>
+                <w:b w:val="0"/>
+                <w:bCs w:val="0"/>
+              </w:rPr>
+              <w:t>covering:</w:t>
+            </w:r>
+          </w:p>
+          <w:p>
+            <w:pPr>
+              <w:pStyle w:val="ListParagraph"/>
+              <w:numPr>
+                <w:ilvl w:val="0"/>
+                <w:numId w:val="36"/>
+              </w:numPr>
+            </w:pPr>
+            <w:r>
+              <w:t>truck drivers</w:t>
+            </w:r>
+          </w:p>
+          <w:p>
+            <w:pPr>
+              <w:pStyle w:val="ListParagraph"/>
+              <w:numPr>
+                <w:ilvl w:val="0"/>
+                <w:numId w:val="36"/>
+              </w:numPr>
+            </w:pPr>
+            <w:r>
+              <w:rPr>
+                <w:b w:val="0"/>
+                <w:bCs w:val="0"/>
+              </w:rPr>
+              <w:t>dock workers</w:t>
+            </w:r>
+          </w:p>
+          <w:p>
+            <w:pPr>
+              <w:pStyle w:val="ListParagraph"/>
+              <w:numPr>
+                <w:ilvl w:val="0"/>
+                <w:numId w:val="36"/>
+              </w:numPr>
+            </w:pPr>
+            <w:r>
+              <w:rPr>
+                <w:b w:val="0"/>
+                <w:bCs w:val="0"/>
+              </w:rPr>
+              <w:t>dispatchers</w:t>
+            </w:r>
+          </w:p>
+          <w:p>
+            <w:pPr>
+              <w:pStyle w:val="ListParagraph"/>
+              <w:numPr>
+                <w:ilvl w:val="0"/>
+                <w:numId w:val="36"/>
+              </w:numPr>
+            </w:pPr>
+            <w:r>
+              <w:rPr>
+                <w:b w:val="0"/>
+                <w:bCs w:val="0"/>
+              </w:rPr>
+              <w:t>mechanics</w:t>
+            </w:r>
+          </w:p>
+        </w:tc>
+        <w:tc>
+          <w:tcPr>
+            <w:tcW w:w="1805" w:type="dxa"/>
+          </w:tcPr>
+          <w:p>
+            <w:pPr>
+              <w:cnfStyle w:val="000000000000" w:firstRow="0" w:lastRow="0" w:firstColumn="0" w:lastColumn="0" w:oddVBand="0" w:evenVBand="0" w:oddHBand="0" w:evenHBand="0" w:firstRowFirstColumn="0" w:firstRowLastColumn="0" w:lastRowFirstColumn="0" w:lastRowLastColumn="0"/>
+            </w:pPr>
+            <w:r>
+              <w:t>Freight trucking</w:t>
+            </w:r>
+          </w:p>
+        </w:tc>
+        <w:tc>
+          <w:tcPr>
+            <w:tcW w:w="1823" w:type="dxa"/>
+          </w:tcPr>
+          <w:p>
+            <w:pPr>
+              <w:cnfStyle w:val="000000000000" w:firstRow="0" w:lastRow="0" w:firstColumn="0" w:lastColumn="0" w:oddVBand="0" w:evenVBand="0" w:oddHBand="0" w:evenHBand="0" w:firstRowFirstColumn="0" w:firstRowLastColumn="0" w:lastRowFirstColumn="0" w:lastRowLastColumn="0"/>
+            </w:pPr>
+            <w:r>
+              <w:t>484110</w:t>
+            </w:r>
+          </w:p>
+        </w:tc>
+        <w:tc>
+          <w:tcPr>
+            <w:tcW w:w="3041" w:type="dxa"/>
+          </w:tcPr>
+          <w:p>
+            <w:pPr>
+              <w:cnfStyle w:val="000000000000" w:firstRow="0" w:lastRow="0" w:firstColumn="0" w:lastColumn="0" w:oddVBand="0" w:evenVBand="0" w:oddHBand="0" w:evenHBand="0" w:firstRowFirstColumn="0" w:firstRowLastColumn="0" w:lastRowFirstColumn="0" w:lastRowLastColumn="0"/>
+            </w:pPr>
+            <w:r>
+              <w:t xml:space="preserve">One industry. Dockworkers and </w:t>
+            </w:r>
+            <w:r>
+              <w:t>dispatchers support freight trucking and do not indicate warehousing as a distinct service.</w:t>
+            </w:r>
+          </w:p>
+          <w:p>
+            <w:pPr>
+              <w:cnfStyle w:val="000000000000" w:firstRow="0" w:lastRow="0" w:firstColumn="0" w:lastColumn="0" w:oddVBand="0" w:evenVBand="0" w:oddHBand="0" w:evenHBand="0" w:firstRowFirstColumn="0" w:firstRowLastColumn="0" w:lastRowFirstColumn="0" w:lastRowLastColumn="0"/>
+            </w:pPr>
+          </w:p>
+          <w:p>
+            <w:pPr>
+              <w:cnfStyle w:val="000000000000" w:firstRow="0" w:lastRow="0" w:firstColumn="0" w:lastColumn="0" w:oddVBand="0" w:evenVBand="0" w:oddHBand="0" w:evenHBand="0" w:firstRowFirstColumn="0" w:firstRowLastColumn="0" w:lastRowFirstColumn="0" w:lastRowLastColumn="0"/>
+            </w:pPr>
+            <w:r>
+              <w:t>If the contract described a standalone warehouse operation, that would be a second industry.</w:t>
+            </w:r>
+          </w:p>
+        </w:tc>
+      </w:tr>
+      <w:tr>
+        <w:trPr>
+          <w:cnfStyle w:val="000000100000" w:firstRow="0" w:lastRow="0" w:firstColumn="0" w:lastColumn="0" w:oddVBand="0" w:evenVBand="0" w:oddHBand="1" w:evenHBand="0" w:firstRowFirstColumn="0" w:firstRowLastColumn="0" w:lastRowFirstColumn="0" w:lastRowLastColumn="0"/>
+          <w:cantSplit/>
+        </w:trPr>
+        <w:tc>
+          <w:tcPr>
+            <w:cnfStyle w:val="001000000000" w:firstRow="0" w:lastRow="0" w:firstColumn="1" w:lastColumn="0" w:oddVBand="0" w:evenVBand="0" w:oddHBand="0" w:evenHBand="0" w:firstRowFirstColumn="0" w:firstRowLastColumn="0" w:lastRowFirstColumn="0" w:lastRowLastColumn="0"/>
+            <w:tcW w:w="2681" w:type="dxa"/>
+          </w:tcPr>
+          <w:p>
+            <w:commentRangeStart w:id="15"/>
+            <w:r>
+              <w:t>Third-party logistics provider</w:t>
+            </w:r>
+            <w:r>
+              <w:rPr>
+                <w:b w:val="0"/>
+                <w:bCs w:val="0"/>
+              </w:rPr>
+              <w:t xml:space="preserve"> covering:</w:t>
+            </w:r>
+          </w:p>
+          <w:p>
+            <w:pPr>
+              <w:pStyle w:val="ListParagraph"/>
+              <w:numPr>
+                <w:ilvl w:val="0"/>
+                <w:numId w:val="37"/>
+              </w:numPr>
+            </w:pPr>
+            <w:r>
+              <w:t>warehouse</w:t>
+            </w:r>
+          </w:p>
+          <w:p>
+            <w:pPr>
+              <w:pStyle w:val="ListParagraph"/>
+              <w:numPr>
+                <w:ilvl w:val="0"/>
+                <w:numId w:val="37"/>
+              </w:numPr>
+            </w:pPr>
+            <w:r>
+              <w:t>truck drivers</w:t>
+            </w:r>
+          </w:p>
+          <w:p>
+            <w:pPr>
+              <w:pStyle w:val="ListParagraph"/>
+              <w:numPr>
+                <w:ilvl w:val="0"/>
+                <w:numId w:val="37"/>
               </w:numPr>
             </w:pPr>
             <w:r>
@@ -2257,7 +3115,7 @@
               <w:pStyle w:val="ListParagraph"/>
               <w:numPr>
                 <w:ilvl w:val="0"/>
-                <w:numId w:val="29"/>
+                <w:numId w:val="37"/>
               </w:numPr>
             </w:pPr>
             <w:r>
@@ -2265,52 +3123,311 @@
                 <w:b w:val="0"/>
                 <w:bCs w:val="0"/>
               </w:rPr>
-              <w:t>shipping clerks</w:t>
+              <w:t>inventory clerk</w:t>
+            </w:r>
+          </w:p>
+          <w:p>
+            <w:pPr>
+              <w:pStyle w:val="ListParagraph"/>
+              <w:numPr>
+                <w:ilvl w:val="0"/>
+                <w:numId w:val="37"/>
+              </w:numPr>
+            </w:pPr>
+            <w:r>
+              <w:rPr>
+                <w:b w:val="0"/>
+                <w:bCs w:val="0"/>
+              </w:rPr>
+              <w:t>dispatchers</w:t>
             </w:r>
           </w:p>
         </w:tc>
         <w:tc>
           <w:tcPr>
-            <w:tcW w:w="1704" w:type="dxa"/>
+            <w:tcW w:w="1805" w:type="dxa"/>
           </w:tcPr>
           <w:p>
             <w:pPr>
               <w:cnfStyle w:val="000000100000" w:firstRow="0" w:lastRow="0" w:firstColumn="0" w:lastColumn="0" w:oddVBand="0" w:evenVBand="0" w:oddHBand="1" w:evenHBand="0" w:firstRowFirstColumn="0" w:firstRowLastColumn="0" w:lastRowFirstColumn="0" w:lastRowLastColumn="0"/>
             </w:pPr>
             <w:r>
-              <w:t>Warehousing</w:t>
+              <w:t>Warehousing; freight trucking</w:t>
             </w:r>
           </w:p>
         </w:tc>
         <w:tc>
           <w:tcPr>
-            <w:tcW w:w="1352" w:type="dxa"/>
+            <w:tcW w:w="1823" w:type="dxa"/>
           </w:tcPr>
           <w:p>
             <w:pPr>
               <w:cnfStyle w:val="000000100000" w:firstRow="0" w:lastRow="0" w:firstColumn="0" w:lastColumn="0" w:oddVBand="0" w:evenVBand="0" w:oddHBand="1" w:evenHBand="0" w:firstRowFirstColumn="0" w:firstRowLastColumn="0" w:lastRowFirstColumn="0" w:lastRowLastColumn="0"/>
             </w:pPr>
             <w:r>
-              <w:t>493100</w:t>
+              <w:t>493110; 484110</w:t>
             </w:r>
           </w:p>
         </w:tc>
         <w:tc>
           <w:tcPr>
-            <w:tcW w:w="3594" w:type="dxa"/>
+            <w:tcW w:w="3041" w:type="dxa"/>
           </w:tcPr>
           <w:p>
             <w:pPr>
               <w:cnfStyle w:val="000000100000" w:firstRow="0" w:lastRow="0" w:firstColumn="0" w:lastColumn="0" w:oddVBand="0" w:evenVBand="0" w:oddHBand="1" w:evenHBand="0" w:firstRowFirstColumn="0" w:firstRowLastColumn="0" w:lastRowFirstColumn="0" w:lastRowLastColumn="0"/>
             </w:pPr>
             <w:r>
-              <w:t>One distinct industry that may be covered by several adjacent codes (General warehousing, refrigerated warehousing, or farm product warehousing.) If</w:t>
-            </w:r>
-            <w:r>
-              <w:t xml:space="preserve"> it’s</w:t>
-            </w:r>
-            <w:r>
-              <w:t xml:space="preserve"> unclear from the text of the contract which six-digit code is the best fit, but clear that the employees are engaged in warehousing and storage, use 493100 to reflect that uncertainty.</w:t>
+              <w:t>Two industries. Warehouse operation and freight operation are separate functions described separately in the contract.</w:t>
+            </w:r>
+          </w:p>
+          <w:p>
+            <w:pPr>
+              <w:cnfStyle w:val="000000100000" w:firstRow="0" w:lastRow="0" w:firstColumn="0" w:lastColumn="0" w:oddVBand="0" w:evenVBand="0" w:oddHBand="1" w:evenHBand="0" w:firstRowFirstColumn="0" w:firstRowLastColumn="0" w:lastRowFirstColumn="0" w:lastRowLastColumn="0"/>
+            </w:pPr>
+          </w:p>
+          <w:p>
+            <w:pPr>
+              <w:cnfStyle w:val="000000100000" w:firstRow="0" w:lastRow="0" w:firstColumn="0" w:lastColumn="0" w:oddVBand="0" w:evenVBand="0" w:oddHBand="1" w:evenHBand="0" w:firstRowFirstColumn="0" w:firstRowLastColumn="0" w:lastRowFirstColumn="0" w:lastRowLastColumn="0"/>
+            </w:pPr>
+            <w:r>
+              <w:t>Assuming that the stored merchandise is clearly “General Warehousing” from the text of the contract. If it was not clear, 493100 is appropriate.</w:t>
+            </w:r>
+          </w:p>
+        </w:tc>
+      </w:tr>
+      <w:tr>
+        <w:trPr>
+          <w:cantSplit/>
+        </w:trPr>
+        <w:tc>
+          <w:tcPr>
+            <w:cnfStyle w:val="001000000000" w:firstRow="0" w:lastRow="0" w:firstColumn="1" w:lastColumn="0" w:oddVBand="0" w:evenVBand="0" w:oddHBand="0" w:evenHBand="0" w:firstRowFirstColumn="0" w:firstRowLastColumn="0" w:lastRowFirstColumn="0" w:lastRowLastColumn="0"/>
+            <w:tcW w:w="2681" w:type="dxa"/>
+          </w:tcPr>
+          <w:p>
+            <w:r>
+              <w:t xml:space="preserve">Grocery distributor </w:t>
+            </w:r>
+            <w:r>
+              <w:rPr>
+                <w:b w:val="0"/>
+                <w:bCs w:val="0"/>
+              </w:rPr>
+              <w:t>covering:</w:t>
+            </w:r>
+          </w:p>
+          <w:p>
+            <w:pPr>
+              <w:pStyle w:val="ListParagraph"/>
+              <w:numPr>
+                <w:ilvl w:val="0"/>
+                <w:numId w:val="38"/>
+              </w:numPr>
+            </w:pPr>
+            <w:r>
+              <w:t>route sales representatives</w:t>
+            </w:r>
+          </w:p>
+          <w:p>
+            <w:pPr>
+              <w:pStyle w:val="ListParagraph"/>
+              <w:numPr>
+                <w:ilvl w:val="0"/>
+                <w:numId w:val="38"/>
+              </w:numPr>
+              <w:rPr>
+                <w:b w:val="0"/>
+                <w:bCs w:val="0"/>
+              </w:rPr>
+            </w:pPr>
+            <w:r>
+              <w:rPr>
+                <w:b w:val="0"/>
+                <w:bCs w:val="0"/>
+              </w:rPr>
+              <w:t>warehouse workers</w:t>
+            </w:r>
+          </w:p>
+          <w:p>
+            <w:pPr>
+              <w:pStyle w:val="ListParagraph"/>
+              <w:numPr>
+                <w:ilvl w:val="0"/>
+                <w:numId w:val="38"/>
+              </w:numPr>
+            </w:pPr>
+            <w:r>
+              <w:rPr>
+                <w:b w:val="0"/>
+                <w:bCs w:val="0"/>
+              </w:rPr>
+              <w:t>delivery drivers</w:t>
+            </w:r>
+          </w:p>
+        </w:tc>
+        <w:tc>
+          <w:tcPr>
+            <w:tcW w:w="1805" w:type="dxa"/>
+          </w:tcPr>
+          <w:p>
+            <w:pPr>
+              <w:cnfStyle w:val="000000000000" w:firstRow="0" w:lastRow="0" w:firstColumn="0" w:lastColumn="0" w:oddVBand="0" w:evenVBand="0" w:oddHBand="0" w:evenHBand="0" w:firstRowFirstColumn="0" w:firstRowLastColumn="0" w:lastRowFirstColumn="0" w:lastRowLastColumn="0"/>
+            </w:pPr>
+            <w:r>
+              <w:t>Grocery wholesale</w:t>
+            </w:r>
+          </w:p>
+        </w:tc>
+        <w:tc>
+          <w:tcPr>
+            <w:tcW w:w="1823" w:type="dxa"/>
+          </w:tcPr>
+          <w:p>
+            <w:pPr>
+              <w:cnfStyle w:val="000000000000" w:firstRow="0" w:lastRow="0" w:firstColumn="0" w:lastColumn="0" w:oddVBand="0" w:evenVBand="0" w:oddHBand="0" w:evenHBand="0" w:firstRowFirstColumn="0" w:firstRowLastColumn="0" w:lastRowFirstColumn="0" w:lastRowLastColumn="0"/>
+            </w:pPr>
+            <w:r>
+              <w:t>424110</w:t>
+            </w:r>
+          </w:p>
+        </w:tc>
+        <w:tc>
+          <w:tcPr>
+            <w:tcW w:w="3041" w:type="dxa"/>
+          </w:tcPr>
+          <w:p>
+            <w:pPr>
+              <w:cnfStyle w:val="000000000000" w:firstRow="0" w:lastRow="0" w:firstColumn="0" w:lastColumn="0" w:oddVBand="0" w:evenVBand="0" w:oddHBand="0" w:evenHBand="0" w:firstRowFirstColumn="0" w:firstRowLastColumn="0" w:lastRowFirstColumn="0" w:lastRowLastColumn="0"/>
+            </w:pPr>
+            <w:r>
+              <w:t>One industry. Warehouse and trucking operations are directly in support of grocery wholesale operations, not making revenue on its own account.</w:t>
+            </w:r>
+          </w:p>
+        </w:tc>
+      </w:tr>
+      <w:tr>
+        <w:trPr>
+          <w:cnfStyle w:val="000000100000" w:firstRow="0" w:lastRow="0" w:firstColumn="0" w:lastColumn="0" w:oddVBand="0" w:evenVBand="0" w:oddHBand="1" w:evenHBand="0" w:firstRowFirstColumn="0" w:firstRowLastColumn="0" w:lastRowFirstColumn="0" w:lastRowLastColumn="0"/>
+          <w:cantSplit/>
+        </w:trPr>
+        <w:tc>
+          <w:tcPr>
+            <w:cnfStyle w:val="001000000000" w:firstRow="0" w:lastRow="0" w:firstColumn="1" w:lastColumn="0" w:oddVBand="0" w:evenVBand="0" w:oddHBand="0" w:evenHBand="0" w:firstRowFirstColumn="0" w:firstRowLastColumn="0" w:lastRowFirstColumn="0" w:lastRowLastColumn="0"/>
+            <w:tcW w:w="2681" w:type="dxa"/>
+          </w:tcPr>
+          <w:p>
+            <w:r>
+              <w:t xml:space="preserve">Grocery distributor (warehouse </w:t>
+            </w:r>
+            <w:r>
+              <w:t xml:space="preserve">only) </w:t>
+            </w:r>
+            <w:r>
+              <w:rPr>
+                <w:b w:val="0"/>
+                <w:bCs w:val="0"/>
+              </w:rPr>
+              <w:t>covering:</w:t>
+            </w:r>
+          </w:p>
+          <w:p>
+            <w:pPr>
+              <w:pStyle w:val="ListParagraph"/>
+              <w:numPr>
+                <w:ilvl w:val="0"/>
+                <w:numId w:val="39"/>
+              </w:numPr>
+            </w:pPr>
+            <w:r>
+              <w:t>warehouse</w:t>
+            </w:r>
+          </w:p>
+          <w:p>
+            <w:pPr>
+              <w:pStyle w:val="ListParagraph"/>
+              <w:numPr>
+                <w:ilvl w:val="0"/>
+                <w:numId w:val="39"/>
+              </w:numPr>
+            </w:pPr>
+            <w:r>
+              <w:rPr>
+                <w:b w:val="0"/>
+                <w:bCs w:val="0"/>
+              </w:rPr>
+              <w:t>forklift</w:t>
+            </w:r>
+          </w:p>
+          <w:p>
+            <w:pPr>
+              <w:pStyle w:val="ListParagraph"/>
+              <w:numPr>
+                <w:ilvl w:val="0"/>
+                <w:numId w:val="39"/>
+              </w:numPr>
+            </w:pPr>
+            <w:r>
+              <w:rPr>
+                <w:b w:val="0"/>
+                <w:bCs w:val="0"/>
+              </w:rPr>
+              <w:t>inventory control</w:t>
+            </w:r>
+          </w:p>
+          <w:p>
+            <w:pPr>
+              <w:pStyle w:val="ListParagraph"/>
+              <w:numPr>
+                <w:ilvl w:val="0"/>
+                <w:numId w:val="39"/>
+              </w:numPr>
+            </w:pPr>
+            <w:r>
+              <w:rPr>
+                <w:b w:val="0"/>
+                <w:bCs w:val="0"/>
+              </w:rPr>
+              <w:t>building maintenance</w:t>
+            </w:r>
+          </w:p>
+        </w:tc>
+        <w:tc>
+          <w:tcPr>
+            <w:tcW w:w="1805" w:type="dxa"/>
+          </w:tcPr>
+          <w:p>
+            <w:pPr>
+              <w:cnfStyle w:val="000000100000" w:firstRow="0" w:lastRow="0" w:firstColumn="0" w:lastColumn="0" w:oddVBand="0" w:evenVBand="0" w:oddHBand="1" w:evenHBand="0" w:firstRowFirstColumn="0" w:firstRowLastColumn="0" w:lastRowFirstColumn="0" w:lastRowLastColumn="0"/>
+            </w:pPr>
+            <w:r>
+              <w:t>Warehousing</w:t>
+            </w:r>
+          </w:p>
+        </w:tc>
+        <w:tc>
+          <w:tcPr>
+            <w:tcW w:w="1823" w:type="dxa"/>
+          </w:tcPr>
+          <w:p>
+            <w:pPr>
+              <w:cnfStyle w:val="000000100000" w:firstRow="0" w:lastRow="0" w:firstColumn="0" w:lastColumn="0" w:oddVBand="0" w:evenVBand="0" w:oddHBand="1" w:evenHBand="0" w:firstRowFirstColumn="0" w:firstRowLastColumn="0" w:lastRowFirstColumn="0" w:lastRowLastColumn="0"/>
+            </w:pPr>
+            <w:r>
+              <w:t>493110</w:t>
+            </w:r>
+          </w:p>
+        </w:tc>
+        <w:tc>
+          <w:tcPr>
+            <w:tcW w:w="3041" w:type="dxa"/>
+          </w:tcPr>
+          <w:p>
+            <w:pPr>
+              <w:cnfStyle w:val="000000100000" w:firstRow="0" w:lastRow="0" w:firstColumn="0" w:lastColumn="0" w:oddVBand="0" w:evenVBand="0" w:oddHBand="1" w:evenHBand="0" w:firstRowFirstColumn="0" w:firstRowLastColumn="0" w:lastRowFirstColumn="0" w:lastRowLastColumn="0"/>
+            </w:pPr>
+            <w:r>
+              <w:t>One industry. Although the employer distributes food products for wholesale, this contract covers only warehouse workers. Since no wholesale activity is present in the contract text for the warehouse to support, warehousing is the primary activity.</w:t>
             </w:r>
           </w:p>
         </w:tc>
@@ -2320,13 +3437,163 @@
       <w:pPr>
         <w:pStyle w:val="Heading3"/>
       </w:pPr>
-      <w:bookmarkStart w:id="19" w:name="WhenDone"/>
-      <w:bookmarkEnd w:id="19"/>
+      <w:bookmarkStart w:id="16" w:name="WhenDone"/>
+      <w:bookmarkEnd w:id="16"/>
+      <w:r>
+        <w:t>2.8 Warehousing, Wholesale, and Freight Trucking</w:t>
+      </w:r>
+    </w:p>
+    <w:p>
+      <w:r>
+        <w:t xml:space="preserve">The distinction between warehousing, wholesale, and freight trucking turns on </w:t>
+      </w:r>
+      <w:r>
+        <w:t>the primary business activity of the workers covered under the contract.</w:t>
+      </w:r>
+    </w:p>
+    <w:p>
+      <w:pPr>
+        <w:pStyle w:val="ListParagraph"/>
+        <w:numPr>
+          <w:ilvl w:val="0"/>
+          <w:numId w:val="40"/>
+        </w:numPr>
+      </w:pPr>
+      <w:r>
+        <w:rPr>
+          <w:b/>
+          <w:bCs/>
+        </w:rPr>
+        <w:lastRenderedPageBreak/>
+        <w:t xml:space="preserve">Wholesale </w:t>
+      </w:r>
+      <w:r>
+        <w:rPr>
+          <w:b/>
+          <w:bCs/>
+        </w:rPr>
+        <w:t>(424):</w:t>
+      </w:r>
+      <w:r>
+        <w:t xml:space="preserve"> the primary business activity is </w:t>
+      </w:r>
+      <w:r>
+        <w:rPr>
+          <w:i/>
+          <w:iCs/>
+        </w:rPr>
+        <w:t>buying goods from producers and selling them to businesses.</w:t>
+      </w:r>
+      <w:r>
+        <w:t xml:space="preserve"> Contracts covering workers that perform wholesale operations (route sales representatives) are classified with wholesale codes.</w:t>
+      </w:r>
+    </w:p>
+    <w:p>
+      <w:pPr>
+        <w:pStyle w:val="ListParagraph"/>
+        <w:numPr>
+          <w:ilvl w:val="1"/>
+          <w:numId w:val="40"/>
+        </w:numPr>
+      </w:pPr>
+      <w:r>
+        <w:t xml:space="preserve">If the contract includes route sales representatives, </w:t>
+      </w:r>
+      <w:r>
+        <w:t>warehousing and trucking become indirect support of wholesale operations. If the contract does not include route sales representatives, see below.</w:t>
+      </w:r>
+    </w:p>
+    <w:p>
+      <w:pPr>
+        <w:pStyle w:val="ListParagraph"/>
+        <w:numPr>
+          <w:ilvl w:val="0"/>
+          <w:numId w:val="40"/>
+        </w:numPr>
+      </w:pPr>
+      <w:r>
+        <w:rPr>
+          <w:b/>
+          <w:bCs/>
+        </w:rPr>
+        <w:t>Warehouse (493):</w:t>
+      </w:r>
+      <w:r>
+        <w:t xml:space="preserve"> the primary business activity is </w:t>
+      </w:r>
+      <w:r>
+        <w:rPr>
+          <w:i/>
+          <w:iCs/>
+        </w:rPr>
+        <w:t>storage and handling services;</w:t>
+      </w:r>
+      <w:r>
+        <w:t xml:space="preserve"> the warehouse itself generates its own revenue. A third-party logistics company, public warehouse, or cold storage facility are illustrative examples.</w:t>
+      </w:r>
+    </w:p>
+    <w:p>
+      <w:pPr>
+        <w:pStyle w:val="ListParagraph"/>
+        <w:numPr>
+          <w:ilvl w:val="1"/>
+          <w:numId w:val="40"/>
+        </w:numPr>
+      </w:pPr>
+      <w:r>
+        <w:t>When the contract covers a standalone warehouse operation, warehousing is the primary activity.</w:t>
+      </w:r>
+    </w:p>
+    <w:p>
+      <w:pPr>
+        <w:pStyle w:val="ListParagraph"/>
+        <w:numPr>
+          <w:ilvl w:val="0"/>
+          <w:numId w:val="40"/>
+        </w:numPr>
+      </w:pPr>
+      <w:r>
+        <w:rPr>
+          <w:b/>
+          <w:bCs/>
+        </w:rPr>
+        <w:t>Freight trucking (484):</w:t>
+      </w:r>
+      <w:r>
+        <w:t xml:space="preserve"> the primary business activity is </w:t>
+      </w:r>
+      <w:r>
+        <w:rPr>
+          <w:i/>
+          <w:iCs/>
+        </w:rPr>
+        <w:t>over the road transport of goods.</w:t>
+      </w:r>
+      <w:r>
+        <w:t xml:space="preserve"> If a contract at a 3PL company exclusively covers trucking</w:t>
+      </w:r>
+      <w:r>
+        <w:t xml:space="preserve"> and does not include wholesale trade, it is classified with trucking codes.</w:t>
+      </w:r>
+      <w:commentRangeEnd w:id="15"/>
+      <w:r>
+        <w:rPr>
+          <w:rStyle w:val="CommentReference"/>
+          <w:sz w:val="24"/>
+          <w:szCs w:val="24"/>
+        </w:rPr>
+        <w:commentReference w:id="15"/>
+      </w:r>
+    </w:p>
+    <w:p>
+      <w:pPr>
+        <w:pStyle w:val="Heading3"/>
+      </w:pPr>
       <w:r>
         <w:t>2.</w:t>
       </w:r>
       <w:r>
-        <w:t>8</w:t>
+        <w:t>9</w:t>
       </w:r>
       <w:r>
         <w:t xml:space="preserve"> How to Know When You’re Done</w:t>
@@ -2391,8 +3658,8 @@
       <w:r>
         <w:t xml:space="preserve"> </w:t>
       </w:r>
-      <w:bookmarkStart w:id="20" w:name="ClassificationProcedure"/>
-      <w:bookmarkEnd w:id="20"/>
+      <w:bookmarkStart w:id="17" w:name="ClassificationProcedure"/>
+      <w:bookmarkEnd w:id="17"/>
       <w:r>
         <w:rPr>
           <w:b/>
@@ -2419,8 +3686,8 @@
       <w:pPr>
         <w:pStyle w:val="Heading3"/>
       </w:pPr>
-      <w:bookmarkStart w:id="21" w:name="ClassificationWorkflow"/>
-      <w:bookmarkEnd w:id="21"/>
+      <w:bookmarkStart w:id="18" w:name="ClassificationWorkflow"/>
+      <w:bookmarkEnd w:id="18"/>
       <w:r>
         <w:t>3.1 Workflow</w:t>
       </w:r>
@@ -2543,6 +3810,7 @@
           <w:b/>
           <w:bCs/>
         </w:rPr>
+        <w:lastRenderedPageBreak/>
         <w:t>Build the NAICS_All string.</w:t>
       </w:r>
       <w:r>
@@ -2586,8 +3854,8 @@
       <w:pPr>
         <w:pStyle w:val="Heading3"/>
       </w:pPr>
-      <w:bookmarkStart w:id="22" w:name="PilotProcedure"/>
-      <w:bookmarkEnd w:id="22"/>
+      <w:bookmarkStart w:id="19" w:name="PilotProcedure"/>
+      <w:bookmarkEnd w:id="19"/>
       <w:r>
         <w:t>3.2 Pilot Procedures</w:t>
       </w:r>
@@ -2630,7 +3898,7 @@
                 <w:bCs/>
                 <w:color w:val="215E99" w:themeColor="text2" w:themeTint="BF"/>
               </w:rPr>
-              <w:t>NAICS_All: 237310; 221310; 712190</w:t>
+              <w:t>NAICS_All:237310; 221310; 712190</w:t>
             </w:r>
           </w:p>
         </w:tc>
@@ -2638,21 +3906,15 @@
     </w:tbl>
     <w:p>
       <w:r>
-        <w:t>Prefix your NAICS_All string with “NAICS_All:</w:t>
-      </w:r>
-      <w:r>
-        <w:t xml:space="preserve"> </w:t>
-      </w:r>
-      <w:r>
-        <w:t>” to help identify the value during QA checks. Data entry procedures will be updated after the pilot.</w:t>
+        <w:t>Prefix your NAICS_All string with “NAICS_All:” to help identify the value during QA checks. Data entry procedures will be updated after the pilot.</w:t>
       </w:r>
     </w:p>
     <w:p>
       <w:pPr>
         <w:pStyle w:val="Heading3"/>
       </w:pPr>
-      <w:bookmarkStart w:id="23" w:name="PublicSector"/>
-      <w:bookmarkEnd w:id="23"/>
+      <w:bookmarkStart w:id="20" w:name="PublicSector"/>
+      <w:bookmarkEnd w:id="20"/>
       <w:r>
         <w:t>3.3 Public Sector NAICS Handbook</w:t>
       </w:r>
@@ -2725,8 +3987,8 @@
       <w:pPr>
         <w:pStyle w:val="Heading3"/>
       </w:pPr>
-      <w:bookmarkStart w:id="24" w:name="PrivateSector"/>
-      <w:bookmarkEnd w:id="24"/>
+      <w:bookmarkStart w:id="21" w:name="PrivateSector"/>
+      <w:bookmarkEnd w:id="21"/>
       <w:r>
         <w:t>3.4 Private Sector Classification</w:t>
       </w:r>
@@ -2784,13 +4046,14 @@
           <w:bCs/>
         </w:rPr>
       </w:pPr>
-      <w:bookmarkStart w:id="25" w:name="Limitations"/>
-      <w:bookmarkEnd w:id="25"/>
+      <w:bookmarkStart w:id="22" w:name="Limitations"/>
+      <w:bookmarkEnd w:id="22"/>
       <w:r>
         <w:rPr>
           <w:b/>
           <w:bCs/>
         </w:rPr>
+        <w:lastRenderedPageBreak/>
         <w:t>4.</w:t>
       </w:r>
       <w:r>
@@ -2812,8 +4075,8 @@
       <w:pPr>
         <w:pStyle w:val="Heading3"/>
       </w:pPr>
-      <w:bookmarkStart w:id="26" w:name="LimitationSupport"/>
-      <w:bookmarkEnd w:id="26"/>
+      <w:bookmarkStart w:id="23" w:name="LimitationSupport"/>
+      <w:bookmarkEnd w:id="23"/>
       <w:r>
         <w:t>4.1 General Support Roles</w:t>
       </w:r>
@@ -2843,8 +4106,8 @@
       <w:pPr>
         <w:pStyle w:val="Heading3"/>
       </w:pPr>
-      <w:bookmarkStart w:id="27" w:name="WhenInDoubt"/>
-      <w:bookmarkEnd w:id="27"/>
+      <w:bookmarkStart w:id="24" w:name="WhenInDoubt"/>
+      <w:bookmarkEnd w:id="24"/>
       <w:r>
         <w:t xml:space="preserve">4.2 When </w:t>
       </w:r>
@@ -2979,7 +4242,7 @@
       </w:r>
     </w:p>
   </w:comment>
-  <w:comment w:id="11" w:author="Emma Damazo" w:date="2026-02-26T10:05:00Z" w:initials="ED">
+  <w:comment w:id="10" w:author="William Mayer" w:date="2026-02-26T12:16:00Z" w:initials="WM">
     <w:p>
       <w:pPr>
         <w:pStyle w:val="CommentText"/>
@@ -2991,11 +4254,11 @@
         <w:annotationRef/>
       </w:r>
       <w:r>
-        <w:t>slight shift -- if it's easy to tell, add all six digit codes (even if not super distinct) but don't spend too much time stressing about tiny distinctions if not clear</w:t>
+        <w:t>I folded all of our discussion into this longer section, I don’t know how worthwhile it is to try to define “distinct industry” if we go into enough detail here to describe exactly what it is we want staff to do</w:t>
       </w:r>
     </w:p>
   </w:comment>
-  <w:comment w:id="13" w:author="William Mayer" w:date="2026-02-19T11:44:00Z" w:initials="WM">
+  <w:comment w:id="13" w:author="William Mayer" w:date="2026-02-19T12:46:00Z" w:initials="WM">
     <w:p>
       <w:pPr>
         <w:pStyle w:val="CommentText"/>
@@ -3007,11 +4270,11 @@
         <w:annotationRef/>
       </w:r>
       <w:r>
-        <w:t>Not sure if I’m confident that this is the best solution</w:t>
+        <w:t>Working here</w:t>
       </w:r>
     </w:p>
   </w:comment>
-  <w:comment w:id="14" w:author="Emma Damazo" w:date="2026-02-26T09:36:00Z" w:initials="ED">
+  <w:comment w:id="15" w:author="William Mayer" w:date="2026-02-27T16:56:00Z" w:initials="WM">
     <w:p>
       <w:pPr>
         <w:pStyle w:val="CommentText"/>
@@ -3023,39 +4286,7 @@
         <w:annotationRef/>
       </w:r>
       <w:r>
-        <w:t>Kinda want to take this out and have people go as specific as they feel is warranted?</w:t>
-      </w:r>
-    </w:p>
-  </w:comment>
-  <w:comment w:id="16" w:author="William Mayer" w:date="2026-02-19T12:46:00Z" w:initials="WM">
-    <w:p>
-      <w:pPr>
-        <w:pStyle w:val="CommentText"/>
-      </w:pPr>
-      <w:r>
-        <w:rPr>
-          <w:rStyle w:val="CommentReference"/>
-        </w:rPr>
-        <w:annotationRef/>
-      </w:r>
-      <w:r>
-        <w:t>Working here</w:t>
-      </w:r>
-    </w:p>
-  </w:comment>
-  <w:comment w:id="17" w:author="William Mayer" w:date="2026-02-19T15:54:00Z" w:initials="WM">
-    <w:p>
-      <w:pPr>
-        <w:pStyle w:val="CommentText"/>
-      </w:pPr>
-      <w:r>
-        <w:rPr>
-          <w:rStyle w:val="CommentReference"/>
-        </w:rPr>
-        <w:annotationRef/>
-      </w:r>
-      <w:r>
-        <w:t>I’m not sure how much of this should be kept for the final draft but it’s a decent summary of my take on the parent company classification question</w:t>
+        <w:t>Just added several examples and the narrative at the bottom</w:t>
       </w:r>
     </w:p>
   </w:comment>
@@ -3066,11 +4297,9 @@
 <w15:commentsEx xmlns:wpc="http://schemas.microsoft.com/office/word/2010/wordprocessingCanvas" xmlns:cx="http://schemas.microsoft.com/office/drawing/2014/chartex" xmlns:cx1="http://schemas.microsoft.com/office/drawing/2015/9/8/chartex" xmlns:cx2="http://schemas.microsoft.com/office/drawing/2015/10/21/chartex" xmlns:cx3="http://schemas.microsoft.com/office/drawing/2016/5/9/chartex" xmlns:cx4="http://schemas.microsoft.com/office/drawing/2016/5/10/chartex" xmlns:cx5="http://schemas.microsoft.com/office/drawing/2016/5/11/chartex" xmlns:cx6="http://schemas.microsoft.com/office/drawing/2016/5/12/chartex" xmlns:cx7="http://schemas.microsoft.com/office/drawing/2016/5/13/chartex" xmlns:cx8="http://schemas.microsoft.com/office/drawing/2016/5/14/chartex" xmlns:mc="http://schemas.openxmlformats.org/markup-compatibility/2006" xmlns:aink="http://schemas.microsoft.com/office/drawing/2016/ink" xmlns:am3d="http://schemas.microsoft.com/office/drawing/2017/model3d" xmlns:o="urn:schemas-microsoft-com:office:office" xmlns:oel="http://schemas.microsoft.com/office/2019/extlst" xmlns:r="http://schemas.openxmlformats.org/officeDocument/2006/relationships" xmlns:m="http://schemas.openxmlformats.org/officeDocument/2006/math" xmlns:v="urn:schemas-microsoft-com:vml" xmlns:wp14="http://schemas.microsoft.com/office/word/2010/wordprocessingDrawing" xmlns:wp="http://schemas.openxmlformats.org/drawingml/2006/wordprocessingDrawing" xmlns:w10="urn:schemas-microsoft-com:office:word" xmlns:w="http://schemas.openxmlformats.org/wordprocessingml/2006/main" xmlns:w14="http://schemas.microsoft.com/office/word/2010/wordml" xmlns:w15="http://schemas.microsoft.com/office/word/2012/wordml" xmlns:w16cex="http://schemas.microsoft.com/office/word/2018/wordml/cex" xmlns:w16cid="http://schemas.microsoft.com/office/word/2016/wordml/cid" xmlns:w16="http://schemas.microsoft.com/office/word/2018/wordml" xmlns:w16du="http://schemas.microsoft.com/office/word/2023/wordml/word16du" xmlns:w16sdtdh="http://schemas.microsoft.com/office/word/2020/wordml/sdtdatahash" xmlns:w16sdtfl="http://schemas.microsoft.com/office/word/2024/wordml/sdtformatlock" xmlns:w16se="http://schemas.microsoft.com/office/word/2015/wordml/symex" xmlns:wpg="http://schemas.microsoft.com/office/word/2010/wordprocessingGroup" xmlns:wpi="http://schemas.microsoft.com/office/word/2010/wordprocessingInk" xmlns:wne="http://schemas.microsoft.com/office/word/2006/wordml" xmlns:wps="http://schemas.microsoft.com/office/word/2010/wordprocessingShape" mc:Ignorable="w14 w15 w16se w16cid w16 w16cex w16sdtdh w16sdtfl w16du wp14">
   <w15:commentEx w15:paraId="319F7E76" w15:done="0"/>
   <w15:commentEx w15:paraId="54D240DC" w15:done="0"/>
-  <w15:commentEx w15:paraId="76A04236" w15:done="0"/>
-  <w15:commentEx w15:paraId="6EF6C20C" w15:done="0"/>
-  <w15:commentEx w15:paraId="7BEA3469" w15:paraIdParent="6EF6C20C" w15:done="0"/>
+  <w15:commentEx w15:paraId="62626488" w15:done="0"/>
   <w15:commentEx w15:paraId="209DB0C5" w15:done="1"/>
-  <w15:commentEx w15:paraId="19333404" w15:done="0"/>
+  <w15:commentEx w15:paraId="1E89D11C" w15:done="1"/>
 </w15:commentsEx>
 </file>
 
@@ -3078,11 +4307,9 @@
 <w16cex:commentsExtensible xmlns:wpc="http://schemas.microsoft.com/office/word/2010/wordprocessingCanvas" xmlns:cx="http://schemas.microsoft.com/office/drawing/2014/chartex" xmlns:cx1="http://schemas.microsoft.com/office/drawing/2015/9/8/chartex" xmlns:cx2="http://schemas.microsoft.com/office/drawing/2015/10/21/chartex" xmlns:cx3="http://schemas.microsoft.com/office/drawing/2016/5/9/chartex" xmlns:cx4="http://schemas.microsoft.com/office/drawing/2016/5/10/chartex" xmlns:cx5="http://schemas.microsoft.com/office/drawing/2016/5/11/chartex" xmlns:cx6="http://schemas.microsoft.com/office/drawing/2016/5/12/chartex" xmlns:cx7="http://schemas.microsoft.com/office/drawing/2016/5/13/chartex" xmlns:cx8="http://schemas.microsoft.com/office/drawing/2016/5/14/chartex" xmlns:cr="http://schemas.microsoft.com/office/comments/2020/reactions" xmlns:mc="http://schemas.openxmlformats.org/markup-compatibility/2006" xmlns:aink="http://schemas.microsoft.com/office/drawing/2016/ink" xmlns:am3d="http://schemas.microsoft.com/office/drawing/2017/model3d" xmlns:o="urn:schemas-microsoft-com:office:office" xmlns:oel="http://schemas.microsoft.com/office/2019/extlst" xmlns:r="http://schemas.openxmlformats.org/officeDocument/2006/relationships" xmlns:m="http://schemas.openxmlformats.org/officeDocument/2006/math" xmlns:v="urn:schemas-microsoft-com:vml" xmlns:wp14="http://schemas.microsoft.com/office/word/2010/wordprocessingDrawing" xmlns:wp="http://schemas.openxmlformats.org/drawingml/2006/wordprocessingDrawing" xmlns:w10="urn:schemas-microsoft-com:office:word" xmlns:w="http://schemas.openxmlformats.org/wordprocessingml/2006/main" xmlns:w14="http://schemas.microsoft.com/office/word/2010/wordml" xmlns:w15="http://schemas.microsoft.com/office/word/2012/wordml" xmlns:w16cex="http://schemas.microsoft.com/office/word/2018/wordml/cex" xmlns:w16cid="http://schemas.microsoft.com/office/word/2016/wordml/cid" xmlns:w16="http://schemas.microsoft.com/office/word/2018/wordml" xmlns:w16du="http://schemas.microsoft.com/office/word/2023/wordml/word16du" xmlns:w16sdtdh="http://schemas.microsoft.com/office/word/2020/wordml/sdtdatahash" xmlns:w16sdtfl="http://schemas.microsoft.com/office/word/2024/wordml/sdtformatlock" xmlns:w16se="http://schemas.microsoft.com/office/word/2015/wordml/symex" xmlns:wpg="http://schemas.microsoft.com/office/word/2010/wordprocessingGroup" xmlns:wpi="http://schemas.microsoft.com/office/word/2010/wordprocessingInk" xmlns:wne="http://schemas.microsoft.com/office/word/2006/wordml" xmlns:wps="http://schemas.microsoft.com/office/word/2010/wordprocessingShape" mc:Ignorable="w14 w15 w16se w16cid w16 w16cex w16sdtdh w16sdtfl cr w16du wp14">
   <w16cex:commentExtensible w16cex:durableId="21DCF69F" w16cex:dateUtc="2026-02-18T19:00:00Z"/>
   <w16cex:commentExtensible w16cex:durableId="69A0D87B" w16cex:dateUtc="2026-02-17T19:41:00Z"/>
-  <w16cex:commentExtensible w16cex:durableId="545ACA82" w16cex:dateUtc="2026-02-26T15:05:00Z"/>
-  <w16cex:commentExtensible w16cex:durableId="5BE6E879" w16cex:dateUtc="2026-02-19T16:44:00Z"/>
-  <w16cex:commentExtensible w16cex:durableId="3333AF92" w16cex:dateUtc="2026-02-26T14:36:00Z"/>
+  <w16cex:commentExtensible w16cex:durableId="41ECE093" w16cex:dateUtc="2026-02-26T17:16:00Z"/>
   <w16cex:commentExtensible w16cex:durableId="6AFE17CB" w16cex:dateUtc="2026-02-19T17:46:00Z"/>
-  <w16cex:commentExtensible w16cex:durableId="17E81080" w16cex:dateUtc="2026-02-19T20:54:00Z"/>
+  <w16cex:commentExtensible w16cex:durableId="49F34ECE" w16cex:dateUtc="2026-02-27T21:56:00Z"/>
 </w16cex:commentsExtensible>
 </file>
 
@@ -3090,11 +4317,9 @@
 <w16cid:commentsIds xmlns:wpc="http://schemas.microsoft.com/office/word/2010/wordprocessingCanvas" xmlns:cx="http://schemas.microsoft.com/office/drawing/2014/chartex" xmlns:cx1="http://schemas.microsoft.com/office/drawing/2015/9/8/chartex" xmlns:cx2="http://schemas.microsoft.com/office/drawing/2015/10/21/chartex" xmlns:cx3="http://schemas.microsoft.com/office/drawing/2016/5/9/chartex" xmlns:cx4="http://schemas.microsoft.com/office/drawing/2016/5/10/chartex" xmlns:cx5="http://schemas.microsoft.com/office/drawing/2016/5/11/chartex" xmlns:cx6="http://schemas.microsoft.com/office/drawing/2016/5/12/chartex" xmlns:cx7="http://schemas.microsoft.com/office/drawing/2016/5/13/chartex" xmlns:cx8="http://schemas.microsoft.com/office/drawing/2016/5/14/chartex" xmlns:mc="http://schemas.openxmlformats.org/markup-compatibility/2006" xmlns:aink="http://schemas.microsoft.com/office/drawing/2016/ink" xmlns:am3d="http://schemas.microsoft.com/office/drawing/2017/model3d" xmlns:o="urn:schemas-microsoft-com:office:office" xmlns:oel="http://schemas.microsoft.com/office/2019/extlst" xmlns:r="http://schemas.openxmlformats.org/officeDocument/2006/relationships" xmlns:m="http://schemas.openxmlformats.org/officeDocument/2006/math" xmlns:v="urn:schemas-microsoft-com:vml" xmlns:wp14="http://schemas.microsoft.com/office/word/2010/wordprocessingDrawing" xmlns:wp="http://schemas.openxmlformats.org/drawingml/2006/wordprocessingDrawing" xmlns:w10="urn:schemas-microsoft-com:office:word" xmlns:w="http://schemas.openxmlformats.org/wordprocessingml/2006/main" xmlns:w14="http://schemas.microsoft.com/office/word/2010/wordml" xmlns:w15="http://schemas.microsoft.com/office/word/2012/wordml" xmlns:w16cex="http://schemas.microsoft.com/office/word/2018/wordml/cex" xmlns:w16cid="http://schemas.microsoft.com/office/word/2016/wordml/cid" xmlns:w16="http://schemas.microsoft.com/office/word/2018/wordml" xmlns:w16du="http://schemas.microsoft.com/office/word/2023/wordml/word16du" xmlns:w16sdtdh="http://schemas.microsoft.com/office/word/2020/wordml/sdtdatahash" xmlns:w16sdtfl="http://schemas.microsoft.com/office/word/2024/wordml/sdtformatlock" xmlns:w16se="http://schemas.microsoft.com/office/word/2015/wordml/symex" xmlns:wpg="http://schemas.microsoft.com/office/word/2010/wordprocessingGroup" xmlns:wpi="http://schemas.microsoft.com/office/word/2010/wordprocessingInk" xmlns:wne="http://schemas.microsoft.com/office/word/2006/wordml" xmlns:wps="http://schemas.microsoft.com/office/word/2010/wordprocessingShape" mc:Ignorable="w14 w15 w16se w16cid w16 w16cex w16sdtdh w16sdtfl w16du wp14">
   <w16cid:commentId w16cid:paraId="319F7E76" w16cid:durableId="21DCF69F"/>
   <w16cid:commentId w16cid:paraId="54D240DC" w16cid:durableId="69A0D87B"/>
-  <w16cid:commentId w16cid:paraId="76A04236" w16cid:durableId="545ACA82"/>
-  <w16cid:commentId w16cid:paraId="6EF6C20C" w16cid:durableId="5BE6E879"/>
-  <w16cid:commentId w16cid:paraId="7BEA3469" w16cid:durableId="3333AF92"/>
+  <w16cid:commentId w16cid:paraId="62626488" w16cid:durableId="41ECE093"/>
   <w16cid:commentId w16cid:paraId="209DB0C5" w16cid:durableId="6AFE17CB"/>
-  <w16cid:commentId w16cid:paraId="19333404" w16cid:durableId="17E81080"/>
+  <w16cid:commentId w16cid:paraId="1E89D11C" w16cid:durableId="49F34ECE"/>
 </w16cid:commentsIds>
 </file>
 
@@ -3528,6 +4753,119 @@
     </w:lvl>
   </w:abstractNum>
   <w:abstractNum w:abstractNumId="4" w15:restartNumberingAfterBreak="0">
+    <w:nsid w:val="0F3045B9"/>
+    <w:multiLevelType w:val="hybridMultilevel"/>
+    <w:tmpl w:val="FFC8562C"/>
+    <w:lvl w:ilvl="0" w:tplc="04090001">
+      <w:start w:val="1"/>
+      <w:numFmt w:val="bullet"/>
+      <w:lvlText w:val=""/>
+      <w:lvlJc w:val="left"/>
+      <w:pPr>
+        <w:ind w:left="720" w:hanging="360"/>
+      </w:pPr>
+      <w:rPr>
+        <w:rFonts w:ascii="Symbol" w:hAnsi="Symbol" w:hint="default"/>
+      </w:rPr>
+    </w:lvl>
+    <w:lvl w:ilvl="1" w:tplc="04090003" w:tentative="1">
+      <w:start w:val="1"/>
+      <w:numFmt w:val="bullet"/>
+      <w:lvlText w:val="o"/>
+      <w:lvlJc w:val="left"/>
+      <w:pPr>
+        <w:ind w:left="1440" w:hanging="360"/>
+      </w:pPr>
+      <w:rPr>
+        <w:rFonts w:ascii="Courier New" w:hAnsi="Courier New" w:cs="Courier New" w:hint="default"/>
+      </w:rPr>
+    </w:lvl>
+    <w:lvl w:ilvl="2" w:tplc="04090005" w:tentative="1">
+      <w:start w:val="1"/>
+      <w:numFmt w:val="bullet"/>
+      <w:lvlText w:val=""/>
+      <w:lvlJc w:val="left"/>
+      <w:pPr>
+        <w:ind w:left="2160" w:hanging="360"/>
+      </w:pPr>
+      <w:rPr>
+        <w:rFonts w:ascii="Wingdings" w:hAnsi="Wingdings" w:hint="default"/>
+      </w:rPr>
+    </w:lvl>
+    <w:lvl w:ilvl="3" w:tplc="04090001" w:tentative="1">
+      <w:start w:val="1"/>
+      <w:numFmt w:val="bullet"/>
+      <w:lvlText w:val=""/>
+      <w:lvlJc w:val="left"/>
+      <w:pPr>
+        <w:ind w:left="2880" w:hanging="360"/>
+      </w:pPr>
+      <w:rPr>
+        <w:rFonts w:ascii="Symbol" w:hAnsi="Symbol" w:hint="default"/>
+      </w:rPr>
+    </w:lvl>
+    <w:lvl w:ilvl="4" w:tplc="04090003" w:tentative="1">
+      <w:start w:val="1"/>
+      <w:numFmt w:val="bullet"/>
+      <w:lvlText w:val="o"/>
+      <w:lvlJc w:val="left"/>
+      <w:pPr>
+        <w:ind w:left="3600" w:hanging="360"/>
+      </w:pPr>
+      <w:rPr>
+        <w:rFonts w:ascii="Courier New" w:hAnsi="Courier New" w:cs="Courier New" w:hint="default"/>
+      </w:rPr>
+    </w:lvl>
+    <w:lvl w:ilvl="5" w:tplc="04090005" w:tentative="1">
+      <w:start w:val="1"/>
+      <w:numFmt w:val="bullet"/>
+      <w:lvlText w:val=""/>
+      <w:lvlJc w:val="left"/>
+      <w:pPr>
+        <w:ind w:left="4320" w:hanging="360"/>
+      </w:pPr>
+      <w:rPr>
+        <w:rFonts w:ascii="Wingdings" w:hAnsi="Wingdings" w:hint="default"/>
+      </w:rPr>
+    </w:lvl>
+    <w:lvl w:ilvl="6" w:tplc="04090001" w:tentative="1">
+      <w:start w:val="1"/>
+      <w:numFmt w:val="bullet"/>
+      <w:lvlText w:val=""/>
+      <w:lvlJc w:val="left"/>
+      <w:pPr>
+        <w:ind w:left="5040" w:hanging="360"/>
+      </w:pPr>
+      <w:rPr>
+        <w:rFonts w:ascii="Symbol" w:hAnsi="Symbol" w:hint="default"/>
+      </w:rPr>
+    </w:lvl>
+    <w:lvl w:ilvl="7" w:tplc="04090003" w:tentative="1">
+      <w:start w:val="1"/>
+      <w:numFmt w:val="bullet"/>
+      <w:lvlText w:val="o"/>
+      <w:lvlJc w:val="left"/>
+      <w:pPr>
+        <w:ind w:left="5760" w:hanging="360"/>
+      </w:pPr>
+      <w:rPr>
+        <w:rFonts w:ascii="Courier New" w:hAnsi="Courier New" w:cs="Courier New" w:hint="default"/>
+      </w:rPr>
+    </w:lvl>
+    <w:lvl w:ilvl="8" w:tplc="04090005" w:tentative="1">
+      <w:start w:val="1"/>
+      <w:numFmt w:val="bullet"/>
+      <w:lvlText w:val=""/>
+      <w:lvlJc w:val="left"/>
+      <w:pPr>
+        <w:ind w:left="6480" w:hanging="360"/>
+      </w:pPr>
+      <w:rPr>
+        <w:rFonts w:ascii="Wingdings" w:hAnsi="Wingdings" w:hint="default"/>
+      </w:rPr>
+    </w:lvl>
+  </w:abstractNum>
+  <w:abstractNum w:abstractNumId="5" w15:restartNumberingAfterBreak="0">
     <w:nsid w:val="11AB78A0"/>
     <w:multiLevelType w:val="hybridMultilevel"/>
     <w:tmpl w:val="A4561B24"/>
@@ -3640,7 +4978,7 @@
       </w:rPr>
     </w:lvl>
   </w:abstractNum>
-  <w:abstractNum w:abstractNumId="5" w15:restartNumberingAfterBreak="0">
+  <w:abstractNum w:abstractNumId="6" w15:restartNumberingAfterBreak="0">
     <w:nsid w:val="130E3DBC"/>
     <w:multiLevelType w:val="multilevel"/>
     <w:tmpl w:val="AA1220E4"/>
@@ -3753,7 +5091,7 @@
       </w:rPr>
     </w:lvl>
   </w:abstractNum>
-  <w:abstractNum w:abstractNumId="6" w15:restartNumberingAfterBreak="0">
+  <w:abstractNum w:abstractNumId="7" w15:restartNumberingAfterBreak="0">
     <w:nsid w:val="16882661"/>
     <w:multiLevelType w:val="hybridMultilevel"/>
     <w:tmpl w:val="E1D8B254"/>
@@ -3842,7 +5180,120 @@
       </w:pPr>
     </w:lvl>
   </w:abstractNum>
-  <w:abstractNum w:abstractNumId="7" w15:restartNumberingAfterBreak="0">
+  <w:abstractNum w:abstractNumId="8" w15:restartNumberingAfterBreak="0">
+    <w:nsid w:val="1FAF39D1"/>
+    <w:multiLevelType w:val="hybridMultilevel"/>
+    <w:tmpl w:val="86AA8BE6"/>
+    <w:lvl w:ilvl="0" w:tplc="04090001">
+      <w:start w:val="1"/>
+      <w:numFmt w:val="bullet"/>
+      <w:lvlText w:val=""/>
+      <w:lvlJc w:val="left"/>
+      <w:pPr>
+        <w:ind w:left="720" w:hanging="360"/>
+      </w:pPr>
+      <w:rPr>
+        <w:rFonts w:ascii="Symbol" w:hAnsi="Symbol" w:hint="default"/>
+      </w:rPr>
+    </w:lvl>
+    <w:lvl w:ilvl="1" w:tplc="04090003" w:tentative="1">
+      <w:start w:val="1"/>
+      <w:numFmt w:val="bullet"/>
+      <w:lvlText w:val="o"/>
+      <w:lvlJc w:val="left"/>
+      <w:pPr>
+        <w:ind w:left="1440" w:hanging="360"/>
+      </w:pPr>
+      <w:rPr>
+        <w:rFonts w:ascii="Courier New" w:hAnsi="Courier New" w:cs="Courier New" w:hint="default"/>
+      </w:rPr>
+    </w:lvl>
+    <w:lvl w:ilvl="2" w:tplc="04090005" w:tentative="1">
+      <w:start w:val="1"/>
+      <w:numFmt w:val="bullet"/>
+      <w:lvlText w:val=""/>
+      <w:lvlJc w:val="left"/>
+      <w:pPr>
+        <w:ind w:left="2160" w:hanging="360"/>
+      </w:pPr>
+      <w:rPr>
+        <w:rFonts w:ascii="Wingdings" w:hAnsi="Wingdings" w:hint="default"/>
+      </w:rPr>
+    </w:lvl>
+    <w:lvl w:ilvl="3" w:tplc="04090001" w:tentative="1">
+      <w:start w:val="1"/>
+      <w:numFmt w:val="bullet"/>
+      <w:lvlText w:val=""/>
+      <w:lvlJc w:val="left"/>
+      <w:pPr>
+        <w:ind w:left="2880" w:hanging="360"/>
+      </w:pPr>
+      <w:rPr>
+        <w:rFonts w:ascii="Symbol" w:hAnsi="Symbol" w:hint="default"/>
+      </w:rPr>
+    </w:lvl>
+    <w:lvl w:ilvl="4" w:tplc="04090003" w:tentative="1">
+      <w:start w:val="1"/>
+      <w:numFmt w:val="bullet"/>
+      <w:lvlText w:val="o"/>
+      <w:lvlJc w:val="left"/>
+      <w:pPr>
+        <w:ind w:left="3600" w:hanging="360"/>
+      </w:pPr>
+      <w:rPr>
+        <w:rFonts w:ascii="Courier New" w:hAnsi="Courier New" w:cs="Courier New" w:hint="default"/>
+      </w:rPr>
+    </w:lvl>
+    <w:lvl w:ilvl="5" w:tplc="04090005" w:tentative="1">
+      <w:start w:val="1"/>
+      <w:numFmt w:val="bullet"/>
+      <w:lvlText w:val=""/>
+      <w:lvlJc w:val="left"/>
+      <w:pPr>
+        <w:ind w:left="4320" w:hanging="360"/>
+      </w:pPr>
+      <w:rPr>
+        <w:rFonts w:ascii="Wingdings" w:hAnsi="Wingdings" w:hint="default"/>
+      </w:rPr>
+    </w:lvl>
+    <w:lvl w:ilvl="6" w:tplc="04090001" w:tentative="1">
+      <w:start w:val="1"/>
+      <w:numFmt w:val="bullet"/>
+      <w:lvlText w:val=""/>
+      <w:lvlJc w:val="left"/>
+      <w:pPr>
+        <w:ind w:left="5040" w:hanging="360"/>
+      </w:pPr>
+      <w:rPr>
+        <w:rFonts w:ascii="Symbol" w:hAnsi="Symbol" w:hint="default"/>
+      </w:rPr>
+    </w:lvl>
+    <w:lvl w:ilvl="7" w:tplc="04090003" w:tentative="1">
+      <w:start w:val="1"/>
+      <w:numFmt w:val="bullet"/>
+      <w:lvlText w:val="o"/>
+      <w:lvlJc w:val="left"/>
+      <w:pPr>
+        <w:ind w:left="5760" w:hanging="360"/>
+      </w:pPr>
+      <w:rPr>
+        <w:rFonts w:ascii="Courier New" w:hAnsi="Courier New" w:cs="Courier New" w:hint="default"/>
+      </w:rPr>
+    </w:lvl>
+    <w:lvl w:ilvl="8" w:tplc="04090005" w:tentative="1">
+      <w:start w:val="1"/>
+      <w:numFmt w:val="bullet"/>
+      <w:lvlText w:val=""/>
+      <w:lvlJc w:val="left"/>
+      <w:pPr>
+        <w:ind w:left="6480" w:hanging="360"/>
+      </w:pPr>
+      <w:rPr>
+        <w:rFonts w:ascii="Wingdings" w:hAnsi="Wingdings" w:hint="default"/>
+      </w:rPr>
+    </w:lvl>
+  </w:abstractNum>
+  <w:abstractNum w:abstractNumId="9" w15:restartNumberingAfterBreak="0">
     <w:nsid w:val="20633C49"/>
     <w:multiLevelType w:val="hybridMultilevel"/>
     <w:tmpl w:val="1AF8E276"/>
@@ -3955,7 +5406,7 @@
       </w:rPr>
     </w:lvl>
   </w:abstractNum>
-  <w:abstractNum w:abstractNumId="8" w15:restartNumberingAfterBreak="0">
+  <w:abstractNum w:abstractNumId="10" w15:restartNumberingAfterBreak="0">
     <w:nsid w:val="21C9649B"/>
     <w:multiLevelType w:val="hybridMultilevel"/>
     <w:tmpl w:val="6420A610"/>
@@ -4044,7 +5495,7 @@
       </w:pPr>
     </w:lvl>
   </w:abstractNum>
-  <w:abstractNum w:abstractNumId="9" w15:restartNumberingAfterBreak="0">
+  <w:abstractNum w:abstractNumId="11" w15:restartNumberingAfterBreak="0">
     <w:nsid w:val="233842BF"/>
     <w:multiLevelType w:val="hybridMultilevel"/>
     <w:tmpl w:val="BB6CD394"/>
@@ -4157,7 +5608,7 @@
       </w:rPr>
     </w:lvl>
   </w:abstractNum>
-  <w:abstractNum w:abstractNumId="10" w15:restartNumberingAfterBreak="0">
+  <w:abstractNum w:abstractNumId="12" w15:restartNumberingAfterBreak="0">
     <w:nsid w:val="25142C05"/>
     <w:multiLevelType w:val="hybridMultilevel"/>
     <w:tmpl w:val="5A82ACE4"/>
@@ -4246,7 +5697,233 @@
       </w:pPr>
     </w:lvl>
   </w:abstractNum>
-  <w:abstractNum w:abstractNumId="11" w15:restartNumberingAfterBreak="0">
+  <w:abstractNum w:abstractNumId="13" w15:restartNumberingAfterBreak="0">
+    <w:nsid w:val="274A06FD"/>
+    <w:multiLevelType w:val="hybridMultilevel"/>
+    <w:tmpl w:val="79F40648"/>
+    <w:lvl w:ilvl="0" w:tplc="04090001">
+      <w:start w:val="1"/>
+      <w:numFmt w:val="bullet"/>
+      <w:lvlText w:val=""/>
+      <w:lvlJc w:val="left"/>
+      <w:pPr>
+        <w:ind w:left="720" w:hanging="360"/>
+      </w:pPr>
+      <w:rPr>
+        <w:rFonts w:ascii="Symbol" w:hAnsi="Symbol" w:hint="default"/>
+      </w:rPr>
+    </w:lvl>
+    <w:lvl w:ilvl="1" w:tplc="04090003" w:tentative="1">
+      <w:start w:val="1"/>
+      <w:numFmt w:val="bullet"/>
+      <w:lvlText w:val="o"/>
+      <w:lvlJc w:val="left"/>
+      <w:pPr>
+        <w:ind w:left="1440" w:hanging="360"/>
+      </w:pPr>
+      <w:rPr>
+        <w:rFonts w:ascii="Courier New" w:hAnsi="Courier New" w:cs="Courier New" w:hint="default"/>
+      </w:rPr>
+    </w:lvl>
+    <w:lvl w:ilvl="2" w:tplc="04090005" w:tentative="1">
+      <w:start w:val="1"/>
+      <w:numFmt w:val="bullet"/>
+      <w:lvlText w:val=""/>
+      <w:lvlJc w:val="left"/>
+      <w:pPr>
+        <w:ind w:left="2160" w:hanging="360"/>
+      </w:pPr>
+      <w:rPr>
+        <w:rFonts w:ascii="Wingdings" w:hAnsi="Wingdings" w:hint="default"/>
+      </w:rPr>
+    </w:lvl>
+    <w:lvl w:ilvl="3" w:tplc="04090001" w:tentative="1">
+      <w:start w:val="1"/>
+      <w:numFmt w:val="bullet"/>
+      <w:lvlText w:val=""/>
+      <w:lvlJc w:val="left"/>
+      <w:pPr>
+        <w:ind w:left="2880" w:hanging="360"/>
+      </w:pPr>
+      <w:rPr>
+        <w:rFonts w:ascii="Symbol" w:hAnsi="Symbol" w:hint="default"/>
+      </w:rPr>
+    </w:lvl>
+    <w:lvl w:ilvl="4" w:tplc="04090003" w:tentative="1">
+      <w:start w:val="1"/>
+      <w:numFmt w:val="bullet"/>
+      <w:lvlText w:val="o"/>
+      <w:lvlJc w:val="left"/>
+      <w:pPr>
+        <w:ind w:left="3600" w:hanging="360"/>
+      </w:pPr>
+      <w:rPr>
+        <w:rFonts w:ascii="Courier New" w:hAnsi="Courier New" w:cs="Courier New" w:hint="default"/>
+      </w:rPr>
+    </w:lvl>
+    <w:lvl w:ilvl="5" w:tplc="04090005" w:tentative="1">
+      <w:start w:val="1"/>
+      <w:numFmt w:val="bullet"/>
+      <w:lvlText w:val=""/>
+      <w:lvlJc w:val="left"/>
+      <w:pPr>
+        <w:ind w:left="4320" w:hanging="360"/>
+      </w:pPr>
+      <w:rPr>
+        <w:rFonts w:ascii="Wingdings" w:hAnsi="Wingdings" w:hint="default"/>
+      </w:rPr>
+    </w:lvl>
+    <w:lvl w:ilvl="6" w:tplc="04090001" w:tentative="1">
+      <w:start w:val="1"/>
+      <w:numFmt w:val="bullet"/>
+      <w:lvlText w:val=""/>
+      <w:lvlJc w:val="left"/>
+      <w:pPr>
+        <w:ind w:left="5040" w:hanging="360"/>
+      </w:pPr>
+      <w:rPr>
+        <w:rFonts w:ascii="Symbol" w:hAnsi="Symbol" w:hint="default"/>
+      </w:rPr>
+    </w:lvl>
+    <w:lvl w:ilvl="7" w:tplc="04090003" w:tentative="1">
+      <w:start w:val="1"/>
+      <w:numFmt w:val="bullet"/>
+      <w:lvlText w:val="o"/>
+      <w:lvlJc w:val="left"/>
+      <w:pPr>
+        <w:ind w:left="5760" w:hanging="360"/>
+      </w:pPr>
+      <w:rPr>
+        <w:rFonts w:ascii="Courier New" w:hAnsi="Courier New" w:cs="Courier New" w:hint="default"/>
+      </w:rPr>
+    </w:lvl>
+    <w:lvl w:ilvl="8" w:tplc="04090005" w:tentative="1">
+      <w:start w:val="1"/>
+      <w:numFmt w:val="bullet"/>
+      <w:lvlText w:val=""/>
+      <w:lvlJc w:val="left"/>
+      <w:pPr>
+        <w:ind w:left="6480" w:hanging="360"/>
+      </w:pPr>
+      <w:rPr>
+        <w:rFonts w:ascii="Wingdings" w:hAnsi="Wingdings" w:hint="default"/>
+      </w:rPr>
+    </w:lvl>
+  </w:abstractNum>
+  <w:abstractNum w:abstractNumId="14" w15:restartNumberingAfterBreak="0">
+    <w:nsid w:val="2B9366F9"/>
+    <w:multiLevelType w:val="hybridMultilevel"/>
+    <w:tmpl w:val="3DEA8C56"/>
+    <w:lvl w:ilvl="0" w:tplc="04090001">
+      <w:start w:val="1"/>
+      <w:numFmt w:val="bullet"/>
+      <w:lvlText w:val=""/>
+      <w:lvlJc w:val="left"/>
+      <w:pPr>
+        <w:ind w:left="720" w:hanging="360"/>
+      </w:pPr>
+      <w:rPr>
+        <w:rFonts w:ascii="Symbol" w:hAnsi="Symbol" w:hint="default"/>
+      </w:rPr>
+    </w:lvl>
+    <w:lvl w:ilvl="1" w:tplc="04090003" w:tentative="1">
+      <w:start w:val="1"/>
+      <w:numFmt w:val="bullet"/>
+      <w:lvlText w:val="o"/>
+      <w:lvlJc w:val="left"/>
+      <w:pPr>
+        <w:ind w:left="1440" w:hanging="360"/>
+      </w:pPr>
+      <w:rPr>
+        <w:rFonts w:ascii="Courier New" w:hAnsi="Courier New" w:cs="Courier New" w:hint="default"/>
+      </w:rPr>
+    </w:lvl>
+    <w:lvl w:ilvl="2" w:tplc="04090005" w:tentative="1">
+      <w:start w:val="1"/>
+      <w:numFmt w:val="bullet"/>
+      <w:lvlText w:val=""/>
+      <w:lvlJc w:val="left"/>
+      <w:pPr>
+        <w:ind w:left="2160" w:hanging="360"/>
+      </w:pPr>
+      <w:rPr>
+        <w:rFonts w:ascii="Wingdings" w:hAnsi="Wingdings" w:hint="default"/>
+      </w:rPr>
+    </w:lvl>
+    <w:lvl w:ilvl="3" w:tplc="04090001" w:tentative="1">
+      <w:start w:val="1"/>
+      <w:numFmt w:val="bullet"/>
+      <w:lvlText w:val=""/>
+      <w:lvlJc w:val="left"/>
+      <w:pPr>
+        <w:ind w:left="2880" w:hanging="360"/>
+      </w:pPr>
+      <w:rPr>
+        <w:rFonts w:ascii="Symbol" w:hAnsi="Symbol" w:hint="default"/>
+      </w:rPr>
+    </w:lvl>
+    <w:lvl w:ilvl="4" w:tplc="04090003" w:tentative="1">
+      <w:start w:val="1"/>
+      <w:numFmt w:val="bullet"/>
+      <w:lvlText w:val="o"/>
+      <w:lvlJc w:val="left"/>
+      <w:pPr>
+        <w:ind w:left="3600" w:hanging="360"/>
+      </w:pPr>
+      <w:rPr>
+        <w:rFonts w:ascii="Courier New" w:hAnsi="Courier New" w:cs="Courier New" w:hint="default"/>
+      </w:rPr>
+    </w:lvl>
+    <w:lvl w:ilvl="5" w:tplc="04090005" w:tentative="1">
+      <w:start w:val="1"/>
+      <w:numFmt w:val="bullet"/>
+      <w:lvlText w:val=""/>
+      <w:lvlJc w:val="left"/>
+      <w:pPr>
+        <w:ind w:left="4320" w:hanging="360"/>
+      </w:pPr>
+      <w:rPr>
+        <w:rFonts w:ascii="Wingdings" w:hAnsi="Wingdings" w:hint="default"/>
+      </w:rPr>
+    </w:lvl>
+    <w:lvl w:ilvl="6" w:tplc="04090001" w:tentative="1">
+      <w:start w:val="1"/>
+      <w:numFmt w:val="bullet"/>
+      <w:lvlText w:val=""/>
+      <w:lvlJc w:val="left"/>
+      <w:pPr>
+        <w:ind w:left="5040" w:hanging="360"/>
+      </w:pPr>
+      <w:rPr>
+        <w:rFonts w:ascii="Symbol" w:hAnsi="Symbol" w:hint="default"/>
+      </w:rPr>
+    </w:lvl>
+    <w:lvl w:ilvl="7" w:tplc="04090003" w:tentative="1">
+      <w:start w:val="1"/>
+      <w:numFmt w:val="bullet"/>
+      <w:lvlText w:val="o"/>
+      <w:lvlJc w:val="left"/>
+      <w:pPr>
+        <w:ind w:left="5760" w:hanging="360"/>
+      </w:pPr>
+      <w:rPr>
+        <w:rFonts w:ascii="Courier New" w:hAnsi="Courier New" w:cs="Courier New" w:hint="default"/>
+      </w:rPr>
+    </w:lvl>
+    <w:lvl w:ilvl="8" w:tplc="04090005" w:tentative="1">
+      <w:start w:val="1"/>
+      <w:numFmt w:val="bullet"/>
+      <w:lvlText w:val=""/>
+      <w:lvlJc w:val="left"/>
+      <w:pPr>
+        <w:ind w:left="6480" w:hanging="360"/>
+      </w:pPr>
+      <w:rPr>
+        <w:rFonts w:ascii="Wingdings" w:hAnsi="Wingdings" w:hint="default"/>
+      </w:rPr>
+    </w:lvl>
+  </w:abstractNum>
+  <w:abstractNum w:abstractNumId="15" w15:restartNumberingAfterBreak="0">
     <w:nsid w:val="2D4E5745"/>
     <w:multiLevelType w:val="multilevel"/>
     <w:tmpl w:val="AA1220E4"/>
@@ -4359,7 +6036,96 @@
       </w:rPr>
     </w:lvl>
   </w:abstractNum>
-  <w:abstractNum w:abstractNumId="12" w15:restartNumberingAfterBreak="0">
+  <w:abstractNum w:abstractNumId="16" w15:restartNumberingAfterBreak="0">
+    <w:nsid w:val="302D5A89"/>
+    <w:multiLevelType w:val="hybridMultilevel"/>
+    <w:tmpl w:val="FB48912C"/>
+    <w:lvl w:ilvl="0" w:tplc="04090017">
+      <w:start w:val="1"/>
+      <w:numFmt w:val="lowerLetter"/>
+      <w:lvlText w:val="%1)"/>
+      <w:lvlJc w:val="left"/>
+      <w:pPr>
+        <w:ind w:left="720" w:hanging="360"/>
+      </w:pPr>
+      <w:rPr>
+        <w:rFonts w:hint="default"/>
+      </w:rPr>
+    </w:lvl>
+    <w:lvl w:ilvl="1" w:tplc="04090019" w:tentative="1">
+      <w:start w:val="1"/>
+      <w:numFmt w:val="lowerLetter"/>
+      <w:lvlText w:val="%2."/>
+      <w:lvlJc w:val="left"/>
+      <w:pPr>
+        <w:ind w:left="1440" w:hanging="360"/>
+      </w:pPr>
+    </w:lvl>
+    <w:lvl w:ilvl="2" w:tplc="0409001B" w:tentative="1">
+      <w:start w:val="1"/>
+      <w:numFmt w:val="lowerRoman"/>
+      <w:lvlText w:val="%3."/>
+      <w:lvlJc w:val="right"/>
+      <w:pPr>
+        <w:ind w:left="2160" w:hanging="180"/>
+      </w:pPr>
+    </w:lvl>
+    <w:lvl w:ilvl="3" w:tplc="0409000F" w:tentative="1">
+      <w:start w:val="1"/>
+      <w:numFmt w:val="decimal"/>
+      <w:lvlText w:val="%4."/>
+      <w:lvlJc w:val="left"/>
+      <w:pPr>
+        <w:ind w:left="2880" w:hanging="360"/>
+      </w:pPr>
+    </w:lvl>
+    <w:lvl w:ilvl="4" w:tplc="04090019" w:tentative="1">
+      <w:start w:val="1"/>
+      <w:numFmt w:val="lowerLetter"/>
+      <w:lvlText w:val="%5."/>
+      <w:lvlJc w:val="left"/>
+      <w:pPr>
+        <w:ind w:left="3600" w:hanging="360"/>
+      </w:pPr>
+    </w:lvl>
+    <w:lvl w:ilvl="5" w:tplc="0409001B" w:tentative="1">
+      <w:start w:val="1"/>
+      <w:numFmt w:val="lowerRoman"/>
+      <w:lvlText w:val="%6."/>
+      <w:lvlJc w:val="right"/>
+      <w:pPr>
+        <w:ind w:left="4320" w:hanging="180"/>
+      </w:pPr>
+    </w:lvl>
+    <w:lvl w:ilvl="6" w:tplc="0409000F" w:tentative="1">
+      <w:start w:val="1"/>
+      <w:numFmt w:val="decimal"/>
+      <w:lvlText w:val="%7."/>
+      <w:lvlJc w:val="left"/>
+      <w:pPr>
+        <w:ind w:left="5040" w:hanging="360"/>
+      </w:pPr>
+    </w:lvl>
+    <w:lvl w:ilvl="7" w:tplc="04090019" w:tentative="1">
+      <w:start w:val="1"/>
+      <w:numFmt w:val="lowerLetter"/>
+      <w:lvlText w:val="%8."/>
+      <w:lvlJc w:val="left"/>
+      <w:pPr>
+        <w:ind w:left="5760" w:hanging="360"/>
+      </w:pPr>
+    </w:lvl>
+    <w:lvl w:ilvl="8" w:tplc="0409001B" w:tentative="1">
+      <w:start w:val="1"/>
+      <w:numFmt w:val="lowerRoman"/>
+      <w:lvlText w:val="%9."/>
+      <w:lvlJc w:val="right"/>
+      <w:pPr>
+        <w:ind w:left="6480" w:hanging="180"/>
+      </w:pPr>
+    </w:lvl>
+  </w:abstractNum>
+  <w:abstractNum w:abstractNumId="17" w15:restartNumberingAfterBreak="0">
     <w:nsid w:val="30FC5DAE"/>
     <w:multiLevelType w:val="hybridMultilevel"/>
     <w:tmpl w:val="3630246A"/>
@@ -4448,7 +6214,7 @@
       </w:pPr>
     </w:lvl>
   </w:abstractNum>
-  <w:abstractNum w:abstractNumId="13" w15:restartNumberingAfterBreak="0">
+  <w:abstractNum w:abstractNumId="18" w15:restartNumberingAfterBreak="0">
     <w:nsid w:val="37347E38"/>
     <w:multiLevelType w:val="multilevel"/>
     <w:tmpl w:val="AA1220E4"/>
@@ -4561,7 +6327,7 @@
       </w:rPr>
     </w:lvl>
   </w:abstractNum>
-  <w:abstractNum w:abstractNumId="14" w15:restartNumberingAfterBreak="0">
+  <w:abstractNum w:abstractNumId="19" w15:restartNumberingAfterBreak="0">
     <w:nsid w:val="37D40170"/>
     <w:multiLevelType w:val="hybridMultilevel"/>
     <w:tmpl w:val="C8C2381A"/>
@@ -4674,7 +6440,7 @@
       </w:rPr>
     </w:lvl>
   </w:abstractNum>
-  <w:abstractNum w:abstractNumId="15" w15:restartNumberingAfterBreak="0">
+  <w:abstractNum w:abstractNumId="20" w15:restartNumberingAfterBreak="0">
     <w:nsid w:val="3D122CF8"/>
     <w:multiLevelType w:val="hybridMultilevel"/>
     <w:tmpl w:val="A0D46588"/>
@@ -4787,7 +6553,120 @@
       </w:rPr>
     </w:lvl>
   </w:abstractNum>
-  <w:abstractNum w:abstractNumId="16" w15:restartNumberingAfterBreak="0">
+  <w:abstractNum w:abstractNumId="21" w15:restartNumberingAfterBreak="0">
+    <w:nsid w:val="44930EBA"/>
+    <w:multiLevelType w:val="hybridMultilevel"/>
+    <w:tmpl w:val="5DF03DF0"/>
+    <w:lvl w:ilvl="0" w:tplc="04090001">
+      <w:start w:val="1"/>
+      <w:numFmt w:val="bullet"/>
+      <w:lvlText w:val=""/>
+      <w:lvlJc w:val="left"/>
+      <w:pPr>
+        <w:ind w:left="720" w:hanging="360"/>
+      </w:pPr>
+      <w:rPr>
+        <w:rFonts w:ascii="Symbol" w:hAnsi="Symbol" w:hint="default"/>
+      </w:rPr>
+    </w:lvl>
+    <w:lvl w:ilvl="1" w:tplc="04090003" w:tentative="1">
+      <w:start w:val="1"/>
+      <w:numFmt w:val="bullet"/>
+      <w:lvlText w:val="o"/>
+      <w:lvlJc w:val="left"/>
+      <w:pPr>
+        <w:ind w:left="1440" w:hanging="360"/>
+      </w:pPr>
+      <w:rPr>
+        <w:rFonts w:ascii="Courier New" w:hAnsi="Courier New" w:cs="Courier New" w:hint="default"/>
+      </w:rPr>
+    </w:lvl>
+    <w:lvl w:ilvl="2" w:tplc="04090005" w:tentative="1">
+      <w:start w:val="1"/>
+      <w:numFmt w:val="bullet"/>
+      <w:lvlText w:val=""/>
+      <w:lvlJc w:val="left"/>
+      <w:pPr>
+        <w:ind w:left="2160" w:hanging="360"/>
+      </w:pPr>
+      <w:rPr>
+        <w:rFonts w:ascii="Wingdings" w:hAnsi="Wingdings" w:hint="default"/>
+      </w:rPr>
+    </w:lvl>
+    <w:lvl w:ilvl="3" w:tplc="04090001" w:tentative="1">
+      <w:start w:val="1"/>
+      <w:numFmt w:val="bullet"/>
+      <w:lvlText w:val=""/>
+      <w:lvlJc w:val="left"/>
+      <w:pPr>
+        <w:ind w:left="2880" w:hanging="360"/>
+      </w:pPr>
+      <w:rPr>
+        <w:rFonts w:ascii="Symbol" w:hAnsi="Symbol" w:hint="default"/>
+      </w:rPr>
+    </w:lvl>
+    <w:lvl w:ilvl="4" w:tplc="04090003" w:tentative="1">
+      <w:start w:val="1"/>
+      <w:numFmt w:val="bullet"/>
+      <w:lvlText w:val="o"/>
+      <w:lvlJc w:val="left"/>
+      <w:pPr>
+        <w:ind w:left="3600" w:hanging="360"/>
+      </w:pPr>
+      <w:rPr>
+        <w:rFonts w:ascii="Courier New" w:hAnsi="Courier New" w:cs="Courier New" w:hint="default"/>
+      </w:rPr>
+    </w:lvl>
+    <w:lvl w:ilvl="5" w:tplc="04090005" w:tentative="1">
+      <w:start w:val="1"/>
+      <w:numFmt w:val="bullet"/>
+      <w:lvlText w:val=""/>
+      <w:lvlJc w:val="left"/>
+      <w:pPr>
+        <w:ind w:left="4320" w:hanging="360"/>
+      </w:pPr>
+      <w:rPr>
+        <w:rFonts w:ascii="Wingdings" w:hAnsi="Wingdings" w:hint="default"/>
+      </w:rPr>
+    </w:lvl>
+    <w:lvl w:ilvl="6" w:tplc="04090001" w:tentative="1">
+      <w:start w:val="1"/>
+      <w:numFmt w:val="bullet"/>
+      <w:lvlText w:val=""/>
+      <w:lvlJc w:val="left"/>
+      <w:pPr>
+        <w:ind w:left="5040" w:hanging="360"/>
+      </w:pPr>
+      <w:rPr>
+        <w:rFonts w:ascii="Symbol" w:hAnsi="Symbol" w:hint="default"/>
+      </w:rPr>
+    </w:lvl>
+    <w:lvl w:ilvl="7" w:tplc="04090003" w:tentative="1">
+      <w:start w:val="1"/>
+      <w:numFmt w:val="bullet"/>
+      <w:lvlText w:val="o"/>
+      <w:lvlJc w:val="left"/>
+      <w:pPr>
+        <w:ind w:left="5760" w:hanging="360"/>
+      </w:pPr>
+      <w:rPr>
+        <w:rFonts w:ascii="Courier New" w:hAnsi="Courier New" w:cs="Courier New" w:hint="default"/>
+      </w:rPr>
+    </w:lvl>
+    <w:lvl w:ilvl="8" w:tplc="04090005" w:tentative="1">
+      <w:start w:val="1"/>
+      <w:numFmt w:val="bullet"/>
+      <w:lvlText w:val=""/>
+      <w:lvlJc w:val="left"/>
+      <w:pPr>
+        <w:ind w:left="6480" w:hanging="360"/>
+      </w:pPr>
+      <w:rPr>
+        <w:rFonts w:ascii="Wingdings" w:hAnsi="Wingdings" w:hint="default"/>
+      </w:rPr>
+    </w:lvl>
+  </w:abstractNum>
+  <w:abstractNum w:abstractNumId="22" w15:restartNumberingAfterBreak="0">
     <w:nsid w:val="46CD775F"/>
     <w:multiLevelType w:val="hybridMultilevel"/>
     <w:tmpl w:val="F1FC0E9C"/>
@@ -4876,7 +6755,120 @@
       </w:pPr>
     </w:lvl>
   </w:abstractNum>
-  <w:abstractNum w:abstractNumId="17" w15:restartNumberingAfterBreak="0">
+  <w:abstractNum w:abstractNumId="23" w15:restartNumberingAfterBreak="0">
+    <w:nsid w:val="47B831FF"/>
+    <w:multiLevelType w:val="hybridMultilevel"/>
+    <w:tmpl w:val="9702C712"/>
+    <w:lvl w:ilvl="0" w:tplc="04090001">
+      <w:start w:val="1"/>
+      <w:numFmt w:val="bullet"/>
+      <w:lvlText w:val=""/>
+      <w:lvlJc w:val="left"/>
+      <w:pPr>
+        <w:ind w:left="767" w:hanging="360"/>
+      </w:pPr>
+      <w:rPr>
+        <w:rFonts w:ascii="Symbol" w:hAnsi="Symbol" w:hint="default"/>
+      </w:rPr>
+    </w:lvl>
+    <w:lvl w:ilvl="1" w:tplc="04090003">
+      <w:start w:val="1"/>
+      <w:numFmt w:val="bullet"/>
+      <w:lvlText w:val="o"/>
+      <w:lvlJc w:val="left"/>
+      <w:pPr>
+        <w:ind w:left="1487" w:hanging="360"/>
+      </w:pPr>
+      <w:rPr>
+        <w:rFonts w:ascii="Courier New" w:hAnsi="Courier New" w:cs="Courier New" w:hint="default"/>
+      </w:rPr>
+    </w:lvl>
+    <w:lvl w:ilvl="2" w:tplc="04090005" w:tentative="1">
+      <w:start w:val="1"/>
+      <w:numFmt w:val="bullet"/>
+      <w:lvlText w:val=""/>
+      <w:lvlJc w:val="left"/>
+      <w:pPr>
+        <w:ind w:left="2207" w:hanging="360"/>
+      </w:pPr>
+      <w:rPr>
+        <w:rFonts w:ascii="Wingdings" w:hAnsi="Wingdings" w:hint="default"/>
+      </w:rPr>
+    </w:lvl>
+    <w:lvl w:ilvl="3" w:tplc="04090001" w:tentative="1">
+      <w:start w:val="1"/>
+      <w:numFmt w:val="bullet"/>
+      <w:lvlText w:val=""/>
+      <w:lvlJc w:val="left"/>
+      <w:pPr>
+        <w:ind w:left="2927" w:hanging="360"/>
+      </w:pPr>
+      <w:rPr>
+        <w:rFonts w:ascii="Symbol" w:hAnsi="Symbol" w:hint="default"/>
+      </w:rPr>
+    </w:lvl>
+    <w:lvl w:ilvl="4" w:tplc="04090003" w:tentative="1">
+      <w:start w:val="1"/>
+      <w:numFmt w:val="bullet"/>
+      <w:lvlText w:val="o"/>
+      <w:lvlJc w:val="left"/>
+      <w:pPr>
+        <w:ind w:left="3647" w:hanging="360"/>
+      </w:pPr>
+      <w:rPr>
+        <w:rFonts w:ascii="Courier New" w:hAnsi="Courier New" w:cs="Courier New" w:hint="default"/>
+      </w:rPr>
+    </w:lvl>
+    <w:lvl w:ilvl="5" w:tplc="04090005" w:tentative="1">
+      <w:start w:val="1"/>
+      <w:numFmt w:val="bullet"/>
+      <w:lvlText w:val=""/>
+      <w:lvlJc w:val="left"/>
+      <w:pPr>
+        <w:ind w:left="4367" w:hanging="360"/>
+      </w:pPr>
+      <w:rPr>
+        <w:rFonts w:ascii="Wingdings" w:hAnsi="Wingdings" w:hint="default"/>
+      </w:rPr>
+    </w:lvl>
+    <w:lvl w:ilvl="6" w:tplc="04090001" w:tentative="1">
+      <w:start w:val="1"/>
+      <w:numFmt w:val="bullet"/>
+      <w:lvlText w:val=""/>
+      <w:lvlJc w:val="left"/>
+      <w:pPr>
+        <w:ind w:left="5087" w:hanging="360"/>
+      </w:pPr>
+      <w:rPr>
+        <w:rFonts w:ascii="Symbol" w:hAnsi="Symbol" w:hint="default"/>
+      </w:rPr>
+    </w:lvl>
+    <w:lvl w:ilvl="7" w:tplc="04090003" w:tentative="1">
+      <w:start w:val="1"/>
+      <w:numFmt w:val="bullet"/>
+      <w:lvlText w:val="o"/>
+      <w:lvlJc w:val="left"/>
+      <w:pPr>
+        <w:ind w:left="5807" w:hanging="360"/>
+      </w:pPr>
+      <w:rPr>
+        <w:rFonts w:ascii="Courier New" w:hAnsi="Courier New" w:cs="Courier New" w:hint="default"/>
+      </w:rPr>
+    </w:lvl>
+    <w:lvl w:ilvl="8" w:tplc="04090005" w:tentative="1">
+      <w:start w:val="1"/>
+      <w:numFmt w:val="bullet"/>
+      <w:lvlText w:val=""/>
+      <w:lvlJc w:val="left"/>
+      <w:pPr>
+        <w:ind w:left="6527" w:hanging="360"/>
+      </w:pPr>
+      <w:rPr>
+        <w:rFonts w:ascii="Wingdings" w:hAnsi="Wingdings" w:hint="default"/>
+      </w:rPr>
+    </w:lvl>
+  </w:abstractNum>
+  <w:abstractNum w:abstractNumId="24" w15:restartNumberingAfterBreak="0">
     <w:nsid w:val="539677BE"/>
     <w:multiLevelType w:val="hybridMultilevel"/>
     <w:tmpl w:val="15BC43BC"/>
@@ -4989,7 +6981,7 @@
       </w:rPr>
     </w:lvl>
   </w:abstractNum>
-  <w:abstractNum w:abstractNumId="18" w15:restartNumberingAfterBreak="0">
+  <w:abstractNum w:abstractNumId="25" w15:restartNumberingAfterBreak="0">
     <w:nsid w:val="57467316"/>
     <w:multiLevelType w:val="hybridMultilevel"/>
     <w:tmpl w:val="4F18A66A"/>
@@ -5102,7 +7094,7 @@
       </w:rPr>
     </w:lvl>
   </w:abstractNum>
-  <w:abstractNum w:abstractNumId="19" w15:restartNumberingAfterBreak="0">
+  <w:abstractNum w:abstractNumId="26" w15:restartNumberingAfterBreak="0">
     <w:nsid w:val="595734BC"/>
     <w:multiLevelType w:val="multilevel"/>
     <w:tmpl w:val="AA1220E4"/>
@@ -5215,7 +7207,7 @@
       </w:rPr>
     </w:lvl>
   </w:abstractNum>
-  <w:abstractNum w:abstractNumId="20" w15:restartNumberingAfterBreak="0">
+  <w:abstractNum w:abstractNumId="27" w15:restartNumberingAfterBreak="0">
     <w:nsid w:val="60A96E9E"/>
     <w:multiLevelType w:val="hybridMultilevel"/>
     <w:tmpl w:val="DCA67594"/>
@@ -5328,7 +7320,7 @@
       </w:rPr>
     </w:lvl>
   </w:abstractNum>
-  <w:abstractNum w:abstractNumId="21" w15:restartNumberingAfterBreak="0">
+  <w:abstractNum w:abstractNumId="28" w15:restartNumberingAfterBreak="0">
     <w:nsid w:val="62367EDE"/>
     <w:multiLevelType w:val="hybridMultilevel"/>
     <w:tmpl w:val="980CA3C4"/>
@@ -5441,7 +7433,7 @@
       </w:rPr>
     </w:lvl>
   </w:abstractNum>
-  <w:abstractNum w:abstractNumId="22" w15:restartNumberingAfterBreak="0">
+  <w:abstractNum w:abstractNumId="29" w15:restartNumberingAfterBreak="0">
     <w:nsid w:val="637E1550"/>
     <w:multiLevelType w:val="hybridMultilevel"/>
     <w:tmpl w:val="F030090A"/>
@@ -5530,7 +7522,120 @@
       </w:pPr>
     </w:lvl>
   </w:abstractNum>
-  <w:abstractNum w:abstractNumId="23" w15:restartNumberingAfterBreak="0">
+  <w:abstractNum w:abstractNumId="30" w15:restartNumberingAfterBreak="0">
+    <w:nsid w:val="662B5A94"/>
+    <w:multiLevelType w:val="hybridMultilevel"/>
+    <w:tmpl w:val="73A859A8"/>
+    <w:lvl w:ilvl="0" w:tplc="04090001">
+      <w:start w:val="1"/>
+      <w:numFmt w:val="bullet"/>
+      <w:lvlText w:val=""/>
+      <w:lvlJc w:val="left"/>
+      <w:pPr>
+        <w:ind w:left="720" w:hanging="360"/>
+      </w:pPr>
+      <w:rPr>
+        <w:rFonts w:ascii="Symbol" w:hAnsi="Symbol" w:hint="default"/>
+      </w:rPr>
+    </w:lvl>
+    <w:lvl w:ilvl="1" w:tplc="04090003" w:tentative="1">
+      <w:start w:val="1"/>
+      <w:numFmt w:val="bullet"/>
+      <w:lvlText w:val="o"/>
+      <w:lvlJc w:val="left"/>
+      <w:pPr>
+        <w:ind w:left="1440" w:hanging="360"/>
+      </w:pPr>
+      <w:rPr>
+        <w:rFonts w:ascii="Courier New" w:hAnsi="Courier New" w:cs="Courier New" w:hint="default"/>
+      </w:rPr>
+    </w:lvl>
+    <w:lvl w:ilvl="2" w:tplc="04090005" w:tentative="1">
+      <w:start w:val="1"/>
+      <w:numFmt w:val="bullet"/>
+      <w:lvlText w:val=""/>
+      <w:lvlJc w:val="left"/>
+      <w:pPr>
+        <w:ind w:left="2160" w:hanging="360"/>
+      </w:pPr>
+      <w:rPr>
+        <w:rFonts w:ascii="Wingdings" w:hAnsi="Wingdings" w:hint="default"/>
+      </w:rPr>
+    </w:lvl>
+    <w:lvl w:ilvl="3" w:tplc="04090001" w:tentative="1">
+      <w:start w:val="1"/>
+      <w:numFmt w:val="bullet"/>
+      <w:lvlText w:val=""/>
+      <w:lvlJc w:val="left"/>
+      <w:pPr>
+        <w:ind w:left="2880" w:hanging="360"/>
+      </w:pPr>
+      <w:rPr>
+        <w:rFonts w:ascii="Symbol" w:hAnsi="Symbol" w:hint="default"/>
+      </w:rPr>
+    </w:lvl>
+    <w:lvl w:ilvl="4" w:tplc="04090003" w:tentative="1">
+      <w:start w:val="1"/>
+      <w:numFmt w:val="bullet"/>
+      <w:lvlText w:val="o"/>
+      <w:lvlJc w:val="left"/>
+      <w:pPr>
+        <w:ind w:left="3600" w:hanging="360"/>
+      </w:pPr>
+      <w:rPr>
+        <w:rFonts w:ascii="Courier New" w:hAnsi="Courier New" w:cs="Courier New" w:hint="default"/>
+      </w:rPr>
+    </w:lvl>
+    <w:lvl w:ilvl="5" w:tplc="04090005" w:tentative="1">
+      <w:start w:val="1"/>
+      <w:numFmt w:val="bullet"/>
+      <w:lvlText w:val=""/>
+      <w:lvlJc w:val="left"/>
+      <w:pPr>
+        <w:ind w:left="4320" w:hanging="360"/>
+      </w:pPr>
+      <w:rPr>
+        <w:rFonts w:ascii="Wingdings" w:hAnsi="Wingdings" w:hint="default"/>
+      </w:rPr>
+    </w:lvl>
+    <w:lvl w:ilvl="6" w:tplc="04090001" w:tentative="1">
+      <w:start w:val="1"/>
+      <w:numFmt w:val="bullet"/>
+      <w:lvlText w:val=""/>
+      <w:lvlJc w:val="left"/>
+      <w:pPr>
+        <w:ind w:left="5040" w:hanging="360"/>
+      </w:pPr>
+      <w:rPr>
+        <w:rFonts w:ascii="Symbol" w:hAnsi="Symbol" w:hint="default"/>
+      </w:rPr>
+    </w:lvl>
+    <w:lvl w:ilvl="7" w:tplc="04090003" w:tentative="1">
+      <w:start w:val="1"/>
+      <w:numFmt w:val="bullet"/>
+      <w:lvlText w:val="o"/>
+      <w:lvlJc w:val="left"/>
+      <w:pPr>
+        <w:ind w:left="5760" w:hanging="360"/>
+      </w:pPr>
+      <w:rPr>
+        <w:rFonts w:ascii="Courier New" w:hAnsi="Courier New" w:cs="Courier New" w:hint="default"/>
+      </w:rPr>
+    </w:lvl>
+    <w:lvl w:ilvl="8" w:tplc="04090005" w:tentative="1">
+      <w:start w:val="1"/>
+      <w:numFmt w:val="bullet"/>
+      <w:lvlText w:val=""/>
+      <w:lvlJc w:val="left"/>
+      <w:pPr>
+        <w:ind w:left="6480" w:hanging="360"/>
+      </w:pPr>
+      <w:rPr>
+        <w:rFonts w:ascii="Wingdings" w:hAnsi="Wingdings" w:hint="default"/>
+      </w:rPr>
+    </w:lvl>
+  </w:abstractNum>
+  <w:abstractNum w:abstractNumId="31" w15:restartNumberingAfterBreak="0">
     <w:nsid w:val="672842DB"/>
     <w:multiLevelType w:val="hybridMultilevel"/>
     <w:tmpl w:val="205A6040"/>
@@ -5643,7 +7748,120 @@
       </w:rPr>
     </w:lvl>
   </w:abstractNum>
-  <w:abstractNum w:abstractNumId="24" w15:restartNumberingAfterBreak="0">
+  <w:abstractNum w:abstractNumId="32" w15:restartNumberingAfterBreak="0">
+    <w:nsid w:val="68EC7CC3"/>
+    <w:multiLevelType w:val="hybridMultilevel"/>
+    <w:tmpl w:val="456493FC"/>
+    <w:lvl w:ilvl="0" w:tplc="04090001">
+      <w:start w:val="1"/>
+      <w:numFmt w:val="bullet"/>
+      <w:lvlText w:val=""/>
+      <w:lvlJc w:val="left"/>
+      <w:pPr>
+        <w:ind w:left="720" w:hanging="360"/>
+      </w:pPr>
+      <w:rPr>
+        <w:rFonts w:ascii="Symbol" w:hAnsi="Symbol" w:hint="default"/>
+      </w:rPr>
+    </w:lvl>
+    <w:lvl w:ilvl="1" w:tplc="04090003" w:tentative="1">
+      <w:start w:val="1"/>
+      <w:numFmt w:val="bullet"/>
+      <w:lvlText w:val="o"/>
+      <w:lvlJc w:val="left"/>
+      <w:pPr>
+        <w:ind w:left="1440" w:hanging="360"/>
+      </w:pPr>
+      <w:rPr>
+        <w:rFonts w:ascii="Courier New" w:hAnsi="Courier New" w:cs="Courier New" w:hint="default"/>
+      </w:rPr>
+    </w:lvl>
+    <w:lvl w:ilvl="2" w:tplc="04090005" w:tentative="1">
+      <w:start w:val="1"/>
+      <w:numFmt w:val="bullet"/>
+      <w:lvlText w:val=""/>
+      <w:lvlJc w:val="left"/>
+      <w:pPr>
+        <w:ind w:left="2160" w:hanging="360"/>
+      </w:pPr>
+      <w:rPr>
+        <w:rFonts w:ascii="Wingdings" w:hAnsi="Wingdings" w:hint="default"/>
+      </w:rPr>
+    </w:lvl>
+    <w:lvl w:ilvl="3" w:tplc="04090001" w:tentative="1">
+      <w:start w:val="1"/>
+      <w:numFmt w:val="bullet"/>
+      <w:lvlText w:val=""/>
+      <w:lvlJc w:val="left"/>
+      <w:pPr>
+        <w:ind w:left="2880" w:hanging="360"/>
+      </w:pPr>
+      <w:rPr>
+        <w:rFonts w:ascii="Symbol" w:hAnsi="Symbol" w:hint="default"/>
+      </w:rPr>
+    </w:lvl>
+    <w:lvl w:ilvl="4" w:tplc="04090003" w:tentative="1">
+      <w:start w:val="1"/>
+      <w:numFmt w:val="bullet"/>
+      <w:lvlText w:val="o"/>
+      <w:lvlJc w:val="left"/>
+      <w:pPr>
+        <w:ind w:left="3600" w:hanging="360"/>
+      </w:pPr>
+      <w:rPr>
+        <w:rFonts w:ascii="Courier New" w:hAnsi="Courier New" w:cs="Courier New" w:hint="default"/>
+      </w:rPr>
+    </w:lvl>
+    <w:lvl w:ilvl="5" w:tplc="04090005" w:tentative="1">
+      <w:start w:val="1"/>
+      <w:numFmt w:val="bullet"/>
+      <w:lvlText w:val=""/>
+      <w:lvlJc w:val="left"/>
+      <w:pPr>
+        <w:ind w:left="4320" w:hanging="360"/>
+      </w:pPr>
+      <w:rPr>
+        <w:rFonts w:ascii="Wingdings" w:hAnsi="Wingdings" w:hint="default"/>
+      </w:rPr>
+    </w:lvl>
+    <w:lvl w:ilvl="6" w:tplc="04090001" w:tentative="1">
+      <w:start w:val="1"/>
+      <w:numFmt w:val="bullet"/>
+      <w:lvlText w:val=""/>
+      <w:lvlJc w:val="left"/>
+      <w:pPr>
+        <w:ind w:left="5040" w:hanging="360"/>
+      </w:pPr>
+      <w:rPr>
+        <w:rFonts w:ascii="Symbol" w:hAnsi="Symbol" w:hint="default"/>
+      </w:rPr>
+    </w:lvl>
+    <w:lvl w:ilvl="7" w:tplc="04090003" w:tentative="1">
+      <w:start w:val="1"/>
+      <w:numFmt w:val="bullet"/>
+      <w:lvlText w:val="o"/>
+      <w:lvlJc w:val="left"/>
+      <w:pPr>
+        <w:ind w:left="5760" w:hanging="360"/>
+      </w:pPr>
+      <w:rPr>
+        <w:rFonts w:ascii="Courier New" w:hAnsi="Courier New" w:cs="Courier New" w:hint="default"/>
+      </w:rPr>
+    </w:lvl>
+    <w:lvl w:ilvl="8" w:tplc="04090005" w:tentative="1">
+      <w:start w:val="1"/>
+      <w:numFmt w:val="bullet"/>
+      <w:lvlText w:val=""/>
+      <w:lvlJc w:val="left"/>
+      <w:pPr>
+        <w:ind w:left="6480" w:hanging="360"/>
+      </w:pPr>
+      <w:rPr>
+        <w:rFonts w:ascii="Wingdings" w:hAnsi="Wingdings" w:hint="default"/>
+      </w:rPr>
+    </w:lvl>
+  </w:abstractNum>
+  <w:abstractNum w:abstractNumId="33" w15:restartNumberingAfterBreak="0">
     <w:nsid w:val="6AAB7787"/>
     <w:multiLevelType w:val="hybridMultilevel"/>
     <w:tmpl w:val="B3C4EC6A"/>
@@ -5732,7 +7950,7 @@
       </w:pPr>
     </w:lvl>
   </w:abstractNum>
-  <w:abstractNum w:abstractNumId="25" w15:restartNumberingAfterBreak="0">
+  <w:abstractNum w:abstractNumId="34" w15:restartNumberingAfterBreak="0">
     <w:nsid w:val="75C90407"/>
     <w:multiLevelType w:val="hybridMultilevel"/>
     <w:tmpl w:val="40CA1A0A"/>
@@ -5818,7 +8036,7 @@
       </w:pPr>
     </w:lvl>
   </w:abstractNum>
-  <w:abstractNum w:abstractNumId="26" w15:restartNumberingAfterBreak="0">
+  <w:abstractNum w:abstractNumId="35" w15:restartNumberingAfterBreak="0">
     <w:nsid w:val="7623786B"/>
     <w:multiLevelType w:val="hybridMultilevel"/>
     <w:tmpl w:val="E0A6BDD6"/>
@@ -5907,7 +8125,120 @@
       </w:pPr>
     </w:lvl>
   </w:abstractNum>
-  <w:abstractNum w:abstractNumId="27" w15:restartNumberingAfterBreak="0">
+  <w:abstractNum w:abstractNumId="36" w15:restartNumberingAfterBreak="0">
+    <w:nsid w:val="77234C08"/>
+    <w:multiLevelType w:val="hybridMultilevel"/>
+    <w:tmpl w:val="3A38FD64"/>
+    <w:lvl w:ilvl="0" w:tplc="04090001">
+      <w:start w:val="1"/>
+      <w:numFmt w:val="bullet"/>
+      <w:lvlText w:val=""/>
+      <w:lvlJc w:val="left"/>
+      <w:pPr>
+        <w:ind w:left="720" w:hanging="360"/>
+      </w:pPr>
+      <w:rPr>
+        <w:rFonts w:ascii="Symbol" w:hAnsi="Symbol" w:hint="default"/>
+      </w:rPr>
+    </w:lvl>
+    <w:lvl w:ilvl="1" w:tplc="04090003" w:tentative="1">
+      <w:start w:val="1"/>
+      <w:numFmt w:val="bullet"/>
+      <w:lvlText w:val="o"/>
+      <w:lvlJc w:val="left"/>
+      <w:pPr>
+        <w:ind w:left="1440" w:hanging="360"/>
+      </w:pPr>
+      <w:rPr>
+        <w:rFonts w:ascii="Courier New" w:hAnsi="Courier New" w:cs="Courier New" w:hint="default"/>
+      </w:rPr>
+    </w:lvl>
+    <w:lvl w:ilvl="2" w:tplc="04090005" w:tentative="1">
+      <w:start w:val="1"/>
+      <w:numFmt w:val="bullet"/>
+      <w:lvlText w:val=""/>
+      <w:lvlJc w:val="left"/>
+      <w:pPr>
+        <w:ind w:left="2160" w:hanging="360"/>
+      </w:pPr>
+      <w:rPr>
+        <w:rFonts w:ascii="Wingdings" w:hAnsi="Wingdings" w:hint="default"/>
+      </w:rPr>
+    </w:lvl>
+    <w:lvl w:ilvl="3" w:tplc="04090001" w:tentative="1">
+      <w:start w:val="1"/>
+      <w:numFmt w:val="bullet"/>
+      <w:lvlText w:val=""/>
+      <w:lvlJc w:val="left"/>
+      <w:pPr>
+        <w:ind w:left="2880" w:hanging="360"/>
+      </w:pPr>
+      <w:rPr>
+        <w:rFonts w:ascii="Symbol" w:hAnsi="Symbol" w:hint="default"/>
+      </w:rPr>
+    </w:lvl>
+    <w:lvl w:ilvl="4" w:tplc="04090003" w:tentative="1">
+      <w:start w:val="1"/>
+      <w:numFmt w:val="bullet"/>
+      <w:lvlText w:val="o"/>
+      <w:lvlJc w:val="left"/>
+      <w:pPr>
+        <w:ind w:left="3600" w:hanging="360"/>
+      </w:pPr>
+      <w:rPr>
+        <w:rFonts w:ascii="Courier New" w:hAnsi="Courier New" w:cs="Courier New" w:hint="default"/>
+      </w:rPr>
+    </w:lvl>
+    <w:lvl w:ilvl="5" w:tplc="04090005" w:tentative="1">
+      <w:start w:val="1"/>
+      <w:numFmt w:val="bullet"/>
+      <w:lvlText w:val=""/>
+      <w:lvlJc w:val="left"/>
+      <w:pPr>
+        <w:ind w:left="4320" w:hanging="360"/>
+      </w:pPr>
+      <w:rPr>
+        <w:rFonts w:ascii="Wingdings" w:hAnsi="Wingdings" w:hint="default"/>
+      </w:rPr>
+    </w:lvl>
+    <w:lvl w:ilvl="6" w:tplc="04090001" w:tentative="1">
+      <w:start w:val="1"/>
+      <w:numFmt w:val="bullet"/>
+      <w:lvlText w:val=""/>
+      <w:lvlJc w:val="left"/>
+      <w:pPr>
+        <w:ind w:left="5040" w:hanging="360"/>
+      </w:pPr>
+      <w:rPr>
+        <w:rFonts w:ascii="Symbol" w:hAnsi="Symbol" w:hint="default"/>
+      </w:rPr>
+    </w:lvl>
+    <w:lvl w:ilvl="7" w:tplc="04090003" w:tentative="1">
+      <w:start w:val="1"/>
+      <w:numFmt w:val="bullet"/>
+      <w:lvlText w:val="o"/>
+      <w:lvlJc w:val="left"/>
+      <w:pPr>
+        <w:ind w:left="5760" w:hanging="360"/>
+      </w:pPr>
+      <w:rPr>
+        <w:rFonts w:ascii="Courier New" w:hAnsi="Courier New" w:cs="Courier New" w:hint="default"/>
+      </w:rPr>
+    </w:lvl>
+    <w:lvl w:ilvl="8" w:tplc="04090005" w:tentative="1">
+      <w:start w:val="1"/>
+      <w:numFmt w:val="bullet"/>
+      <w:lvlText w:val=""/>
+      <w:lvlJc w:val="left"/>
+      <w:pPr>
+        <w:ind w:left="6480" w:hanging="360"/>
+      </w:pPr>
+      <w:rPr>
+        <w:rFonts w:ascii="Wingdings" w:hAnsi="Wingdings" w:hint="default"/>
+      </w:rPr>
+    </w:lvl>
+  </w:abstractNum>
+  <w:abstractNum w:abstractNumId="37" w15:restartNumberingAfterBreak="0">
     <w:nsid w:val="7C3E19D3"/>
     <w:multiLevelType w:val="hybridMultilevel"/>
     <w:tmpl w:val="D580265A"/>
@@ -5996,7 +8327,120 @@
       </w:pPr>
     </w:lvl>
   </w:abstractNum>
-  <w:abstractNum w:abstractNumId="28" w15:restartNumberingAfterBreak="0">
+  <w:abstractNum w:abstractNumId="38" w15:restartNumberingAfterBreak="0">
+    <w:nsid w:val="7CC20493"/>
+    <w:multiLevelType w:val="hybridMultilevel"/>
+    <w:tmpl w:val="759C66D0"/>
+    <w:lvl w:ilvl="0" w:tplc="04090001">
+      <w:start w:val="1"/>
+      <w:numFmt w:val="bullet"/>
+      <w:lvlText w:val=""/>
+      <w:lvlJc w:val="left"/>
+      <w:pPr>
+        <w:ind w:left="720" w:hanging="360"/>
+      </w:pPr>
+      <w:rPr>
+        <w:rFonts w:ascii="Symbol" w:hAnsi="Symbol" w:hint="default"/>
+      </w:rPr>
+    </w:lvl>
+    <w:lvl w:ilvl="1" w:tplc="04090003" w:tentative="1">
+      <w:start w:val="1"/>
+      <w:numFmt w:val="bullet"/>
+      <w:lvlText w:val="o"/>
+      <w:lvlJc w:val="left"/>
+      <w:pPr>
+        <w:ind w:left="1440" w:hanging="360"/>
+      </w:pPr>
+      <w:rPr>
+        <w:rFonts w:ascii="Courier New" w:hAnsi="Courier New" w:cs="Courier New" w:hint="default"/>
+      </w:rPr>
+    </w:lvl>
+    <w:lvl w:ilvl="2" w:tplc="04090005" w:tentative="1">
+      <w:start w:val="1"/>
+      <w:numFmt w:val="bullet"/>
+      <w:lvlText w:val=""/>
+      <w:lvlJc w:val="left"/>
+      <w:pPr>
+        <w:ind w:left="2160" w:hanging="360"/>
+      </w:pPr>
+      <w:rPr>
+        <w:rFonts w:ascii="Wingdings" w:hAnsi="Wingdings" w:hint="default"/>
+      </w:rPr>
+    </w:lvl>
+    <w:lvl w:ilvl="3" w:tplc="04090001" w:tentative="1">
+      <w:start w:val="1"/>
+      <w:numFmt w:val="bullet"/>
+      <w:lvlText w:val=""/>
+      <w:lvlJc w:val="left"/>
+      <w:pPr>
+        <w:ind w:left="2880" w:hanging="360"/>
+      </w:pPr>
+      <w:rPr>
+        <w:rFonts w:ascii="Symbol" w:hAnsi="Symbol" w:hint="default"/>
+      </w:rPr>
+    </w:lvl>
+    <w:lvl w:ilvl="4" w:tplc="04090003" w:tentative="1">
+      <w:start w:val="1"/>
+      <w:numFmt w:val="bullet"/>
+      <w:lvlText w:val="o"/>
+      <w:lvlJc w:val="left"/>
+      <w:pPr>
+        <w:ind w:left="3600" w:hanging="360"/>
+      </w:pPr>
+      <w:rPr>
+        <w:rFonts w:ascii="Courier New" w:hAnsi="Courier New" w:cs="Courier New" w:hint="default"/>
+      </w:rPr>
+    </w:lvl>
+    <w:lvl w:ilvl="5" w:tplc="04090005" w:tentative="1">
+      <w:start w:val="1"/>
+      <w:numFmt w:val="bullet"/>
+      <w:lvlText w:val=""/>
+      <w:lvlJc w:val="left"/>
+      <w:pPr>
+        <w:ind w:left="4320" w:hanging="360"/>
+      </w:pPr>
+      <w:rPr>
+        <w:rFonts w:ascii="Wingdings" w:hAnsi="Wingdings" w:hint="default"/>
+      </w:rPr>
+    </w:lvl>
+    <w:lvl w:ilvl="6" w:tplc="04090001" w:tentative="1">
+      <w:start w:val="1"/>
+      <w:numFmt w:val="bullet"/>
+      <w:lvlText w:val=""/>
+      <w:lvlJc w:val="left"/>
+      <w:pPr>
+        <w:ind w:left="5040" w:hanging="360"/>
+      </w:pPr>
+      <w:rPr>
+        <w:rFonts w:ascii="Symbol" w:hAnsi="Symbol" w:hint="default"/>
+      </w:rPr>
+    </w:lvl>
+    <w:lvl w:ilvl="7" w:tplc="04090003" w:tentative="1">
+      <w:start w:val="1"/>
+      <w:numFmt w:val="bullet"/>
+      <w:lvlText w:val="o"/>
+      <w:lvlJc w:val="left"/>
+      <w:pPr>
+        <w:ind w:left="5760" w:hanging="360"/>
+      </w:pPr>
+      <w:rPr>
+        <w:rFonts w:ascii="Courier New" w:hAnsi="Courier New" w:cs="Courier New" w:hint="default"/>
+      </w:rPr>
+    </w:lvl>
+    <w:lvl w:ilvl="8" w:tplc="04090005" w:tentative="1">
+      <w:start w:val="1"/>
+      <w:numFmt w:val="bullet"/>
+      <w:lvlText w:val=""/>
+      <w:lvlJc w:val="left"/>
+      <w:pPr>
+        <w:ind w:left="6480" w:hanging="360"/>
+      </w:pPr>
+      <w:rPr>
+        <w:rFonts w:ascii="Wingdings" w:hAnsi="Wingdings" w:hint="default"/>
+      </w:rPr>
+    </w:lvl>
+  </w:abstractNum>
+  <w:abstractNum w:abstractNumId="39" w15:restartNumberingAfterBreak="0">
     <w:nsid w:val="7D503A3E"/>
     <w:multiLevelType w:val="multilevel"/>
     <w:tmpl w:val="AA1220E4"/>
@@ -6110,91 +8554,124 @@
     </w:lvl>
   </w:abstractNum>
   <w:num w:numId="1" w16cid:durableId="1148980111">
-    <w:abstractNumId w:val="19"/>
+    <w:abstractNumId w:val="26"/>
   </w:num>
   <w:num w:numId="2" w16cid:durableId="1226526390">
-    <w:abstractNumId w:val="23"/>
+    <w:abstractNumId w:val="31"/>
   </w:num>
   <w:num w:numId="3" w16cid:durableId="129446174">
-    <w:abstractNumId w:val="25"/>
+    <w:abstractNumId w:val="34"/>
   </w:num>
   <w:num w:numId="4" w16cid:durableId="1331717369">
     <w:abstractNumId w:val="0"/>
   </w:num>
   <w:num w:numId="5" w16cid:durableId="1342852043">
+    <w:abstractNumId w:val="7"/>
+  </w:num>
+  <w:num w:numId="6" w16cid:durableId="153381577">
     <w:abstractNumId w:val="6"/>
   </w:num>
-  <w:num w:numId="6" w16cid:durableId="153381577">
-    <w:abstractNumId w:val="5"/>
-  </w:num>
   <w:num w:numId="7" w16cid:durableId="1595436440">
-    <w:abstractNumId w:val="16"/>
+    <w:abstractNumId w:val="22"/>
   </w:num>
   <w:num w:numId="8" w16cid:durableId="1651128610">
-    <w:abstractNumId w:val="12"/>
+    <w:abstractNumId w:val="17"/>
   </w:num>
   <w:num w:numId="9" w16cid:durableId="169610572">
-    <w:abstractNumId w:val="17"/>
+    <w:abstractNumId w:val="24"/>
   </w:num>
   <w:num w:numId="10" w16cid:durableId="1706177788">
-    <w:abstractNumId w:val="21"/>
+    <w:abstractNumId w:val="28"/>
   </w:num>
   <w:num w:numId="11" w16cid:durableId="1731461812">
-    <w:abstractNumId w:val="20"/>
+    <w:abstractNumId w:val="27"/>
   </w:num>
   <w:num w:numId="12" w16cid:durableId="1823303089">
-    <w:abstractNumId w:val="4"/>
+    <w:abstractNumId w:val="5"/>
   </w:num>
   <w:num w:numId="13" w16cid:durableId="1905481588">
     <w:abstractNumId w:val="3"/>
   </w:num>
   <w:num w:numId="14" w16cid:durableId="2034648579">
-    <w:abstractNumId w:val="7"/>
+    <w:abstractNumId w:val="9"/>
   </w:num>
   <w:num w:numId="15" w16cid:durableId="2108456525">
-    <w:abstractNumId w:val="24"/>
+    <w:abstractNumId w:val="33"/>
   </w:num>
   <w:num w:numId="16" w16cid:durableId="2109690649">
-    <w:abstractNumId w:val="13"/>
+    <w:abstractNumId w:val="18"/>
   </w:num>
   <w:num w:numId="17" w16cid:durableId="211355350">
-    <w:abstractNumId w:val="22"/>
+    <w:abstractNumId w:val="29"/>
   </w:num>
   <w:num w:numId="18" w16cid:durableId="265115091">
     <w:abstractNumId w:val="1"/>
   </w:num>
   <w:num w:numId="19" w16cid:durableId="276105413">
+    <w:abstractNumId w:val="12"/>
+  </w:num>
+  <w:num w:numId="20" w16cid:durableId="337391328">
+    <w:abstractNumId w:val="39"/>
+  </w:num>
+  <w:num w:numId="21" w16cid:durableId="353119122">
     <w:abstractNumId w:val="10"/>
   </w:num>
-  <w:num w:numId="20" w16cid:durableId="337391328">
-    <w:abstractNumId w:val="28"/>
-  </w:num>
-  <w:num w:numId="21" w16cid:durableId="353119122">
-    <w:abstractNumId w:val="8"/>
-  </w:num>
   <w:num w:numId="22" w16cid:durableId="362443791">
-    <w:abstractNumId w:val="9"/>
+    <w:abstractNumId w:val="11"/>
   </w:num>
   <w:num w:numId="23" w16cid:durableId="565843641">
-    <w:abstractNumId w:val="27"/>
+    <w:abstractNumId w:val="37"/>
   </w:num>
   <w:num w:numId="24" w16cid:durableId="601112964">
     <w:abstractNumId w:val="2"/>
   </w:num>
   <w:num w:numId="25" w16cid:durableId="61946985">
+    <w:abstractNumId w:val="19"/>
+  </w:num>
+  <w:num w:numId="26" w16cid:durableId="660741035">
+    <w:abstractNumId w:val="15"/>
+  </w:num>
+  <w:num w:numId="27" w16cid:durableId="861672973">
+    <w:abstractNumId w:val="35"/>
+  </w:num>
+  <w:num w:numId="28" w16cid:durableId="955795512">
+    <w:abstractNumId w:val="25"/>
+  </w:num>
+  <w:num w:numId="29" w16cid:durableId="203448624">
+    <w:abstractNumId w:val="20"/>
+  </w:num>
+  <w:num w:numId="30" w16cid:durableId="181285587">
+    <w:abstractNumId w:val="16"/>
+  </w:num>
+  <w:num w:numId="31" w16cid:durableId="2138449765">
+    <w:abstractNumId w:val="36"/>
+  </w:num>
+  <w:num w:numId="32" w16cid:durableId="2132354876">
+    <w:abstractNumId w:val="30"/>
+  </w:num>
+  <w:num w:numId="33" w16cid:durableId="294531658">
+    <w:abstractNumId w:val="38"/>
+  </w:num>
+  <w:num w:numId="34" w16cid:durableId="1885478898">
     <w:abstractNumId w:val="14"/>
   </w:num>
-  <w:num w:numId="26" w16cid:durableId="660741035">
-    <w:abstractNumId w:val="11"/>
+  <w:num w:numId="35" w16cid:durableId="698624838">
+    <w:abstractNumId w:val="32"/>
   </w:num>
-  <w:num w:numId="27" w16cid:durableId="861672973">
-    <w:abstractNumId w:val="26"/>
+  <w:num w:numId="36" w16cid:durableId="1894080402">
+    <w:abstractNumId w:val="8"/>
   </w:num>
-  <w:num w:numId="28" w16cid:durableId="955795512">
-    <w:abstractNumId w:val="18"/>
+  <w:num w:numId="37" w16cid:durableId="216207668">
+    <w:abstractNumId w:val="13"/>
   </w:num>
-  <w:num w:numId="29" w16cid:durableId="203448624">
-    <w:abstractNumId w:val="15"/>
+  <w:num w:numId="38" w16cid:durableId="601574823">
+    <w:abstractNumId w:val="21"/>
+  </w:num>
+  <w:num w:numId="39" w16cid:durableId="1530803573">
+    <w:abstractNumId w:val="4"/>
+  </w:num>
+  <w:num w:numId="40" w16cid:durableId="953243471">
+    <w:abstractNumId w:val="23"/>
   </w:num>
 </w:numbering>
 </file>
@@ -6203,9 +8680,6 @@
 <w15:people xmlns:wpc="http://schemas.microsoft.com/office/word/2010/wordprocessingCanvas" xmlns:cx="http://schemas.microsoft.com/office/drawing/2014/chartex" xmlns:cx1="http://schemas.microsoft.com/office/drawing/2015/9/8/chartex" xmlns:cx2="http://schemas.microsoft.com/office/drawing/2015/10/21/chartex" xmlns:cx3="http://schemas.microsoft.com/office/drawing/2016/5/9/chartex" xmlns:cx4="http://schemas.microsoft.com/office/drawing/2016/5/10/chartex" xmlns:cx5="http://schemas.microsoft.com/office/drawing/2016/5/11/chartex" xmlns:cx6="http://schemas.microsoft.com/office/drawing/2016/5/12/chartex" xmlns:cx7="http://schemas.microsoft.com/office/drawing/2016/5/13/chartex" xmlns:cx8="http://schemas.microsoft.com/office/drawing/2016/5/14/chartex" xmlns:mc="http://schemas.openxmlformats.org/markup-compatibility/2006" xmlns:aink="http://schemas.microsoft.com/office/drawing/2016/ink" xmlns:am3d="http://schemas.microsoft.com/office/drawing/2017/model3d" xmlns:o="urn:schemas-microsoft-com:office:office" xmlns:oel="http://schemas.microsoft.com/office/2019/extlst" xmlns:r="http://schemas.openxmlformats.org/officeDocument/2006/relationships" xmlns:m="http://schemas.openxmlformats.org/officeDocument/2006/math" xmlns:v="urn:schemas-microsoft-com:vml" xmlns:wp14="http://schemas.microsoft.com/office/word/2010/wordprocessingDrawing" xmlns:wp="http://schemas.openxmlformats.org/drawingml/2006/wordprocessingDrawing" xmlns:w10="urn:schemas-microsoft-com:office:word" xmlns:w="http://schemas.openxmlformats.org/wordprocessingml/2006/main" xmlns:w14="http://schemas.microsoft.com/office/word/2010/wordml" xmlns:w15="http://schemas.microsoft.com/office/word/2012/wordml" xmlns:w16cex="http://schemas.microsoft.com/office/word/2018/wordml/cex" xmlns:w16cid="http://schemas.microsoft.com/office/word/2016/wordml/cid" xmlns:w16="http://schemas.microsoft.com/office/word/2018/wordml" xmlns:w16du="http://schemas.microsoft.com/office/word/2023/wordml/word16du" xmlns:w16sdtdh="http://schemas.microsoft.com/office/word/2020/wordml/sdtdatahash" xmlns:w16sdtfl="http://schemas.microsoft.com/office/word/2024/wordml/sdtformatlock" xmlns:w16se="http://schemas.microsoft.com/office/word/2015/wordml/symex" xmlns:wpg="http://schemas.microsoft.com/office/word/2010/wordprocessingGroup" xmlns:wpi="http://schemas.microsoft.com/office/word/2010/wordprocessingInk" xmlns:wne="http://schemas.microsoft.com/office/word/2006/wordml" xmlns:wps="http://schemas.microsoft.com/office/word/2010/wordprocessingShape" mc:Ignorable="w14 w15 w16se w16cid w16 w16cex w16sdtdh w16sdtfl w16du wp14">
   <w15:person w15:author="William Mayer">
     <w15:presenceInfo w15:providerId="AD" w15:userId="S::WMayer@teamster.org::664c64a6-cbf4-4a71-9c8c-01067686c06e"/>
-  </w15:person>
-  <w15:person w15:author="Emma Damazo">
-    <w15:presenceInfo w15:providerId="AD" w15:userId="S::edamazo@teamster.org::19bbd049-b238-4d97-93ff-57dac4b77144"/>
   </w15:person>
 </w15:people>
 </file>
@@ -7747,19 +10221,6 @@
 </file>
 
 <file path=customXml/item1.xml><?xml version="1.0" encoding="utf-8"?>
-<b:Sources xmlns:b="http://schemas.openxmlformats.org/officeDocument/2006/bibliography" xmlns="http://schemas.openxmlformats.org/officeDocument/2006/bibliography" SelectedStyle="\APASixthEditionOfficeOnline.xsl" StyleName="APA" Version="6"/>
-</file>
-
-<file path=customXml/item2.xml><?xml version="1.0" encoding="utf-8"?>
-<?mso-contentType ?>
-<FormTemplates xmlns="http://schemas.microsoft.com/sharepoint/v3/contenttype/forms">
-  <Display>DocumentLibraryForm</Display>
-  <Edit>DocumentLibraryForm</Edit>
-  <New>DocumentLibraryForm</New>
-</FormTemplates>
-</file>
-
-<file path=customXml/item3.xml><?xml version="1.0" encoding="utf-8"?>
 <ct:contentTypeSchema xmlns:ct="http://schemas.microsoft.com/office/2006/metadata/contentType" xmlns:ma="http://schemas.microsoft.com/office/2006/metadata/properties/metaAttributes" ct:_="" ma:_="" ma:contentTypeName="Document" ma:contentTypeID="0x010100D7980BFB4F9BC544987288147682D73B" ma:contentTypeVersion="9" ma:contentTypeDescription="Create a new document." ma:contentTypeScope="" ma:versionID="7fd8017d59c548b3c0c5384bc66b5906">
   <xsd:schema xmlns:xsd="http://www.w3.org/2001/XMLSchema" xmlns:xs="http://www.w3.org/2001/XMLSchema" xmlns:p="http://schemas.microsoft.com/office/2006/metadata/properties" xmlns:ns3="4799df4e-ad72-4b3e-9a98-1f6c145d0d83" targetNamespace="http://schemas.microsoft.com/office/2006/metadata/properties" ma:root="true" ma:fieldsID="7e3d44d71aa6e72096d8b9c14e0111aa" ns3:_="">
     <xsd:import namespace="4799df4e-ad72-4b3e-9a98-1f6c145d0d83"/>
@@ -7935,7 +10396,7 @@
 </ct:contentTypeSchema>
 </file>
 
-<file path=customXml/item4.xml><?xml version="1.0" encoding="utf-8"?>
+<file path=customXml/item2.xml><?xml version="1.0" encoding="utf-8"?>
 <p:properties xmlns:p="http://schemas.microsoft.com/office/2006/metadata/properties" xmlns:xsi="http://www.w3.org/2001/XMLSchema-instance" xmlns:pc="http://schemas.microsoft.com/office/infopath/2007/PartnerControls">
   <documentManagement>
     <_activity xmlns="4799df4e-ad72-4b3e-9a98-1f6c145d0d83" xsi:nil="true"/>
@@ -7943,23 +10404,20 @@
 </p:properties>
 </file>
 
-<file path=customXml/itemProps1.xml><?xml version="1.0" encoding="utf-8"?>
-<ds:datastoreItem xmlns:ds="http://schemas.openxmlformats.org/officeDocument/2006/customXml" ds:itemID="{A4C3A61E-E6EE-4115-A1AB-8408C6C71EAA}">
-  <ds:schemaRefs>
-    <ds:schemaRef ds:uri="http://schemas.openxmlformats.org/officeDocument/2006/bibliography"/>
-  </ds:schemaRefs>
-</ds:datastoreItem>
+<file path=customXml/item3.xml><?xml version="1.0" encoding="utf-8"?>
+<b:Sources xmlns:b="http://schemas.openxmlformats.org/officeDocument/2006/bibliography" xmlns="http://schemas.openxmlformats.org/officeDocument/2006/bibliography" SelectedStyle="\APASixthEditionOfficeOnline.xsl" StyleName="APA" Version="6"/>
 </file>
 
-<file path=customXml/itemProps2.xml><?xml version="1.0" encoding="utf-8"?>
-<ds:datastoreItem xmlns:ds="http://schemas.openxmlformats.org/officeDocument/2006/customXml" ds:itemID="{A0D73F49-B7AB-413C-B2B8-09C2AD268723}">
-  <ds:schemaRefs>
-    <ds:schemaRef ds:uri="http://schemas.microsoft.com/sharepoint/v3/contenttype/forms"/>
-  </ds:schemaRefs>
-</ds:datastoreItem>
+<file path=customXml/item4.xml><?xml version="1.0" encoding="utf-8"?>
+<?mso-contentType ?>
+<FormTemplates xmlns="http://schemas.microsoft.com/sharepoint/v3/contenttype/forms">
+  <Display>DocumentLibraryForm</Display>
+  <Edit>DocumentLibraryForm</Edit>
+  <New>DocumentLibraryForm</New>
+</FormTemplates>
 </file>
 
-<file path=customXml/itemProps3.xml><?xml version="1.0" encoding="utf-8"?>
+<file path=customXml/itemProps1.xml><?xml version="1.0" encoding="utf-8"?>
 <ds:datastoreItem xmlns:ds="http://schemas.openxmlformats.org/officeDocument/2006/customXml" ds:itemID="{3BD1AC93-94E3-4766-A495-CF354B273B12}">
   <ds:schemaRefs>
     <ds:schemaRef ds:uri="http://schemas.microsoft.com/office/2006/metadata/contentType"/>
@@ -7977,7 +10435,7 @@
 </ds:datastoreItem>
 </file>
 
-<file path=customXml/itemProps4.xml><?xml version="1.0" encoding="utf-8"?>
+<file path=customXml/itemProps2.xml><?xml version="1.0" encoding="utf-8"?>
 <ds:datastoreItem xmlns:ds="http://schemas.openxmlformats.org/officeDocument/2006/customXml" ds:itemID="{2D8600CC-9F82-4118-B36F-8B7AAD016428}">
   <ds:schemaRefs>
     <ds:schemaRef ds:uri="http://schemas.microsoft.com/office/2006/metadata/properties"/>
@@ -7987,6 +10445,22 @@
 </ds:datastoreItem>
 </file>
 
+<file path=customXml/itemProps3.xml><?xml version="1.0" encoding="utf-8"?>
+<ds:datastoreItem xmlns:ds="http://schemas.openxmlformats.org/officeDocument/2006/customXml" ds:itemID="{A4C3A61E-E6EE-4115-A1AB-8408C6C71EAA}">
+  <ds:schemaRefs>
+    <ds:schemaRef ds:uri="http://schemas.openxmlformats.org/officeDocument/2006/bibliography"/>
+  </ds:schemaRefs>
+</ds:datastoreItem>
+</file>
+
+<file path=customXml/itemProps4.xml><?xml version="1.0" encoding="utf-8"?>
+<ds:datastoreItem xmlns:ds="http://schemas.openxmlformats.org/officeDocument/2006/customXml" ds:itemID="{A0D73F49-B7AB-413C-B2B8-09C2AD268723}">
+  <ds:schemaRefs>
+    <ds:schemaRef ds:uri="http://schemas.microsoft.com/sharepoint/v3/contenttype/forms"/>
+  </ds:schemaRefs>
+</ds:datastoreItem>
+</file>
+
 <file path=docMetadata/LabelInfo.xml><?xml version="1.0" encoding="utf-8"?>
 <clbl:labelList xmlns:clbl="http://schemas.microsoft.com/office/2020/mipLabelMetadata">
   <clbl:label id="{a97187cc-2757-4a29-85af-e7a30e25fa17}" enabled="0" method="" siteId="{a97187cc-2757-4a29-85af-e7a30e25fa17}" removed="1"/>

--- a/docs/NAICS_All SOP.docx
+++ b/docs/NAICS_All SOP.docx
@@ -3058,7 +3058,6 @@
             <w:tcW w:w="2681" w:type="dxa"/>
           </w:tcPr>
           <w:p>
-            <w:commentRangeStart w:id="15"/>
             <w:r>
               <w:t>Third-party logistics provider</w:t>
             </w:r>
@@ -3288,7 +3287,7 @@
               <w:cnfStyle w:val="000000000000" w:firstRow="0" w:lastRow="0" w:firstColumn="0" w:lastColumn="0" w:oddVBand="0" w:evenVBand="0" w:oddHBand="0" w:evenHBand="0" w:firstRowFirstColumn="0" w:firstRowLastColumn="0" w:lastRowFirstColumn="0" w:lastRowLastColumn="0"/>
             </w:pPr>
             <w:r>
-              <w:t>424110</w:t>
+              <w:t>424410</w:t>
             </w:r>
           </w:p>
         </w:tc>
@@ -3301,7 +3300,20 @@
               <w:cnfStyle w:val="000000000000" w:firstRow="0" w:lastRow="0" w:firstColumn="0" w:lastColumn="0" w:oddVBand="0" w:evenVBand="0" w:oddHBand="0" w:evenHBand="0" w:firstRowFirstColumn="0" w:firstRowLastColumn="0" w:lastRowFirstColumn="0" w:lastRowLastColumn="0"/>
             </w:pPr>
             <w:r>
-              <w:t>One industry. Warehouse and trucking operations are directly in support of grocery wholesale operations, not making revenue on its own account.</w:t>
+              <w:t xml:space="preserve">One industry. The contract describes wholesale trade as the primary business activity: </w:t>
+            </w:r>
+            <w:r>
+              <w:t xml:space="preserve">sales representatives sell products to businesses. Warehouse workers and delivery drivers </w:t>
+            </w:r>
+            <w:r>
+              <w:rPr>
+                <w:i/>
+                <w:iCs/>
+              </w:rPr>
+              <w:t>support the wholesale operation.</w:t>
+            </w:r>
+            <w:r>
+              <w:t xml:space="preserve"> </w:t>
             </w:r>
           </w:p>
         </w:tc>
@@ -3437,10 +3449,17 @@
       <w:pPr>
         <w:pStyle w:val="Heading3"/>
       </w:pPr>
-      <w:bookmarkStart w:id="16" w:name="WhenDone"/>
-      <w:bookmarkEnd w:id="16"/>
-      <w:r>
-        <w:t>2.8 Warehousing, Wholesale, and Freight Trucking</w:t>
+      <w:bookmarkStart w:id="15" w:name="WhenDone"/>
+      <w:bookmarkEnd w:id="15"/>
+      <w:r>
+        <w:lastRenderedPageBreak/>
+        <w:t>2.</w:t>
+      </w:r>
+      <w:r>
+        <w:t>7</w:t>
+      </w:r>
+      <w:r>
+        <w:t xml:space="preserve"> Warehousing, Wholesale, and Freight Trucking</w:t>
       </w:r>
     </w:p>
     <w:p>
@@ -3464,7 +3483,6 @@
           <w:b/>
           <w:bCs/>
         </w:rPr>
-        <w:lastRenderedPageBreak/>
         <w:t xml:space="preserve">Wholesale </w:t>
       </w:r>
       <w:r>
@@ -3485,7 +3503,7 @@
         <w:t>buying goods from producers and selling them to businesses.</w:t>
       </w:r>
       <w:r>
-        <w:t xml:space="preserve"> Contracts covering workers that perform wholesale operations (route sales representatives) are classified with wholesale codes.</w:t>
+        <w:t xml:space="preserve"> </w:t>
       </w:r>
     </w:p>
     <w:p>
@@ -3497,10 +3515,36 @@
         </w:numPr>
       </w:pPr>
       <w:r>
-        <w:t xml:space="preserve">If the contract includes route sales representatives, </w:t>
-      </w:r>
-      <w:r>
-        <w:t>warehousing and trucking become indirect support of wholesale operations. If the contract does not include route sales representatives, see below.</w:t>
+        <w:t>Illustrative examples</w:t>
+      </w:r>
+      <w:r>
+        <w:t>:</w:t>
+      </w:r>
+      <w:r>
+        <w:t xml:space="preserve"> contract covers</w:t>
+      </w:r>
+      <w:r>
+        <w:t xml:space="preserve"> </w:t>
+      </w:r>
+      <w:r>
+        <w:t>route sales representatives, account managers, order processors, etc.</w:t>
+      </w:r>
+    </w:p>
+    <w:p>
+      <w:pPr>
+        <w:pStyle w:val="ListParagraph"/>
+        <w:numPr>
+          <w:ilvl w:val="1"/>
+          <w:numId w:val="40"/>
+        </w:numPr>
+      </w:pPr>
+      <w:commentRangeStart w:id="16"/>
+      <w:commentRangeStart w:id="17"/>
+      <w:r>
+        <w:t xml:space="preserve">When a contract describes wholesale trade as a business activity, warehouse and trucking operations at the </w:t>
+      </w:r>
+      <w:r>
+        <w:t xml:space="preserve">same worksite support the wholesale function. (Similar to how mechanics at the road department support road construction.) </w:t>
       </w:r>
     </w:p>
     <w:p>
@@ -3526,10 +3570,10 @@
           <w:i/>
           <w:iCs/>
         </w:rPr>
-        <w:t>storage and handling services;</w:t>
-      </w:r>
-      <w:r>
-        <w:t xml:space="preserve"> the warehouse itself generates its own revenue. A third-party logistics company, public warehouse, or cold storage facility are illustrative examples.</w:t>
+        <w:t>storage and handling services</w:t>
+      </w:r>
+      <w:r>
+        <w:t>.</w:t>
       </w:r>
     </w:p>
     <w:p>
@@ -3541,7 +3585,47 @@
         </w:numPr>
       </w:pPr>
       <w:r>
-        <w:t>When the contract covers a standalone warehouse operation, warehousing is the primary activity.</w:t>
+        <w:t>Illustrative examples: contract with third-party logistics company, public warehouse, cold storage facility, etc.</w:t>
+      </w:r>
+    </w:p>
+    <w:p>
+      <w:pPr>
+        <w:pStyle w:val="ListParagraph"/>
+        <w:numPr>
+          <w:ilvl w:val="1"/>
+          <w:numId w:val="40"/>
+        </w:numPr>
+      </w:pPr>
+      <w:r>
+        <w:t xml:space="preserve">When a contract describes warehousing as a business activity </w:t>
+      </w:r>
+      <w:r>
+        <w:rPr>
+          <w:i/>
+          <w:iCs/>
+        </w:rPr>
+        <w:t>and does not describe a wholesale/manufacturing operation that the warehouse directly supports</w:t>
+      </w:r>
+      <w:r>
+        <w:t>, warehousing gets its own code.</w:t>
+      </w:r>
+      <w:commentRangeEnd w:id="16"/>
+      <w:r>
+        <w:rPr>
+          <w:rStyle w:val="CommentReference"/>
+          <w:sz w:val="24"/>
+          <w:szCs w:val="24"/>
+        </w:rPr>
+        <w:commentReference w:id="16"/>
+      </w:r>
+      <w:commentRangeEnd w:id="17"/>
+      <w:r>
+        <w:rPr>
+          <w:rStyle w:val="CommentReference"/>
+          <w:sz w:val="24"/>
+          <w:szCs w:val="24"/>
+        </w:rPr>
+        <w:commentReference w:id="17"/>
       </w:r>
     </w:p>
     <w:p>
@@ -3567,33 +3651,56 @@
           <w:i/>
           <w:iCs/>
         </w:rPr>
-        <w:t>over the road transport of goods.</w:t>
-      </w:r>
-      <w:r>
-        <w:t xml:space="preserve"> If a contract at a 3PL company exclusively covers trucking</w:t>
-      </w:r>
-      <w:r>
-        <w:t xml:space="preserve"> and does not include wholesale trade, it is classified with trucking codes.</w:t>
-      </w:r>
-      <w:commentRangeEnd w:id="15"/>
+        <w:t>transporting goods over the road</w:t>
+      </w:r>
       <w:r>
         <w:rPr>
-          <w:rStyle w:val="CommentReference"/>
-          <w:sz w:val="24"/>
-          <w:szCs w:val="24"/>
+          <w:i/>
+          <w:iCs/>
         </w:rPr>
-        <w:commentReference w:id="15"/>
+        <w:t>.</w:t>
       </w:r>
     </w:p>
     <w:p>
       <w:pPr>
+        <w:pStyle w:val="ListParagraph"/>
+        <w:numPr>
+          <w:ilvl w:val="1"/>
+          <w:numId w:val="40"/>
+        </w:numPr>
+        <w:rPr>
+          <w:b/>
+          <w:bCs/>
+        </w:rPr>
+      </w:pPr>
+      <w:r>
+        <w:t xml:space="preserve">Illustrative examples: </w:t>
+      </w:r>
+      <w:r>
+        <w:t xml:space="preserve">construction trucking, contracts covering trucking for the purpose of transport, not the purpose of sales </w:t>
+      </w:r>
+    </w:p>
+    <w:p>
+      <w:r>
+        <w:rPr>
+          <w:b/>
+          <w:bCs/>
+        </w:rPr>
+        <w:t>Key question:</w:t>
+      </w:r>
+      <w:r>
+        <w:t xml:space="preserve"> does the warehouse/trucking operation at this contract clearly support a distinct business activity? If yes, the warehouse/trucking is a support function (Section 2.3) and does not generate additional codes. If no, the warehouse/trucking is a business activity, and does generate its own codes.</w:t>
+      </w:r>
+    </w:p>
+    <w:p>
+      <w:pPr>
         <w:pStyle w:val="Heading3"/>
       </w:pPr>
       <w:r>
         <w:t>2.</w:t>
       </w:r>
       <w:r>
-        <w:t>9</w:t>
+        <w:t>8</w:t>
       </w:r>
       <w:r>
         <w:t xml:space="preserve"> How to Know When You’re Done</w:t>
@@ -3656,10 +3763,11 @@
         </w:rPr>
       </w:pPr>
       <w:r>
+        <w:lastRenderedPageBreak/>
         <w:t xml:space="preserve"> </w:t>
       </w:r>
-      <w:bookmarkStart w:id="17" w:name="ClassificationProcedure"/>
-      <w:bookmarkEnd w:id="17"/>
+      <w:bookmarkStart w:id="18" w:name="ClassificationProcedure"/>
+      <w:bookmarkEnd w:id="18"/>
       <w:r>
         <w:rPr>
           <w:b/>
@@ -3686,8 +3794,8 @@
       <w:pPr>
         <w:pStyle w:val="Heading3"/>
       </w:pPr>
-      <w:bookmarkStart w:id="18" w:name="ClassificationWorkflow"/>
-      <w:bookmarkEnd w:id="18"/>
+      <w:bookmarkStart w:id="19" w:name="ClassificationWorkflow"/>
+      <w:bookmarkEnd w:id="19"/>
       <w:r>
         <w:t>3.1 Workflow</w:t>
       </w:r>
@@ -3810,7 +3918,6 @@
           <w:b/>
           <w:bCs/>
         </w:rPr>
-        <w:lastRenderedPageBreak/>
         <w:t>Build the NAICS_All string.</w:t>
       </w:r>
       <w:r>
@@ -3854,8 +3961,8 @@
       <w:pPr>
         <w:pStyle w:val="Heading3"/>
       </w:pPr>
-      <w:bookmarkStart w:id="19" w:name="PilotProcedure"/>
-      <w:bookmarkEnd w:id="19"/>
+      <w:bookmarkStart w:id="20" w:name="PilotProcedure"/>
+      <w:bookmarkEnd w:id="20"/>
       <w:r>
         <w:t>3.2 Pilot Procedures</w:t>
       </w:r>
@@ -3913,8 +4020,8 @@
       <w:pPr>
         <w:pStyle w:val="Heading3"/>
       </w:pPr>
-      <w:bookmarkStart w:id="20" w:name="PublicSector"/>
-      <w:bookmarkEnd w:id="20"/>
+      <w:bookmarkStart w:id="21" w:name="PublicSector"/>
+      <w:bookmarkEnd w:id="21"/>
       <w:r>
         <w:t>3.3 Public Sector NAICS Handbook</w:t>
       </w:r>
@@ -3987,9 +4094,10 @@
       <w:pPr>
         <w:pStyle w:val="Heading3"/>
       </w:pPr>
-      <w:bookmarkStart w:id="21" w:name="PrivateSector"/>
-      <w:bookmarkEnd w:id="21"/>
-      <w:r>
+      <w:bookmarkStart w:id="22" w:name="PrivateSector"/>
+      <w:bookmarkEnd w:id="22"/>
+      <w:r>
+        <w:lastRenderedPageBreak/>
         <w:t>3.4 Private Sector Classification</w:t>
       </w:r>
     </w:p>
@@ -4046,14 +4154,13 @@
           <w:bCs/>
         </w:rPr>
       </w:pPr>
-      <w:bookmarkStart w:id="22" w:name="Limitations"/>
-      <w:bookmarkEnd w:id="22"/>
+      <w:bookmarkStart w:id="23" w:name="Limitations"/>
+      <w:bookmarkEnd w:id="23"/>
       <w:r>
         <w:rPr>
           <w:b/>
           <w:bCs/>
         </w:rPr>
-        <w:lastRenderedPageBreak/>
         <w:t>4.</w:t>
       </w:r>
       <w:r>
@@ -4075,8 +4182,8 @@
       <w:pPr>
         <w:pStyle w:val="Heading3"/>
       </w:pPr>
-      <w:bookmarkStart w:id="23" w:name="LimitationSupport"/>
-      <w:bookmarkEnd w:id="23"/>
+      <w:bookmarkStart w:id="24" w:name="LimitationSupport"/>
+      <w:bookmarkEnd w:id="24"/>
       <w:r>
         <w:t>4.1 General Support Roles</w:t>
       </w:r>
@@ -4106,8 +4213,8 @@
       <w:pPr>
         <w:pStyle w:val="Heading3"/>
       </w:pPr>
-      <w:bookmarkStart w:id="24" w:name="WhenInDoubt"/>
-      <w:bookmarkEnd w:id="24"/>
+      <w:bookmarkStart w:id="25" w:name="WhenInDoubt"/>
+      <w:bookmarkEnd w:id="25"/>
       <w:r>
         <w:t xml:space="preserve">4.2 When </w:t>
       </w:r>
@@ -4274,7 +4381,7 @@
       </w:r>
     </w:p>
   </w:comment>
-  <w:comment w:id="15" w:author="William Mayer" w:date="2026-02-27T16:56:00Z" w:initials="WM">
+  <w:comment w:id="16" w:author="William Mayer" w:date="2026-03-02T10:10:00Z" w:initials="WM">
     <w:p>
       <w:pPr>
         <w:pStyle w:val="CommentText"/>
@@ -4286,7 +4393,23 @@
         <w:annotationRef/>
       </w:r>
       <w:r>
-        <w:t>Just added several examples and the narrative at the bottom</w:t>
+        <w:t>This is the piece that’s the stickiest to me right now it feels defensible but could be confusing</w:t>
+      </w:r>
+    </w:p>
+  </w:comment>
+  <w:comment w:id="17" w:author="William Mayer" w:date="2026-03-02T10:12:00Z" w:initials="WM">
+    <w:p>
+      <w:pPr>
+        <w:pStyle w:val="CommentText"/>
+      </w:pPr>
+      <w:r>
+        <w:rPr>
+          <w:rStyle w:val="CommentReference"/>
+        </w:rPr>
+        <w:annotationRef/>
+      </w:r>
+      <w:r>
+        <w:t>Essentially, a contract covering warehousing and trucking at an Albertson’s DC (delivering to retail stores) feels like a different business activity than a Sysco DC where the business described by the contract includes wholesale trade. If you ask “what are the primary business activities supported by the contract” the answer is warehouse and driving for Albertsons because those activities aren’t wrapped up in a clearly distinct operation (wholesaling)</w:t>
       </w:r>
     </w:p>
   </w:comment>
@@ -4295,11 +4418,12 @@
 
 <file path=word/commentsExtended.xml><?xml version="1.0" encoding="utf-8"?>
 <w15:commentsEx xmlns:wpc="http://schemas.microsoft.com/office/word/2010/wordprocessingCanvas" xmlns:cx="http://schemas.microsoft.com/office/drawing/2014/chartex" xmlns:cx1="http://schemas.microsoft.com/office/drawing/2015/9/8/chartex" xmlns:cx2="http://schemas.microsoft.com/office/drawing/2015/10/21/chartex" xmlns:cx3="http://schemas.microsoft.com/office/drawing/2016/5/9/chartex" xmlns:cx4="http://schemas.microsoft.com/office/drawing/2016/5/10/chartex" xmlns:cx5="http://schemas.microsoft.com/office/drawing/2016/5/11/chartex" xmlns:cx6="http://schemas.microsoft.com/office/drawing/2016/5/12/chartex" xmlns:cx7="http://schemas.microsoft.com/office/drawing/2016/5/13/chartex" xmlns:cx8="http://schemas.microsoft.com/office/drawing/2016/5/14/chartex" xmlns:mc="http://schemas.openxmlformats.org/markup-compatibility/2006" xmlns:aink="http://schemas.microsoft.com/office/drawing/2016/ink" xmlns:am3d="http://schemas.microsoft.com/office/drawing/2017/model3d" xmlns:o="urn:schemas-microsoft-com:office:office" xmlns:oel="http://schemas.microsoft.com/office/2019/extlst" xmlns:r="http://schemas.openxmlformats.org/officeDocument/2006/relationships" xmlns:m="http://schemas.openxmlformats.org/officeDocument/2006/math" xmlns:v="urn:schemas-microsoft-com:vml" xmlns:wp14="http://schemas.microsoft.com/office/word/2010/wordprocessingDrawing" xmlns:wp="http://schemas.openxmlformats.org/drawingml/2006/wordprocessingDrawing" xmlns:w10="urn:schemas-microsoft-com:office:word" xmlns:w="http://schemas.openxmlformats.org/wordprocessingml/2006/main" xmlns:w14="http://schemas.microsoft.com/office/word/2010/wordml" xmlns:w15="http://schemas.microsoft.com/office/word/2012/wordml" xmlns:w16cex="http://schemas.microsoft.com/office/word/2018/wordml/cex" xmlns:w16cid="http://schemas.microsoft.com/office/word/2016/wordml/cid" xmlns:w16="http://schemas.microsoft.com/office/word/2018/wordml" xmlns:w16du="http://schemas.microsoft.com/office/word/2023/wordml/word16du" xmlns:w16sdtdh="http://schemas.microsoft.com/office/word/2020/wordml/sdtdatahash" xmlns:w16sdtfl="http://schemas.microsoft.com/office/word/2024/wordml/sdtformatlock" xmlns:w16se="http://schemas.microsoft.com/office/word/2015/wordml/symex" xmlns:wpg="http://schemas.microsoft.com/office/word/2010/wordprocessingGroup" xmlns:wpi="http://schemas.microsoft.com/office/word/2010/wordprocessingInk" xmlns:wne="http://schemas.microsoft.com/office/word/2006/wordml" xmlns:wps="http://schemas.microsoft.com/office/word/2010/wordprocessingShape" mc:Ignorable="w14 w15 w16se w16cid w16 w16cex w16sdtdh w16sdtfl w16du wp14">
-  <w15:commentEx w15:paraId="319F7E76" w15:done="0"/>
+  <w15:commentEx w15:paraId="319F7E76" w15:done="1"/>
   <w15:commentEx w15:paraId="54D240DC" w15:done="0"/>
   <w15:commentEx w15:paraId="62626488" w15:done="0"/>
   <w15:commentEx w15:paraId="209DB0C5" w15:done="1"/>
-  <w15:commentEx w15:paraId="1E89D11C" w15:done="1"/>
+  <w15:commentEx w15:paraId="61F72B79" w15:done="0"/>
+  <w15:commentEx w15:paraId="584E44FE" w15:paraIdParent="61F72B79" w15:done="0"/>
 </w15:commentsEx>
 </file>
 
@@ -4309,7 +4433,8 @@
   <w16cex:commentExtensible w16cex:durableId="69A0D87B" w16cex:dateUtc="2026-02-17T19:41:00Z"/>
   <w16cex:commentExtensible w16cex:durableId="41ECE093" w16cex:dateUtc="2026-02-26T17:16:00Z"/>
   <w16cex:commentExtensible w16cex:durableId="6AFE17CB" w16cex:dateUtc="2026-02-19T17:46:00Z"/>
-  <w16cex:commentExtensible w16cex:durableId="49F34ECE" w16cex:dateUtc="2026-02-27T21:56:00Z"/>
+  <w16cex:commentExtensible w16cex:durableId="0004B5AA" w16cex:dateUtc="2026-03-02T15:10:00Z"/>
+  <w16cex:commentExtensible w16cex:durableId="379E41E5" w16cex:dateUtc="2026-03-02T15:12:00Z"/>
 </w16cex:commentsExtensible>
 </file>
 
@@ -4319,7 +4444,8 @@
   <w16cid:commentId w16cid:paraId="54D240DC" w16cid:durableId="69A0D87B"/>
   <w16cid:commentId w16cid:paraId="62626488" w16cid:durableId="41ECE093"/>
   <w16cid:commentId w16cid:paraId="209DB0C5" w16cid:durableId="6AFE17CB"/>
-  <w16cid:commentId w16cid:paraId="1E89D11C" w16cid:durableId="49F34ECE"/>
+  <w16cid:commentId w16cid:paraId="61F72B79" w16cid:durableId="0004B5AA"/>
+  <w16cid:commentId w16cid:paraId="584E44FE" w16cid:durableId="379E41E5"/>
 </w16cid:commentsIds>
 </file>
 
@@ -10221,6 +10347,14 @@
 </file>
 
 <file path=customXml/item1.xml><?xml version="1.0" encoding="utf-8"?>
+<p:properties xmlns:p="http://schemas.microsoft.com/office/2006/metadata/properties" xmlns:xsi="http://www.w3.org/2001/XMLSchema-instance" xmlns:pc="http://schemas.microsoft.com/office/infopath/2007/PartnerControls">
+  <documentManagement>
+    <_activity xmlns="4799df4e-ad72-4b3e-9a98-1f6c145d0d83" xsi:nil="true"/>
+  </documentManagement>
+</p:properties>
+</file>
+
+<file path=customXml/item2.xml><?xml version="1.0" encoding="utf-8"?>
 <ct:contentTypeSchema xmlns:ct="http://schemas.microsoft.com/office/2006/metadata/contentType" xmlns:ma="http://schemas.microsoft.com/office/2006/metadata/properties/metaAttributes" ct:_="" ma:_="" ma:contentTypeName="Document" ma:contentTypeID="0x010100D7980BFB4F9BC544987288147682D73B" ma:contentTypeVersion="9" ma:contentTypeDescription="Create a new document." ma:contentTypeScope="" ma:versionID="7fd8017d59c548b3c0c5384bc66b5906">
   <xsd:schema xmlns:xsd="http://www.w3.org/2001/XMLSchema" xmlns:xs="http://www.w3.org/2001/XMLSchema" xmlns:p="http://schemas.microsoft.com/office/2006/metadata/properties" xmlns:ns3="4799df4e-ad72-4b3e-9a98-1f6c145d0d83" targetNamespace="http://schemas.microsoft.com/office/2006/metadata/properties" ma:root="true" ma:fieldsID="7e3d44d71aa6e72096d8b9c14e0111aa" ns3:_="">
     <xsd:import namespace="4799df4e-ad72-4b3e-9a98-1f6c145d0d83"/>
@@ -10396,19 +10530,7 @@
 </ct:contentTypeSchema>
 </file>
 
-<file path=customXml/item2.xml><?xml version="1.0" encoding="utf-8"?>
-<p:properties xmlns:p="http://schemas.microsoft.com/office/2006/metadata/properties" xmlns:xsi="http://www.w3.org/2001/XMLSchema-instance" xmlns:pc="http://schemas.microsoft.com/office/infopath/2007/PartnerControls">
-  <documentManagement>
-    <_activity xmlns="4799df4e-ad72-4b3e-9a98-1f6c145d0d83" xsi:nil="true"/>
-  </documentManagement>
-</p:properties>
-</file>
-
 <file path=customXml/item3.xml><?xml version="1.0" encoding="utf-8"?>
-<b:Sources xmlns:b="http://schemas.openxmlformats.org/officeDocument/2006/bibliography" xmlns="http://schemas.openxmlformats.org/officeDocument/2006/bibliography" SelectedStyle="\APASixthEditionOfficeOnline.xsl" StyleName="APA" Version="6"/>
-</file>
-
-<file path=customXml/item4.xml><?xml version="1.0" encoding="utf-8"?>
 <?mso-contentType ?>
 <FormTemplates xmlns="http://schemas.microsoft.com/sharepoint/v3/contenttype/forms">
   <Display>DocumentLibraryForm</Display>
@@ -10417,7 +10539,21 @@
 </FormTemplates>
 </file>
 
+<file path=customXml/item4.xml><?xml version="1.0" encoding="utf-8"?>
+<b:Sources xmlns:b="http://schemas.openxmlformats.org/officeDocument/2006/bibliography" xmlns="http://schemas.openxmlformats.org/officeDocument/2006/bibliography" SelectedStyle="\APASixthEditionOfficeOnline.xsl" StyleName="APA" Version="6"/>
+</file>
+
 <file path=customXml/itemProps1.xml><?xml version="1.0" encoding="utf-8"?>
+<ds:datastoreItem xmlns:ds="http://schemas.openxmlformats.org/officeDocument/2006/customXml" ds:itemID="{2D8600CC-9F82-4118-B36F-8B7AAD016428}">
+  <ds:schemaRefs>
+    <ds:schemaRef ds:uri="http://schemas.microsoft.com/office/2006/metadata/properties"/>
+    <ds:schemaRef ds:uri="http://schemas.microsoft.com/office/infopath/2007/PartnerControls"/>
+    <ds:schemaRef ds:uri="4799df4e-ad72-4b3e-9a98-1f6c145d0d83"/>
+  </ds:schemaRefs>
+</ds:datastoreItem>
+</file>
+
+<file path=customXml/itemProps2.xml><?xml version="1.0" encoding="utf-8"?>
 <ds:datastoreItem xmlns:ds="http://schemas.openxmlformats.org/officeDocument/2006/customXml" ds:itemID="{3BD1AC93-94E3-4766-A495-CF354B273B12}">
   <ds:schemaRefs>
     <ds:schemaRef ds:uri="http://schemas.microsoft.com/office/2006/metadata/contentType"/>
@@ -10435,28 +10571,18 @@
 </ds:datastoreItem>
 </file>
 
-<file path=customXml/itemProps2.xml><?xml version="1.0" encoding="utf-8"?>
-<ds:datastoreItem xmlns:ds="http://schemas.openxmlformats.org/officeDocument/2006/customXml" ds:itemID="{2D8600CC-9F82-4118-B36F-8B7AAD016428}">
+<file path=customXml/itemProps3.xml><?xml version="1.0" encoding="utf-8"?>
+<ds:datastoreItem xmlns:ds="http://schemas.openxmlformats.org/officeDocument/2006/customXml" ds:itemID="{A0D73F49-B7AB-413C-B2B8-09C2AD268723}">
   <ds:schemaRefs>
-    <ds:schemaRef ds:uri="http://schemas.microsoft.com/office/2006/metadata/properties"/>
-    <ds:schemaRef ds:uri="http://schemas.microsoft.com/office/infopath/2007/PartnerControls"/>
-    <ds:schemaRef ds:uri="4799df4e-ad72-4b3e-9a98-1f6c145d0d83"/>
-  </ds:schemaRefs>
-</ds:datastoreItem>
-</file>
-
-<file path=customXml/itemProps3.xml><?xml version="1.0" encoding="utf-8"?>
-<ds:datastoreItem xmlns:ds="http://schemas.openxmlformats.org/officeDocument/2006/customXml" ds:itemID="{A4C3A61E-E6EE-4115-A1AB-8408C6C71EAA}">
-  <ds:schemaRefs>
-    <ds:schemaRef ds:uri="http://schemas.openxmlformats.org/officeDocument/2006/bibliography"/>
+    <ds:schemaRef ds:uri="http://schemas.microsoft.com/sharepoint/v3/contenttype/forms"/>
   </ds:schemaRefs>
 </ds:datastoreItem>
 </file>
 
 <file path=customXml/itemProps4.xml><?xml version="1.0" encoding="utf-8"?>
-<ds:datastoreItem xmlns:ds="http://schemas.openxmlformats.org/officeDocument/2006/customXml" ds:itemID="{A0D73F49-B7AB-413C-B2B8-09C2AD268723}">
+<ds:datastoreItem xmlns:ds="http://schemas.openxmlformats.org/officeDocument/2006/customXml" ds:itemID="{A4C3A61E-E6EE-4115-A1AB-8408C6C71EAA}">
   <ds:schemaRefs>
-    <ds:schemaRef ds:uri="http://schemas.microsoft.com/sharepoint/v3/contenttype/forms"/>
+    <ds:schemaRef ds:uri="http://schemas.openxmlformats.org/officeDocument/2006/bibliography"/>
   </ds:schemaRefs>
 </ds:datastoreItem>
 </file>

--- a/docs/NAICS_All SOP.docx
+++ b/docs/NAICS_All SOP.docx
@@ -48,7 +48,13 @@
         <w:t>Data and Contracts Department</w:t>
       </w:r>
       <w:r>
-        <w:t xml:space="preserve"> // Standard Operating Procedure // Updated Feb 2026</w:t>
+        <w:t xml:space="preserve"> // Standard Operating Procedure // Updated </w:t>
+      </w:r>
+      <w:r>
+        <w:t>Mar</w:t>
+      </w:r>
+      <w:r>
+        <w:t xml:space="preserve"> 2026</w:t>
       </w:r>
     </w:p>
     <w:p>
@@ -84,7 +90,13 @@
     </w:p>
     <w:p>
       <w:r>
-        <w:t xml:space="preserve">NAICS_All is a new </w:t>
+        <w:t xml:space="preserve">NAICS_All </w:t>
+      </w:r>
+      <w:r>
+        <w:t>will be</w:t>
+      </w:r>
+      <w:r>
+        <w:t xml:space="preserve"> a new </w:t>
       </w:r>
       <w:commentRangeStart w:id="2"/>
       <w:r>
@@ -100,12 +112,21 @@
         <w:commentReference w:id="2"/>
       </w:r>
       <w:r>
-        <w:t>replaces single-code NAICS classification with multi-code NAICS classification. Instead of storing one or two NAICS codes per contract, NAICS_All stores as many codes as needed to capture each distinct industry (private sector) or public service (public sector) covered by workers under the contract.</w:t>
-      </w:r>
-    </w:p>
-    <w:p>
-      <w:r>
-        <w:t>Each code is assigned according to official NAICS definitions. The field uses a semicolon-delimited format:</w:t>
+        <w:t>allows</w:t>
+      </w:r>
+      <w:r>
+        <w:t xml:space="preserve"> multi-code NAICS classification</w:t>
+      </w:r>
+      <w:r>
+        <w:t xml:space="preserve"> for contracts covering several distinct industries/services</w:t>
+      </w:r>
+      <w:r>
+        <w:t>. Instead of storing one or two NAICS codes per contract, NAICS_All stores as many codes as needed to capture each distinct industry (private sector) or public service (public sector) covered by workers under the contract.</w:t>
+      </w:r>
+    </w:p>
+    <w:p>
+      <w:r>
+        <w:t>The field uses a semicolon-delimited format:</w:t>
       </w:r>
       <w:r>
         <w:t xml:space="preserve"> </w:t>
@@ -141,6 +162,14 @@
                 <w:bCs/>
                 <w:color w:val="215E99" w:themeColor="text2" w:themeTint="BF"/>
               </w:rPr>
+              <w:t xml:space="preserve">NAICS_All: </w:t>
+            </w:r>
+            <w:r>
+              <w:rPr>
+                <w:b/>
+                <w:bCs/>
+                <w:color w:val="215E99" w:themeColor="text2" w:themeTint="BF"/>
+              </w:rPr>
               <w:t>237310; 221310; 712190</w:t>
             </w:r>
           </w:p>
@@ -153,9 +182,6 @@
       </w:r>
       <w:commentRangeStart w:id="3"/>
       <w:r>
-        <w:rPr>
-          <w:highlight w:val="yellow"/>
-        </w:rPr>
         <w:t>There</w:t>
       </w:r>
       <w:commentRangeEnd w:id="3"/>
@@ -164,14 +190,10 @@
           <w:rStyle w:val="CommentReference"/>
           <w:sz w:val="24"/>
           <w:szCs w:val="24"/>
-          <w:highlight w:val="yellow"/>
         </w:rPr>
         <w:commentReference w:id="3"/>
       </w:r>
       <w:r>
-        <w:rPr>
-          <w:highlight w:val="yellow"/>
-        </w:rPr>
         <w:t xml:space="preserve"> is a maximum of 14 codes.</w:t>
       </w:r>
       <w:r>
@@ -196,7 +218,22 @@
     </w:p>
     <w:p>
       <w:r>
-        <w:t>Industry queries should return all relevant contracts and only relevant contracts. Under the current system, industry queries do not meet either criterion.</w:t>
+        <w:t>NAICS</w:t>
+      </w:r>
+      <w:r>
+        <w:t xml:space="preserve"> queries should return all relevant contracts and only relevant contracts. Under </w:t>
+      </w:r>
+      <w:r>
+        <w:t>single-code classification</w:t>
+      </w:r>
+      <w:r>
+        <w:t>,</w:t>
+      </w:r>
+      <w:r>
+        <w:t xml:space="preserve"> NAICS</w:t>
+      </w:r>
+      <w:r>
+        <w:t xml:space="preserve"> queries do not meet either criterion.</w:t>
       </w:r>
     </w:p>
     <w:p>
@@ -208,7 +245,19 @@
         <w:t>False negatives:</w:t>
       </w:r>
       <w:r>
-        <w:t xml:space="preserve"> Contracts covering multiple services are currently findable under only one code. A public works contract covering roads, water, sewer, and parks is classified under a single NAICS code. Queries for any of the other services miss the contract.</w:t>
+        <w:t xml:space="preserve"> Contracts covering multiple </w:t>
+      </w:r>
+      <w:r>
+        <w:t>industries/</w:t>
+      </w:r>
+      <w:r>
+        <w:t xml:space="preserve">services are currently findable under only one code. </w:t>
+      </w:r>
+      <w:r>
+        <w:t>For example, a</w:t>
+      </w:r>
+      <w:r>
+        <w:t xml:space="preserve"> public works contract covering roads, water, sewer, and parks is classified under a single NAICS code. Queries for any of the other services miss the contract.</w:t>
       </w:r>
     </w:p>
     <w:p>
@@ -229,7 +278,19 @@
         <w:t xml:space="preserve"> produces systematic misclassification. </w:t>
       </w:r>
       <w:r>
-        <w:t>For example, using NAICS 926120 (Administration of Transportation) to represent “public road maintenance” means that road maintenance queries also return airport, port authority, and tollbooth contracts. Analysis found at least 15% false positives in road maintenance queries.</w:t>
+        <w:t xml:space="preserve">For example, using NAICS 926120 (Administration of Transportation) to represent “public road maintenance” means that road maintenance queries also return airport, port authority, and tollbooth contracts. </w:t>
+      </w:r>
+      <w:r>
+        <w:t>For example,</w:t>
+      </w:r>
+      <w:r>
+        <w:t xml:space="preserve"> </w:t>
+      </w:r>
+      <w:r>
+        <w:t xml:space="preserve">public road maintenance queries return at least </w:t>
+      </w:r>
+      <w:r>
+        <w:t>15% false positives.</w:t>
       </w:r>
     </w:p>
     <w:p>
@@ -247,7 +308,19 @@
     </w:p>
     <w:p>
       <w:r>
-        <w:t>For most contracts, very little changes. Approximately 3 in 4 contracts cover a single service or industry and will continue to re</w:t>
+        <w:t xml:space="preserve">For most contracts, very little changes. Approximately </w:t>
+      </w:r>
+      <w:r>
+        <w:t>74%</w:t>
+      </w:r>
+      <w:r>
+        <w:t xml:space="preserve"> contracts cover a single </w:t>
+      </w:r>
+      <w:r>
+        <w:t>industry/service</w:t>
+      </w:r>
+      <w:r>
+        <w:t xml:space="preserve"> and will continue to re</w:t>
       </w:r>
       <w:r>
         <w:t>ceive a single NAICS code.</w:t>
@@ -255,11 +328,35 @@
     </w:p>
     <w:p>
       <w:r>
-        <w:t xml:space="preserve">For the roughly 26% of contracts that cover several distinct services or industries (~1,570 per year across the team), DRS will classify each distinct service/industry and assign a </w:t>
+        <w:t xml:space="preserve">For the roughly 26% of contracts that cover several distinct services or industries (~1,570 per year across the team), </w:t>
+      </w:r>
+      <w:r>
+        <w:t>we</w:t>
+      </w:r>
+      <w:r>
+        <w:t xml:space="preserve"> will </w:t>
+      </w:r>
+      <w:r>
+        <w:t>identify</w:t>
+      </w:r>
+      <w:r>
+        <w:t xml:space="preserve"> each distinct service/industry and assign a </w:t>
       </w:r>
       <w:r>
         <w:lastRenderedPageBreak/>
-        <w:t>NAICS code for each. This adds an estimated 4.5 minutes per multi-code contract, which works out to approximately 0.7 hours per staff member per week.</w:t>
+        <w:t xml:space="preserve">NAICS code for each. This </w:t>
+      </w:r>
+      <w:r>
+        <w:t>costs</w:t>
+      </w:r>
+      <w:r>
+        <w:t xml:space="preserve"> an estimated 4.5 </w:t>
+      </w:r>
+      <w:r>
+        <w:t xml:space="preserve">added </w:t>
+      </w:r>
+      <w:r>
+        <w:t>minutes per multi-code contract, which works out to approximately 0.7 hours per staff member per week.</w:t>
       </w:r>
     </w:p>
     <w:p>
@@ -334,7 +431,23 @@
                 <w:bCs/>
                 <w:color w:val="215E99" w:themeColor="text2" w:themeTint="BF"/>
               </w:rPr>
-              <w:t>How many meaningfully distinct top-level services (public sector) or industries (private sector) are supported by workers under this contract?</w:t>
+              <w:t>How many meaningfully distinct top-level</w:t>
+            </w:r>
+            <w:r>
+              <w:rPr>
+                <w:b/>
+                <w:bCs/>
+                <w:color w:val="215E99" w:themeColor="text2" w:themeTint="BF"/>
+              </w:rPr>
+              <w:t xml:space="preserve"> industries (private sector) or </w:t>
+            </w:r>
+            <w:r>
+              <w:rPr>
+                <w:b/>
+                <w:bCs/>
+                <w:color w:val="215E99" w:themeColor="text2" w:themeTint="BF"/>
+              </w:rPr>
+              <w:t>services (public sector) are supported by workers under this contract?</w:t>
             </w:r>
           </w:p>
         </w:tc>
@@ -351,21 +464,29 @@
         <w:t>industries/services</w:t>
       </w:r>
       <w:r>
-        <w:t xml:space="preserve"> covered by workers under the contract. Each distinct</w:t>
-      </w:r>
-      <w:r>
-        <w:t xml:space="preserve"> industry/service</w:t>
-      </w:r>
-      <w:r>
-        <w:t xml:space="preserve"> gets one NAICS code.</w:t>
-      </w:r>
-    </w:p>
-    <w:p>
-      <w:pPr>
-        <w:pStyle w:val="Heading3"/>
-      </w:pPr>
+        <w:t xml:space="preserve"> covered by workers under the contract. </w:t>
+      </w:r>
       <w:bookmarkStart w:id="8" w:name="TopDownClassification"/>
       <w:bookmarkEnd w:id="8"/>
+    </w:p>
+    <w:p>
+      <w:r>
+        <w:t xml:space="preserve">If only one meaningfully distinct industry/service is covered, use that code. If more than one meaningfully distinct industry/service is covered, </w:t>
+      </w:r>
+      <w:r>
+        <w:t>proceed with the framework</w:t>
+      </w:r>
+      <w:r>
+        <w:t xml:space="preserve"> </w:t>
+      </w:r>
+      <w:r>
+        <w:t>below.</w:t>
+      </w:r>
+    </w:p>
+    <w:p>
+      <w:pPr>
+        <w:pStyle w:val="Heading3"/>
+      </w:pPr>
       <w:r>
         <w:t>2.2 Top-Down Classification</w:t>
       </w:r>
@@ -399,10 +520,25 @@
         <w:t>à</w:t>
       </w:r>
       <w:r>
-        <w:t xml:space="preserve"> identify each distinct top-level </w:t>
-      </w:r>
-      <w:r>
-        <w:t>industry/service</w:t>
+        <w:t xml:space="preserve"> identify </w:t>
+      </w:r>
+      <w:r>
+        <w:t>distinct</w:t>
+      </w:r>
+      <w:r>
+        <w:t xml:space="preserve"> top-level </w:t>
+      </w:r>
+      <w:r>
+        <w:t>industr</w:t>
+      </w:r>
+      <w:r>
+        <w:t>ies</w:t>
+      </w:r>
+      <w:r>
+        <w:t>/service</w:t>
+      </w:r>
+      <w:r>
+        <w:t>s</w:t>
       </w:r>
       <w:r>
         <w:t xml:space="preserve"> </w:t>
@@ -414,10 +550,7 @@
         <w:t>à</w:t>
       </w:r>
       <w:r>
-        <w:t xml:space="preserve"> assign a code for each distinct top-level </w:t>
-      </w:r>
-      <w:r>
-        <w:t>industry/service</w:t>
+        <w:t xml:space="preserve"> assign a code for each </w:t>
       </w:r>
     </w:p>
     <w:p>
@@ -468,13 +601,31 @@
     </w:p>
     <w:p>
       <w:r>
-        <w:t xml:space="preserve">General support roles, like mechanics, custodians, building maintenance workers, and clerks, support whatever </w:t>
+        <w:t>General support roles, like mechanics, custodians, building maintenance workers, and clerks,</w:t>
+      </w:r>
+      <w:r>
+        <w:t xml:space="preserve"> typically</w:t>
+      </w:r>
+      <w:r>
+        <w:t xml:space="preserve"> support </w:t>
+      </w:r>
+      <w:r>
+        <w:t>the</w:t>
+      </w:r>
+      <w:r>
+        <w:t xml:space="preserve"> </w:t>
       </w:r>
       <w:r>
         <w:t>distinct industries/</w:t>
       </w:r>
       <w:r>
-        <w:t>services the contract covers. They do not represent additional distinct services deserving their own classification.</w:t>
+        <w:t xml:space="preserve">services </w:t>
+      </w:r>
+      <w:r>
+        <w:t>already covered by the contract</w:t>
+      </w:r>
+      <w:r>
+        <w:t>. They do not represent additional distinct services deserving their own classification.</w:t>
       </w:r>
     </w:p>
     <w:tbl>
@@ -507,7 +658,63 @@
                 <w:bCs/>
                 <w:color w:val="215E99" w:themeColor="text2" w:themeTint="BF"/>
               </w:rPr>
-              <w:t>A mechanic in a road department does not mean the contract covers “auto repair” as a distinct service. The contract covers road construction. The mechanic supports road construction.</w:t>
+              <w:t xml:space="preserve">A mechanic </w:t>
+            </w:r>
+            <w:r>
+              <w:rPr>
+                <w:b/>
+                <w:bCs/>
+                <w:color w:val="215E99" w:themeColor="text2" w:themeTint="BF"/>
+              </w:rPr>
+              <w:t>in a public road department contract</w:t>
+            </w:r>
+            <w:r>
+              <w:rPr>
+                <w:b/>
+                <w:bCs/>
+                <w:color w:val="215E99" w:themeColor="text2" w:themeTint="BF"/>
+              </w:rPr>
+              <w:t xml:space="preserve"> does not mean the contract covers “auto repair” as a distinct service. The contract covers road construction</w:t>
+            </w:r>
+            <w:r>
+              <w:rPr>
+                <w:b/>
+                <w:bCs/>
+                <w:color w:val="215E99" w:themeColor="text2" w:themeTint="BF"/>
+              </w:rPr>
+              <w:t>, and</w:t>
+            </w:r>
+            <w:r>
+              <w:rPr>
+                <w:b/>
+                <w:bCs/>
+                <w:color w:val="215E99" w:themeColor="text2" w:themeTint="BF"/>
+              </w:rPr>
+              <w:t xml:space="preserve"> t</w:t>
+            </w:r>
+            <w:r>
+              <w:rPr>
+                <w:b/>
+                <w:bCs/>
+                <w:color w:val="215E99" w:themeColor="text2" w:themeTint="BF"/>
+              </w:rPr>
+              <w:t>he mechanic supports</w:t>
+            </w:r>
+            <w:r>
+              <w:rPr>
+                <w:b/>
+                <w:bCs/>
+                <w:color w:val="215E99" w:themeColor="text2" w:themeTint="BF"/>
+              </w:rPr>
+              <w:t xml:space="preserve"> that</w:t>
+            </w:r>
+            <w:r>
+              <w:rPr>
+                <w:b/>
+                <w:bCs/>
+                <w:color w:val="215E99" w:themeColor="text2" w:themeTint="BF"/>
+              </w:rPr>
+              <w:t xml:space="preserve"> road construction.</w:t>
             </w:r>
           </w:p>
         </w:tc>
@@ -525,7 +732,19 @@
         <w:t>The rule:</w:t>
       </w:r>
       <w:r>
-        <w:t xml:space="preserve"> If a role doesn’t clearly point to a distinct top-level service beyond what’s already captured by the codes you’ve assigned, it doesn’t generate an additional code.</w:t>
+        <w:t xml:space="preserve"> If a </w:t>
+      </w:r>
+      <w:r>
+        <w:t>piece of evidence</w:t>
+      </w:r>
+      <w:r>
+        <w:t xml:space="preserve"> doesn’t clearly point to a distinct top-level </w:t>
+      </w:r>
+      <w:r>
+        <w:t>industry/</w:t>
+      </w:r>
+      <w:r>
+        <w:t>service beyond what’s already captured by the codes you’ve assigned, it doesn’t generate an additional code.</w:t>
       </w:r>
     </w:p>
     <w:p>
@@ -537,7 +756,19 @@
         <w:t>The test:</w:t>
       </w:r>
       <w:r>
-        <w:t xml:space="preserve"> Would removing these employees directly affect a public service that </w:t>
+        <w:t xml:space="preserve"> Would removing </w:t>
+      </w:r>
+      <w:r>
+        <w:t>the worker in question</w:t>
+      </w:r>
+      <w:r>
+        <w:t xml:space="preserve"> directly affect a</w:t>
+      </w:r>
+      <w:r>
+        <w:t xml:space="preserve"> distinct industry/</w:t>
+      </w:r>
+      <w:r>
+        <w:t xml:space="preserve">service that </w:t>
       </w:r>
       <w:r>
         <w:rPr>
@@ -557,23 +788,167 @@
       <w:pPr>
         <w:pStyle w:val="Heading3"/>
       </w:pPr>
-      <w:commentRangeStart w:id="10"/>
-      <w:r>
-        <w:t>2.4 Level of Precision</w:t>
-      </w:r>
-      <w:commentRangeEnd w:id="10"/>
-      <w:r>
-        <w:rPr>
-          <w:rStyle w:val="CommentReference"/>
-          <w:sz w:val="28"/>
-          <w:szCs w:val="28"/>
-        </w:rPr>
-        <w:commentReference w:id="10"/>
-      </w:r>
-    </w:p>
-    <w:p>
-      <w:r>
-        <w:t>For each identified industry or service covered by the contract, use the most precise NAICS code that is clearly supported by the contract text.</w:t>
+      <w:r>
+        <w:lastRenderedPageBreak/>
+        <w:t xml:space="preserve">2.4 Classify the </w:t>
+      </w:r>
+      <w:r>
+        <w:t>Establishment</w:t>
+      </w:r>
+      <w:r>
+        <w:t>, Not the Employer</w:t>
+      </w:r>
+    </w:p>
+    <w:p>
+      <w:r>
+        <w:t>NAICS_All should describe the primary business activity at the worksite where workers are located</w:t>
+      </w:r>
+      <w:r>
+        <w:t xml:space="preserve"> (the establishment)</w:t>
+      </w:r>
+      <w:r>
+        <w:t>, not the employer’s overall business.</w:t>
+      </w:r>
+    </w:p>
+    <w:p>
+      <w:r>
+        <w:t>DRS should use the employer</w:t>
+      </w:r>
+      <w:r>
+        <w:t>’s</w:t>
+      </w:r>
+      <w:r>
+        <w:t xml:space="preserve"> name, facility description, and common-sense knowledge of the worksite to determine the </w:t>
+      </w:r>
+      <w:r>
+        <w:t>operation’s primary business activities</w:t>
+      </w:r>
+      <w:r>
+        <w:t xml:space="preserve">. Detailed independent research should </w:t>
+      </w:r>
+      <w:r>
+        <w:t xml:space="preserve">typically </w:t>
+      </w:r>
+      <w:r>
+        <w:t xml:space="preserve">not be necessary–the nature of the operation should </w:t>
+      </w:r>
+      <w:r>
+        <w:t>usually</w:t>
+      </w:r>
+      <w:r>
+        <w:t xml:space="preserve"> be apparent from the contract and employer context.</w:t>
+      </w:r>
+    </w:p>
+    <w:p>
+      <w:r>
+        <w:t>For example, a grocery retailer</w:t>
+      </w:r>
+      <w:r>
+        <w:t xml:space="preserve"> (e.g., Albertson’s)</w:t>
+      </w:r>
+      <w:r>
+        <w:t xml:space="preserve"> operates a standalone distribution center</w:t>
+      </w:r>
+      <w:r>
+        <w:t xml:space="preserve"> that </w:t>
+      </w:r>
+      <w:r>
+        <w:t>delivers to grocery stores</w:t>
+      </w:r>
+      <w:r>
+        <w:t xml:space="preserve">. The </w:t>
+      </w:r>
+      <w:r>
+        <w:t>establishment’s</w:t>
+      </w:r>
+      <w:r>
+        <w:t xml:space="preserve"> primary activity is warehousing and logistics, not grocery retail. The </w:t>
+      </w:r>
+      <w:r>
+        <w:t xml:space="preserve">parent </w:t>
+      </w:r>
+      <w:r>
+        <w:t>employer is a retailer, but there is no retail business at the facility where covered employees work.</w:t>
+      </w:r>
+    </w:p>
+    <w:p>
+      <w:r>
+        <w:t xml:space="preserve">In contrast, a </w:t>
+      </w:r>
+      <w:r>
+        <w:t>food</w:t>
+      </w:r>
+      <w:r>
+        <w:t xml:space="preserve"> distributor</w:t>
+      </w:r>
+      <w:r>
+        <w:t xml:space="preserve"> (e.g., Sysco)</w:t>
+      </w:r>
+      <w:r>
+        <w:t xml:space="preserve"> operates a </w:t>
+      </w:r>
+      <w:r>
+        <w:t>DC</w:t>
+      </w:r>
+      <w:r>
+        <w:t xml:space="preserve"> where goods are </w:t>
+      </w:r>
+      <w:r>
+        <w:t>processed, staged, and delivered to</w:t>
+      </w:r>
+      <w:r>
+        <w:t xml:space="preserve"> fulfill wholesale transactions. </w:t>
+      </w:r>
+      <w:r>
+        <w:t>Regardless of which employees are covered by the specific contract</w:t>
+      </w:r>
+      <w:r>
+        <w:t>, the primary activity at the worksite is wholesale trade.</w:t>
+      </w:r>
+      <w:r>
+        <w:t xml:space="preserve"> For example, </w:t>
+      </w:r>
+      <w:r>
+        <w:t xml:space="preserve">even if a Sysco contract does not cover employees engaged in wholesale trade, the establishment’s primary activity is wholesale trade, and the covered employees support that business. </w:t>
+      </w:r>
+    </w:p>
+    <w:p>
+      <w:r>
+        <w:t>This does not override the following guidance in Section 2.5. DRS should not spend significant time researching specific products or sub-classifications. The employer name and facility description are usually sufficient to determine the primary business activity.</w:t>
+      </w:r>
+    </w:p>
+    <w:p>
+      <w:pPr>
+        <w:pStyle w:val="Heading3"/>
+      </w:pPr>
+      <w:r>
+        <w:t>2.</w:t>
+      </w:r>
+      <w:r>
+        <w:t>5</w:t>
+      </w:r>
+      <w:r>
+        <w:t xml:space="preserve"> </w:t>
+      </w:r>
+      <w:r>
+        <w:t>Level of Precision</w:t>
+      </w:r>
+    </w:p>
+    <w:p>
+      <w:r>
+        <w:t xml:space="preserve">Once you’ve identified the primary business </w:t>
+      </w:r>
+      <w:r>
+        <w:t>activities</w:t>
+      </w:r>
+      <w:r>
+        <w:t xml:space="preserve"> at the </w:t>
+      </w:r>
+      <w:r>
+        <w:t>establishment</w:t>
+      </w:r>
+      <w:r>
+        <w:t xml:space="preserve"> (Section 2.4), use the most precise NAICS codes that are clearly supported by the contract text and the worksite context.</w:t>
       </w:r>
     </w:p>
     <w:p>
@@ -581,7 +956,7 @@
         <w:pStyle w:val="ListParagraph"/>
         <w:numPr>
           <w:ilvl w:val="0"/>
-          <w:numId w:val="30"/>
+          <w:numId w:val="15"/>
         </w:numPr>
         <w:rPr>
           <w:b/>
@@ -593,14 +968,19 @@
           <w:b/>
           <w:bCs/>
         </w:rPr>
-        <w:lastRenderedPageBreak/>
-        <w:t>Use the best-fit six-digit code when the contract text makes it clear.</w:t>
+        <w:t>Use the best-fit six-digit code when the contract makes it clear.</w:t>
       </w:r>
       <w:r>
         <w:t xml:space="preserve"> If the contract describes a fluid milk processing plant, use </w:t>
       </w:r>
       <w:r>
-        <w:t>311511. If it explicitly covers two activities that have different six-digit codes</w:t>
+        <w:t xml:space="preserve">311511. If it explicitly </w:t>
+      </w:r>
+      <w:r>
+        <w:t>describes</w:t>
+      </w:r>
+      <w:r>
+        <w:t xml:space="preserve"> two activities that have different six-digit codes</w:t>
       </w:r>
       <w:r>
         <w:t xml:space="preserve"> (e.g., fluid milk and </w:t>
@@ -609,17 +989,25 @@
         <w:t>cheese),</w:t>
       </w:r>
       <w:r>
-        <w:t xml:space="preserve"> code both. </w:t>
-      </w:r>
+        <w:t xml:space="preserve"> code both</w:t>
+      </w:r>
+      <w:r>
+        <w:t>.</w:t>
+      </w:r>
+      <w:commentRangeStart w:id="10"/>
+      <w:r>
+        <w:t xml:space="preserve"> </w:t>
+      </w:r>
+      <w:commentRangeEnd w:id="10"/>
       <w:r>
         <w:rPr>
-          <w:i/>
-          <w:iCs/>
+          <w:rStyle w:val="CommentReference"/>
+          <w:b/>
+          <w:bCs/>
+          <w:sz w:val="24"/>
+          <w:szCs w:val="24"/>
         </w:rPr>
-        <w:t>Specificity should come from the contract text–DRS should not spend time independently researching what products a specific plant makes.</w:t>
-      </w:r>
-      <w:r>
-        <w:t xml:space="preserve"> </w:t>
+        <w:commentReference w:id="10"/>
       </w:r>
     </w:p>
     <w:p>
@@ -627,7 +1015,7 @@
         <w:pStyle w:val="ListParagraph"/>
         <w:numPr>
           <w:ilvl w:val="0"/>
-          <w:numId w:val="30"/>
+          <w:numId w:val="15"/>
         </w:numPr>
         <w:rPr>
           <w:b/>
@@ -639,7 +1027,35 @@
           <w:b/>
           <w:bCs/>
         </w:rPr>
-        <w:t xml:space="preserve">Use four-digit with trailing zeroes when </w:t>
+        <w:t xml:space="preserve">Use </w:t>
+      </w:r>
+      <w:r>
+        <w:rPr>
+          <w:b/>
+          <w:bCs/>
+        </w:rPr>
+        <w:t xml:space="preserve">the </w:t>
+      </w:r>
+      <w:r>
+        <w:rPr>
+          <w:b/>
+          <w:bCs/>
+        </w:rPr>
+        <w:t xml:space="preserve">four-digit </w:t>
+      </w:r>
+      <w:r>
+        <w:rPr>
+          <w:b/>
+          <w:bCs/>
+        </w:rPr>
+        <w:t xml:space="preserve">code </w:t>
+      </w:r>
+      <w:r>
+        <w:rPr>
+          <w:b/>
+          <w:bCs/>
+        </w:rPr>
+        <w:t xml:space="preserve">with trailing zeros when </w:t>
       </w:r>
       <w:r>
         <w:rPr>
@@ -660,24 +1076,36 @@
           <w:b/>
           <w:bCs/>
         </w:rPr>
-        <w:t xml:space="preserve"> but the six-digit group is not.</w:t>
-      </w:r>
-      <w:r>
-        <w:t xml:space="preserve"> If you know a contract covers dairy manufacturing but the contract text doesn’t specify the exact product, use 311500. If you know workers are engaged in warehousing but can’t tell whether it’s general, refrigerated, or farm product, use 493100. </w:t>
+        <w:t xml:space="preserve"> but the six-digit </w:t>
       </w:r>
       <w:r>
         <w:rPr>
-          <w:i/>
-          <w:iCs/>
+          <w:b/>
+          <w:bCs/>
         </w:rPr>
-        <w:t>This is preferable to guessing or spending significant time on distinctions that cannot be resolved with the contract text alone.</w:t>
+        <w:t>code</w:t>
       </w:r>
       <w:r>
         <w:rPr>
-          <w:i/>
-          <w:iCs/>
+          <w:b/>
+          <w:bCs/>
         </w:rPr>
-        <w:t xml:space="preserve"> </w:t>
+        <w:t xml:space="preserve"> is not.</w:t>
+      </w:r>
+      <w:r>
+        <w:t xml:space="preserve"> If you know a contract covers dairy manufacturing but the contract doesn’t specify the exact</w:t>
+      </w:r>
+      <w:r>
+        <w:t xml:space="preserve"> products being created</w:t>
+      </w:r>
+      <w:r>
+        <w:t xml:space="preserve">, use 311500. If you know workers are engaged in warehousing but </w:t>
+      </w:r>
+      <w:r>
+        <w:t>aren’t sure</w:t>
+      </w:r>
+      <w:r>
+        <w:t xml:space="preserve"> whether it’s general, refrigerated, or farm product, use 493100. </w:t>
       </w:r>
     </w:p>
     <w:p>
@@ -685,7 +1113,34 @@
         <w:pStyle w:val="ListParagraph"/>
         <w:numPr>
           <w:ilvl w:val="0"/>
-          <w:numId w:val="30"/>
+          <w:numId w:val="15"/>
+        </w:numPr>
+      </w:pPr>
+      <w:r>
+        <w:rPr>
+          <w:b/>
+          <w:bCs/>
+        </w:rPr>
+        <w:lastRenderedPageBreak/>
+        <w:t xml:space="preserve">Use “not elsewhere classified” or “other” </w:t>
+      </w:r>
+      <w:r>
+        <w:rPr>
+          <w:b/>
+          <w:bCs/>
+        </w:rPr>
+        <w:t xml:space="preserve">codes as a last resort. </w:t>
+      </w:r>
+      <w:r>
+        <w:t xml:space="preserve">“Not elsewhere classified” codes (e.g., 311999 All Other Food Manufacturing) should be used only when you know </w:t>
+      </w:r>
+    </w:p>
+    <w:p>
+      <w:pPr>
+        <w:pStyle w:val="ListParagraph"/>
+        <w:numPr>
+          <w:ilvl w:val="1"/>
+          <w:numId w:val="15"/>
         </w:numPr>
         <w:rPr>
           <w:b/>
@@ -693,35 +1148,184 @@
         </w:rPr>
       </w:pPr>
       <w:r>
+        <w:t>the</w:t>
+      </w:r>
+      <w:r>
+        <w:t xml:space="preserve"> work belongs in a four-digit group</w:t>
+      </w:r>
+      <w:r>
+        <w:t>,</w:t>
+      </w:r>
+      <w:r>
+        <w:t xml:space="preserve"> and </w:t>
+      </w:r>
+    </w:p>
+    <w:p>
+      <w:pPr>
+        <w:pStyle w:val="ListParagraph"/>
+        <w:numPr>
+          <w:ilvl w:val="1"/>
+          <w:numId w:val="15"/>
+        </w:numPr>
         <w:rPr>
           <w:b/>
           <w:bCs/>
         </w:rPr>
-        <w:t xml:space="preserve">Use “not elsewhere classified” or “other” </w:t>
-      </w:r>
-      <w:r>
+      </w:pPr>
+      <w:r>
+        <w:t xml:space="preserve">it does not fit in any of the named six-digit categories. </w:t>
+      </w:r>
+    </w:p>
+    <w:p>
+      <w:pPr>
+        <w:pStyle w:val="ListParagraph"/>
+        <w:numPr>
+          <w:ilvl w:val="1"/>
+          <w:numId w:val="15"/>
+        </w:numPr>
         <w:rPr>
           <w:b/>
           <w:bCs/>
         </w:rPr>
-        <w:t xml:space="preserve">codes as a last resort. </w:t>
-      </w:r>
-      <w:r>
-        <w:t>“Not elsewhere classified” codes (e.g., 311999 All Other Food Manufacturing) should be used only when you know a) the</w:t>
-      </w:r>
-      <w:r>
-        <w:t xml:space="preserve"> work belongs in a four-digit group and b) it does not fit in any of the named six-digit categories. For example, </w:t>
-      </w:r>
-      <w:r>
-        <w:t xml:space="preserve">a contract that clearly covers </w:t>
-      </w:r>
-      <w:r>
-        <w:t>fish food production belongs in 311119 Other Animal Food Manufacturing because it a) definitely belongs in 3111 Animal Food Manufacturing, and b) definitely does not belong in 311111 Dog and Cat Food Manufacturing.</w:t>
-      </w:r>
-    </w:p>
-    <w:p>
-      <w:r>
-        <w:t xml:space="preserve">In short, assign all codes that are clearly evident based on the contract text. If you can confidently pick out two distinct industries, even if they are very similar, code both. If </w:t>
+      </w:pPr>
+      <w:r>
+        <w:t xml:space="preserve">For example, </w:t>
+      </w:r>
+      <w:r>
+        <w:t xml:space="preserve">a contract that covers </w:t>
+      </w:r>
+      <w:r>
+        <w:t xml:space="preserve">fish food production belongs in 311119 </w:t>
+      </w:r>
+      <w:r>
+        <w:t>(</w:t>
+      </w:r>
+      <w:r>
+        <w:t>Other Animal Food Manufacturing</w:t>
+      </w:r>
+      <w:r>
+        <w:t>)</w:t>
+      </w:r>
+      <w:r>
+        <w:t xml:space="preserve"> because</w:t>
+      </w:r>
+    </w:p>
+    <w:p>
+      <w:pPr>
+        <w:pStyle w:val="ListParagraph"/>
+        <w:numPr>
+          <w:ilvl w:val="2"/>
+          <w:numId w:val="15"/>
+        </w:numPr>
+        <w:rPr>
+          <w:b/>
+          <w:bCs/>
+        </w:rPr>
+      </w:pPr>
+      <w:r>
+        <w:t xml:space="preserve">it </w:t>
+      </w:r>
+      <w:r>
+        <w:t xml:space="preserve">belongs in </w:t>
+      </w:r>
+      <w:r>
+        <w:t xml:space="preserve">the four-digit </w:t>
+      </w:r>
+      <w:r>
+        <w:t>3111 Animal Food Manufacturing</w:t>
+      </w:r>
+      <w:r>
+        <w:t xml:space="preserve"> group</w:t>
+      </w:r>
+    </w:p>
+    <w:p>
+      <w:pPr>
+        <w:pStyle w:val="ListParagraph"/>
+        <w:numPr>
+          <w:ilvl w:val="2"/>
+          <w:numId w:val="15"/>
+        </w:numPr>
+        <w:rPr>
+          <w:b/>
+          <w:bCs/>
+        </w:rPr>
+      </w:pPr>
+      <w:r>
+        <w:t>it</w:t>
+      </w:r>
+      <w:r>
+        <w:t xml:space="preserve"> does not belong in 311111 Dog and Cat Food Manufacturing</w:t>
+      </w:r>
+      <w:r>
+        <w:t>, the only named category in the four-digit 3111 group.</w:t>
+      </w:r>
+    </w:p>
+    <w:p>
+      <w:r>
+        <w:rPr>
+          <w:b/>
+          <w:bCs/>
+        </w:rPr>
+        <w:t xml:space="preserve">A Note on Research: </w:t>
+      </w:r>
+      <w:r>
+        <w:t xml:space="preserve">DRS should use the </w:t>
+      </w:r>
+      <w:r>
+        <w:t>employer’s</w:t>
+      </w:r>
+      <w:r>
+        <w:t xml:space="preserve"> name and worksite context to identify the primary business </w:t>
+      </w:r>
+      <w:r>
+        <w:t>activities</w:t>
+      </w:r>
+      <w:r>
+        <w:t xml:space="preserve"> at </w:t>
+      </w:r>
+      <w:r>
+        <w:t xml:space="preserve">an establishment. </w:t>
+      </w:r>
+      <w:r>
+        <w:t>However, DRS should not spend significant time researching sub-classifications within a four-digit group. If it’s not clear whether a dairy plant produces milk or butter, it’s preferable to use trailing zeros (</w:t>
+      </w:r>
+      <w:r>
+        <w:t xml:space="preserve">Section </w:t>
+      </w:r>
+      <w:r>
+        <w:t xml:space="preserve">2.5b, </w:t>
+      </w:r>
+      <w:r>
+        <w:t>e.g</w:t>
+      </w:r>
+      <w:r>
+        <w:t xml:space="preserve">., 311500) </w:t>
+      </w:r>
+      <w:r>
+        <w:t xml:space="preserve">than to </w:t>
+      </w:r>
+      <w:r>
+        <w:t xml:space="preserve">spend </w:t>
+      </w:r>
+      <w:r>
+        <w:t>enormous</w:t>
+      </w:r>
+      <w:r>
+        <w:t xml:space="preserve"> amounts of time </w:t>
+      </w:r>
+      <w:r>
+        <w:t>research</w:t>
+      </w:r>
+      <w:r>
+        <w:t xml:space="preserve">ing </w:t>
+      </w:r>
+      <w:r>
+        <w:t>the worksite’s product line.</w:t>
+      </w:r>
+    </w:p>
+    <w:p>
+      <w:r>
+        <w:t xml:space="preserve">In short, assign all codes that are clearly evident. If you can confidently pick out two distinct industries, even if they are very similar, code both. If </w:t>
       </w:r>
       <w:r>
         <w:t xml:space="preserve">the distinction is not clear, however, do not spend time trying to untangle it. </w:t>
@@ -731,76 +1335,618 @@
       <w:pPr>
         <w:pStyle w:val="Heading3"/>
       </w:pPr>
-      <w:bookmarkStart w:id="11" w:name="DefiningDistinct"/>
+      <w:bookmarkStart w:id="11" w:name="Examples"/>
       <w:bookmarkStart w:id="12" w:name="ClassifyContract"/>
+      <w:bookmarkStart w:id="13" w:name="DefiningDistinct"/>
       <w:bookmarkEnd w:id="11"/>
       <w:bookmarkEnd w:id="12"/>
+      <w:bookmarkEnd w:id="13"/>
       <w:r>
         <w:t>2.</w:t>
       </w:r>
       <w:r>
-        <w:t>5</w:t>
-      </w:r>
-      <w:r>
-        <w:t xml:space="preserve"> Classify the </w:t>
-      </w:r>
-      <w:commentRangeStart w:id="13"/>
-      <w:r>
-        <w:t>Contract, Not the Employer</w:t>
-      </w:r>
-      <w:commentRangeEnd w:id="13"/>
+        <w:t>6</w:t>
+      </w:r>
+      <w:r>
+        <w:t xml:space="preserve"> Warehousing, Wholesale, and Freight Trucking</w:t>
+      </w:r>
+    </w:p>
+    <w:p>
+      <w:r>
+        <w:t>The distinction between warehousing, wholesale, and freight trucking turns on the primary business activity at the worksit</w:t>
+      </w:r>
+      <w:r>
+        <w:t>e.</w:t>
+      </w:r>
+      <w:r>
+        <w:t xml:space="preserve"> </w:t>
+      </w:r>
+    </w:p>
+    <w:p>
+      <w:r>
+        <w:t xml:space="preserve">In general, establishments providing logistics services (warehousing, trucking, courier, wholesale trade, retail trade, and other industries arranging for the transportation of goods) should be </w:t>
+      </w:r>
+      <w:r>
+        <w:t xml:space="preserve">classified under the </w:t>
+      </w:r>
+      <w:r>
+        <w:rPr>
+          <w:i/>
+          <w:iCs/>
+        </w:rPr>
+        <w:t>primary activity or predominant infrastructure operated at the establishment (worksite)</w:t>
+      </w:r>
+      <w:r>
+        <w:t>.</w:t>
+      </w:r>
+    </w:p>
+    <w:p>
+      <w:pPr>
+        <w:pStyle w:val="ListParagraph"/>
+        <w:numPr>
+          <w:ilvl w:val="0"/>
+          <w:numId w:val="42"/>
+        </w:numPr>
+      </w:pPr>
+      <w:r>
+        <w:rPr>
+          <w:b/>
+          <w:bCs/>
+        </w:rPr>
+        <w:t xml:space="preserve">Wholesale </w:t>
+      </w:r>
+      <w:r>
+        <w:rPr>
+          <w:b/>
+          <w:bCs/>
+        </w:rPr>
+        <w:t>(424):</w:t>
+      </w:r>
+      <w:r>
+        <w:t xml:space="preserve"> the </w:t>
+      </w:r>
+      <w:r>
+        <w:t xml:space="preserve">establishment’s </w:t>
+      </w:r>
+      <w:r>
+        <w:t xml:space="preserve">primary business activity is </w:t>
+      </w:r>
+      <w:r>
+        <w:rPr>
+          <w:i/>
+          <w:iCs/>
+        </w:rPr>
+        <w:t>buying goods from producers and selling them to businesses.</w:t>
+      </w:r>
+      <w:r>
+        <w:t xml:space="preserve"> </w:t>
+      </w:r>
+    </w:p>
+    <w:p>
+      <w:pPr>
+        <w:pStyle w:val="ListParagraph"/>
+        <w:numPr>
+          <w:ilvl w:val="1"/>
+          <w:numId w:val="42"/>
+        </w:numPr>
+      </w:pPr>
+      <w:r>
+        <w:t>Illustrative examples</w:t>
+      </w:r>
+      <w:r>
+        <w:t xml:space="preserve">: </w:t>
+      </w:r>
+      <w:r>
+        <w:t>Sysco warehouse</w:t>
+      </w:r>
+      <w:r>
+        <w:t>, beer wholesaler warehouse</w:t>
+      </w:r>
+    </w:p>
+    <w:p>
+      <w:pPr>
+        <w:pStyle w:val="ListParagraph"/>
+        <w:numPr>
+          <w:ilvl w:val="1"/>
+          <w:numId w:val="42"/>
+        </w:numPr>
+      </w:pPr>
+      <w:r>
+        <w:t xml:space="preserve">When the worksite is clearly engaged in wholesale trade, warehouse and trucking operations </w:t>
+      </w:r>
+      <w:r>
+        <w:t>are supporting roles for</w:t>
+      </w:r>
+      <w:r>
+        <w:t xml:space="preserve"> the wholesale function</w:t>
+      </w:r>
+      <w:r>
+        <w:t>, not evidence of an additional distinct industry</w:t>
+      </w:r>
+      <w:r>
+        <w:t xml:space="preserve">. Regardless of whether the contract itself covers sales functions, the </w:t>
+      </w:r>
+      <w:r>
+        <w:t>warehouse workers</w:t>
+      </w:r>
+      <w:r>
+        <w:t xml:space="preserve"> support wholesale trade, and the contract receives</w:t>
+      </w:r>
+      <w:r>
+        <w:t xml:space="preserve"> a wholesale code</w:t>
+      </w:r>
+      <w:r>
+        <w:t>.</w:t>
+      </w:r>
+    </w:p>
+    <w:p>
+      <w:pPr>
+        <w:pStyle w:val="ListParagraph"/>
+        <w:numPr>
+          <w:ilvl w:val="1"/>
+          <w:numId w:val="42"/>
+        </w:numPr>
+      </w:pPr>
+      <w:r>
+        <w:lastRenderedPageBreak/>
+        <w:t>Like</w:t>
+      </w:r>
+      <w:r>
+        <w:t xml:space="preserve"> how a mechanic at a road department supports road construction, a warehouser at a wholesale distribution center supports wholesale.</w:t>
+      </w:r>
+      <w:commentRangeStart w:id="14"/>
+      <w:commentRangeStart w:id="15"/>
+      <w:commentRangeStart w:id="16"/>
+    </w:p>
+    <w:p>
+      <w:pPr>
+        <w:pStyle w:val="ListParagraph"/>
+        <w:numPr>
+          <w:ilvl w:val="0"/>
+          <w:numId w:val="42"/>
+        </w:numPr>
+      </w:pPr>
+      <w:r>
+        <w:rPr>
+          <w:b/>
+          <w:bCs/>
+        </w:rPr>
+        <w:t>Warehouse (493):</w:t>
+      </w:r>
+      <w:r>
+        <w:t xml:space="preserve"> the primary business activity is </w:t>
+      </w:r>
+      <w:r>
+        <w:rPr>
+          <w:i/>
+          <w:iCs/>
+        </w:rPr>
+        <w:t>storage and handling services</w:t>
+      </w:r>
+      <w:r>
+        <w:t>.</w:t>
+      </w:r>
+    </w:p>
+    <w:p>
+      <w:pPr>
+        <w:pStyle w:val="ListParagraph"/>
+        <w:numPr>
+          <w:ilvl w:val="1"/>
+          <w:numId w:val="42"/>
+        </w:numPr>
+      </w:pPr>
+      <w:r>
+        <w:t>Illustrative examples: third-party logistics</w:t>
+      </w:r>
+      <w:r>
+        <w:t xml:space="preserve"> provider</w:t>
+      </w:r>
+      <w:r>
+        <w:t xml:space="preserve">, public warehouse, cold storage facility, </w:t>
+      </w:r>
+      <w:r>
+        <w:t xml:space="preserve">Kroger distribution center, </w:t>
+      </w:r>
+      <w:r>
+        <w:t>etc.</w:t>
+      </w:r>
+    </w:p>
+    <w:p>
+      <w:pPr>
+        <w:pStyle w:val="ListParagraph"/>
+        <w:numPr>
+          <w:ilvl w:val="1"/>
+          <w:numId w:val="42"/>
+        </w:numPr>
+      </w:pPr>
+      <w:r>
+        <w:t>When the worksite is a standalone warehouse–where no wholesale, manufacturing, retail trade, or other industry occurs–warehousing is the primary activity.</w:t>
+      </w:r>
+      <w:commentRangeEnd w:id="14"/>
       <w:r>
         <w:rPr>
           <w:rStyle w:val="CommentReference"/>
-          <w:sz w:val="28"/>
-          <w:szCs w:val="28"/>
+          <w:sz w:val="24"/>
+          <w:szCs w:val="24"/>
         </w:rPr>
-        <w:commentReference w:id="13"/>
-      </w:r>
-    </w:p>
-    <w:p>
-      <w:r>
-        <w:t>NAICS</w:t>
-      </w:r>
-      <w:r>
-        <w:t>_All should describe the work performed under a specific contract, not the</w:t>
-      </w:r>
-      <w:r>
-        <w:t xml:space="preserve"> employer’s overall business.</w:t>
-      </w:r>
-    </w:p>
-    <w:p>
-      <w:r>
-        <w:t xml:space="preserve">A grocery retailer’s warehouse contract should be classified under warehousing codes, not warehousing and grocery retail. </w:t>
+        <w:commentReference w:id="14"/>
+      </w:r>
+      <w:commentRangeEnd w:id="15"/>
+      <w:r>
+        <w:rPr>
+          <w:rStyle w:val="CommentReference"/>
+          <w:sz w:val="24"/>
+          <w:szCs w:val="24"/>
+        </w:rPr>
+        <w:commentReference w:id="15"/>
+      </w:r>
+      <w:commentRangeEnd w:id="16"/>
+      <w:r>
+        <w:rPr>
+          <w:rStyle w:val="CommentReference"/>
+          <w:sz w:val="24"/>
+          <w:szCs w:val="24"/>
+        </w:rPr>
+        <w:commentReference w:id="16"/>
+      </w:r>
+    </w:p>
+    <w:p>
+      <w:pPr>
+        <w:pStyle w:val="ListParagraph"/>
+        <w:numPr>
+          <w:ilvl w:val="1"/>
+          <w:numId w:val="42"/>
+        </w:numPr>
+      </w:pPr>
+      <w:r>
+        <w:t>For example, a distribution center owned by a grocery retailer is classified with warehouse codes. The DC operates its own logistics independently from the retail stores, and no buying/selling occurs at the facility.</w:t>
+      </w:r>
+    </w:p>
+    <w:p>
+      <w:pPr>
+        <w:pStyle w:val="ListParagraph"/>
+        <w:numPr>
+          <w:ilvl w:val="2"/>
+          <w:numId w:val="42"/>
+        </w:numPr>
+      </w:pPr>
+      <w:r>
+        <w:t>Economic Classification Policy Committee Notes:</w:t>
+      </w:r>
+    </w:p>
+    <w:p>
+      <w:pPr>
+        <w:pStyle w:val="ListParagraph"/>
+        <w:numPr>
+          <w:ilvl w:val="3"/>
+          <w:numId w:val="42"/>
+        </w:numPr>
+      </w:pPr>
+      <w:r>
+        <w:t>“Units that collect, store, and distribute goods to affiliated retail locations should be classified to… Warehousing and Storage and to… the production processes of the individual units.”</w:t>
+      </w:r>
+    </w:p>
+    <w:p>
+      <w:pPr>
+        <w:pStyle w:val="ListParagraph"/>
+        <w:numPr>
+          <w:ilvl w:val="3"/>
+          <w:numId w:val="42"/>
+        </w:numPr>
+      </w:pPr>
+      <w:r>
+        <w:t xml:space="preserve">The </w:t>
+      </w:r>
+      <w:r>
+        <w:t>units rarely take ownership of the goods at the establishment level (i.e., Kroger’s warehouse doesn’t take “ownership” of the goods it stores; Kroger does)</w:t>
+      </w:r>
+    </w:p>
+    <w:p>
+      <w:pPr>
+        <w:pStyle w:val="ListParagraph"/>
+        <w:numPr>
+          <w:ilvl w:val="3"/>
+          <w:numId w:val="42"/>
+        </w:numPr>
+      </w:pPr>
+      <w:r>
+        <w:t>Auxiliaries (</w:t>
+      </w:r>
+      <w:r>
+        <w:t xml:space="preserve">primarily serving other establishments in the same company) </w:t>
+      </w:r>
+      <w:r>
+        <w:t>should be classified “based on what they do.”</w:t>
+      </w:r>
+    </w:p>
+    <w:p>
+      <w:pPr>
+        <w:pStyle w:val="ListParagraph"/>
+        <w:numPr>
+          <w:ilvl w:val="0"/>
+          <w:numId w:val="42"/>
+        </w:numPr>
+      </w:pPr>
+      <w:r>
+        <w:rPr>
+          <w:b/>
+          <w:bCs/>
+        </w:rPr>
+        <w:t>Freight trucking (484):</w:t>
+      </w:r>
+      <w:r>
+        <w:t xml:space="preserve"> the primary business activity is </w:t>
+      </w:r>
+      <w:r>
+        <w:rPr>
+          <w:i/>
+          <w:iCs/>
+        </w:rPr>
+        <w:t>transporting goods over the road</w:t>
+      </w:r>
+      <w:r>
+        <w:rPr>
+          <w:i/>
+          <w:iCs/>
+        </w:rPr>
+        <w:t>.</w:t>
+      </w:r>
+    </w:p>
+    <w:p>
+      <w:pPr>
+        <w:pStyle w:val="ListParagraph"/>
+        <w:numPr>
+          <w:ilvl w:val="1"/>
+          <w:numId w:val="42"/>
+        </w:numPr>
+        <w:rPr>
+          <w:b/>
+          <w:bCs/>
+        </w:rPr>
+      </w:pPr>
+      <w:r>
+        <w:t xml:space="preserve">Illustrative examples: </w:t>
+      </w:r>
+      <w:r>
+        <w:t>construction trucking, contracts covering trucking for the purpose of transport</w:t>
+      </w:r>
+      <w:r>
+        <w:t xml:space="preserve"> (</w:t>
+      </w:r>
+      <w:r>
+        <w:t>not sales</w:t>
+      </w:r>
+      <w:r>
+        <w:t>)</w:t>
+      </w:r>
+      <w:r>
+        <w:t>, etc.</w:t>
+      </w:r>
+    </w:p>
+    <w:p>
+      <w:pPr>
+        <w:pStyle w:val="ListParagraph"/>
+        <w:numPr>
+          <w:ilvl w:val="1"/>
+          <w:numId w:val="42"/>
+        </w:numPr>
+        <w:rPr>
+          <w:b/>
+          <w:bCs/>
+        </w:rPr>
+      </w:pPr>
+      <w:r>
+        <w:t>When trucking is not supporting a wholesale or other primary business activity at the worksite, it is classified with trucking codes.</w:t>
+      </w:r>
+    </w:p>
+    <w:p>
+      <w:r>
+        <w:rPr>
+          <w:b/>
+          <w:bCs/>
+        </w:rPr>
+        <w:t>Key question:</w:t>
       </w:r>
       <w:r>
         <w:t xml:space="preserve"> </w:t>
       </w:r>
       <w:r>
-        <w:t xml:space="preserve">Warehouse workers indirectly support the employer’s retail business, </w:t>
-      </w:r>
-      <w:r>
-        <w:t xml:space="preserve">in the same way that public road department employees indirectly support “municipal government operations.” Under the top-down framework established in Section 2.2, </w:t>
-      </w:r>
-      <w:r>
-        <w:t>indirect support does not generate new codes.</w:t>
+        <w:t>Is there a primary business activity at this worksite that the warehouse/trucking operation supports (e.g., wholesale, manufacturing,</w:t>
+      </w:r>
+      <w:r>
+        <w:t xml:space="preserve"> etc. where the warehouse/trucking does not generate its own revenue but supports a distinct income stream)? If yes, the warehouse/trucking is a support function and is not classified (Section 2.3). If</w:t>
+      </w:r>
+      <w:r>
+        <w:t xml:space="preserve"> not, it stands on its own and is classified.</w:t>
+      </w:r>
+      <w:r>
+        <w:t xml:space="preserve"> </w:t>
+      </w:r>
+    </w:p>
+    <w:p>
+      <w:r>
+        <w:rPr>
+          <w:b/>
+          <w:bCs/>
+        </w:rPr>
+        <w:t>Examples</w:t>
+      </w:r>
+      <w:r>
+        <w:rPr>
+          <w:b/>
+          <w:bCs/>
+        </w:rPr>
+        <w:t>:</w:t>
+      </w:r>
+    </w:p>
+    <w:p>
+      <w:pPr>
+        <w:pStyle w:val="ListParagraph"/>
+        <w:numPr>
+          <w:ilvl w:val="0"/>
+          <w:numId w:val="40"/>
+        </w:numPr>
+      </w:pPr>
+      <w:r>
+        <w:t>At a grocery distributor’s DC, the warehouse exists to fulfill specific wholesale transactions</w:t>
+      </w:r>
+      <w:r>
+        <w:t xml:space="preserve"> (goods are bought from producers, sales representatives sell goods to businesses, the warehouse picks and loads the orders, </w:t>
+      </w:r>
+      <w:r>
+        <w:t>and drivers deliver them).</w:t>
+      </w:r>
+    </w:p>
+    <w:p>
+      <w:pPr>
+        <w:pStyle w:val="ListParagraph"/>
+        <w:numPr>
+          <w:ilvl w:val="1"/>
+          <w:numId w:val="40"/>
+        </w:numPr>
+      </w:pPr>
+      <w:r>
+        <w:lastRenderedPageBreak/>
+        <w:t xml:space="preserve">The warehouse operates in response to </w:t>
+      </w:r>
+      <w:r>
+        <w:t>sales and</w:t>
+      </w:r>
+      <w:r>
+        <w:t xml:space="preserve"> doesn’t operate autonomously.</w:t>
+      </w:r>
+    </w:p>
+    <w:p>
+      <w:pPr>
+        <w:pStyle w:val="ListParagraph"/>
+        <w:numPr>
+          <w:ilvl w:val="1"/>
+          <w:numId w:val="40"/>
+        </w:numPr>
+      </w:pPr>
+      <w:r>
+        <w:t>Examples: UNFI, Sysco, US Foods</w:t>
+      </w:r>
+    </w:p>
+    <w:p>
+      <w:pPr>
+        <w:pStyle w:val="ListParagraph"/>
+        <w:numPr>
+          <w:ilvl w:val="0"/>
+          <w:numId w:val="40"/>
+        </w:numPr>
+      </w:pPr>
+      <w:r>
+        <w:t xml:space="preserve">At a </w:t>
+      </w:r>
+      <w:r>
+        <w:t>grocery retailer’s DC, the warehouse exists to provide logistics for the grocery retailer (goods are bought in bulk, stored, and shipped to stores on a schedule regardless of specific customer transactions).</w:t>
+      </w:r>
+    </w:p>
+    <w:p>
+      <w:pPr>
+        <w:pStyle w:val="ListParagraph"/>
+        <w:numPr>
+          <w:ilvl w:val="1"/>
+          <w:numId w:val="40"/>
+        </w:numPr>
+      </w:pPr>
+      <w:r>
+        <w:t>The warehouse operates routinely regardless of specific</w:t>
+      </w:r>
+      <w:r>
+        <w:t xml:space="preserve"> customer</w:t>
+      </w:r>
+      <w:r>
+        <w:t xml:space="preserve"> transactions.</w:t>
+      </w:r>
+      <w:r>
+        <w:t xml:space="preserve"> </w:t>
+      </w:r>
+    </w:p>
+    <w:p>
+      <w:pPr>
+        <w:pStyle w:val="ListParagraph"/>
+        <w:numPr>
+          <w:ilvl w:val="1"/>
+          <w:numId w:val="40"/>
+        </w:numPr>
+      </w:pPr>
+      <w:r>
+        <w:t>Examples: Kroger distribution center, Albertson’s distribution center</w:t>
       </w:r>
     </w:p>
     <w:p>
       <w:pPr>
         <w:pStyle w:val="Heading3"/>
       </w:pPr>
-      <w:bookmarkStart w:id="14" w:name="Examples"/>
-      <w:bookmarkEnd w:id="14"/>
+      <w:r>
+        <w:t>2.</w:t>
+      </w:r>
+      <w:r>
+        <w:t>7</w:t>
+      </w:r>
+      <w:r>
+        <w:t xml:space="preserve"> How to Know When You’re Done</w:t>
+      </w:r>
+    </w:p>
+    <w:p>
+      <w:pPr>
+        <w:pStyle w:val="ListParagraph"/>
+        <w:numPr>
+          <w:ilvl w:val="0"/>
+          <w:numId w:val="21"/>
+        </w:numPr>
+      </w:pPr>
+      <w:r>
+        <w:t>Ask: “Have I identified every distinct top-level industry/service that workers under this contract support?”</w:t>
+      </w:r>
+    </w:p>
+    <w:p>
+      <w:pPr>
+        <w:pStyle w:val="ListParagraph"/>
+        <w:numPr>
+          <w:ilvl w:val="0"/>
+          <w:numId w:val="21"/>
+        </w:numPr>
+      </w:pPr>
+      <w:r>
+        <w:t>Check the contract text: are there obvious industries/services mentioned that you haven’t captured?</w:t>
+      </w:r>
+    </w:p>
+    <w:p>
+      <w:pPr>
+        <w:pStyle w:val="ListParagraph"/>
+        <w:numPr>
+          <w:ilvl w:val="0"/>
+          <w:numId w:val="21"/>
+        </w:numPr>
+      </w:pPr>
+      <w:r>
+        <w:t>Don’t squeeze additional codes out of ambiguous support roles. Distinct services should be clear and obvious from the contract text.</w:t>
+      </w:r>
+    </w:p>
+    <w:p>
+      <w:pPr>
+        <w:pStyle w:val="ListParagraph"/>
+        <w:numPr>
+          <w:ilvl w:val="0"/>
+          <w:numId w:val="21"/>
+        </w:numPr>
+      </w:pPr>
+      <w:r>
+        <w:t>If you’re debating whether a role indicates a new service, it probably doesn’t.</w:t>
+      </w:r>
+    </w:p>
+    <w:p>
+      <w:pPr>
+        <w:pStyle w:val="Heading3"/>
+      </w:pPr>
+      <w:bookmarkStart w:id="17" w:name="ClassificationProcedure"/>
+      <w:bookmarkEnd w:id="17"/>
       <w:r>
         <w:lastRenderedPageBreak/>
-        <w:t>2.</w:t>
-      </w:r>
-      <w:r>
-        <w:t>6</w:t>
-      </w:r>
-      <w:r>
-        <w:t xml:space="preserve"> Examples</w:t>
+        <w:t>2.8 Examples</w:t>
       </w:r>
     </w:p>
     <w:p>
@@ -811,6 +1957,8 @@
           <w:bCs/>
         </w:rPr>
       </w:pPr>
+      <w:bookmarkStart w:id="18" w:name="WhenDone"/>
+      <w:bookmarkEnd w:id="18"/>
       <w:r>
         <w:rPr>
           <w:b/>
@@ -847,10 +1995,7 @@
               <w:keepNext/>
             </w:pPr>
             <w:r>
-              <w:t>Employer</w:t>
-            </w:r>
-            <w:r>
-              <w:t xml:space="preserve"> and Covered Employees</w:t>
+              <w:t>Employer and Covered Employees</w:t>
             </w:r>
           </w:p>
         </w:tc>
@@ -920,14 +2065,7 @@
                 <w:b w:val="0"/>
                 <w:bCs w:val="0"/>
               </w:rPr>
-              <w:t>City road department</w:t>
-            </w:r>
-            <w:r>
-              <w:rPr>
-                <w:b w:val="0"/>
-                <w:bCs w:val="0"/>
-              </w:rPr>
-              <w:t xml:space="preserve"> covering:</w:t>
+              <w:t>City road department covering:</w:t>
             </w:r>
           </w:p>
           <w:p>
@@ -936,7 +2074,7 @@
               <w:keepNext/>
               <w:numPr>
                 <w:ilvl w:val="0"/>
-                <w:numId w:val="28"/>
+                <w:numId w:val="43"/>
               </w:numPr>
             </w:pPr>
             <w:r>
@@ -953,7 +2091,7 @@
               <w:keepNext/>
               <w:numPr>
                 <w:ilvl w:val="0"/>
-                <w:numId w:val="28"/>
+                <w:numId w:val="43"/>
               </w:numPr>
             </w:pPr>
             <w:r>
@@ -970,7 +2108,7 @@
               <w:keepNext/>
               <w:numPr>
                 <w:ilvl w:val="0"/>
-                <w:numId w:val="28"/>
+                <w:numId w:val="43"/>
               </w:numPr>
             </w:pPr>
             <w:r>
@@ -987,7 +2125,7 @@
               <w:keepNext/>
               <w:numPr>
                 <w:ilvl w:val="0"/>
-                <w:numId w:val="28"/>
+                <w:numId w:val="43"/>
               </w:numPr>
             </w:pPr>
             <w:r>
@@ -1009,10 +2147,7 @@
               <w:cnfStyle w:val="000000100000" w:firstRow="0" w:lastRow="0" w:firstColumn="0" w:lastColumn="0" w:oddVBand="0" w:evenVBand="0" w:oddHBand="1" w:evenHBand="0" w:firstRowFirstColumn="0" w:firstRowLastColumn="0" w:lastRowFirstColumn="0" w:lastRowLastColumn="0"/>
             </w:pPr>
             <w:r>
-              <w:t>Road</w:t>
-            </w:r>
-            <w:r>
-              <w:t>s</w:t>
+              <w:t>Roads</w:t>
             </w:r>
           </w:p>
         </w:tc>
@@ -1040,10 +2175,7 @@
               <w:cnfStyle w:val="000000100000" w:firstRow="0" w:lastRow="0" w:firstColumn="0" w:lastColumn="0" w:oddVBand="0" w:evenVBand="0" w:oddHBand="1" w:evenHBand="0" w:firstRowFirstColumn="0" w:firstRowLastColumn="0" w:lastRowFirstColumn="0" w:lastRowLastColumn="0"/>
             </w:pPr>
             <w:r>
-              <w:t xml:space="preserve">Only one distinct service. </w:t>
-            </w:r>
-            <w:r>
-              <w:t>Mechanics and clerks support road operations. They do not indicate additional public services.</w:t>
+              <w:t>Only one distinct service. Mechanics and clerks support road operations. They do not indicate additional public services.</w:t>
             </w:r>
           </w:p>
         </w:tc>
@@ -1071,7 +2203,7 @@
               <w:pStyle w:val="ListParagraph"/>
               <w:numPr>
                 <w:ilvl w:val="0"/>
-                <w:numId w:val="9"/>
+                <w:numId w:val="12"/>
               </w:numPr>
             </w:pPr>
             <w:r>
@@ -1087,7 +2219,7 @@
               <w:pStyle w:val="ListParagraph"/>
               <w:numPr>
                 <w:ilvl w:val="0"/>
-                <w:numId w:val="9"/>
+                <w:numId w:val="12"/>
               </w:numPr>
             </w:pPr>
             <w:r>
@@ -1103,7 +2235,7 @@
               <w:pStyle w:val="ListParagraph"/>
               <w:numPr>
                 <w:ilvl w:val="0"/>
-                <w:numId w:val="9"/>
+                <w:numId w:val="12"/>
               </w:numPr>
             </w:pPr>
             <w:r>
@@ -1119,7 +2251,7 @@
               <w:pStyle w:val="ListParagraph"/>
               <w:numPr>
                 <w:ilvl w:val="0"/>
-                <w:numId w:val="9"/>
+                <w:numId w:val="12"/>
               </w:numPr>
             </w:pPr>
             <w:r>
@@ -1153,7 +2285,13 @@
               <w:cnfStyle w:val="000000000000" w:firstRow="0" w:lastRow="0" w:firstColumn="0" w:lastColumn="0" w:oddVBand="0" w:evenVBand="0" w:oddHBand="0" w:evenHBand="0" w:firstRowFirstColumn="0" w:firstRowLastColumn="0" w:lastRowFirstColumn="0" w:lastRowLastColumn="0"/>
             </w:pPr>
             <w:r>
-              <w:t>237310;221310;221320;712190</w:t>
+              <w:t>237310;221310;221320;</w:t>
+            </w:r>
+            <w:r>
+              <w:t>56</w:t>
+            </w:r>
+            <w:r>
+              <w:t>1730</w:t>
             </w:r>
           </w:p>
         </w:tc>
@@ -1166,10 +2304,7 @@
               <w:cnfStyle w:val="000000000000" w:firstRow="0" w:lastRow="0" w:firstColumn="0" w:lastColumn="0" w:oddVBand="0" w:evenVBand="0" w:oddHBand="0" w:evenHBand="0" w:firstRowFirstColumn="0" w:firstRowLastColumn="0" w:lastRowFirstColumn="0" w:lastRowLastColumn="0"/>
             </w:pPr>
             <w:r>
-              <w:t>Four distinct services</w:t>
-            </w:r>
-            <w:r>
-              <w:t xml:space="preserve"> covered. Each gets its own code.</w:t>
+              <w:t>Four distinct services covered. Each gets its own code.</w:t>
             </w:r>
           </w:p>
         </w:tc>
@@ -1198,7 +2333,7 @@
               <w:pStyle w:val="ListParagraph"/>
               <w:numPr>
                 <w:ilvl w:val="0"/>
-                <w:numId w:val="22"/>
+                <w:numId w:val="33"/>
               </w:numPr>
             </w:pPr>
             <w:r>
@@ -1214,7 +2349,7 @@
               <w:pStyle w:val="ListParagraph"/>
               <w:numPr>
                 <w:ilvl w:val="0"/>
-                <w:numId w:val="22"/>
+                <w:numId w:val="33"/>
               </w:numPr>
             </w:pPr>
             <w:r>
@@ -1230,7 +2365,7 @@
               <w:pStyle w:val="ListParagraph"/>
               <w:numPr>
                 <w:ilvl w:val="0"/>
-                <w:numId w:val="22"/>
+                <w:numId w:val="33"/>
               </w:numPr>
             </w:pPr>
             <w:r>
@@ -1246,7 +2381,7 @@
               <w:pStyle w:val="ListParagraph"/>
               <w:numPr>
                 <w:ilvl w:val="0"/>
-                <w:numId w:val="22"/>
+                <w:numId w:val="33"/>
               </w:numPr>
             </w:pPr>
             <w:r>
@@ -1262,7 +2397,7 @@
               <w:pStyle w:val="ListParagraph"/>
               <w:numPr>
                 <w:ilvl w:val="0"/>
-                <w:numId w:val="22"/>
+                <w:numId w:val="33"/>
               </w:numPr>
             </w:pPr>
             <w:r>
@@ -1337,7 +2472,7 @@
               <w:pStyle w:val="ListParagraph"/>
               <w:numPr>
                 <w:ilvl w:val="0"/>
-                <w:numId w:val="2"/>
+                <w:numId w:val="3"/>
               </w:numPr>
             </w:pPr>
             <w:r>
@@ -1353,7 +2488,7 @@
               <w:pStyle w:val="ListParagraph"/>
               <w:numPr>
                 <w:ilvl w:val="0"/>
-                <w:numId w:val="2"/>
+                <w:numId w:val="3"/>
               </w:numPr>
             </w:pPr>
             <w:r>
@@ -1369,7 +2504,7 @@
               <w:pStyle w:val="ListParagraph"/>
               <w:numPr>
                 <w:ilvl w:val="0"/>
-                <w:numId w:val="2"/>
+                <w:numId w:val="3"/>
               </w:numPr>
             </w:pPr>
             <w:r>
@@ -1385,7 +2520,7 @@
               <w:pStyle w:val="ListParagraph"/>
               <w:numPr>
                 <w:ilvl w:val="0"/>
-                <w:numId w:val="2"/>
+                <w:numId w:val="3"/>
               </w:numPr>
             </w:pPr>
             <w:r>
@@ -1401,7 +2536,7 @@
               <w:pStyle w:val="ListParagraph"/>
               <w:numPr>
                 <w:ilvl w:val="0"/>
-                <w:numId w:val="2"/>
+                <w:numId w:val="3"/>
               </w:numPr>
             </w:pPr>
             <w:r>
@@ -1417,7 +2552,7 @@
               <w:pStyle w:val="ListParagraph"/>
               <w:numPr>
                 <w:ilvl w:val="0"/>
-                <w:numId w:val="2"/>
+                <w:numId w:val="3"/>
               </w:numPr>
             </w:pPr>
             <w:r>
@@ -1438,13 +2573,7 @@
               <w:cnfStyle w:val="000000000000" w:firstRow="0" w:lastRow="0" w:firstColumn="0" w:lastColumn="0" w:oddVBand="0" w:evenVBand="0" w:oddHBand="0" w:evenHBand="0" w:firstRowFirstColumn="0" w:firstRowLastColumn="0" w:lastRowFirstColumn="0" w:lastRowLastColumn="0"/>
             </w:pPr>
             <w:r>
-              <w:t>Roads, police,</w:t>
-            </w:r>
-            <w:r>
-              <w:t xml:space="preserve"> fire, courts</w:t>
-            </w:r>
-            <w:r>
-              <w:t xml:space="preserve"> </w:t>
+              <w:t xml:space="preserve">Roads, police, fire, courts </w:t>
             </w:r>
           </w:p>
         </w:tc>
@@ -1490,12 +2619,6 @@
         </w:rPr>
         <w:lastRenderedPageBreak/>
         <w:br/>
-      </w:r>
-      <w:r>
-        <w:rPr>
-          <w:b/>
-          <w:bCs/>
-        </w:rPr>
         <w:t>Private Sector</w:t>
       </w:r>
     </w:p>
@@ -1593,7 +2716,7 @@
               <w:pStyle w:val="ListParagraph"/>
               <w:numPr>
                 <w:ilvl w:val="0"/>
-                <w:numId w:val="28"/>
+                <w:numId w:val="43"/>
               </w:numPr>
             </w:pPr>
             <w:r>
@@ -1605,7 +2728,7 @@
               <w:pStyle w:val="ListParagraph"/>
               <w:numPr>
                 <w:ilvl w:val="0"/>
-                <w:numId w:val="28"/>
+                <w:numId w:val="43"/>
               </w:numPr>
             </w:pPr>
             <w:r>
@@ -1617,7 +2740,7 @@
               <w:pStyle w:val="ListParagraph"/>
               <w:numPr>
                 <w:ilvl w:val="0"/>
-                <w:numId w:val="28"/>
+                <w:numId w:val="43"/>
               </w:numPr>
             </w:pPr>
             <w:r>
@@ -1633,7 +2756,7 @@
               <w:pStyle w:val="ListParagraph"/>
               <w:numPr>
                 <w:ilvl w:val="0"/>
-                <w:numId w:val="28"/>
+                <w:numId w:val="43"/>
               </w:numPr>
             </w:pPr>
             <w:r>
@@ -1649,7 +2772,7 @@
               <w:pStyle w:val="ListParagraph"/>
               <w:numPr>
                 <w:ilvl w:val="0"/>
-                <w:numId w:val="28"/>
+                <w:numId w:val="43"/>
               </w:numPr>
             </w:pPr>
             <w:r>
@@ -1696,22 +2819,13 @@
               <w:cnfStyle w:val="000000100000" w:firstRow="0" w:lastRow="0" w:firstColumn="0" w:lastColumn="0" w:oddVBand="0" w:evenVBand="0" w:oddHBand="1" w:evenHBand="0" w:firstRowFirstColumn="0" w:firstRowLastColumn="0" w:lastRowFirstColumn="0" w:lastRowLastColumn="0"/>
             </w:pPr>
             <w:r>
-              <w:t>One</w:t>
-            </w:r>
-            <w:r>
-              <w:t xml:space="preserve"> industry. Cafeteria, laundry,</w:t>
-            </w:r>
-            <w:r>
-              <w:t xml:space="preserve"> groundskeepers</w:t>
-            </w:r>
-            <w:r>
-              <w:t>,</w:t>
-            </w:r>
-            <w:r>
-              <w:t xml:space="preserve"> </w:t>
-            </w:r>
-            <w:r>
-              <w:t xml:space="preserve"> support hospital operations.</w:t>
+              <w:t xml:space="preserve">One industry. Cafeteria, laundry, </w:t>
+            </w:r>
+            <w:r>
+              <w:t>groundskeepers, etc. support</w:t>
+            </w:r>
+            <w:r>
+              <w:t xml:space="preserve"> hospital operations.</w:t>
             </w:r>
           </w:p>
         </w:tc>
@@ -1748,7 +2862,7 @@
               <w:pStyle w:val="ListParagraph"/>
               <w:numPr>
                 <w:ilvl w:val="0"/>
-                <w:numId w:val="25"/>
+                <w:numId w:val="37"/>
               </w:numPr>
             </w:pPr>
             <w:r>
@@ -1760,7 +2874,7 @@
               <w:pStyle w:val="ListParagraph"/>
               <w:numPr>
                 <w:ilvl w:val="0"/>
-                <w:numId w:val="25"/>
+                <w:numId w:val="37"/>
               </w:numPr>
             </w:pPr>
             <w:r>
@@ -1776,7 +2890,7 @@
               <w:pStyle w:val="ListParagraph"/>
               <w:numPr>
                 <w:ilvl w:val="0"/>
-                <w:numId w:val="25"/>
+                <w:numId w:val="37"/>
               </w:numPr>
             </w:pPr>
             <w:r>
@@ -1823,16 +2937,7 @@
               <w:cnfStyle w:val="000000000000" w:firstRow="0" w:lastRow="0" w:firstColumn="0" w:lastColumn="0" w:oddVBand="0" w:evenVBand="0" w:oddHBand="0" w:evenHBand="0" w:firstRowFirstColumn="0" w:firstRowLastColumn="0" w:lastRowFirstColumn="0" w:lastRowLastColumn="0"/>
             </w:pPr>
             <w:r>
-              <w:t>One</w:t>
-            </w:r>
-            <w:r>
-              <w:t xml:space="preserve"> industry. Warehouse and clerical </w:t>
-            </w:r>
-            <w:r>
-              <w:t>roles support</w:t>
-            </w:r>
-            <w:r>
-              <w:t xml:space="preserve"> manufacturing.</w:t>
+              <w:t>One industry. Warehouse and clerical roles support manufacturing.</w:t>
             </w:r>
           </w:p>
         </w:tc>
@@ -1879,14 +2984,11 @@
               <w:pStyle w:val="ListParagraph"/>
               <w:numPr>
                 <w:ilvl w:val="0"/>
-                <w:numId w:val="11"/>
+                <w:numId w:val="14"/>
               </w:numPr>
             </w:pPr>
             <w:r>
-              <w:t xml:space="preserve">fluid </w:t>
-            </w:r>
-            <w:r>
-              <w:t>milk production</w:t>
+              <w:t>fluid milk production</w:t>
             </w:r>
           </w:p>
           <w:p>
@@ -1894,23 +2996,11 @@
               <w:pStyle w:val="ListParagraph"/>
               <w:numPr>
                 <w:ilvl w:val="0"/>
-                <w:numId w:val="11"/>
+                <w:numId w:val="14"/>
               </w:numPr>
             </w:pPr>
             <w:r>
-              <w:t>route sales representative</w:t>
-            </w:r>
-            <w:r>
-              <w:t>s who</w:t>
-            </w:r>
-            <w:r>
-              <w:t xml:space="preserve"> sell and deliver</w:t>
-            </w:r>
-            <w:r>
-              <w:t xml:space="preserve"> to grocery </w:t>
-            </w:r>
-            <w:r>
-              <w:t>stores</w:t>
+              <w:t>route sales representatives who sell and deliver to grocery stores</w:t>
             </w:r>
           </w:p>
           <w:p>
@@ -1918,7 +3008,7 @@
               <w:pStyle w:val="ListParagraph"/>
               <w:numPr>
                 <w:ilvl w:val="0"/>
-                <w:numId w:val="11"/>
+                <w:numId w:val="14"/>
               </w:numPr>
             </w:pPr>
             <w:r>
@@ -1934,7 +3024,7 @@
               <w:pStyle w:val="ListParagraph"/>
               <w:numPr>
                 <w:ilvl w:val="0"/>
-                <w:numId w:val="11"/>
+                <w:numId w:val="14"/>
               </w:numPr>
             </w:pPr>
             <w:r>
@@ -1950,7 +3040,7 @@
               <w:pStyle w:val="ListParagraph"/>
               <w:numPr>
                 <w:ilvl w:val="0"/>
-                <w:numId w:val="11"/>
+                <w:numId w:val="14"/>
               </w:numPr>
             </w:pPr>
             <w:r>
@@ -1966,7 +3056,7 @@
               <w:pStyle w:val="ListParagraph"/>
               <w:numPr>
                 <w:ilvl w:val="0"/>
-                <w:numId w:val="11"/>
+                <w:numId w:val="14"/>
               </w:numPr>
             </w:pPr>
             <w:r>
@@ -2015,43 +3105,49 @@
             <w:r>
               <w:t>Two industries.</w:t>
             </w:r>
-            <w:r>
-              <w:t xml:space="preserve"> A) Production workers manufacture dairy products; B) route sales representatives sell products to</w:t>
-            </w:r>
-            <w:r>
-              <w:t xml:space="preserve"> grocery chains.</w:t>
-            </w:r>
           </w:p>
           <w:p>
             <w:pPr>
               <w:cnfStyle w:val="000000100000" w:firstRow="0" w:lastRow="0" w:firstColumn="0" w:lastColumn="0" w:oddVBand="0" w:evenVBand="0" w:oddHBand="1" w:evenHBand="0" w:firstRowFirstColumn="0" w:firstRowLastColumn="0" w:lastRowFirstColumn="0" w:lastRowLastColumn="0"/>
             </w:pPr>
+            <w:r>
+              <w:t>A) Production workers manufacture dairy products</w:t>
+            </w:r>
+            <w:r>
+              <w:t xml:space="preserve"> (311511)</w:t>
+            </w:r>
           </w:p>
           <w:p>
             <w:pPr>
               <w:cnfStyle w:val="000000100000" w:firstRow="0" w:lastRow="0" w:firstColumn="0" w:lastColumn="0" w:oddVBand="0" w:evenVBand="0" w:oddHBand="1" w:evenHBand="0" w:firstRowFirstColumn="0" w:firstRowLastColumn="0" w:lastRowFirstColumn="0" w:lastRowLastColumn="0"/>
             </w:pPr>
-            <w:r>
-              <w:t>Someone searching for dairy manufacturers and someone searching for wholesale distributors are asking different questions.</w:t>
-            </w:r>
           </w:p>
           <w:p>
             <w:pPr>
               <w:cnfStyle w:val="000000100000" w:firstRow="0" w:lastRow="0" w:firstColumn="0" w:lastColumn="0" w:oddVBand="0" w:evenVBand="0" w:oddHBand="1" w:evenHBand="0" w:firstRowFirstColumn="0" w:firstRowLastColumn="0" w:lastRowFirstColumn="0" w:lastRowLastColumn="0"/>
             </w:pPr>
+            <w:r>
+              <w:t>B) route sales representatives sell products to grocery chains</w:t>
+            </w:r>
+            <w:r>
+              <w:t xml:space="preserve"> (</w:t>
+            </w:r>
+            <w:r>
+              <w:t>424430)</w:t>
+            </w:r>
           </w:p>
           <w:p>
             <w:pPr>
               <w:cnfStyle w:val="000000100000" w:firstRow="0" w:lastRow="0" w:firstColumn="0" w:lastColumn="0" w:oddVBand="0" w:evenVBand="0" w:oddHBand="1" w:evenHBand="0" w:firstRowFirstColumn="0" w:firstRowLastColumn="0" w:lastRowFirstColumn="0" w:lastRowLastColumn="0"/>
             </w:pPr>
-            <w:r>
-              <w:t>Mechanics and custodians support both and do not generate additional codes.</w:t>
-            </w:r>
           </w:p>
           <w:p>
             <w:pPr>
               <w:cnfStyle w:val="000000100000" w:firstRow="0" w:lastRow="0" w:firstColumn="0" w:lastColumn="0" w:oddVBand="0" w:evenVBand="0" w:oddHBand="1" w:evenHBand="0" w:firstRowFirstColumn="0" w:firstRowLastColumn="0" w:lastRowFirstColumn="0" w:lastRowLastColumn="0"/>
             </w:pPr>
+            <w:r>
+              <w:t>Warehouse, truck drivers, and other support roles support wholesale trade at this facility. (Sections 2.3, 2.7)</w:t>
+            </w:r>
           </w:p>
         </w:tc>
       </w:tr>
@@ -2073,10 +3169,7 @@
             </w:pPr>
             <w:r>
               <w:lastRenderedPageBreak/>
-              <w:t>Dairy plant</w:t>
-            </w:r>
-            <w:r>
-              <w:t xml:space="preserve"> (distribution only)</w:t>
+              <w:t>Dairy plant (distribution only)</w:t>
             </w:r>
             <w:r>
               <w:rPr>
@@ -2091,14 +3184,11 @@
               <w:pStyle w:val="ListParagraph"/>
               <w:numPr>
                 <w:ilvl w:val="0"/>
-                <w:numId w:val="11"/>
+                <w:numId w:val="14"/>
               </w:numPr>
             </w:pPr>
             <w:r>
-              <w:t>route sales representative</w:t>
-            </w:r>
-            <w:r>
-              <w:t>s who sell and deliver to grocery stores</w:t>
+              <w:t>route sales representatives who sell and deliver to grocery stores</w:t>
             </w:r>
           </w:p>
           <w:p>
@@ -2106,7 +3196,7 @@
               <w:pStyle w:val="ListParagraph"/>
               <w:numPr>
                 <w:ilvl w:val="0"/>
-                <w:numId w:val="11"/>
+                <w:numId w:val="14"/>
               </w:numPr>
             </w:pPr>
             <w:r>
@@ -2122,7 +3212,7 @@
               <w:pStyle w:val="ListParagraph"/>
               <w:numPr>
                 <w:ilvl w:val="0"/>
-                <w:numId w:val="11"/>
+                <w:numId w:val="14"/>
               </w:numPr>
             </w:pPr>
             <w:r>
@@ -2138,7 +3228,7 @@
               <w:pStyle w:val="ListParagraph"/>
               <w:numPr>
                 <w:ilvl w:val="0"/>
-                <w:numId w:val="11"/>
+                <w:numId w:val="14"/>
               </w:numPr>
             </w:pPr>
             <w:r>
@@ -2154,7 +3244,7 @@
               <w:pStyle w:val="ListParagraph"/>
               <w:numPr>
                 <w:ilvl w:val="0"/>
-                <w:numId w:val="11"/>
+                <w:numId w:val="14"/>
               </w:numPr>
               <w:rPr>
                 <w:b w:val="0"/>
@@ -2205,10 +3295,7 @@
               <w:cnfStyle w:val="000000000000" w:firstRow="0" w:lastRow="0" w:firstColumn="0" w:lastColumn="0" w:oddVBand="0" w:evenVBand="0" w:oddHBand="0" w:evenHBand="0" w:firstRowFirstColumn="0" w:firstRowLastColumn="0" w:lastRowFirstColumn="0" w:lastRowLastColumn="0"/>
             </w:pPr>
             <w:r>
-              <w:t xml:space="preserve">One industry. Although the employer manufactures dairy products, the workers under the contract are </w:t>
-            </w:r>
-            <w:r>
-              <w:t>engaged in wholesale trade. (See Sec 2.5)</w:t>
+              <w:t>One industry. Although the employer manufactures dairy products, the workers under this contract are at the distribution operation: sales representatives sell to grocery stores (wholesale trade), and warehouse and deliverers support the wholesale operation at this location. (Sections 2.4, 2.7).</w:t>
             </w:r>
           </w:p>
         </w:tc>
@@ -2225,10 +3312,7 @@
           </w:tcPr>
           <w:p>
             <w:r>
-              <w:t>Dairy plant (product unspecified)</w:t>
-            </w:r>
-            <w:r>
-              <w:t xml:space="preserve"> </w:t>
+              <w:t xml:space="preserve">Dairy plant (product unspecified) </w:t>
             </w:r>
             <w:r>
               <w:br/>
@@ -2246,7 +3330,7 @@
               <w:pStyle w:val="ListParagraph"/>
               <w:numPr>
                 <w:ilvl w:val="0"/>
-                <w:numId w:val="31"/>
+                <w:numId w:val="26"/>
               </w:numPr>
             </w:pPr>
             <w:r>
@@ -2258,7 +3342,7 @@
               <w:pStyle w:val="ListParagraph"/>
               <w:numPr>
                 <w:ilvl w:val="0"/>
-                <w:numId w:val="31"/>
+                <w:numId w:val="26"/>
               </w:numPr>
             </w:pPr>
             <w:r>
@@ -2274,7 +3358,7 @@
               <w:pStyle w:val="ListParagraph"/>
               <w:numPr>
                 <w:ilvl w:val="0"/>
-                <w:numId w:val="31"/>
+                <w:numId w:val="26"/>
               </w:numPr>
             </w:pPr>
             <w:r>
@@ -2290,7 +3374,7 @@
               <w:pStyle w:val="ListParagraph"/>
               <w:numPr>
                 <w:ilvl w:val="0"/>
-                <w:numId w:val="31"/>
+                <w:numId w:val="26"/>
               </w:numPr>
             </w:pPr>
             <w:r>
@@ -2337,7 +3421,13 @@
               <w:cnfStyle w:val="000000100000" w:firstRow="0" w:lastRow="0" w:firstColumn="0" w:lastColumn="0" w:oddVBand="0" w:evenVBand="0" w:oddHBand="1" w:evenHBand="0" w:firstRowFirstColumn="0" w:firstRowLastColumn="0" w:lastRowFirstColumn="0" w:lastRowLastColumn="0"/>
             </w:pPr>
             <w:r>
-              <w:t>One industry. Definitely covers dairy product manufacturing, but doesn’t specify which dairy outputs (fluid milk vs. butter vs. cheese, etc.)</w:t>
+              <w:t xml:space="preserve">One industry. </w:t>
+            </w:r>
+            <w:r>
+              <w:t xml:space="preserve">Clearly covers </w:t>
+            </w:r>
+            <w:r>
+              <w:t>dairy product manufacturing, but doesn’t specify which dairy outputs (fluid milk vs. butter vs. cheese, etc.)</w:t>
             </w:r>
           </w:p>
           <w:p>
@@ -2350,10 +3440,7 @@
               <w:cnfStyle w:val="000000100000" w:firstRow="0" w:lastRow="0" w:firstColumn="0" w:lastColumn="0" w:oddVBand="0" w:evenVBand="0" w:oddHBand="1" w:evenHBand="0" w:firstRowFirstColumn="0" w:firstRowLastColumn="0" w:lastRowFirstColumn="0" w:lastRowLastColumn="0"/>
             </w:pPr>
             <w:r>
-              <w:t>Trail zeroes after the four-digit group rather than guessing (See Sec. 2.4b)</w:t>
-            </w:r>
-            <w:r>
-              <w:t xml:space="preserve"> </w:t>
+              <w:t xml:space="preserve">Trail zeros after the four-digit group rather than guessing (See Sec. 2.4b) </w:t>
             </w:r>
           </w:p>
         </w:tc>
@@ -2392,7 +3479,7 @@
               <w:pStyle w:val="ListParagraph"/>
               <w:numPr>
                 <w:ilvl w:val="0"/>
-                <w:numId w:val="32"/>
+                <w:numId w:val="25"/>
               </w:numPr>
             </w:pPr>
             <w:r>
@@ -2404,7 +3491,7 @@
               <w:pStyle w:val="ListParagraph"/>
               <w:numPr>
                 <w:ilvl w:val="0"/>
-                <w:numId w:val="32"/>
+                <w:numId w:val="25"/>
               </w:numPr>
             </w:pPr>
             <w:r>
@@ -2416,7 +3503,7 @@
               <w:pStyle w:val="ListParagraph"/>
               <w:numPr>
                 <w:ilvl w:val="0"/>
-                <w:numId w:val="32"/>
+                <w:numId w:val="25"/>
               </w:numPr>
             </w:pPr>
             <w:r>
@@ -2432,7 +3519,7 @@
               <w:pStyle w:val="ListParagraph"/>
               <w:numPr>
                 <w:ilvl w:val="0"/>
-                <w:numId w:val="32"/>
+                <w:numId w:val="25"/>
               </w:numPr>
             </w:pPr>
             <w:r>
@@ -2448,7 +3535,7 @@
               <w:pStyle w:val="ListParagraph"/>
               <w:numPr>
                 <w:ilvl w:val="0"/>
-                <w:numId w:val="32"/>
+                <w:numId w:val="25"/>
               </w:numPr>
             </w:pPr>
             <w:r>
@@ -2513,13 +3600,7 @@
           <w:p>
             <w:r>
               <w:lastRenderedPageBreak/>
-              <w:t xml:space="preserve">Grocery retailer’s </w:t>
-            </w:r>
-            <w:r>
-              <w:t xml:space="preserve">dry merchandise </w:t>
-            </w:r>
-            <w:r>
-              <w:t>warehouse</w:t>
+              <w:t>Grocery retailer’s dry merchandise warehouse</w:t>
             </w:r>
             <w:r>
               <w:rPr>
@@ -2543,14 +3624,11 @@
               <w:pStyle w:val="ListParagraph"/>
               <w:numPr>
                 <w:ilvl w:val="0"/>
-                <w:numId w:val="33"/>
+                <w:numId w:val="30"/>
               </w:numPr>
             </w:pPr>
             <w:r>
-              <w:t>w</w:t>
-            </w:r>
-            <w:r>
-              <w:t>arehouse</w:t>
+              <w:t>warehouse</w:t>
             </w:r>
           </w:p>
           <w:p>
@@ -2558,7 +3636,7 @@
               <w:pStyle w:val="ListParagraph"/>
               <w:numPr>
                 <w:ilvl w:val="0"/>
-                <w:numId w:val="33"/>
+                <w:numId w:val="30"/>
               </w:numPr>
             </w:pPr>
             <w:r>
@@ -2574,7 +3652,7 @@
               <w:pStyle w:val="ListParagraph"/>
               <w:numPr>
                 <w:ilvl w:val="0"/>
-                <w:numId w:val="33"/>
+                <w:numId w:val="30"/>
               </w:numPr>
             </w:pPr>
             <w:r>
@@ -2647,10 +3725,7 @@
               <w:cnfStyle w:val="000000100000" w:firstRow="0" w:lastRow="0" w:firstColumn="0" w:lastColumn="0" w:oddVBand="0" w:evenVBand="0" w:oddHBand="1" w:evenHBand="0" w:firstRowFirstColumn="0" w:firstRowLastColumn="0" w:lastRowFirstColumn="0" w:lastRowLastColumn="0"/>
             </w:pPr>
             <w:r>
-              <w:t>The contract text identifies the facility as a “dry merchandise warehouse,” which maps specifically to 493110. If the contract did not specify the type of warehouse, trailing zeroes (493100) would be appropriate (see next example)</w:t>
-            </w:r>
-            <w:r>
-              <w:t>.</w:t>
+              <w:t>The contract text identifies the facility as a “dry merchandise warehouse,” which maps specifically to 493110. If the contract did not specify the type of warehouse, trailing zeros (493100) would be appropriate (see next example).</w:t>
             </w:r>
           </w:p>
         </w:tc>
@@ -2681,7 +3756,7 @@
               <w:pStyle w:val="ListParagraph"/>
               <w:numPr>
                 <w:ilvl w:val="0"/>
-                <w:numId w:val="34"/>
+                <w:numId w:val="17"/>
               </w:numPr>
             </w:pPr>
             <w:r>
@@ -2693,7 +3768,7 @@
               <w:pStyle w:val="ListParagraph"/>
               <w:numPr>
                 <w:ilvl w:val="0"/>
-                <w:numId w:val="34"/>
+                <w:numId w:val="17"/>
               </w:numPr>
             </w:pPr>
             <w:r>
@@ -2709,7 +3784,7 @@
               <w:pStyle w:val="ListParagraph"/>
               <w:numPr>
                 <w:ilvl w:val="0"/>
-                <w:numId w:val="34"/>
+                <w:numId w:val="17"/>
               </w:numPr>
             </w:pPr>
             <w:r>
@@ -2773,6 +3848,7 @@
           </w:tcPr>
           <w:p>
             <w:r>
+              <w:lastRenderedPageBreak/>
               <w:t>Grocery retailer’s dry merchandise warehouse (also covering distribution)</w:t>
             </w:r>
             <w:r>
@@ -2788,7 +3864,7 @@
               <w:pStyle w:val="ListParagraph"/>
               <w:numPr>
                 <w:ilvl w:val="0"/>
-                <w:numId w:val="35"/>
+                <w:numId w:val="39"/>
               </w:numPr>
             </w:pPr>
             <w:r>
@@ -2800,7 +3876,7 @@
               <w:pStyle w:val="ListParagraph"/>
               <w:numPr>
                 <w:ilvl w:val="0"/>
-                <w:numId w:val="35"/>
+                <w:numId w:val="39"/>
               </w:numPr>
             </w:pPr>
             <w:r>
@@ -2812,7 +3888,7 @@
               <w:pStyle w:val="ListParagraph"/>
               <w:numPr>
                 <w:ilvl w:val="0"/>
-                <w:numId w:val="35"/>
+                <w:numId w:val="39"/>
               </w:numPr>
             </w:pPr>
             <w:r>
@@ -2828,7 +3904,7 @@
               <w:pStyle w:val="ListParagraph"/>
               <w:numPr>
                 <w:ilvl w:val="0"/>
-                <w:numId w:val="35"/>
+                <w:numId w:val="39"/>
               </w:numPr>
             </w:pPr>
             <w:r>
@@ -2875,32 +3951,56 @@
               <w:cnfStyle w:val="000000100000" w:firstRow="0" w:lastRow="0" w:firstColumn="0" w:lastColumn="0" w:oddVBand="0" w:evenVBand="0" w:oddHBand="1" w:evenHBand="0" w:firstRowFirstColumn="0" w:firstRowLastColumn="0" w:lastRowFirstColumn="0" w:lastRowLastColumn="0"/>
             </w:pPr>
             <w:r>
-              <w:t xml:space="preserve">Two industries. Warehouse workers </w:t>
-            </w:r>
-            <w:r>
-              <w:t>store and stage product</w:t>
-            </w:r>
-            <w:r>
-              <w:t>s</w:t>
-            </w:r>
-            <w:r>
-              <w:t xml:space="preserve">. Drivers transport goods to </w:t>
-            </w:r>
-            <w:r>
-              <w:t xml:space="preserve">retail grocery stores. </w:t>
+              <w:t xml:space="preserve">Two industries. </w:t>
             </w:r>
           </w:p>
           <w:p>
             <w:pPr>
               <w:cnfStyle w:val="000000100000" w:firstRow="0" w:lastRow="0" w:firstColumn="0" w:lastColumn="0" w:oddVBand="0" w:evenVBand="0" w:oddHBand="1" w:evenHBand="0" w:firstRowFirstColumn="0" w:firstRowLastColumn="0" w:lastRowFirstColumn="0" w:lastRowLastColumn="0"/>
             </w:pPr>
+            <w:r>
+              <w:t xml:space="preserve">A) </w:t>
+            </w:r>
+            <w:r>
+              <w:t>Warehouse workers store and stage products</w:t>
+            </w:r>
+            <w:r>
+              <w:t xml:space="preserve"> (493110)</w:t>
+            </w:r>
           </w:p>
           <w:p>
             <w:pPr>
               <w:cnfStyle w:val="000000100000" w:firstRow="0" w:lastRow="0" w:firstColumn="0" w:lastColumn="0" w:oddVBand="0" w:evenVBand="0" w:oddHBand="1" w:evenHBand="0" w:firstRowFirstColumn="0" w:firstRowLastColumn="0" w:lastRowFirstColumn="0" w:lastRowLastColumn="0"/>
             </w:pPr>
-            <w:r>
-              <w:t>Drivers are engaged in transportation of merchandise, not retail or wholesale.</w:t>
+          </w:p>
+          <w:p>
+            <w:pPr>
+              <w:cnfStyle w:val="000000100000" w:firstRow="0" w:lastRow="0" w:firstColumn="0" w:lastColumn="0" w:oddVBand="0" w:evenVBand="0" w:oddHBand="1" w:evenHBand="0" w:firstRowFirstColumn="0" w:firstRowLastColumn="0" w:lastRowFirstColumn="0" w:lastRowLastColumn="0"/>
+            </w:pPr>
+            <w:r>
+              <w:t xml:space="preserve">B) </w:t>
+            </w:r>
+            <w:r>
+              <w:t>Drivers transport goods to retail grocery stores</w:t>
+            </w:r>
+            <w:r>
+              <w:t xml:space="preserve"> (484110)</w:t>
+            </w:r>
+          </w:p>
+          <w:p>
+            <w:pPr>
+              <w:cnfStyle w:val="000000100000" w:firstRow="0" w:lastRow="0" w:firstColumn="0" w:lastColumn="0" w:oddVBand="0" w:evenVBand="0" w:oddHBand="1" w:evenHBand="0" w:firstRowFirstColumn="0" w:firstRowLastColumn="0" w:lastRowFirstColumn="0" w:lastRowLastColumn="0"/>
+            </w:pPr>
+          </w:p>
+          <w:p>
+            <w:pPr>
+              <w:cnfStyle w:val="000000100000" w:firstRow="0" w:lastRow="0" w:firstColumn="0" w:lastColumn="0" w:oddVBand="0" w:evenVBand="0" w:oddHBand="1" w:evenHBand="0" w:firstRowFirstColumn="0" w:firstRowLastColumn="0" w:lastRowFirstColumn="0" w:lastRowLastColumn="0"/>
+            </w:pPr>
+            <w:r>
+              <w:t xml:space="preserve">The worksite is a standalone distribution center where no retail activity occurs. </w:t>
+            </w:r>
+            <w:r>
+              <w:t xml:space="preserve">No primary business at the worksite is clearly supported, so warehousing and trucking stand as primary activities (Sections 2.4, 2.7). </w:t>
             </w:r>
           </w:p>
         </w:tc>
@@ -2916,11 +4016,7 @@
           </w:tcPr>
           <w:p>
             <w:r>
-              <w:lastRenderedPageBreak/>
-              <w:t>Regional freight carrier</w:t>
-            </w:r>
-            <w:r>
-              <w:t xml:space="preserve"> </w:t>
+              <w:t xml:space="preserve">Regional freight carrier </w:t>
             </w:r>
             <w:r>
               <w:rPr>
@@ -2935,7 +4031,7 @@
               <w:pStyle w:val="ListParagraph"/>
               <w:numPr>
                 <w:ilvl w:val="0"/>
-                <w:numId w:val="36"/>
+                <w:numId w:val="18"/>
               </w:numPr>
             </w:pPr>
             <w:r>
@@ -2947,7 +4043,7 @@
               <w:pStyle w:val="ListParagraph"/>
               <w:numPr>
                 <w:ilvl w:val="0"/>
-                <w:numId w:val="36"/>
+                <w:numId w:val="18"/>
               </w:numPr>
             </w:pPr>
             <w:r>
@@ -2963,7 +4059,7 @@
               <w:pStyle w:val="ListParagraph"/>
               <w:numPr>
                 <w:ilvl w:val="0"/>
-                <w:numId w:val="36"/>
+                <w:numId w:val="18"/>
               </w:numPr>
             </w:pPr>
             <w:r>
@@ -2979,7 +4075,7 @@
               <w:pStyle w:val="ListParagraph"/>
               <w:numPr>
                 <w:ilvl w:val="0"/>
-                <w:numId w:val="36"/>
+                <w:numId w:val="18"/>
               </w:numPr>
             </w:pPr>
             <w:r>
@@ -3026,10 +4122,7 @@
               <w:cnfStyle w:val="000000000000" w:firstRow="0" w:lastRow="0" w:firstColumn="0" w:lastColumn="0" w:oddVBand="0" w:evenVBand="0" w:oddHBand="0" w:evenHBand="0" w:firstRowFirstColumn="0" w:firstRowLastColumn="0" w:lastRowFirstColumn="0" w:lastRowLastColumn="0"/>
             </w:pPr>
             <w:r>
-              <w:t xml:space="preserve">One industry. Dockworkers and </w:t>
-            </w:r>
-            <w:r>
-              <w:t>dispatchers support freight trucking and do not indicate warehousing as a distinct service.</w:t>
+              <w:t>One industry. Dockworkers and dispatchers support freight trucking and do not indicate warehousing as a distinct service.</w:t>
             </w:r>
           </w:p>
           <w:p>
@@ -3074,7 +4167,7 @@
               <w:pStyle w:val="ListParagraph"/>
               <w:numPr>
                 <w:ilvl w:val="0"/>
-                <w:numId w:val="37"/>
+                <w:numId w:val="27"/>
               </w:numPr>
             </w:pPr>
             <w:r>
@@ -3086,7 +4179,7 @@
               <w:pStyle w:val="ListParagraph"/>
               <w:numPr>
                 <w:ilvl w:val="0"/>
-                <w:numId w:val="37"/>
+                <w:numId w:val="27"/>
               </w:numPr>
             </w:pPr>
             <w:r>
@@ -3098,7 +4191,7 @@
               <w:pStyle w:val="ListParagraph"/>
               <w:numPr>
                 <w:ilvl w:val="0"/>
-                <w:numId w:val="37"/>
+                <w:numId w:val="27"/>
               </w:numPr>
             </w:pPr>
             <w:r>
@@ -3114,7 +4207,7 @@
               <w:pStyle w:val="ListParagraph"/>
               <w:numPr>
                 <w:ilvl w:val="0"/>
-                <w:numId w:val="37"/>
+                <w:numId w:val="27"/>
               </w:numPr>
             </w:pPr>
             <w:r>
@@ -3130,7 +4223,7 @@
               <w:pStyle w:val="ListParagraph"/>
               <w:numPr>
                 <w:ilvl w:val="0"/>
-                <w:numId w:val="37"/>
+                <w:numId w:val="27"/>
               </w:numPr>
             </w:pPr>
             <w:r>
@@ -3206,6 +4299,7 @@
           </w:tcPr>
           <w:p>
             <w:r>
+              <w:lastRenderedPageBreak/>
               <w:t xml:space="preserve">Grocery distributor </w:t>
             </w:r>
             <w:r>
@@ -3221,7 +4315,7 @@
               <w:pStyle w:val="ListParagraph"/>
               <w:numPr>
                 <w:ilvl w:val="0"/>
-                <w:numId w:val="38"/>
+                <w:numId w:val="36"/>
               </w:numPr>
             </w:pPr>
             <w:r>
@@ -3233,7 +4327,7 @@
               <w:pStyle w:val="ListParagraph"/>
               <w:numPr>
                 <w:ilvl w:val="0"/>
-                <w:numId w:val="38"/>
+                <w:numId w:val="36"/>
               </w:numPr>
               <w:rPr>
                 <w:b w:val="0"/>
@@ -3253,7 +4347,7 @@
               <w:pStyle w:val="ListParagraph"/>
               <w:numPr>
                 <w:ilvl w:val="0"/>
-                <w:numId w:val="38"/>
+                <w:numId w:val="36"/>
               </w:numPr>
             </w:pPr>
             <w:r>
@@ -3300,20 +4394,7 @@
               <w:cnfStyle w:val="000000000000" w:firstRow="0" w:lastRow="0" w:firstColumn="0" w:lastColumn="0" w:oddVBand="0" w:evenVBand="0" w:oddHBand="0" w:evenHBand="0" w:firstRowFirstColumn="0" w:firstRowLastColumn="0" w:lastRowFirstColumn="0" w:lastRowLastColumn="0"/>
             </w:pPr>
             <w:r>
-              <w:t xml:space="preserve">One industry. The contract describes wholesale trade as the primary business activity: </w:t>
-            </w:r>
-            <w:r>
-              <w:t xml:space="preserve">sales representatives sell products to businesses. Warehouse workers and delivery drivers </w:t>
-            </w:r>
-            <w:r>
-              <w:rPr>
-                <w:i/>
-                <w:iCs/>
-              </w:rPr>
-              <w:t>support the wholesale operation.</w:t>
-            </w:r>
-            <w:r>
-              <w:t xml:space="preserve"> </w:t>
+              <w:t xml:space="preserve">One industry. The worksite is a wholesale distribution center. Sales representatives sell products to businesses (wholesale trade). Warehouse and delivery workers support the wholesale operation at this location. </w:t>
             </w:r>
           </w:p>
         </w:tc>
@@ -3330,10 +4411,7 @@
           </w:tcPr>
           <w:p>
             <w:r>
-              <w:t xml:space="preserve">Grocery distributor (warehouse </w:t>
-            </w:r>
-            <w:r>
-              <w:t xml:space="preserve">only) </w:t>
+              <w:t xml:space="preserve">Grocery distributor (warehouse only) </w:t>
             </w:r>
             <w:r>
               <w:rPr>
@@ -3348,7 +4426,7 @@
               <w:pStyle w:val="ListParagraph"/>
               <w:numPr>
                 <w:ilvl w:val="0"/>
-                <w:numId w:val="39"/>
+                <w:numId w:val="7"/>
               </w:numPr>
             </w:pPr>
             <w:r>
@@ -3360,7 +4438,7 @@
               <w:pStyle w:val="ListParagraph"/>
               <w:numPr>
                 <w:ilvl w:val="0"/>
-                <w:numId w:val="39"/>
+                <w:numId w:val="7"/>
               </w:numPr>
             </w:pPr>
             <w:r>
@@ -3376,7 +4454,7 @@
               <w:pStyle w:val="ListParagraph"/>
               <w:numPr>
                 <w:ilvl w:val="0"/>
-                <w:numId w:val="39"/>
+                <w:numId w:val="7"/>
               </w:numPr>
             </w:pPr>
             <w:r>
@@ -3392,7 +4470,7 @@
               <w:pStyle w:val="ListParagraph"/>
               <w:numPr>
                 <w:ilvl w:val="0"/>
-                <w:numId w:val="39"/>
+                <w:numId w:val="7"/>
               </w:numPr>
             </w:pPr>
             <w:r>
@@ -3413,7 +4491,7 @@
               <w:cnfStyle w:val="000000100000" w:firstRow="0" w:lastRow="0" w:firstColumn="0" w:lastColumn="0" w:oddVBand="0" w:evenVBand="0" w:oddHBand="1" w:evenHBand="0" w:firstRowFirstColumn="0" w:firstRowLastColumn="0" w:lastRowFirstColumn="0" w:lastRowLastColumn="0"/>
             </w:pPr>
             <w:r>
-              <w:t>Warehousing</w:t>
+              <w:t>Grocery wholesale</w:t>
             </w:r>
           </w:p>
         </w:tc>
@@ -3426,7 +4504,7 @@
               <w:cnfStyle w:val="000000100000" w:firstRow="0" w:lastRow="0" w:firstColumn="0" w:lastColumn="0" w:oddVBand="0" w:evenVBand="0" w:oddHBand="1" w:evenHBand="0" w:firstRowFirstColumn="0" w:firstRowLastColumn="0" w:lastRowFirstColumn="0" w:lastRowLastColumn="0"/>
             </w:pPr>
             <w:r>
-              <w:t>493110</w:t>
+              <w:t>424410</w:t>
             </w:r>
           </w:p>
         </w:tc>
@@ -3439,321 +4517,12 @@
               <w:cnfStyle w:val="000000100000" w:firstRow="0" w:lastRow="0" w:firstColumn="0" w:lastColumn="0" w:oddVBand="0" w:evenVBand="0" w:oddHBand="1" w:evenHBand="0" w:firstRowFirstColumn="0" w:firstRowLastColumn="0" w:lastRowFirstColumn="0" w:lastRowLastColumn="0"/>
             </w:pPr>
             <w:r>
-              <w:t>One industry. Although the employer distributes food products for wholesale, this contract covers only warehouse workers. Since no wholesale activity is present in the contract text for the warehouse to support, warehousing is the primary activity.</w:t>
+              <w:t>One industry. Although the contract only covers warehouse workers, the worksite is a wholesale distribution center. The warehouse exists only to fulfill wholesale transactions at this location. (Sections 2.4, 2.7)</w:t>
             </w:r>
           </w:p>
         </w:tc>
       </w:tr>
     </w:tbl>
-    <w:p>
-      <w:pPr>
-        <w:pStyle w:val="Heading3"/>
-      </w:pPr>
-      <w:bookmarkStart w:id="15" w:name="WhenDone"/>
-      <w:bookmarkEnd w:id="15"/>
-      <w:r>
-        <w:lastRenderedPageBreak/>
-        <w:t>2.</w:t>
-      </w:r>
-      <w:r>
-        <w:t>7</w:t>
-      </w:r>
-      <w:r>
-        <w:t xml:space="preserve"> Warehousing, Wholesale, and Freight Trucking</w:t>
-      </w:r>
-    </w:p>
-    <w:p>
-      <w:r>
-        <w:t xml:space="preserve">The distinction between warehousing, wholesale, and freight trucking turns on </w:t>
-      </w:r>
-      <w:r>
-        <w:t>the primary business activity of the workers covered under the contract.</w:t>
-      </w:r>
-    </w:p>
-    <w:p>
-      <w:pPr>
-        <w:pStyle w:val="ListParagraph"/>
-        <w:numPr>
-          <w:ilvl w:val="0"/>
-          <w:numId w:val="40"/>
-        </w:numPr>
-      </w:pPr>
-      <w:r>
-        <w:rPr>
-          <w:b/>
-          <w:bCs/>
-        </w:rPr>
-        <w:t xml:space="preserve">Wholesale </w:t>
-      </w:r>
-      <w:r>
-        <w:rPr>
-          <w:b/>
-          <w:bCs/>
-        </w:rPr>
-        <w:t>(424):</w:t>
-      </w:r>
-      <w:r>
-        <w:t xml:space="preserve"> the primary business activity is </w:t>
-      </w:r>
-      <w:r>
-        <w:rPr>
-          <w:i/>
-          <w:iCs/>
-        </w:rPr>
-        <w:t>buying goods from producers and selling them to businesses.</w:t>
-      </w:r>
-      <w:r>
-        <w:t xml:space="preserve"> </w:t>
-      </w:r>
-    </w:p>
-    <w:p>
-      <w:pPr>
-        <w:pStyle w:val="ListParagraph"/>
-        <w:numPr>
-          <w:ilvl w:val="1"/>
-          <w:numId w:val="40"/>
-        </w:numPr>
-      </w:pPr>
-      <w:r>
-        <w:t>Illustrative examples</w:t>
-      </w:r>
-      <w:r>
-        <w:t>:</w:t>
-      </w:r>
-      <w:r>
-        <w:t xml:space="preserve"> contract covers</w:t>
-      </w:r>
-      <w:r>
-        <w:t xml:space="preserve"> </w:t>
-      </w:r>
-      <w:r>
-        <w:t>route sales representatives, account managers, order processors, etc.</w:t>
-      </w:r>
-    </w:p>
-    <w:p>
-      <w:pPr>
-        <w:pStyle w:val="ListParagraph"/>
-        <w:numPr>
-          <w:ilvl w:val="1"/>
-          <w:numId w:val="40"/>
-        </w:numPr>
-      </w:pPr>
-      <w:commentRangeStart w:id="16"/>
-      <w:commentRangeStart w:id="17"/>
-      <w:r>
-        <w:t xml:space="preserve">When a contract describes wholesale trade as a business activity, warehouse and trucking operations at the </w:t>
-      </w:r>
-      <w:r>
-        <w:t xml:space="preserve">same worksite support the wholesale function. (Similar to how mechanics at the road department support road construction.) </w:t>
-      </w:r>
-    </w:p>
-    <w:p>
-      <w:pPr>
-        <w:pStyle w:val="ListParagraph"/>
-        <w:numPr>
-          <w:ilvl w:val="0"/>
-          <w:numId w:val="40"/>
-        </w:numPr>
-      </w:pPr>
-      <w:r>
-        <w:rPr>
-          <w:b/>
-          <w:bCs/>
-        </w:rPr>
-        <w:t>Warehouse (493):</w:t>
-      </w:r>
-      <w:r>
-        <w:t xml:space="preserve"> the primary business activity is </w:t>
-      </w:r>
-      <w:r>
-        <w:rPr>
-          <w:i/>
-          <w:iCs/>
-        </w:rPr>
-        <w:t>storage and handling services</w:t>
-      </w:r>
-      <w:r>
-        <w:t>.</w:t>
-      </w:r>
-    </w:p>
-    <w:p>
-      <w:pPr>
-        <w:pStyle w:val="ListParagraph"/>
-        <w:numPr>
-          <w:ilvl w:val="1"/>
-          <w:numId w:val="40"/>
-        </w:numPr>
-      </w:pPr>
-      <w:r>
-        <w:t>Illustrative examples: contract with third-party logistics company, public warehouse, cold storage facility, etc.</w:t>
-      </w:r>
-    </w:p>
-    <w:p>
-      <w:pPr>
-        <w:pStyle w:val="ListParagraph"/>
-        <w:numPr>
-          <w:ilvl w:val="1"/>
-          <w:numId w:val="40"/>
-        </w:numPr>
-      </w:pPr>
-      <w:r>
-        <w:t xml:space="preserve">When a contract describes warehousing as a business activity </w:t>
-      </w:r>
-      <w:r>
-        <w:rPr>
-          <w:i/>
-          <w:iCs/>
-        </w:rPr>
-        <w:t>and does not describe a wholesale/manufacturing operation that the warehouse directly supports</w:t>
-      </w:r>
-      <w:r>
-        <w:t>, warehousing gets its own code.</w:t>
-      </w:r>
-      <w:commentRangeEnd w:id="16"/>
-      <w:r>
-        <w:rPr>
-          <w:rStyle w:val="CommentReference"/>
-          <w:sz w:val="24"/>
-          <w:szCs w:val="24"/>
-        </w:rPr>
-        <w:commentReference w:id="16"/>
-      </w:r>
-      <w:commentRangeEnd w:id="17"/>
-      <w:r>
-        <w:rPr>
-          <w:rStyle w:val="CommentReference"/>
-          <w:sz w:val="24"/>
-          <w:szCs w:val="24"/>
-        </w:rPr>
-        <w:commentReference w:id="17"/>
-      </w:r>
-    </w:p>
-    <w:p>
-      <w:pPr>
-        <w:pStyle w:val="ListParagraph"/>
-        <w:numPr>
-          <w:ilvl w:val="0"/>
-          <w:numId w:val="40"/>
-        </w:numPr>
-      </w:pPr>
-      <w:r>
-        <w:rPr>
-          <w:b/>
-          <w:bCs/>
-        </w:rPr>
-        <w:t>Freight trucking (484):</w:t>
-      </w:r>
-      <w:r>
-        <w:t xml:space="preserve"> the primary business activity is </w:t>
-      </w:r>
-      <w:r>
-        <w:rPr>
-          <w:i/>
-          <w:iCs/>
-        </w:rPr>
-        <w:t>transporting goods over the road</w:t>
-      </w:r>
-      <w:r>
-        <w:rPr>
-          <w:i/>
-          <w:iCs/>
-        </w:rPr>
-        <w:t>.</w:t>
-      </w:r>
-    </w:p>
-    <w:p>
-      <w:pPr>
-        <w:pStyle w:val="ListParagraph"/>
-        <w:numPr>
-          <w:ilvl w:val="1"/>
-          <w:numId w:val="40"/>
-        </w:numPr>
-        <w:rPr>
-          <w:b/>
-          <w:bCs/>
-        </w:rPr>
-      </w:pPr>
-      <w:r>
-        <w:t xml:space="preserve">Illustrative examples: </w:t>
-      </w:r>
-      <w:r>
-        <w:t xml:space="preserve">construction trucking, contracts covering trucking for the purpose of transport, not the purpose of sales </w:t>
-      </w:r>
-    </w:p>
-    <w:p>
-      <w:r>
-        <w:rPr>
-          <w:b/>
-          <w:bCs/>
-        </w:rPr>
-        <w:t>Key question:</w:t>
-      </w:r>
-      <w:r>
-        <w:t xml:space="preserve"> does the warehouse/trucking operation at this contract clearly support a distinct business activity? If yes, the warehouse/trucking is a support function (Section 2.3) and does not generate additional codes. If no, the warehouse/trucking is a business activity, and does generate its own codes.</w:t>
-      </w:r>
-    </w:p>
-    <w:p>
-      <w:pPr>
-        <w:pStyle w:val="Heading3"/>
-      </w:pPr>
-      <w:r>
-        <w:t>2.</w:t>
-      </w:r>
-      <w:r>
-        <w:t>8</w:t>
-      </w:r>
-      <w:r>
-        <w:t xml:space="preserve"> How to Know When You’re Done</w:t>
-      </w:r>
-    </w:p>
-    <w:p>
-      <w:pPr>
-        <w:pStyle w:val="ListParagraph"/>
-        <w:numPr>
-          <w:ilvl w:val="0"/>
-          <w:numId w:val="14"/>
-        </w:numPr>
-      </w:pPr>
-      <w:r>
-        <w:t>Ask: “Have I identified every distinct top-level industry/service that workers under this contract support?”</w:t>
-      </w:r>
-    </w:p>
-    <w:p>
-      <w:pPr>
-        <w:pStyle w:val="ListParagraph"/>
-        <w:numPr>
-          <w:ilvl w:val="0"/>
-          <w:numId w:val="14"/>
-        </w:numPr>
-      </w:pPr>
-      <w:r>
-        <w:t>Check the contract text: are there obvious industries/services mentioned that you haven’t captured?</w:t>
-      </w:r>
-    </w:p>
-    <w:p>
-      <w:pPr>
-        <w:pStyle w:val="ListParagraph"/>
-        <w:numPr>
-          <w:ilvl w:val="0"/>
-          <w:numId w:val="14"/>
-        </w:numPr>
-      </w:pPr>
-      <w:r>
-        <w:t>Don’t squeeze additional codes out of ambiguous support roles. Distinct services should be clear and obvious from the contract text.</w:t>
-      </w:r>
-    </w:p>
-    <w:p>
-      <w:pPr>
-        <w:pStyle w:val="ListParagraph"/>
-        <w:numPr>
-          <w:ilvl w:val="0"/>
-          <w:numId w:val="14"/>
-        </w:numPr>
-      </w:pPr>
-      <w:r>
-        <w:t>If you’re debating whether a role indicates a new service, it probably doesn’t.</w:t>
-      </w:r>
-    </w:p>
     <w:p>
       <w:pPr>
         <w:pStyle w:val="Heading2"/>
@@ -3763,12 +4532,6 @@
         </w:rPr>
       </w:pPr>
       <w:r>
-        <w:lastRenderedPageBreak/>
-        <w:t xml:space="preserve"> </w:t>
-      </w:r>
-      <w:bookmarkStart w:id="18" w:name="ClassificationProcedure"/>
-      <w:bookmarkEnd w:id="18"/>
-      <w:r>
         <w:rPr>
           <w:b/>
           <w:bCs/>
@@ -3805,7 +4568,7 @@
         <w:pStyle w:val="ListParagraph"/>
         <w:numPr>
           <w:ilvl w:val="0"/>
-          <w:numId w:val="7"/>
+          <w:numId w:val="9"/>
         </w:numPr>
       </w:pPr>
       <w:r>
@@ -3824,7 +4587,7 @@
         <w:pStyle w:val="ListParagraph"/>
         <w:numPr>
           <w:ilvl w:val="0"/>
-          <w:numId w:val="7"/>
+          <w:numId w:val="9"/>
         </w:numPr>
       </w:pPr>
       <w:r>
@@ -3840,7 +4603,7 @@
         <w:pStyle w:val="ListParagraph"/>
         <w:numPr>
           <w:ilvl w:val="1"/>
-          <w:numId w:val="7"/>
+          <w:numId w:val="9"/>
         </w:numPr>
       </w:pPr>
       <w:r>
@@ -3852,7 +4615,7 @@
         <w:pStyle w:val="ListParagraph"/>
         <w:numPr>
           <w:ilvl w:val="1"/>
-          <w:numId w:val="7"/>
+          <w:numId w:val="9"/>
         </w:numPr>
       </w:pPr>
       <w:r>
@@ -3864,7 +4627,7 @@
         <w:pStyle w:val="ListParagraph"/>
         <w:numPr>
           <w:ilvl w:val="0"/>
-          <w:numId w:val="7"/>
+          <w:numId w:val="9"/>
         </w:numPr>
       </w:pPr>
       <w:r>
@@ -3883,7 +4646,7 @@
         <w:pStyle w:val="ListParagraph"/>
         <w:numPr>
           <w:ilvl w:val="1"/>
-          <w:numId w:val="7"/>
+          <w:numId w:val="9"/>
         </w:numPr>
       </w:pPr>
       <w:r>
@@ -3898,7 +4661,7 @@
         <w:pStyle w:val="ListParagraph"/>
         <w:numPr>
           <w:ilvl w:val="1"/>
-          <w:numId w:val="7"/>
+          <w:numId w:val="9"/>
         </w:numPr>
       </w:pPr>
       <w:r>
@@ -3910,7 +4673,7 @@
         <w:pStyle w:val="ListParagraph"/>
         <w:numPr>
           <w:ilvl w:val="0"/>
-          <w:numId w:val="7"/>
+          <w:numId w:val="9"/>
         </w:numPr>
       </w:pPr>
       <w:r>
@@ -3929,7 +4692,7 @@
         <w:pStyle w:val="ListParagraph"/>
         <w:numPr>
           <w:ilvl w:val="0"/>
-          <w:numId w:val="7"/>
+          <w:numId w:val="9"/>
         </w:numPr>
       </w:pPr>
       <w:r>
@@ -3964,6 +4727,7 @@
       <w:bookmarkStart w:id="20" w:name="PilotProcedure"/>
       <w:bookmarkEnd w:id="20"/>
       <w:r>
+        <w:lastRenderedPageBreak/>
         <w:t>3.2 Pilot Procedures</w:t>
       </w:r>
     </w:p>
@@ -4036,7 +4800,7 @@
         <w:pStyle w:val="ListParagraph"/>
         <w:numPr>
           <w:ilvl w:val="0"/>
-          <w:numId w:val="18"/>
+          <w:numId w:val="28"/>
         </w:numPr>
       </w:pPr>
       <w:r>
@@ -4048,7 +4812,7 @@
         <w:pStyle w:val="ListParagraph"/>
         <w:numPr>
           <w:ilvl w:val="0"/>
-          <w:numId w:val="18"/>
+          <w:numId w:val="28"/>
         </w:numPr>
       </w:pPr>
       <w:r>
@@ -4060,11 +4824,73 @@
         <w:pStyle w:val="ListParagraph"/>
         <w:numPr>
           <w:ilvl w:val="0"/>
-          <w:numId w:val="18"/>
+          <w:numId w:val="28"/>
         </w:numPr>
       </w:pPr>
       <w:r>
         <w:t xml:space="preserve">If a service isn’t in the handbook, check official NAICS definitions at </w:t>
+      </w:r>
+      <w:hyperlink r:id="rId14" w:history="1">
+        <w:r>
+          <w:rPr>
+            <w:rStyle w:val="Hyperlink"/>
+          </w:rPr>
+          <w:t>https://www.census.gov/naics/</w:t>
+        </w:r>
+      </w:hyperlink>
+    </w:p>
+    <w:p>
+      <w:pPr>
+        <w:pStyle w:val="ListParagraph"/>
+        <w:numPr>
+          <w:ilvl w:val="0"/>
+          <w:numId w:val="28"/>
+        </w:numPr>
+      </w:pPr>
+      <w:r>
+        <w:t>Always assign Trade = PSD001 for non-federal public employers (excluding schools and public transit agreements)</w:t>
+      </w:r>
+      <w:r>
+        <w:t>.</w:t>
+      </w:r>
+    </w:p>
+    <w:p>
+      <w:pPr>
+        <w:pStyle w:val="Heading3"/>
+      </w:pPr>
+      <w:bookmarkStart w:id="22" w:name="PrivateSector"/>
+      <w:bookmarkEnd w:id="22"/>
+      <w:r>
+        <w:t>3.4 Private Sector Classification</w:t>
+      </w:r>
+    </w:p>
+    <w:p>
+      <w:r>
+        <w:t xml:space="preserve">Private sector contracts follow the same top-down classification principles as public sector contracts. </w:t>
+      </w:r>
+    </w:p>
+    <w:p>
+      <w:pPr>
+        <w:pStyle w:val="ListParagraph"/>
+        <w:numPr>
+          <w:ilvl w:val="0"/>
+          <w:numId w:val="11"/>
+        </w:numPr>
+      </w:pPr>
+      <w:r>
+        <w:t>Identify each distinct industry covered by workers under the contract.</w:t>
+      </w:r>
+    </w:p>
+    <w:p>
+      <w:pPr>
+        <w:pStyle w:val="ListParagraph"/>
+        <w:numPr>
+          <w:ilvl w:val="0"/>
+          <w:numId w:val="11"/>
+        </w:numPr>
+      </w:pPr>
+      <w:r>
+        <w:t xml:space="preserve">Use official NAICS definitions at </w:t>
       </w:r>
       <w:hyperlink r:id="rId15" w:history="1">
         <w:r>
@@ -4074,69 +4900,6 @@
           <w:t>https://www.census.gov/naics/</w:t>
         </w:r>
       </w:hyperlink>
-    </w:p>
-    <w:p>
-      <w:pPr>
-        <w:pStyle w:val="ListParagraph"/>
-        <w:numPr>
-          <w:ilvl w:val="0"/>
-          <w:numId w:val="18"/>
-        </w:numPr>
-      </w:pPr>
-      <w:r>
-        <w:t>Always assign Trade = PSD001 for non-federal public employers (excluding schools and public transit agreements)</w:t>
-      </w:r>
-      <w:r>
-        <w:t>.</w:t>
-      </w:r>
-    </w:p>
-    <w:p>
-      <w:pPr>
-        <w:pStyle w:val="Heading3"/>
-      </w:pPr>
-      <w:bookmarkStart w:id="22" w:name="PrivateSector"/>
-      <w:bookmarkEnd w:id="22"/>
-      <w:r>
-        <w:lastRenderedPageBreak/>
-        <w:t>3.4 Private Sector Classification</w:t>
-      </w:r>
-    </w:p>
-    <w:p>
-      <w:r>
-        <w:t xml:space="preserve">Private sector contracts follow the same top-down classification principles as public sector contracts. </w:t>
-      </w:r>
-    </w:p>
-    <w:p>
-      <w:pPr>
-        <w:pStyle w:val="ListParagraph"/>
-        <w:numPr>
-          <w:ilvl w:val="0"/>
-          <w:numId w:val="8"/>
-        </w:numPr>
-      </w:pPr>
-      <w:r>
-        <w:t>Identify each distinct industry covered by workers under the contract.</w:t>
-      </w:r>
-    </w:p>
-    <w:p>
-      <w:pPr>
-        <w:pStyle w:val="ListParagraph"/>
-        <w:numPr>
-          <w:ilvl w:val="0"/>
-          <w:numId w:val="8"/>
-        </w:numPr>
-      </w:pPr>
-      <w:r>
-        <w:t xml:space="preserve">Use official NAICS definitions at </w:t>
-      </w:r>
-      <w:hyperlink r:id="rId16" w:history="1">
-        <w:r>
-          <w:rPr>
-            <w:rStyle w:val="Hyperlink"/>
-          </w:rPr>
-          <w:t>https://www.census.gov/naics/</w:t>
-        </w:r>
-      </w:hyperlink>
       <w:r>
         <w:t xml:space="preserve"> to find codes.</w:t>
       </w:r>
@@ -4193,7 +4956,13 @@
         <w:t xml:space="preserve">General support roles (like mechanics, custodians, and administrative support employees) do not map </w:t>
       </w:r>
       <w:r>
-        <w:t xml:space="preserve">neatly to NAICS industries. The top-down approach described in Section 2 largely preempts this limitation. </w:t>
+        <w:t>neatly to NAICS industries</w:t>
+      </w:r>
+      <w:r>
+        <w:t xml:space="preserve"> and are difficult to code consistently</w:t>
+      </w:r>
+      <w:r>
+        <w:t xml:space="preserve">. The top-down approach described in Section 2 largely preempts this limitation. </w:t>
       </w:r>
     </w:p>
     <w:p>
@@ -4201,11 +4970,18 @@
         <w:t xml:space="preserve">DRS should </w:t>
       </w:r>
       <w:r>
-        <w:t>identify distinct services, not to classify individual workers. General support employees that do not clearly point to an additional service do not generate additional codes.</w:t>
-      </w:r>
-    </w:p>
-    <w:p>
-      <w:r>
+        <w:t xml:space="preserve">identify distinct services, not classify individual workers. General support employees that do not clearly </w:t>
+      </w:r>
+      <w:r>
+        <w:t>suggest the presence of a distinct industry</w:t>
+      </w:r>
+      <w:r>
+        <w:t xml:space="preserve"> do not generate additional codes.</w:t>
+      </w:r>
+    </w:p>
+    <w:p>
+      <w:r>
+        <w:lastRenderedPageBreak/>
         <w:t>If you find yourself debating which industry/service a mechanic, custodian, or clerk “belongs to,” step back and ask the guiding question: “Does this role indicate a distinct industry/service that isn’t already captured?” In most cases, the answer is no.</w:t>
       </w:r>
     </w:p>
@@ -4213,16 +4989,32 @@
       <w:pPr>
         <w:pStyle w:val="Heading3"/>
       </w:pPr>
-      <w:bookmarkStart w:id="25" w:name="WhenInDoubt"/>
-      <w:bookmarkEnd w:id="25"/>
-      <w:r>
-        <w:t xml:space="preserve">4.2 When </w:t>
-      </w:r>
-      <w:r>
-        <w:t>in</w:t>
-      </w:r>
-      <w:r>
-        <w:t xml:space="preserve"> Doubt</w:t>
+      <w:r>
+        <w:t>4.2 Public Administration Codes</w:t>
+      </w:r>
+    </w:p>
+    <w:p>
+      <w:r>
+        <w:t>Public Administration (92xxxx) codes are reserved for services that have no private-sector operational equivalent. For example, police/fire protection, courts, policymaking, and similar functions that are unique to government are the only industries that should use 92xxxx codes.</w:t>
+      </w:r>
+    </w:p>
+    <w:p>
+      <w:r>
+        <w:t>Most Public Administration codes are excluded from the Public Sector NAICS Handbook because they describe policy and oversight functions, not the hands-on service delivery that typically characterizes the contracts in our database.</w:t>
+      </w:r>
+    </w:p>
+    <w:p>
+      <w:r>
+        <w:t>If you encounter a contract where a Public Administration code seems most appropriate but is excluded from the handbook, please flag it for discussion with Will.</w:t>
+      </w:r>
+    </w:p>
+    <w:p>
+      <w:r>
+        <w:rPr>
+          <w:i/>
+          <w:iCs/>
+        </w:rPr>
+        <w:t>Administration (Sector 92)</w:t>
       </w:r>
     </w:p>
     <w:p>
@@ -4234,19 +5026,7 @@
         </w:numPr>
       </w:pPr>
       <w:r>
-        <w:t>Ask: “Does this clearly indicate a distinct top-level industry/service I haven’t already captured?”</w:t>
-      </w:r>
-    </w:p>
-    <w:p>
-      <w:pPr>
-        <w:pStyle w:val="ListParagraph"/>
-        <w:numPr>
-          <w:ilvl w:val="1"/>
-          <w:numId w:val="10"/>
-        </w:numPr>
-      </w:pPr>
-      <w:r>
-        <w:t>If the answer isn’t obvious, the existing codes likely cover it.</w:t>
+        <w:t>Policy development and oversight</w:t>
       </w:r>
     </w:p>
     <w:p>
@@ -4258,7 +5038,7 @@
         </w:numPr>
       </w:pPr>
       <w:r>
-        <w:t>When the contract text is unclear about which services are covered, classify based on what is clearly stated. Don’t speculate.</w:t>
+        <w:t>Program administration across the entire department</w:t>
       </w:r>
     </w:p>
     <w:p>
@@ -4270,7 +5050,108 @@
         </w:numPr>
       </w:pPr>
       <w:r>
-        <w:t>Flag genuinely ambiguous cases for team discussion. Email Will:</w:t>
+        <w:t>Executive leadership and direction-setting</w:t>
+      </w:r>
+    </w:p>
+    <w:p>
+      <w:pPr>
+        <w:rPr>
+          <w:i/>
+          <w:iCs/>
+        </w:rPr>
+      </w:pPr>
+      <w:r>
+        <w:rPr>
+          <w:i/>
+          <w:iCs/>
+        </w:rPr>
+        <w:t>Operations (industry-specific codes)</w:t>
+      </w:r>
+    </w:p>
+    <w:p>
+      <w:pPr>
+        <w:pStyle w:val="ListParagraph"/>
+        <w:numPr>
+          <w:ilvl w:val="0"/>
+          <w:numId w:val="1"/>
+        </w:numPr>
+      </w:pPr>
+      <w:r>
+        <w:t>Delivering/making/operating public services</w:t>
+      </w:r>
+    </w:p>
+    <w:p>
+      <w:pPr>
+        <w:pStyle w:val="ListParagraph"/>
+        <w:numPr>
+          <w:ilvl w:val="0"/>
+          <w:numId w:val="1"/>
+        </w:numPr>
+      </w:pPr>
+      <w:r>
+        <w:t>Operating and maintaining infrastructure</w:t>
+      </w:r>
+    </w:p>
+    <w:p>
+      <w:pPr>
+        <w:pStyle w:val="ListParagraph"/>
+        <w:numPr>
+          <w:ilvl w:val="0"/>
+          <w:numId w:val="1"/>
+        </w:numPr>
+      </w:pPr>
+      <w:r>
+        <w:t>Performing hands-on work</w:t>
+      </w:r>
+    </w:p>
+    <w:p>
+      <w:pPr>
+        <w:pStyle w:val="ListParagraph"/>
+        <w:numPr>
+          <w:ilvl w:val="0"/>
+          <w:numId w:val="1"/>
+        </w:numPr>
+      </w:pPr>
+      <w:r>
+        <w:rPr>
+          <w:b/>
+          <w:bCs/>
+        </w:rPr>
+        <w:t>Same codes as private sector companies doing identical work</w:t>
+      </w:r>
+    </w:p>
+    <w:p>
+      <w:pPr>
+        <w:pStyle w:val="Heading3"/>
+      </w:pPr>
+      <w:bookmarkStart w:id="25" w:name="WhenInDoubt"/>
+      <w:bookmarkEnd w:id="25"/>
+      <w:r>
+        <w:t>4.</w:t>
+      </w:r>
+      <w:r>
+        <w:t>3</w:t>
+      </w:r>
+      <w:r>
+        <w:t xml:space="preserve"> When </w:t>
+      </w:r>
+      <w:r>
+        <w:t>in</w:t>
+      </w:r>
+      <w:r>
+        <w:t xml:space="preserve"> Doubt</w:t>
+      </w:r>
+    </w:p>
+    <w:p>
+      <w:pPr>
+        <w:pStyle w:val="ListParagraph"/>
+        <w:numPr>
+          <w:ilvl w:val="0"/>
+          <w:numId w:val="13"/>
+        </w:numPr>
+      </w:pPr>
+      <w:r>
+        <w:t>Ask: “Does this clearly indicate a distinct top-level industry/service I haven’t already captured?”</w:t>
       </w:r>
     </w:p>
     <w:p>
@@ -4278,11 +5159,35 @@
         <w:pStyle w:val="ListParagraph"/>
         <w:numPr>
           <w:ilvl w:val="1"/>
-          <w:numId w:val="10"/>
+          <w:numId w:val="13"/>
         </w:numPr>
       </w:pPr>
       <w:r>
-        <w:t>A brief description of why the case is ambiguous</w:t>
+        <w:t>If the answer isn’t obvious, the existing codes likely cover it.</w:t>
+      </w:r>
+    </w:p>
+    <w:p>
+      <w:pPr>
+        <w:pStyle w:val="ListParagraph"/>
+        <w:numPr>
+          <w:ilvl w:val="0"/>
+          <w:numId w:val="13"/>
+        </w:numPr>
+      </w:pPr>
+      <w:r>
+        <w:t>When the contract text is unclear about which services are covered, classify based on what is clearly stated. Don’t speculate.</w:t>
+      </w:r>
+    </w:p>
+    <w:p>
+      <w:pPr>
+        <w:pStyle w:val="ListParagraph"/>
+        <w:numPr>
+          <w:ilvl w:val="0"/>
+          <w:numId w:val="13"/>
+        </w:numPr>
+      </w:pPr>
+      <w:r>
+        <w:t>Flag genuinely ambiguous cases for team discussion. Email Will:</w:t>
       </w:r>
     </w:p>
     <w:p>
@@ -4290,10 +5195,22 @@
         <w:pStyle w:val="ListParagraph"/>
         <w:numPr>
           <w:ilvl w:val="1"/>
-          <w:numId w:val="10"/>
+          <w:numId w:val="13"/>
         </w:numPr>
       </w:pPr>
       <w:r>
+        <w:t>A brief description of why the case is ambiguous</w:t>
+      </w:r>
+    </w:p>
+    <w:p>
+      <w:pPr>
+        <w:pStyle w:val="ListParagraph"/>
+        <w:numPr>
+          <w:ilvl w:val="1"/>
+          <w:numId w:val="13"/>
+        </w:numPr>
+      </w:pPr>
+      <w:r>
         <w:t>Details to help Will investigate the record (</w:t>
       </w:r>
       <w:r>
@@ -4303,8 +5220,6 @@
         <w:t>number, contract ID, etc.)</w:t>
       </w:r>
     </w:p>
-    <w:p/>
-    <w:p/>
     <w:sectPr>
       <w:pgSz w:w="12240" w:h="15840"/>
       <w:pgMar w:top="1440" w:right="1440" w:bottom="1440" w:left="1440" w:header="720" w:footer="720" w:gutter="0"/>
@@ -4349,7 +5264,7 @@
       </w:r>
     </w:p>
   </w:comment>
-  <w:comment w:id="10" w:author="William Mayer" w:date="2026-02-26T12:16:00Z" w:initials="WM">
+  <w:comment w:id="10" w:author="Emma Damazo" w:date="2026-03-02T14:26:00Z" w:initials="ED">
     <w:p>
       <w:pPr>
         <w:pStyle w:val="CommentText"/>
@@ -4361,11 +5276,11 @@
         <w:annotationRef/>
       </w:r>
       <w:r>
-        <w:t>I folded all of our discussion into this longer section, I don’t know how worthwhile it is to try to define “distinct industry” if we go into enough detail here to describe exactly what it is we want staff to do</w:t>
+        <w:t>reword - outside research is good but don't spend an enormous amount of time if something can't be figured out. use 2.4b strategy if there's uncertainty</w:t>
       </w:r>
     </w:p>
   </w:comment>
-  <w:comment w:id="13" w:author="William Mayer" w:date="2026-02-19T12:46:00Z" w:initials="WM">
+  <w:comment w:id="14" w:author="William Mayer" w:date="2026-03-02T10:10:00Z" w:initials="WM">
     <w:p>
       <w:pPr>
         <w:pStyle w:val="CommentText"/>
@@ -4377,11 +5292,11 @@
         <w:annotationRef/>
       </w:r>
       <w:r>
-        <w:t>Working here</w:t>
+        <w:t>This is the piece that’s the stickiest to me right now it feels defensible but could be confusing</w:t>
       </w:r>
     </w:p>
   </w:comment>
-  <w:comment w:id="16" w:author="William Mayer" w:date="2026-03-02T10:10:00Z" w:initials="WM">
+  <w:comment w:id="15" w:author="William Mayer" w:date="2026-03-02T10:12:00Z" w:initials="WM">
     <w:p>
       <w:pPr>
         <w:pStyle w:val="CommentText"/>
@@ -4393,11 +5308,11 @@
         <w:annotationRef/>
       </w:r>
       <w:r>
-        <w:t>This is the piece that’s the stickiest to me right now it feels defensible but could be confusing</w:t>
+        <w:t>Essentially, a contract covering warehousing and trucking at an Albertson’s DC (delivering to retail stores) feels like a different business activity than a Sysco DC where the business described by the contract includes wholesale trade. If you ask “what are the primary business activities supported by the contract” the answer is warehouse and driving for Albertsons because those activities aren’t wrapped up in a clearly distinct operation (wholesaling)</w:t>
       </w:r>
     </w:p>
   </w:comment>
-  <w:comment w:id="17" w:author="William Mayer" w:date="2026-03-02T10:12:00Z" w:initials="WM">
+  <w:comment w:id="16" w:author="Emma Damazo" w:date="2026-03-02T14:32:00Z" w:initials="ED">
     <w:p>
       <w:pPr>
         <w:pStyle w:val="CommentText"/>
@@ -4409,7 +5324,7 @@
         <w:annotationRef/>
       </w:r>
       <w:r>
-        <w:t>Essentially, a contract covering warehousing and trucking at an Albertson’s DC (delivering to retail stores) feels like a different business activity than a Sysco DC where the business described by the contract includes wholesale trade. If you ask “what are the primary business activities supported by the contract” the answer is warehouse and driving for Albertsons because those activities aren’t wrapped up in a clearly distinct operation (wholesaling)</w:t>
+        <w:t>thing about same physical location</w:t>
       </w:r>
     </w:p>
   </w:comment>
@@ -4419,11 +5334,11 @@
 <file path=word/commentsExtended.xml><?xml version="1.0" encoding="utf-8"?>
 <w15:commentsEx xmlns:wpc="http://schemas.microsoft.com/office/word/2010/wordprocessingCanvas" xmlns:cx="http://schemas.microsoft.com/office/drawing/2014/chartex" xmlns:cx1="http://schemas.microsoft.com/office/drawing/2015/9/8/chartex" xmlns:cx2="http://schemas.microsoft.com/office/drawing/2015/10/21/chartex" xmlns:cx3="http://schemas.microsoft.com/office/drawing/2016/5/9/chartex" xmlns:cx4="http://schemas.microsoft.com/office/drawing/2016/5/10/chartex" xmlns:cx5="http://schemas.microsoft.com/office/drawing/2016/5/11/chartex" xmlns:cx6="http://schemas.microsoft.com/office/drawing/2016/5/12/chartex" xmlns:cx7="http://schemas.microsoft.com/office/drawing/2016/5/13/chartex" xmlns:cx8="http://schemas.microsoft.com/office/drawing/2016/5/14/chartex" xmlns:mc="http://schemas.openxmlformats.org/markup-compatibility/2006" xmlns:aink="http://schemas.microsoft.com/office/drawing/2016/ink" xmlns:am3d="http://schemas.microsoft.com/office/drawing/2017/model3d" xmlns:o="urn:schemas-microsoft-com:office:office" xmlns:oel="http://schemas.microsoft.com/office/2019/extlst" xmlns:r="http://schemas.openxmlformats.org/officeDocument/2006/relationships" xmlns:m="http://schemas.openxmlformats.org/officeDocument/2006/math" xmlns:v="urn:schemas-microsoft-com:vml" xmlns:wp14="http://schemas.microsoft.com/office/word/2010/wordprocessingDrawing" xmlns:wp="http://schemas.openxmlformats.org/drawingml/2006/wordprocessingDrawing" xmlns:w10="urn:schemas-microsoft-com:office:word" xmlns:w="http://schemas.openxmlformats.org/wordprocessingml/2006/main" xmlns:w14="http://schemas.microsoft.com/office/word/2010/wordml" xmlns:w15="http://schemas.microsoft.com/office/word/2012/wordml" xmlns:w16cex="http://schemas.microsoft.com/office/word/2018/wordml/cex" xmlns:w16cid="http://schemas.microsoft.com/office/word/2016/wordml/cid" xmlns:w16="http://schemas.microsoft.com/office/word/2018/wordml" xmlns:w16du="http://schemas.microsoft.com/office/word/2023/wordml/word16du" xmlns:w16sdtdh="http://schemas.microsoft.com/office/word/2020/wordml/sdtdatahash" xmlns:w16sdtfl="http://schemas.microsoft.com/office/word/2024/wordml/sdtformatlock" xmlns:w16se="http://schemas.microsoft.com/office/word/2015/wordml/symex" xmlns:wpg="http://schemas.microsoft.com/office/word/2010/wordprocessingGroup" xmlns:wpi="http://schemas.microsoft.com/office/word/2010/wordprocessingInk" xmlns:wne="http://schemas.microsoft.com/office/word/2006/wordml" xmlns:wps="http://schemas.microsoft.com/office/word/2010/wordprocessingShape" mc:Ignorable="w14 w15 w16se w16cid w16 w16cex w16sdtdh w16sdtfl w16du wp14">
   <w15:commentEx w15:paraId="319F7E76" w15:done="1"/>
-  <w15:commentEx w15:paraId="54D240DC" w15:done="0"/>
-  <w15:commentEx w15:paraId="62626488" w15:done="0"/>
-  <w15:commentEx w15:paraId="209DB0C5" w15:done="1"/>
-  <w15:commentEx w15:paraId="61F72B79" w15:done="0"/>
-  <w15:commentEx w15:paraId="584E44FE" w15:paraIdParent="61F72B79" w15:done="0"/>
+  <w15:commentEx w15:paraId="54D240DC" w15:done="1"/>
+  <w15:commentEx w15:paraId="7681D3EB" w15:done="1"/>
+  <w15:commentEx w15:paraId="61F72B79" w15:done="1"/>
+  <w15:commentEx w15:paraId="584E44FE" w15:paraIdParent="61F72B79" w15:done="1"/>
+  <w15:commentEx w15:paraId="647B74D3" w15:paraIdParent="61F72B79" w15:done="1"/>
 </w15:commentsEx>
 </file>
 
@@ -4431,10 +5346,10 @@
 <w16cex:commentsExtensible xmlns:wpc="http://schemas.microsoft.com/office/word/2010/wordprocessingCanvas" xmlns:cx="http://schemas.microsoft.com/office/drawing/2014/chartex" xmlns:cx1="http://schemas.microsoft.com/office/drawing/2015/9/8/chartex" xmlns:cx2="http://schemas.microsoft.com/office/drawing/2015/10/21/chartex" xmlns:cx3="http://schemas.microsoft.com/office/drawing/2016/5/9/chartex" xmlns:cx4="http://schemas.microsoft.com/office/drawing/2016/5/10/chartex" xmlns:cx5="http://schemas.microsoft.com/office/drawing/2016/5/11/chartex" xmlns:cx6="http://schemas.microsoft.com/office/drawing/2016/5/12/chartex" xmlns:cx7="http://schemas.microsoft.com/office/drawing/2016/5/13/chartex" xmlns:cx8="http://schemas.microsoft.com/office/drawing/2016/5/14/chartex" xmlns:cr="http://schemas.microsoft.com/office/comments/2020/reactions" xmlns:mc="http://schemas.openxmlformats.org/markup-compatibility/2006" xmlns:aink="http://schemas.microsoft.com/office/drawing/2016/ink" xmlns:am3d="http://schemas.microsoft.com/office/drawing/2017/model3d" xmlns:o="urn:schemas-microsoft-com:office:office" xmlns:oel="http://schemas.microsoft.com/office/2019/extlst" xmlns:r="http://schemas.openxmlformats.org/officeDocument/2006/relationships" xmlns:m="http://schemas.openxmlformats.org/officeDocument/2006/math" xmlns:v="urn:schemas-microsoft-com:vml" xmlns:wp14="http://schemas.microsoft.com/office/word/2010/wordprocessingDrawing" xmlns:wp="http://schemas.openxmlformats.org/drawingml/2006/wordprocessingDrawing" xmlns:w10="urn:schemas-microsoft-com:office:word" xmlns:w="http://schemas.openxmlformats.org/wordprocessingml/2006/main" xmlns:w14="http://schemas.microsoft.com/office/word/2010/wordml" xmlns:w15="http://schemas.microsoft.com/office/word/2012/wordml" xmlns:w16cex="http://schemas.microsoft.com/office/word/2018/wordml/cex" xmlns:w16cid="http://schemas.microsoft.com/office/word/2016/wordml/cid" xmlns:w16="http://schemas.microsoft.com/office/word/2018/wordml" xmlns:w16du="http://schemas.microsoft.com/office/word/2023/wordml/word16du" xmlns:w16sdtdh="http://schemas.microsoft.com/office/word/2020/wordml/sdtdatahash" xmlns:w16sdtfl="http://schemas.microsoft.com/office/word/2024/wordml/sdtformatlock" xmlns:w16se="http://schemas.microsoft.com/office/word/2015/wordml/symex" xmlns:wpg="http://schemas.microsoft.com/office/word/2010/wordprocessingGroup" xmlns:wpi="http://schemas.microsoft.com/office/word/2010/wordprocessingInk" xmlns:wne="http://schemas.microsoft.com/office/word/2006/wordml" xmlns:wps="http://schemas.microsoft.com/office/word/2010/wordprocessingShape" mc:Ignorable="w14 w15 w16se w16cid w16 w16cex w16sdtdh w16sdtfl cr w16du wp14">
   <w16cex:commentExtensible w16cex:durableId="21DCF69F" w16cex:dateUtc="2026-02-18T19:00:00Z"/>
   <w16cex:commentExtensible w16cex:durableId="69A0D87B" w16cex:dateUtc="2026-02-17T19:41:00Z"/>
-  <w16cex:commentExtensible w16cex:durableId="41ECE093" w16cex:dateUtc="2026-02-26T17:16:00Z"/>
-  <w16cex:commentExtensible w16cex:durableId="6AFE17CB" w16cex:dateUtc="2026-02-19T17:46:00Z"/>
+  <w16cex:commentExtensible w16cex:durableId="506F4063" w16cex:dateUtc="2026-03-02T19:26:00Z"/>
   <w16cex:commentExtensible w16cex:durableId="0004B5AA" w16cex:dateUtc="2026-03-02T15:10:00Z"/>
   <w16cex:commentExtensible w16cex:durableId="379E41E5" w16cex:dateUtc="2026-03-02T15:12:00Z"/>
+  <w16cex:commentExtensible w16cex:durableId="2FCA0B53" w16cex:dateUtc="2026-03-02T19:32:00Z"/>
 </w16cex:commentsExtensible>
 </file>
 
@@ -4442,10 +5357,10 @@
 <w16cid:commentsIds xmlns:wpc="http://schemas.microsoft.com/office/word/2010/wordprocessingCanvas" xmlns:cx="http://schemas.microsoft.com/office/drawing/2014/chartex" xmlns:cx1="http://schemas.microsoft.com/office/drawing/2015/9/8/chartex" xmlns:cx2="http://schemas.microsoft.com/office/drawing/2015/10/21/chartex" xmlns:cx3="http://schemas.microsoft.com/office/drawing/2016/5/9/chartex" xmlns:cx4="http://schemas.microsoft.com/office/drawing/2016/5/10/chartex" xmlns:cx5="http://schemas.microsoft.com/office/drawing/2016/5/11/chartex" xmlns:cx6="http://schemas.microsoft.com/office/drawing/2016/5/12/chartex" xmlns:cx7="http://schemas.microsoft.com/office/drawing/2016/5/13/chartex" xmlns:cx8="http://schemas.microsoft.com/office/drawing/2016/5/14/chartex" xmlns:mc="http://schemas.openxmlformats.org/markup-compatibility/2006" xmlns:aink="http://schemas.microsoft.com/office/drawing/2016/ink" xmlns:am3d="http://schemas.microsoft.com/office/drawing/2017/model3d" xmlns:o="urn:schemas-microsoft-com:office:office" xmlns:oel="http://schemas.microsoft.com/office/2019/extlst" xmlns:r="http://schemas.openxmlformats.org/officeDocument/2006/relationships" xmlns:m="http://schemas.openxmlformats.org/officeDocument/2006/math" xmlns:v="urn:schemas-microsoft-com:vml" xmlns:wp14="http://schemas.microsoft.com/office/word/2010/wordprocessingDrawing" xmlns:wp="http://schemas.openxmlformats.org/drawingml/2006/wordprocessingDrawing" xmlns:w10="urn:schemas-microsoft-com:office:word" xmlns:w="http://schemas.openxmlformats.org/wordprocessingml/2006/main" xmlns:w14="http://schemas.microsoft.com/office/word/2010/wordml" xmlns:w15="http://schemas.microsoft.com/office/word/2012/wordml" xmlns:w16cex="http://schemas.microsoft.com/office/word/2018/wordml/cex" xmlns:w16cid="http://schemas.microsoft.com/office/word/2016/wordml/cid" xmlns:w16="http://schemas.microsoft.com/office/word/2018/wordml" xmlns:w16du="http://schemas.microsoft.com/office/word/2023/wordml/word16du" xmlns:w16sdtdh="http://schemas.microsoft.com/office/word/2020/wordml/sdtdatahash" xmlns:w16sdtfl="http://schemas.microsoft.com/office/word/2024/wordml/sdtformatlock" xmlns:w16se="http://schemas.microsoft.com/office/word/2015/wordml/symex" xmlns:wpg="http://schemas.microsoft.com/office/word/2010/wordprocessingGroup" xmlns:wpi="http://schemas.microsoft.com/office/word/2010/wordprocessingInk" xmlns:wne="http://schemas.microsoft.com/office/word/2006/wordml" xmlns:wps="http://schemas.microsoft.com/office/word/2010/wordprocessingShape" mc:Ignorable="w14 w15 w16se w16cid w16 w16cex w16sdtdh w16sdtfl w16du wp14">
   <w16cid:commentId w16cid:paraId="319F7E76" w16cid:durableId="21DCF69F"/>
   <w16cid:commentId w16cid:paraId="54D240DC" w16cid:durableId="69A0D87B"/>
-  <w16cid:commentId w16cid:paraId="62626488" w16cid:durableId="41ECE093"/>
-  <w16cid:commentId w16cid:paraId="209DB0C5" w16cid:durableId="6AFE17CB"/>
+  <w16cid:commentId w16cid:paraId="7681D3EB" w16cid:durableId="506F4063"/>
   <w16cid:commentId w16cid:paraId="61F72B79" w16cid:durableId="0004B5AA"/>
   <w16cid:commentId w16cid:paraId="584E44FE" w16cid:durableId="379E41E5"/>
+  <w16cid:commentId w16cid:paraId="647B74D3" w16cid:durableId="2FCA0B53"/>
 </w16cid:commentsIds>
 </file>
 
@@ -4588,6 +5503,119 @@
     </w:lvl>
   </w:abstractNum>
   <w:abstractNum w:abstractNumId="1" w15:restartNumberingAfterBreak="0">
+    <w:nsid w:val="048229AF"/>
+    <w:multiLevelType w:val="hybridMultilevel"/>
+    <w:tmpl w:val="A0DE144A"/>
+    <w:lvl w:ilvl="0" w:tplc="04090001">
+      <w:start w:val="1"/>
+      <w:numFmt w:val="bullet"/>
+      <w:lvlText w:val=""/>
+      <w:lvlJc w:val="left"/>
+      <w:pPr>
+        <w:ind w:left="720" w:hanging="360"/>
+      </w:pPr>
+      <w:rPr>
+        <w:rFonts w:ascii="Symbol" w:hAnsi="Symbol" w:hint="default"/>
+      </w:rPr>
+    </w:lvl>
+    <w:lvl w:ilvl="1" w:tplc="04090003" w:tentative="1">
+      <w:start w:val="1"/>
+      <w:numFmt w:val="bullet"/>
+      <w:lvlText w:val="o"/>
+      <w:lvlJc w:val="left"/>
+      <w:pPr>
+        <w:ind w:left="1440" w:hanging="360"/>
+      </w:pPr>
+      <w:rPr>
+        <w:rFonts w:ascii="Courier New" w:hAnsi="Courier New" w:cs="Courier New" w:hint="default"/>
+      </w:rPr>
+    </w:lvl>
+    <w:lvl w:ilvl="2" w:tplc="04090005" w:tentative="1">
+      <w:start w:val="1"/>
+      <w:numFmt w:val="bullet"/>
+      <w:lvlText w:val=""/>
+      <w:lvlJc w:val="left"/>
+      <w:pPr>
+        <w:ind w:left="2160" w:hanging="360"/>
+      </w:pPr>
+      <w:rPr>
+        <w:rFonts w:ascii="Wingdings" w:hAnsi="Wingdings" w:hint="default"/>
+      </w:rPr>
+    </w:lvl>
+    <w:lvl w:ilvl="3" w:tplc="04090001" w:tentative="1">
+      <w:start w:val="1"/>
+      <w:numFmt w:val="bullet"/>
+      <w:lvlText w:val=""/>
+      <w:lvlJc w:val="left"/>
+      <w:pPr>
+        <w:ind w:left="2880" w:hanging="360"/>
+      </w:pPr>
+      <w:rPr>
+        <w:rFonts w:ascii="Symbol" w:hAnsi="Symbol" w:hint="default"/>
+      </w:rPr>
+    </w:lvl>
+    <w:lvl w:ilvl="4" w:tplc="04090003" w:tentative="1">
+      <w:start w:val="1"/>
+      <w:numFmt w:val="bullet"/>
+      <w:lvlText w:val="o"/>
+      <w:lvlJc w:val="left"/>
+      <w:pPr>
+        <w:ind w:left="3600" w:hanging="360"/>
+      </w:pPr>
+      <w:rPr>
+        <w:rFonts w:ascii="Courier New" w:hAnsi="Courier New" w:cs="Courier New" w:hint="default"/>
+      </w:rPr>
+    </w:lvl>
+    <w:lvl w:ilvl="5" w:tplc="04090005" w:tentative="1">
+      <w:start w:val="1"/>
+      <w:numFmt w:val="bullet"/>
+      <w:lvlText w:val=""/>
+      <w:lvlJc w:val="left"/>
+      <w:pPr>
+        <w:ind w:left="4320" w:hanging="360"/>
+      </w:pPr>
+      <w:rPr>
+        <w:rFonts w:ascii="Wingdings" w:hAnsi="Wingdings" w:hint="default"/>
+      </w:rPr>
+    </w:lvl>
+    <w:lvl w:ilvl="6" w:tplc="04090001" w:tentative="1">
+      <w:start w:val="1"/>
+      <w:numFmt w:val="bullet"/>
+      <w:lvlText w:val=""/>
+      <w:lvlJc w:val="left"/>
+      <w:pPr>
+        <w:ind w:left="5040" w:hanging="360"/>
+      </w:pPr>
+      <w:rPr>
+        <w:rFonts w:ascii="Symbol" w:hAnsi="Symbol" w:hint="default"/>
+      </w:rPr>
+    </w:lvl>
+    <w:lvl w:ilvl="7" w:tplc="04090003" w:tentative="1">
+      <w:start w:val="1"/>
+      <w:numFmt w:val="bullet"/>
+      <w:lvlText w:val="o"/>
+      <w:lvlJc w:val="left"/>
+      <w:pPr>
+        <w:ind w:left="5760" w:hanging="360"/>
+      </w:pPr>
+      <w:rPr>
+        <w:rFonts w:ascii="Courier New" w:hAnsi="Courier New" w:cs="Courier New" w:hint="default"/>
+      </w:rPr>
+    </w:lvl>
+    <w:lvl w:ilvl="8" w:tplc="04090005" w:tentative="1">
+      <w:start w:val="1"/>
+      <w:numFmt w:val="bullet"/>
+      <w:lvlText w:val=""/>
+      <w:lvlJc w:val="left"/>
+      <w:pPr>
+        <w:ind w:left="6480" w:hanging="360"/>
+      </w:pPr>
+      <w:rPr>
+        <w:rFonts w:ascii="Wingdings" w:hAnsi="Wingdings" w:hint="default"/>
+      </w:rPr>
+    </w:lvl>
+  </w:abstractNum>
+  <w:abstractNum w:abstractNumId="2" w15:restartNumberingAfterBreak="0">
     <w:nsid w:val="063B3AA3"/>
     <w:multiLevelType w:val="hybridMultilevel"/>
     <w:tmpl w:val="A99E83F2"/>
@@ -4676,7 +5704,7 @@
       </w:pPr>
     </w:lvl>
   </w:abstractNum>
-  <w:abstractNum w:abstractNumId="2" w15:restartNumberingAfterBreak="0">
+  <w:abstractNum w:abstractNumId="3" w15:restartNumberingAfterBreak="0">
     <w:nsid w:val="0B4D2EA9"/>
     <w:multiLevelType w:val="multilevel"/>
     <w:tmpl w:val="AA1220E4"/>
@@ -4789,7 +5817,7 @@
       </w:rPr>
     </w:lvl>
   </w:abstractNum>
-  <w:abstractNum w:abstractNumId="3" w15:restartNumberingAfterBreak="0">
+  <w:abstractNum w:abstractNumId="4" w15:restartNumberingAfterBreak="0">
     <w:nsid w:val="0BE45CE7"/>
     <w:multiLevelType w:val="hybridMultilevel"/>
     <w:tmpl w:val="0EC289A2"/>
@@ -4878,7 +5906,7 @@
       </w:pPr>
     </w:lvl>
   </w:abstractNum>
-  <w:abstractNum w:abstractNumId="4" w15:restartNumberingAfterBreak="0">
+  <w:abstractNum w:abstractNumId="5" w15:restartNumberingAfterBreak="0">
     <w:nsid w:val="0F3045B9"/>
     <w:multiLevelType w:val="hybridMultilevel"/>
     <w:tmpl w:val="FFC8562C"/>
@@ -4991,7 +6019,7 @@
       </w:rPr>
     </w:lvl>
   </w:abstractNum>
-  <w:abstractNum w:abstractNumId="5" w15:restartNumberingAfterBreak="0">
+  <w:abstractNum w:abstractNumId="6" w15:restartNumberingAfterBreak="0">
     <w:nsid w:val="11AB78A0"/>
     <w:multiLevelType w:val="hybridMultilevel"/>
     <w:tmpl w:val="A4561B24"/>
@@ -5104,7 +6132,7 @@
       </w:rPr>
     </w:lvl>
   </w:abstractNum>
-  <w:abstractNum w:abstractNumId="6" w15:restartNumberingAfterBreak="0">
+  <w:abstractNum w:abstractNumId="7" w15:restartNumberingAfterBreak="0">
     <w:nsid w:val="130E3DBC"/>
     <w:multiLevelType w:val="multilevel"/>
     <w:tmpl w:val="AA1220E4"/>
@@ -5217,7 +6245,7 @@
       </w:rPr>
     </w:lvl>
   </w:abstractNum>
-  <w:abstractNum w:abstractNumId="7" w15:restartNumberingAfterBreak="0">
+  <w:abstractNum w:abstractNumId="8" w15:restartNumberingAfterBreak="0">
     <w:nsid w:val="16882661"/>
     <w:multiLevelType w:val="hybridMultilevel"/>
     <w:tmpl w:val="E1D8B254"/>
@@ -5306,7 +6334,120 @@
       </w:pPr>
     </w:lvl>
   </w:abstractNum>
-  <w:abstractNum w:abstractNumId="8" w15:restartNumberingAfterBreak="0">
+  <w:abstractNum w:abstractNumId="9" w15:restartNumberingAfterBreak="0">
+    <w:nsid w:val="1D0C1C7F"/>
+    <w:multiLevelType w:val="hybridMultilevel"/>
+    <w:tmpl w:val="BF50F906"/>
+    <w:lvl w:ilvl="0" w:tplc="04090001">
+      <w:start w:val="1"/>
+      <w:numFmt w:val="bullet"/>
+      <w:lvlText w:val=""/>
+      <w:lvlJc w:val="left"/>
+      <w:pPr>
+        <w:ind w:left="720" w:hanging="360"/>
+      </w:pPr>
+      <w:rPr>
+        <w:rFonts w:ascii="Symbol" w:hAnsi="Symbol" w:hint="default"/>
+      </w:rPr>
+    </w:lvl>
+    <w:lvl w:ilvl="1" w:tplc="04090003" w:tentative="1">
+      <w:start w:val="1"/>
+      <w:numFmt w:val="bullet"/>
+      <w:lvlText w:val="o"/>
+      <w:lvlJc w:val="left"/>
+      <w:pPr>
+        <w:ind w:left="1440" w:hanging="360"/>
+      </w:pPr>
+      <w:rPr>
+        <w:rFonts w:ascii="Courier New" w:hAnsi="Courier New" w:cs="Courier New" w:hint="default"/>
+      </w:rPr>
+    </w:lvl>
+    <w:lvl w:ilvl="2" w:tplc="04090005" w:tentative="1">
+      <w:start w:val="1"/>
+      <w:numFmt w:val="bullet"/>
+      <w:lvlText w:val=""/>
+      <w:lvlJc w:val="left"/>
+      <w:pPr>
+        <w:ind w:left="2160" w:hanging="360"/>
+      </w:pPr>
+      <w:rPr>
+        <w:rFonts w:ascii="Wingdings" w:hAnsi="Wingdings" w:hint="default"/>
+      </w:rPr>
+    </w:lvl>
+    <w:lvl w:ilvl="3" w:tplc="04090001" w:tentative="1">
+      <w:start w:val="1"/>
+      <w:numFmt w:val="bullet"/>
+      <w:lvlText w:val=""/>
+      <w:lvlJc w:val="left"/>
+      <w:pPr>
+        <w:ind w:left="2880" w:hanging="360"/>
+      </w:pPr>
+      <w:rPr>
+        <w:rFonts w:ascii="Symbol" w:hAnsi="Symbol" w:hint="default"/>
+      </w:rPr>
+    </w:lvl>
+    <w:lvl w:ilvl="4" w:tplc="04090003" w:tentative="1">
+      <w:start w:val="1"/>
+      <w:numFmt w:val="bullet"/>
+      <w:lvlText w:val="o"/>
+      <w:lvlJc w:val="left"/>
+      <w:pPr>
+        <w:ind w:left="3600" w:hanging="360"/>
+      </w:pPr>
+      <w:rPr>
+        <w:rFonts w:ascii="Courier New" w:hAnsi="Courier New" w:cs="Courier New" w:hint="default"/>
+      </w:rPr>
+    </w:lvl>
+    <w:lvl w:ilvl="5" w:tplc="04090005" w:tentative="1">
+      <w:start w:val="1"/>
+      <w:numFmt w:val="bullet"/>
+      <w:lvlText w:val=""/>
+      <w:lvlJc w:val="left"/>
+      <w:pPr>
+        <w:ind w:left="4320" w:hanging="360"/>
+      </w:pPr>
+      <w:rPr>
+        <w:rFonts w:ascii="Wingdings" w:hAnsi="Wingdings" w:hint="default"/>
+      </w:rPr>
+    </w:lvl>
+    <w:lvl w:ilvl="6" w:tplc="04090001" w:tentative="1">
+      <w:start w:val="1"/>
+      <w:numFmt w:val="bullet"/>
+      <w:lvlText w:val=""/>
+      <w:lvlJc w:val="left"/>
+      <w:pPr>
+        <w:ind w:left="5040" w:hanging="360"/>
+      </w:pPr>
+      <w:rPr>
+        <w:rFonts w:ascii="Symbol" w:hAnsi="Symbol" w:hint="default"/>
+      </w:rPr>
+    </w:lvl>
+    <w:lvl w:ilvl="7" w:tplc="04090003" w:tentative="1">
+      <w:start w:val="1"/>
+      <w:numFmt w:val="bullet"/>
+      <w:lvlText w:val="o"/>
+      <w:lvlJc w:val="left"/>
+      <w:pPr>
+        <w:ind w:left="5760" w:hanging="360"/>
+      </w:pPr>
+      <w:rPr>
+        <w:rFonts w:ascii="Courier New" w:hAnsi="Courier New" w:cs="Courier New" w:hint="default"/>
+      </w:rPr>
+    </w:lvl>
+    <w:lvl w:ilvl="8" w:tplc="04090005" w:tentative="1">
+      <w:start w:val="1"/>
+      <w:numFmt w:val="bullet"/>
+      <w:lvlText w:val=""/>
+      <w:lvlJc w:val="left"/>
+      <w:pPr>
+        <w:ind w:left="6480" w:hanging="360"/>
+      </w:pPr>
+      <w:rPr>
+        <w:rFonts w:ascii="Wingdings" w:hAnsi="Wingdings" w:hint="default"/>
+      </w:rPr>
+    </w:lvl>
+  </w:abstractNum>
+  <w:abstractNum w:abstractNumId="10" w15:restartNumberingAfterBreak="0">
     <w:nsid w:val="1FAF39D1"/>
     <w:multiLevelType w:val="hybridMultilevel"/>
     <w:tmpl w:val="86AA8BE6"/>
@@ -5419,7 +6560,7 @@
       </w:rPr>
     </w:lvl>
   </w:abstractNum>
-  <w:abstractNum w:abstractNumId="9" w15:restartNumberingAfterBreak="0">
+  <w:abstractNum w:abstractNumId="11" w15:restartNumberingAfterBreak="0">
     <w:nsid w:val="20633C49"/>
     <w:multiLevelType w:val="hybridMultilevel"/>
     <w:tmpl w:val="1AF8E276"/>
@@ -5532,7 +6673,7 @@
       </w:rPr>
     </w:lvl>
   </w:abstractNum>
-  <w:abstractNum w:abstractNumId="10" w15:restartNumberingAfterBreak="0">
+  <w:abstractNum w:abstractNumId="12" w15:restartNumberingAfterBreak="0">
     <w:nsid w:val="21C9649B"/>
     <w:multiLevelType w:val="hybridMultilevel"/>
     <w:tmpl w:val="6420A610"/>
@@ -5621,7 +6762,7 @@
       </w:pPr>
     </w:lvl>
   </w:abstractNum>
-  <w:abstractNum w:abstractNumId="11" w15:restartNumberingAfterBreak="0">
+  <w:abstractNum w:abstractNumId="13" w15:restartNumberingAfterBreak="0">
     <w:nsid w:val="233842BF"/>
     <w:multiLevelType w:val="hybridMultilevel"/>
     <w:tmpl w:val="BB6CD394"/>
@@ -5734,7 +6875,7 @@
       </w:rPr>
     </w:lvl>
   </w:abstractNum>
-  <w:abstractNum w:abstractNumId="12" w15:restartNumberingAfterBreak="0">
+  <w:abstractNum w:abstractNumId="14" w15:restartNumberingAfterBreak="0">
     <w:nsid w:val="25142C05"/>
     <w:multiLevelType w:val="hybridMultilevel"/>
     <w:tmpl w:val="5A82ACE4"/>
@@ -5823,7 +6964,7 @@
       </w:pPr>
     </w:lvl>
   </w:abstractNum>
-  <w:abstractNum w:abstractNumId="13" w15:restartNumberingAfterBreak="0">
+  <w:abstractNum w:abstractNumId="15" w15:restartNumberingAfterBreak="0">
     <w:nsid w:val="274A06FD"/>
     <w:multiLevelType w:val="hybridMultilevel"/>
     <w:tmpl w:val="79F40648"/>
@@ -5936,7 +7077,120 @@
       </w:rPr>
     </w:lvl>
   </w:abstractNum>
-  <w:abstractNum w:abstractNumId="14" w15:restartNumberingAfterBreak="0">
+  <w:abstractNum w:abstractNumId="16" w15:restartNumberingAfterBreak="0">
+    <w:nsid w:val="2AA65FC1"/>
+    <w:multiLevelType w:val="hybridMultilevel"/>
+    <w:tmpl w:val="588C5FB0"/>
+    <w:lvl w:ilvl="0" w:tplc="04090001">
+      <w:start w:val="1"/>
+      <w:numFmt w:val="bullet"/>
+      <w:lvlText w:val=""/>
+      <w:lvlJc w:val="left"/>
+      <w:pPr>
+        <w:ind w:left="720" w:hanging="360"/>
+      </w:pPr>
+      <w:rPr>
+        <w:rFonts w:ascii="Symbol" w:hAnsi="Symbol" w:hint="default"/>
+      </w:rPr>
+    </w:lvl>
+    <w:lvl w:ilvl="1" w:tplc="04090003">
+      <w:start w:val="1"/>
+      <w:numFmt w:val="bullet"/>
+      <w:lvlText w:val="o"/>
+      <w:lvlJc w:val="left"/>
+      <w:pPr>
+        <w:ind w:left="1440" w:hanging="360"/>
+      </w:pPr>
+      <w:rPr>
+        <w:rFonts w:ascii="Courier New" w:hAnsi="Courier New" w:cs="Courier New" w:hint="default"/>
+      </w:rPr>
+    </w:lvl>
+    <w:lvl w:ilvl="2" w:tplc="04090005" w:tentative="1">
+      <w:start w:val="1"/>
+      <w:numFmt w:val="bullet"/>
+      <w:lvlText w:val=""/>
+      <w:lvlJc w:val="left"/>
+      <w:pPr>
+        <w:ind w:left="2160" w:hanging="360"/>
+      </w:pPr>
+      <w:rPr>
+        <w:rFonts w:ascii="Wingdings" w:hAnsi="Wingdings" w:hint="default"/>
+      </w:rPr>
+    </w:lvl>
+    <w:lvl w:ilvl="3" w:tplc="04090001" w:tentative="1">
+      <w:start w:val="1"/>
+      <w:numFmt w:val="bullet"/>
+      <w:lvlText w:val=""/>
+      <w:lvlJc w:val="left"/>
+      <w:pPr>
+        <w:ind w:left="2880" w:hanging="360"/>
+      </w:pPr>
+      <w:rPr>
+        <w:rFonts w:ascii="Symbol" w:hAnsi="Symbol" w:hint="default"/>
+      </w:rPr>
+    </w:lvl>
+    <w:lvl w:ilvl="4" w:tplc="04090003" w:tentative="1">
+      <w:start w:val="1"/>
+      <w:numFmt w:val="bullet"/>
+      <w:lvlText w:val="o"/>
+      <w:lvlJc w:val="left"/>
+      <w:pPr>
+        <w:ind w:left="3600" w:hanging="360"/>
+      </w:pPr>
+      <w:rPr>
+        <w:rFonts w:ascii="Courier New" w:hAnsi="Courier New" w:cs="Courier New" w:hint="default"/>
+      </w:rPr>
+    </w:lvl>
+    <w:lvl w:ilvl="5" w:tplc="04090005" w:tentative="1">
+      <w:start w:val="1"/>
+      <w:numFmt w:val="bullet"/>
+      <w:lvlText w:val=""/>
+      <w:lvlJc w:val="left"/>
+      <w:pPr>
+        <w:ind w:left="4320" w:hanging="360"/>
+      </w:pPr>
+      <w:rPr>
+        <w:rFonts w:ascii="Wingdings" w:hAnsi="Wingdings" w:hint="default"/>
+      </w:rPr>
+    </w:lvl>
+    <w:lvl w:ilvl="6" w:tplc="04090001" w:tentative="1">
+      <w:start w:val="1"/>
+      <w:numFmt w:val="bullet"/>
+      <w:lvlText w:val=""/>
+      <w:lvlJc w:val="left"/>
+      <w:pPr>
+        <w:ind w:left="5040" w:hanging="360"/>
+      </w:pPr>
+      <w:rPr>
+        <w:rFonts w:ascii="Symbol" w:hAnsi="Symbol" w:hint="default"/>
+      </w:rPr>
+    </w:lvl>
+    <w:lvl w:ilvl="7" w:tplc="04090003" w:tentative="1">
+      <w:start w:val="1"/>
+      <w:numFmt w:val="bullet"/>
+      <w:lvlText w:val="o"/>
+      <w:lvlJc w:val="left"/>
+      <w:pPr>
+        <w:ind w:left="5760" w:hanging="360"/>
+      </w:pPr>
+      <w:rPr>
+        <w:rFonts w:ascii="Courier New" w:hAnsi="Courier New" w:cs="Courier New" w:hint="default"/>
+      </w:rPr>
+    </w:lvl>
+    <w:lvl w:ilvl="8" w:tplc="04090005" w:tentative="1">
+      <w:start w:val="1"/>
+      <w:numFmt w:val="bullet"/>
+      <w:lvlText w:val=""/>
+      <w:lvlJc w:val="left"/>
+      <w:pPr>
+        <w:ind w:left="6480" w:hanging="360"/>
+      </w:pPr>
+      <w:rPr>
+        <w:rFonts w:ascii="Wingdings" w:hAnsi="Wingdings" w:hint="default"/>
+      </w:rPr>
+    </w:lvl>
+  </w:abstractNum>
+  <w:abstractNum w:abstractNumId="17" w15:restartNumberingAfterBreak="0">
     <w:nsid w:val="2B9366F9"/>
     <w:multiLevelType w:val="hybridMultilevel"/>
     <w:tmpl w:val="3DEA8C56"/>
@@ -6049,7 +7303,7 @@
       </w:rPr>
     </w:lvl>
   </w:abstractNum>
-  <w:abstractNum w:abstractNumId="15" w15:restartNumberingAfterBreak="0">
+  <w:abstractNum w:abstractNumId="18" w15:restartNumberingAfterBreak="0">
     <w:nsid w:val="2D4E5745"/>
     <w:multiLevelType w:val="multilevel"/>
     <w:tmpl w:val="AA1220E4"/>
@@ -6162,23 +7416,25 @@
       </w:rPr>
     </w:lvl>
   </w:abstractNum>
-  <w:abstractNum w:abstractNumId="16" w15:restartNumberingAfterBreak="0">
+  <w:abstractNum w:abstractNumId="19" w15:restartNumberingAfterBreak="0">
     <w:nsid w:val="302D5A89"/>
     <w:multiLevelType w:val="hybridMultilevel"/>
-    <w:tmpl w:val="FB48912C"/>
-    <w:lvl w:ilvl="0" w:tplc="04090017">
-      <w:start w:val="1"/>
-      <w:numFmt w:val="lowerLetter"/>
-      <w:lvlText w:val="%1)"/>
+    <w:tmpl w:val="397A56D0"/>
+    <w:lvl w:ilvl="0" w:tplc="DBA4A5C2">
+      <w:start w:val="1"/>
+      <w:numFmt w:val="decimal"/>
+      <w:lvlText w:val="%1."/>
       <w:lvlJc w:val="left"/>
       <w:pPr>
         <w:ind w:left="720" w:hanging="360"/>
       </w:pPr>
       <w:rPr>
-        <w:rFonts w:hint="default"/>
-      </w:rPr>
-    </w:lvl>
-    <w:lvl w:ilvl="1" w:tplc="04090019" w:tentative="1">
+        <w:rFonts w:asciiTheme="minorHAnsi" w:eastAsiaTheme="minorHAnsi" w:hAnsiTheme="minorHAnsi" w:cstheme="minorBidi"/>
+        <w:b/>
+        <w:bCs/>
+      </w:rPr>
+    </w:lvl>
+    <w:lvl w:ilvl="1" w:tplc="02D2AA72">
       <w:start w:val="1"/>
       <w:numFmt w:val="lowerLetter"/>
       <w:lvlText w:val="%2."/>
@@ -6186,8 +7442,12 @@
       <w:pPr>
         <w:ind w:left="1440" w:hanging="360"/>
       </w:pPr>
-    </w:lvl>
-    <w:lvl w:ilvl="2" w:tplc="0409001B" w:tentative="1">
+      <w:rPr>
+        <w:b w:val="0"/>
+        <w:bCs w:val="0"/>
+      </w:rPr>
+    </w:lvl>
+    <w:lvl w:ilvl="2" w:tplc="0409001B">
       <w:start w:val="1"/>
       <w:numFmt w:val="lowerRoman"/>
       <w:lvlText w:val="%3."/>
@@ -6251,7 +7511,7 @@
       </w:pPr>
     </w:lvl>
   </w:abstractNum>
-  <w:abstractNum w:abstractNumId="17" w15:restartNumberingAfterBreak="0">
+  <w:abstractNum w:abstractNumId="20" w15:restartNumberingAfterBreak="0">
     <w:nsid w:val="30FC5DAE"/>
     <w:multiLevelType w:val="hybridMultilevel"/>
     <w:tmpl w:val="3630246A"/>
@@ -6340,7 +7600,7 @@
       </w:pPr>
     </w:lvl>
   </w:abstractNum>
-  <w:abstractNum w:abstractNumId="18" w15:restartNumberingAfterBreak="0">
+  <w:abstractNum w:abstractNumId="21" w15:restartNumberingAfterBreak="0">
     <w:nsid w:val="37347E38"/>
     <w:multiLevelType w:val="multilevel"/>
     <w:tmpl w:val="AA1220E4"/>
@@ -6453,7 +7713,7 @@
       </w:rPr>
     </w:lvl>
   </w:abstractNum>
-  <w:abstractNum w:abstractNumId="19" w15:restartNumberingAfterBreak="0">
+  <w:abstractNum w:abstractNumId="22" w15:restartNumberingAfterBreak="0">
     <w:nsid w:val="37D40170"/>
     <w:multiLevelType w:val="hybridMultilevel"/>
     <w:tmpl w:val="C8C2381A"/>
@@ -6566,7 +7826,7 @@
       </w:rPr>
     </w:lvl>
   </w:abstractNum>
-  <w:abstractNum w:abstractNumId="20" w15:restartNumberingAfterBreak="0">
+  <w:abstractNum w:abstractNumId="23" w15:restartNumberingAfterBreak="0">
     <w:nsid w:val="3D122CF8"/>
     <w:multiLevelType w:val="hybridMultilevel"/>
     <w:tmpl w:val="A0D46588"/>
@@ -6679,7 +7939,7 @@
       </w:rPr>
     </w:lvl>
   </w:abstractNum>
-  <w:abstractNum w:abstractNumId="21" w15:restartNumberingAfterBreak="0">
+  <w:abstractNum w:abstractNumId="24" w15:restartNumberingAfterBreak="0">
     <w:nsid w:val="44930EBA"/>
     <w:multiLevelType w:val="hybridMultilevel"/>
     <w:tmpl w:val="5DF03DF0"/>
@@ -6792,7 +8052,7 @@
       </w:rPr>
     </w:lvl>
   </w:abstractNum>
-  <w:abstractNum w:abstractNumId="22" w15:restartNumberingAfterBreak="0">
+  <w:abstractNum w:abstractNumId="25" w15:restartNumberingAfterBreak="0">
     <w:nsid w:val="46CD775F"/>
     <w:multiLevelType w:val="hybridMultilevel"/>
     <w:tmpl w:val="F1FC0E9C"/>
@@ -6881,7 +8141,7 @@
       </w:pPr>
     </w:lvl>
   </w:abstractNum>
-  <w:abstractNum w:abstractNumId="23" w15:restartNumberingAfterBreak="0">
+  <w:abstractNum w:abstractNumId="26" w15:restartNumberingAfterBreak="0">
     <w:nsid w:val="47B831FF"/>
     <w:multiLevelType w:val="hybridMultilevel"/>
     <w:tmpl w:val="9702C712"/>
@@ -6909,7 +8169,7 @@
         <w:rFonts w:ascii="Courier New" w:hAnsi="Courier New" w:cs="Courier New" w:hint="default"/>
       </w:rPr>
     </w:lvl>
-    <w:lvl w:ilvl="2" w:tplc="04090005" w:tentative="1">
+    <w:lvl w:ilvl="2" w:tplc="04090005">
       <w:start w:val="1"/>
       <w:numFmt w:val="bullet"/>
       <w:lvlText w:val=""/>
@@ -6921,7 +8181,7 @@
         <w:rFonts w:ascii="Wingdings" w:hAnsi="Wingdings" w:hint="default"/>
       </w:rPr>
     </w:lvl>
-    <w:lvl w:ilvl="3" w:tplc="04090001" w:tentative="1">
+    <w:lvl w:ilvl="3" w:tplc="04090001">
       <w:start w:val="1"/>
       <w:numFmt w:val="bullet"/>
       <w:lvlText w:val=""/>
@@ -6994,7 +8254,7 @@
       </w:rPr>
     </w:lvl>
   </w:abstractNum>
-  <w:abstractNum w:abstractNumId="24" w15:restartNumberingAfterBreak="0">
+  <w:abstractNum w:abstractNumId="27" w15:restartNumberingAfterBreak="0">
     <w:nsid w:val="539677BE"/>
     <w:multiLevelType w:val="hybridMultilevel"/>
     <w:tmpl w:val="15BC43BC"/>
@@ -7107,7 +8367,7 @@
       </w:rPr>
     </w:lvl>
   </w:abstractNum>
-  <w:abstractNum w:abstractNumId="25" w15:restartNumberingAfterBreak="0">
+  <w:abstractNum w:abstractNumId="28" w15:restartNumberingAfterBreak="0">
     <w:nsid w:val="57467316"/>
     <w:multiLevelType w:val="hybridMultilevel"/>
     <w:tmpl w:val="4F18A66A"/>
@@ -7220,7 +8480,7 @@
       </w:rPr>
     </w:lvl>
   </w:abstractNum>
-  <w:abstractNum w:abstractNumId="26" w15:restartNumberingAfterBreak="0">
+  <w:abstractNum w:abstractNumId="29" w15:restartNumberingAfterBreak="0">
     <w:nsid w:val="595734BC"/>
     <w:multiLevelType w:val="multilevel"/>
     <w:tmpl w:val="AA1220E4"/>
@@ -7333,7 +8593,7 @@
       </w:rPr>
     </w:lvl>
   </w:abstractNum>
-  <w:abstractNum w:abstractNumId="27" w15:restartNumberingAfterBreak="0">
+  <w:abstractNum w:abstractNumId="30" w15:restartNumberingAfterBreak="0">
     <w:nsid w:val="60A96E9E"/>
     <w:multiLevelType w:val="hybridMultilevel"/>
     <w:tmpl w:val="DCA67594"/>
@@ -7446,7 +8706,7 @@
       </w:rPr>
     </w:lvl>
   </w:abstractNum>
-  <w:abstractNum w:abstractNumId="28" w15:restartNumberingAfterBreak="0">
+  <w:abstractNum w:abstractNumId="31" w15:restartNumberingAfterBreak="0">
     <w:nsid w:val="62367EDE"/>
     <w:multiLevelType w:val="hybridMultilevel"/>
     <w:tmpl w:val="980CA3C4"/>
@@ -7559,7 +8819,7 @@
       </w:rPr>
     </w:lvl>
   </w:abstractNum>
-  <w:abstractNum w:abstractNumId="29" w15:restartNumberingAfterBreak="0">
+  <w:abstractNum w:abstractNumId="32" w15:restartNumberingAfterBreak="0">
     <w:nsid w:val="637E1550"/>
     <w:multiLevelType w:val="hybridMultilevel"/>
     <w:tmpl w:val="F030090A"/>
@@ -7648,7 +8908,7 @@
       </w:pPr>
     </w:lvl>
   </w:abstractNum>
-  <w:abstractNum w:abstractNumId="30" w15:restartNumberingAfterBreak="0">
+  <w:abstractNum w:abstractNumId="33" w15:restartNumberingAfterBreak="0">
     <w:nsid w:val="662B5A94"/>
     <w:multiLevelType w:val="hybridMultilevel"/>
     <w:tmpl w:val="73A859A8"/>
@@ -7761,7 +9021,7 @@
       </w:rPr>
     </w:lvl>
   </w:abstractNum>
-  <w:abstractNum w:abstractNumId="31" w15:restartNumberingAfterBreak="0">
+  <w:abstractNum w:abstractNumId="34" w15:restartNumberingAfterBreak="0">
     <w:nsid w:val="672842DB"/>
     <w:multiLevelType w:val="hybridMultilevel"/>
     <w:tmpl w:val="205A6040"/>
@@ -7874,7 +9134,7 @@
       </w:rPr>
     </w:lvl>
   </w:abstractNum>
-  <w:abstractNum w:abstractNumId="32" w15:restartNumberingAfterBreak="0">
+  <w:abstractNum w:abstractNumId="35" w15:restartNumberingAfterBreak="0">
     <w:nsid w:val="68EC7CC3"/>
     <w:multiLevelType w:val="hybridMultilevel"/>
     <w:tmpl w:val="456493FC"/>
@@ -7987,7 +9247,7 @@
       </w:rPr>
     </w:lvl>
   </w:abstractNum>
-  <w:abstractNum w:abstractNumId="33" w15:restartNumberingAfterBreak="0">
+  <w:abstractNum w:abstractNumId="36" w15:restartNumberingAfterBreak="0">
     <w:nsid w:val="6AAB7787"/>
     <w:multiLevelType w:val="hybridMultilevel"/>
     <w:tmpl w:val="B3C4EC6A"/>
@@ -8076,7 +9336,7 @@
       </w:pPr>
     </w:lvl>
   </w:abstractNum>
-  <w:abstractNum w:abstractNumId="34" w15:restartNumberingAfterBreak="0">
+  <w:abstractNum w:abstractNumId="37" w15:restartNumberingAfterBreak="0">
     <w:nsid w:val="75C90407"/>
     <w:multiLevelType w:val="hybridMultilevel"/>
     <w:tmpl w:val="40CA1A0A"/>
@@ -8162,7 +9422,7 @@
       </w:pPr>
     </w:lvl>
   </w:abstractNum>
-  <w:abstractNum w:abstractNumId="35" w15:restartNumberingAfterBreak="0">
+  <w:abstractNum w:abstractNumId="38" w15:restartNumberingAfterBreak="0">
     <w:nsid w:val="7623786B"/>
     <w:multiLevelType w:val="hybridMultilevel"/>
     <w:tmpl w:val="E0A6BDD6"/>
@@ -8251,7 +9511,7 @@
       </w:pPr>
     </w:lvl>
   </w:abstractNum>
-  <w:abstractNum w:abstractNumId="36" w15:restartNumberingAfterBreak="0">
+  <w:abstractNum w:abstractNumId="39" w15:restartNumberingAfterBreak="0">
     <w:nsid w:val="77234C08"/>
     <w:multiLevelType w:val="hybridMultilevel"/>
     <w:tmpl w:val="3A38FD64"/>
@@ -8364,7 +9624,7 @@
       </w:rPr>
     </w:lvl>
   </w:abstractNum>
-  <w:abstractNum w:abstractNumId="37" w15:restartNumberingAfterBreak="0">
+  <w:abstractNum w:abstractNumId="40" w15:restartNumberingAfterBreak="0">
     <w:nsid w:val="7C3E19D3"/>
     <w:multiLevelType w:val="hybridMultilevel"/>
     <w:tmpl w:val="D580265A"/>
@@ -8453,7 +9713,7 @@
       </w:pPr>
     </w:lvl>
   </w:abstractNum>
-  <w:abstractNum w:abstractNumId="38" w15:restartNumberingAfterBreak="0">
+  <w:abstractNum w:abstractNumId="41" w15:restartNumberingAfterBreak="0">
     <w:nsid w:val="7CC20493"/>
     <w:multiLevelType w:val="hybridMultilevel"/>
     <w:tmpl w:val="759C66D0"/>
@@ -8566,7 +9826,7 @@
       </w:rPr>
     </w:lvl>
   </w:abstractNum>
-  <w:abstractNum w:abstractNumId="39" w15:restartNumberingAfterBreak="0">
+  <w:abstractNum w:abstractNumId="42" w15:restartNumberingAfterBreak="0">
     <w:nsid w:val="7D503A3E"/>
     <w:multiLevelType w:val="multilevel"/>
     <w:tmpl w:val="AA1220E4"/>
@@ -8679,125 +9939,134 @@
       </w:rPr>
     </w:lvl>
   </w:abstractNum>
-  <w:num w:numId="1" w16cid:durableId="1148980111">
+  <w:num w:numId="1" w16cid:durableId="1120565559">
+    <w:abstractNumId w:val="1"/>
+  </w:num>
+  <w:num w:numId="2" w16cid:durableId="1148980111">
+    <w:abstractNumId w:val="29"/>
+  </w:num>
+  <w:num w:numId="3" w16cid:durableId="1226526390">
+    <w:abstractNumId w:val="34"/>
+  </w:num>
+  <w:num w:numId="4" w16cid:durableId="129446174">
+    <w:abstractNumId w:val="37"/>
+  </w:num>
+  <w:num w:numId="5" w16cid:durableId="1331717369">
+    <w:abstractNumId w:val="0"/>
+  </w:num>
+  <w:num w:numId="6" w16cid:durableId="1342852043">
+    <w:abstractNumId w:val="8"/>
+  </w:num>
+  <w:num w:numId="7" w16cid:durableId="1530803573">
+    <w:abstractNumId w:val="5"/>
+  </w:num>
+  <w:num w:numId="8" w16cid:durableId="153381577">
+    <w:abstractNumId w:val="7"/>
+  </w:num>
+  <w:num w:numId="9" w16cid:durableId="1595436440">
+    <w:abstractNumId w:val="25"/>
+  </w:num>
+  <w:num w:numId="10" w16cid:durableId="1627660113">
+    <w:abstractNumId w:val="9"/>
+  </w:num>
+  <w:num w:numId="11" w16cid:durableId="1651128610">
+    <w:abstractNumId w:val="20"/>
+  </w:num>
+  <w:num w:numId="12" w16cid:durableId="169610572">
+    <w:abstractNumId w:val="27"/>
+  </w:num>
+  <w:num w:numId="13" w16cid:durableId="1706177788">
+    <w:abstractNumId w:val="31"/>
+  </w:num>
+  <w:num w:numId="14" w16cid:durableId="1731461812">
+    <w:abstractNumId w:val="30"/>
+  </w:num>
+  <w:num w:numId="15" w16cid:durableId="181285587">
+    <w:abstractNumId w:val="19"/>
+  </w:num>
+  <w:num w:numId="16" w16cid:durableId="1823303089">
+    <w:abstractNumId w:val="6"/>
+  </w:num>
+  <w:num w:numId="17" w16cid:durableId="1885478898">
+    <w:abstractNumId w:val="17"/>
+  </w:num>
+  <w:num w:numId="18" w16cid:durableId="1894080402">
+    <w:abstractNumId w:val="10"/>
+  </w:num>
+  <w:num w:numId="19" w16cid:durableId="1905481588">
+    <w:abstractNumId w:val="4"/>
+  </w:num>
+  <w:num w:numId="20" w16cid:durableId="203448624">
+    <w:abstractNumId w:val="23"/>
+  </w:num>
+  <w:num w:numId="21" w16cid:durableId="2034648579">
+    <w:abstractNumId w:val="11"/>
+  </w:num>
+  <w:num w:numId="22" w16cid:durableId="2108456525">
+    <w:abstractNumId w:val="36"/>
+  </w:num>
+  <w:num w:numId="23" w16cid:durableId="2109690649">
+    <w:abstractNumId w:val="21"/>
+  </w:num>
+  <w:num w:numId="24" w16cid:durableId="211355350">
+    <w:abstractNumId w:val="32"/>
+  </w:num>
+  <w:num w:numId="25" w16cid:durableId="2132354876">
+    <w:abstractNumId w:val="33"/>
+  </w:num>
+  <w:num w:numId="26" w16cid:durableId="2138449765">
+    <w:abstractNumId w:val="39"/>
+  </w:num>
+  <w:num w:numId="27" w16cid:durableId="216207668">
+    <w:abstractNumId w:val="15"/>
+  </w:num>
+  <w:num w:numId="28" w16cid:durableId="265115091">
+    <w:abstractNumId w:val="2"/>
+  </w:num>
+  <w:num w:numId="29" w16cid:durableId="276105413">
+    <w:abstractNumId w:val="14"/>
+  </w:num>
+  <w:num w:numId="30" w16cid:durableId="294531658">
+    <w:abstractNumId w:val="41"/>
+  </w:num>
+  <w:num w:numId="31" w16cid:durableId="337391328">
+    <w:abstractNumId w:val="42"/>
+  </w:num>
+  <w:num w:numId="32" w16cid:durableId="353119122">
+    <w:abstractNumId w:val="12"/>
+  </w:num>
+  <w:num w:numId="33" w16cid:durableId="362443791">
+    <w:abstractNumId w:val="13"/>
+  </w:num>
+  <w:num w:numId="34" w16cid:durableId="565843641">
+    <w:abstractNumId w:val="40"/>
+  </w:num>
+  <w:num w:numId="35" w16cid:durableId="601112964">
+    <w:abstractNumId w:val="3"/>
+  </w:num>
+  <w:num w:numId="36" w16cid:durableId="601574823">
+    <w:abstractNumId w:val="24"/>
+  </w:num>
+  <w:num w:numId="37" w16cid:durableId="61946985">
+    <w:abstractNumId w:val="22"/>
+  </w:num>
+  <w:num w:numId="38" w16cid:durableId="660741035">
+    <w:abstractNumId w:val="18"/>
+  </w:num>
+  <w:num w:numId="39" w16cid:durableId="698624838">
+    <w:abstractNumId w:val="35"/>
+  </w:num>
+  <w:num w:numId="40" w16cid:durableId="717436862">
+    <w:abstractNumId w:val="16"/>
+  </w:num>
+  <w:num w:numId="41" w16cid:durableId="861672973">
+    <w:abstractNumId w:val="38"/>
+  </w:num>
+  <w:num w:numId="42" w16cid:durableId="953243471">
     <w:abstractNumId w:val="26"/>
   </w:num>
-  <w:num w:numId="2" w16cid:durableId="1226526390">
-    <w:abstractNumId w:val="31"/>
-  </w:num>
-  <w:num w:numId="3" w16cid:durableId="129446174">
-    <w:abstractNumId w:val="34"/>
-  </w:num>
-  <w:num w:numId="4" w16cid:durableId="1331717369">
-    <w:abstractNumId w:val="0"/>
-  </w:num>
-  <w:num w:numId="5" w16cid:durableId="1342852043">
-    <w:abstractNumId w:val="7"/>
-  </w:num>
-  <w:num w:numId="6" w16cid:durableId="153381577">
-    <w:abstractNumId w:val="6"/>
-  </w:num>
-  <w:num w:numId="7" w16cid:durableId="1595436440">
-    <w:abstractNumId w:val="22"/>
-  </w:num>
-  <w:num w:numId="8" w16cid:durableId="1651128610">
-    <w:abstractNumId w:val="17"/>
-  </w:num>
-  <w:num w:numId="9" w16cid:durableId="169610572">
-    <w:abstractNumId w:val="24"/>
-  </w:num>
-  <w:num w:numId="10" w16cid:durableId="1706177788">
+  <w:num w:numId="43" w16cid:durableId="955795512">
     <w:abstractNumId w:val="28"/>
-  </w:num>
-  <w:num w:numId="11" w16cid:durableId="1731461812">
-    <w:abstractNumId w:val="27"/>
-  </w:num>
-  <w:num w:numId="12" w16cid:durableId="1823303089">
-    <w:abstractNumId w:val="5"/>
-  </w:num>
-  <w:num w:numId="13" w16cid:durableId="1905481588">
-    <w:abstractNumId w:val="3"/>
-  </w:num>
-  <w:num w:numId="14" w16cid:durableId="2034648579">
-    <w:abstractNumId w:val="9"/>
-  </w:num>
-  <w:num w:numId="15" w16cid:durableId="2108456525">
-    <w:abstractNumId w:val="33"/>
-  </w:num>
-  <w:num w:numId="16" w16cid:durableId="2109690649">
-    <w:abstractNumId w:val="18"/>
-  </w:num>
-  <w:num w:numId="17" w16cid:durableId="211355350">
-    <w:abstractNumId w:val="29"/>
-  </w:num>
-  <w:num w:numId="18" w16cid:durableId="265115091">
-    <w:abstractNumId w:val="1"/>
-  </w:num>
-  <w:num w:numId="19" w16cid:durableId="276105413">
-    <w:abstractNumId w:val="12"/>
-  </w:num>
-  <w:num w:numId="20" w16cid:durableId="337391328">
-    <w:abstractNumId w:val="39"/>
-  </w:num>
-  <w:num w:numId="21" w16cid:durableId="353119122">
-    <w:abstractNumId w:val="10"/>
-  </w:num>
-  <w:num w:numId="22" w16cid:durableId="362443791">
-    <w:abstractNumId w:val="11"/>
-  </w:num>
-  <w:num w:numId="23" w16cid:durableId="565843641">
-    <w:abstractNumId w:val="37"/>
-  </w:num>
-  <w:num w:numId="24" w16cid:durableId="601112964">
-    <w:abstractNumId w:val="2"/>
-  </w:num>
-  <w:num w:numId="25" w16cid:durableId="61946985">
-    <w:abstractNumId w:val="19"/>
-  </w:num>
-  <w:num w:numId="26" w16cid:durableId="660741035">
-    <w:abstractNumId w:val="15"/>
-  </w:num>
-  <w:num w:numId="27" w16cid:durableId="861672973">
-    <w:abstractNumId w:val="35"/>
-  </w:num>
-  <w:num w:numId="28" w16cid:durableId="955795512">
-    <w:abstractNumId w:val="25"/>
-  </w:num>
-  <w:num w:numId="29" w16cid:durableId="203448624">
-    <w:abstractNumId w:val="20"/>
-  </w:num>
-  <w:num w:numId="30" w16cid:durableId="181285587">
-    <w:abstractNumId w:val="16"/>
-  </w:num>
-  <w:num w:numId="31" w16cid:durableId="2138449765">
-    <w:abstractNumId w:val="36"/>
-  </w:num>
-  <w:num w:numId="32" w16cid:durableId="2132354876">
-    <w:abstractNumId w:val="30"/>
-  </w:num>
-  <w:num w:numId="33" w16cid:durableId="294531658">
-    <w:abstractNumId w:val="38"/>
-  </w:num>
-  <w:num w:numId="34" w16cid:durableId="1885478898">
-    <w:abstractNumId w:val="14"/>
-  </w:num>
-  <w:num w:numId="35" w16cid:durableId="698624838">
-    <w:abstractNumId w:val="32"/>
-  </w:num>
-  <w:num w:numId="36" w16cid:durableId="1894080402">
-    <w:abstractNumId w:val="8"/>
-  </w:num>
-  <w:num w:numId="37" w16cid:durableId="216207668">
-    <w:abstractNumId w:val="13"/>
-  </w:num>
-  <w:num w:numId="38" w16cid:durableId="601574823">
-    <w:abstractNumId w:val="21"/>
-  </w:num>
-  <w:num w:numId="39" w16cid:durableId="1530803573">
-    <w:abstractNumId w:val="4"/>
-  </w:num>
-  <w:num w:numId="40" w16cid:durableId="953243471">
-    <w:abstractNumId w:val="23"/>
   </w:num>
 </w:numbering>
 </file>
@@ -8806,6 +10075,9 @@
 <w15:people xmlns:wpc="http://schemas.microsoft.com/office/word/2010/wordprocessingCanvas" xmlns:cx="http://schemas.microsoft.com/office/drawing/2014/chartex" xmlns:cx1="http://schemas.microsoft.com/office/drawing/2015/9/8/chartex" xmlns:cx2="http://schemas.microsoft.com/office/drawing/2015/10/21/chartex" xmlns:cx3="http://schemas.microsoft.com/office/drawing/2016/5/9/chartex" xmlns:cx4="http://schemas.microsoft.com/office/drawing/2016/5/10/chartex" xmlns:cx5="http://schemas.microsoft.com/office/drawing/2016/5/11/chartex" xmlns:cx6="http://schemas.microsoft.com/office/drawing/2016/5/12/chartex" xmlns:cx7="http://schemas.microsoft.com/office/drawing/2016/5/13/chartex" xmlns:cx8="http://schemas.microsoft.com/office/drawing/2016/5/14/chartex" xmlns:mc="http://schemas.openxmlformats.org/markup-compatibility/2006" xmlns:aink="http://schemas.microsoft.com/office/drawing/2016/ink" xmlns:am3d="http://schemas.microsoft.com/office/drawing/2017/model3d" xmlns:o="urn:schemas-microsoft-com:office:office" xmlns:oel="http://schemas.microsoft.com/office/2019/extlst" xmlns:r="http://schemas.openxmlformats.org/officeDocument/2006/relationships" xmlns:m="http://schemas.openxmlformats.org/officeDocument/2006/math" xmlns:v="urn:schemas-microsoft-com:vml" xmlns:wp14="http://schemas.microsoft.com/office/word/2010/wordprocessingDrawing" xmlns:wp="http://schemas.openxmlformats.org/drawingml/2006/wordprocessingDrawing" xmlns:w10="urn:schemas-microsoft-com:office:word" xmlns:w="http://schemas.openxmlformats.org/wordprocessingml/2006/main" xmlns:w14="http://schemas.microsoft.com/office/word/2010/wordml" xmlns:w15="http://schemas.microsoft.com/office/word/2012/wordml" xmlns:w16cex="http://schemas.microsoft.com/office/word/2018/wordml/cex" xmlns:w16cid="http://schemas.microsoft.com/office/word/2016/wordml/cid" xmlns:w16="http://schemas.microsoft.com/office/word/2018/wordml" xmlns:w16du="http://schemas.microsoft.com/office/word/2023/wordml/word16du" xmlns:w16sdtdh="http://schemas.microsoft.com/office/word/2020/wordml/sdtdatahash" xmlns:w16sdtfl="http://schemas.microsoft.com/office/word/2024/wordml/sdtformatlock" xmlns:w16se="http://schemas.microsoft.com/office/word/2015/wordml/symex" xmlns:wpg="http://schemas.microsoft.com/office/word/2010/wordprocessingGroup" xmlns:wpi="http://schemas.microsoft.com/office/word/2010/wordprocessingInk" xmlns:wne="http://schemas.microsoft.com/office/word/2006/wordml" xmlns:wps="http://schemas.microsoft.com/office/word/2010/wordprocessingShape" mc:Ignorable="w14 w15 w16se w16cid w16 w16cex w16sdtdh w16sdtfl w16du wp14">
   <w15:person w15:author="William Mayer">
     <w15:presenceInfo w15:providerId="AD" w15:userId="S::WMayer@teamster.org::664c64a6-cbf4-4a71-9c8c-01067686c06e"/>
+  </w15:person>
+  <w15:person w15:author="Emma Damazo">
+    <w15:presenceInfo w15:providerId="AD" w15:userId="S::edamazo@teamster.org::19bbd049-b238-4d97-93ff-57dac4b77144"/>
   </w15:person>
 </w15:people>
 </file>
@@ -9210,7 +10482,7 @@
   <w:style w:type="paragraph" w:default="1" w:styleId="Normal">
     <w:name w:val="Normal"/>
     <w:qFormat/>
-    <w:rsid w:val="00C37B0C"/>
+    <w:rsid w:val="002C0893"/>
   </w:style>
   <w:style w:type="paragraph" w:styleId="Heading1">
     <w:name w:val="heading 1"/>
@@ -10355,6 +11627,15 @@
 </file>
 
 <file path=customXml/item2.xml><?xml version="1.0" encoding="utf-8"?>
+<?mso-contentType ?>
+<FormTemplates xmlns="http://schemas.microsoft.com/sharepoint/v3/contenttype/forms">
+  <Display>DocumentLibraryForm</Display>
+  <Edit>DocumentLibraryForm</Edit>
+  <New>DocumentLibraryForm</New>
+</FormTemplates>
+</file>
+
+<file path=customXml/item3.xml><?xml version="1.0" encoding="utf-8"?>
 <ct:contentTypeSchema xmlns:ct="http://schemas.microsoft.com/office/2006/metadata/contentType" xmlns:ma="http://schemas.microsoft.com/office/2006/metadata/properties/metaAttributes" ct:_="" ma:_="" ma:contentTypeName="Document" ma:contentTypeID="0x010100D7980BFB4F9BC544987288147682D73B" ma:contentTypeVersion="9" ma:contentTypeDescription="Create a new document." ma:contentTypeScope="" ma:versionID="7fd8017d59c548b3c0c5384bc66b5906">
   <xsd:schema xmlns:xsd="http://www.w3.org/2001/XMLSchema" xmlns:xs="http://www.w3.org/2001/XMLSchema" xmlns:p="http://schemas.microsoft.com/office/2006/metadata/properties" xmlns:ns3="4799df4e-ad72-4b3e-9a98-1f6c145d0d83" targetNamespace="http://schemas.microsoft.com/office/2006/metadata/properties" ma:root="true" ma:fieldsID="7e3d44d71aa6e72096d8b9c14e0111aa" ns3:_="">
     <xsd:import namespace="4799df4e-ad72-4b3e-9a98-1f6c145d0d83"/>
@@ -10530,19 +11811,6 @@
 </ct:contentTypeSchema>
 </file>
 
-<file path=customXml/item3.xml><?xml version="1.0" encoding="utf-8"?>
-<?mso-contentType ?>
-<FormTemplates xmlns="http://schemas.microsoft.com/sharepoint/v3/contenttype/forms">
-  <Display>DocumentLibraryForm</Display>
-  <Edit>DocumentLibraryForm</Edit>
-  <New>DocumentLibraryForm</New>
-</FormTemplates>
-</file>
-
-<file path=customXml/item4.xml><?xml version="1.0" encoding="utf-8"?>
-<b:Sources xmlns:b="http://schemas.openxmlformats.org/officeDocument/2006/bibliography" xmlns="http://schemas.openxmlformats.org/officeDocument/2006/bibliography" SelectedStyle="\APASixthEditionOfficeOnline.xsl" StyleName="APA" Version="6"/>
-</file>
-
 <file path=customXml/itemProps1.xml><?xml version="1.0" encoding="utf-8"?>
 <ds:datastoreItem xmlns:ds="http://schemas.openxmlformats.org/officeDocument/2006/customXml" ds:itemID="{2D8600CC-9F82-4118-B36F-8B7AAD016428}">
   <ds:schemaRefs>
@@ -10554,6 +11822,14 @@
 </file>
 
 <file path=customXml/itemProps2.xml><?xml version="1.0" encoding="utf-8"?>
+<ds:datastoreItem xmlns:ds="http://schemas.openxmlformats.org/officeDocument/2006/customXml" ds:itemID="{A0D73F49-B7AB-413C-B2B8-09C2AD268723}">
+  <ds:schemaRefs>
+    <ds:schemaRef ds:uri="http://schemas.microsoft.com/sharepoint/v3/contenttype/forms"/>
+  </ds:schemaRefs>
+</ds:datastoreItem>
+</file>
+
+<file path=customXml/itemProps3.xml><?xml version="1.0" encoding="utf-8"?>
 <ds:datastoreItem xmlns:ds="http://schemas.openxmlformats.org/officeDocument/2006/customXml" ds:itemID="{3BD1AC93-94E3-4766-A495-CF354B273B12}">
   <ds:schemaRefs>
     <ds:schemaRef ds:uri="http://schemas.microsoft.com/office/2006/metadata/contentType"/>
@@ -10571,22 +11847,6 @@
 </ds:datastoreItem>
 </file>
 
-<file path=customXml/itemProps3.xml><?xml version="1.0" encoding="utf-8"?>
-<ds:datastoreItem xmlns:ds="http://schemas.openxmlformats.org/officeDocument/2006/customXml" ds:itemID="{A0D73F49-B7AB-413C-B2B8-09C2AD268723}">
-  <ds:schemaRefs>
-    <ds:schemaRef ds:uri="http://schemas.microsoft.com/sharepoint/v3/contenttype/forms"/>
-  </ds:schemaRefs>
-</ds:datastoreItem>
-</file>
-
-<file path=customXml/itemProps4.xml><?xml version="1.0" encoding="utf-8"?>
-<ds:datastoreItem xmlns:ds="http://schemas.openxmlformats.org/officeDocument/2006/customXml" ds:itemID="{A4C3A61E-E6EE-4115-A1AB-8408C6C71EAA}">
-  <ds:schemaRefs>
-    <ds:schemaRef ds:uri="http://schemas.openxmlformats.org/officeDocument/2006/bibliography"/>
-  </ds:schemaRefs>
-</ds:datastoreItem>
-</file>
-
 <file path=docMetadata/LabelInfo.xml><?xml version="1.0" encoding="utf-8"?>
 <clbl:labelList xmlns:clbl="http://schemas.microsoft.com/office/2020/mipLabelMetadata">
   <clbl:label id="{a97187cc-2757-4a29-85af-e7a30e25fa17}" enabled="0" method="" siteId="{a97187cc-2757-4a29-85af-e7a30e25fa17}" removed="1"/>
